--- a/Document/@05.SRM_Raywatt.docx
+++ b/Document/@05.SRM_Raywatt.docx
@@ -961,8 +961,6 @@
           </w:tcPr>
           <w:p>
             <w:pPr>
-              <w:wordWrap/>
-              <w:jc w:val="center"/>
               <w:rPr>
                 <w:rFonts w:asciiTheme="minorEastAsia" w:eastAsiaTheme="minorEastAsia" w:hAnsiTheme="minorEastAsia" w:cs="Arial"/>
                 <w:szCs w:val="20"/>
@@ -992,10 +990,6 @@
           </w:tcPr>
           <w:p>
             <w:pPr>
-              <w:wordWrap/>
-              <w:adjustRightInd w:val="0"/>
-              <w:snapToGrid w:val="0"/>
-              <w:jc w:val="center"/>
               <w:rPr>
                 <w:rFonts w:asciiTheme="minorEastAsia" w:eastAsiaTheme="minorEastAsia" w:hAnsiTheme="minorEastAsia" w:cs="Arial"/>
                 <w:szCs w:val="20"/>
@@ -1053,9 +1047,6 @@
           </w:tcPr>
           <w:p>
             <w:pPr>
-              <w:wordWrap/>
-              <w:jc w:val="center"/>
-              <w:outlineLvl w:val="1"/>
               <w:rPr>
                 <w:rFonts w:asciiTheme="minorEastAsia" w:eastAsiaTheme="minorEastAsia" w:hAnsiTheme="minorEastAsia" w:cs="Arial"/>
                 <w:szCs w:val="20"/>
@@ -1740,10 +1731,9 @@
             <w:pStyle w:val="TOC"/>
             <w:spacing w:line="360" w:lineRule="auto"/>
             <w:rPr>
-              <w:rFonts w:ascii="Arial" w:eastAsia="바탕" w:hAnsi="Arial" w:cs="Arial"/>
+              <w:rFonts w:ascii="Arial" w:hAnsi="Arial" w:cs="Arial"/>
               <w:b/>
               <w:color w:val="auto"/>
-              <w:kern w:val="2"/>
               <w:sz w:val="24"/>
               <w:szCs w:val="24"/>
               <w:lang w:val="ko-KR"/>
@@ -1765,9 +1755,21 @@
         </w:p>
         <w:p>
           <w:pPr>
+            <w:rPr>
+              <w:rFonts w:hint="eastAsia"/>
+              <w:lang w:val="ko-KR"/>
+            </w:rPr>
+          </w:pPr>
+        </w:p>
+        <w:p>
+          <w:pPr>
             <w:pStyle w:val="10"/>
+            <w:spacing w:line="276" w:lineRule="auto"/>
             <w:rPr>
-              <w:rStyle w:val="a8"/>
+              <w:rFonts w:asciiTheme="minorHAnsi" w:hAnsiTheme="minorHAnsi" w:cstheme="minorBidi"/>
+              <w:b w:val="0"/>
+              <w:sz w:val="24"/>
+              <w14:ligatures w14:val="standardContextual"/>
             </w:rPr>
           </w:pPr>
           <w:r>
@@ -1791,114 +1793,427 @@
             </w:rPr>
             <w:fldChar w:fldCharType="separate"/>
           </w:r>
+          <w:hyperlink w:anchor="_Toc140061941" w:history="1">
+            <w:r>
+              <w:rPr>
+                <w:rStyle w:val="a8"/>
+                <w:rFonts w:asciiTheme="minorHAnsi" w:hAnsiTheme="minorHAnsi"/>
+                <w:sz w:val="24"/>
+              </w:rPr>
+              <w:t>1. 적용 범위 및 목적 (Scope and Purpose)</w:t>
+            </w:r>
+            <w:r>
+              <w:rPr>
+                <w:rFonts w:asciiTheme="minorHAnsi" w:hAnsiTheme="minorHAnsi"/>
+                <w:webHidden/>
+                <w:sz w:val="24"/>
+              </w:rPr>
+              <w:tab/>
+            </w:r>
+            <w:r>
+              <w:rPr>
+                <w:rFonts w:asciiTheme="minorHAnsi" w:hAnsiTheme="minorHAnsi"/>
+                <w:webHidden/>
+                <w:sz w:val="24"/>
+              </w:rPr>
+              <w:fldChar w:fldCharType="begin"/>
+            </w:r>
+            <w:r>
+              <w:rPr>
+                <w:rFonts w:asciiTheme="minorHAnsi" w:hAnsiTheme="minorHAnsi"/>
+                <w:webHidden/>
+                <w:sz w:val="24"/>
+              </w:rPr>
+              <w:instrText xml:space="preserve"> PAGEREF _Toc140061941 \h </w:instrText>
+            </w:r>
+            <w:r>
+              <w:rPr>
+                <w:rFonts w:asciiTheme="minorHAnsi" w:hAnsiTheme="minorHAnsi"/>
+                <w:webHidden/>
+                <w:sz w:val="24"/>
+              </w:rPr>
+            </w:r>
+            <w:r>
+              <w:rPr>
+                <w:rFonts w:asciiTheme="minorHAnsi" w:hAnsiTheme="minorHAnsi"/>
+                <w:webHidden/>
+                <w:sz w:val="24"/>
+              </w:rPr>
+              <w:fldChar w:fldCharType="separate"/>
+            </w:r>
+            <w:r>
+              <w:rPr>
+                <w:rFonts w:asciiTheme="minorHAnsi" w:hAnsiTheme="minorHAnsi"/>
+                <w:webHidden/>
+                <w:sz w:val="24"/>
+              </w:rPr>
+              <w:t>4</w:t>
+            </w:r>
+            <w:r>
+              <w:rPr>
+                <w:rFonts w:asciiTheme="minorHAnsi" w:hAnsiTheme="minorHAnsi"/>
+                <w:webHidden/>
+                <w:sz w:val="24"/>
+              </w:rPr>
+              <w:fldChar w:fldCharType="end"/>
+            </w:r>
+          </w:hyperlink>
         </w:p>
         <w:p>
           <w:pPr>
-            <w:pStyle w:val="10"/>
+            <w:pStyle w:val="20"/>
+            <w:tabs>
+              <w:tab w:val="right" w:leader="dot" w:pos="9628"/>
+            </w:tabs>
+            <w:spacing w:line="276" w:lineRule="auto"/>
+            <w:ind w:left="400"/>
             <w:rPr>
-              <w:rStyle w:val="a8"/>
+              <w:rFonts w:asciiTheme="minorHAnsi" w:eastAsiaTheme="minorHAnsi" w:hAnsiTheme="minorHAnsi" w:cstheme="minorBidi"/>
+              <w:noProof/>
+              <w:sz w:val="24"/>
+              <w14:ligatures w14:val="standardContextual"/>
             </w:rPr>
           </w:pPr>
-          <w:hyperlink w:anchor="_Toc50285592" w:history="1">
+          <w:hyperlink w:anchor="_Toc140061942" w:history="1">
             <w:r>
               <w:rPr>
                 <w:rStyle w:val="a8"/>
-              </w:rPr>
-              <w:t xml:space="preserve">1. </w:t>
-            </w:r>
+                <w:rFonts w:asciiTheme="minorHAnsi" w:eastAsiaTheme="minorHAnsi" w:hAnsiTheme="minorHAnsi" w:cs="Arial"/>
+                <w:b/>
+                <w:noProof/>
+                <w:sz w:val="24"/>
+              </w:rPr>
+              <w:t>1.1 적용범위 (Purpose)</w:t>
+            </w:r>
+            <w:r>
+              <w:rPr>
+                <w:rFonts w:asciiTheme="minorHAnsi" w:eastAsiaTheme="minorHAnsi" w:hAnsiTheme="minorHAnsi"/>
+                <w:noProof/>
+                <w:webHidden/>
+                <w:sz w:val="24"/>
+              </w:rPr>
+              <w:tab/>
+            </w:r>
+            <w:r>
+              <w:rPr>
+                <w:rFonts w:asciiTheme="minorHAnsi" w:eastAsiaTheme="minorHAnsi" w:hAnsiTheme="minorHAnsi"/>
+                <w:noProof/>
+                <w:webHidden/>
+                <w:sz w:val="24"/>
+              </w:rPr>
+              <w:fldChar w:fldCharType="begin"/>
+            </w:r>
+            <w:r>
+              <w:rPr>
+                <w:rFonts w:asciiTheme="minorHAnsi" w:eastAsiaTheme="minorHAnsi" w:hAnsiTheme="minorHAnsi"/>
+                <w:noProof/>
+                <w:webHidden/>
+                <w:sz w:val="24"/>
+              </w:rPr>
+              <w:instrText xml:space="preserve"> PAGEREF _Toc140061942 \h </w:instrText>
+            </w:r>
+            <w:r>
+              <w:rPr>
+                <w:rFonts w:asciiTheme="minorHAnsi" w:eastAsiaTheme="minorHAnsi" w:hAnsiTheme="minorHAnsi"/>
+                <w:noProof/>
+                <w:webHidden/>
+                <w:sz w:val="24"/>
+              </w:rPr>
+            </w:r>
+            <w:r>
+              <w:rPr>
+                <w:rFonts w:asciiTheme="minorHAnsi" w:eastAsiaTheme="minorHAnsi" w:hAnsiTheme="minorHAnsi"/>
+                <w:noProof/>
+                <w:webHidden/>
+                <w:sz w:val="24"/>
+              </w:rPr>
+              <w:fldChar w:fldCharType="separate"/>
+            </w:r>
+            <w:r>
+              <w:rPr>
+                <w:rFonts w:asciiTheme="minorHAnsi" w:eastAsiaTheme="minorHAnsi" w:hAnsiTheme="minorHAnsi"/>
+                <w:noProof/>
+                <w:webHidden/>
+                <w:sz w:val="24"/>
+              </w:rPr>
+              <w:t>4</w:t>
+            </w:r>
+            <w:r>
+              <w:rPr>
+                <w:rFonts w:asciiTheme="minorHAnsi" w:eastAsiaTheme="minorHAnsi" w:hAnsiTheme="minorHAnsi"/>
+                <w:noProof/>
+                <w:webHidden/>
+                <w:sz w:val="24"/>
+              </w:rPr>
+              <w:fldChar w:fldCharType="end"/>
+            </w:r>
+          </w:hyperlink>
+        </w:p>
+        <w:p>
+          <w:pPr>
+            <w:pStyle w:val="20"/>
+            <w:tabs>
+              <w:tab w:val="right" w:leader="dot" w:pos="9628"/>
+            </w:tabs>
+            <w:spacing w:line="276" w:lineRule="auto"/>
+            <w:ind w:left="400"/>
+            <w:rPr>
+              <w:rFonts w:asciiTheme="minorHAnsi" w:eastAsiaTheme="minorHAnsi" w:hAnsiTheme="minorHAnsi" w:cstheme="minorBidi"/>
+              <w:noProof/>
+              <w:sz w:val="24"/>
+              <w14:ligatures w14:val="standardContextual"/>
+            </w:rPr>
+          </w:pPr>
+          <w:hyperlink w:anchor="_Toc140061943" w:history="1">
             <w:r>
               <w:rPr>
                 <w:rStyle w:val="a8"/>
-              </w:rPr>
-              <w:t>적용</w:t>
-            </w:r>
+                <w:rFonts w:asciiTheme="minorHAnsi" w:eastAsiaTheme="minorHAnsi" w:hAnsiTheme="minorHAnsi" w:cs="Arial"/>
+                <w:b/>
+                <w:noProof/>
+                <w:sz w:val="24"/>
+              </w:rPr>
+              <w:t>1.2 적용범위 (Scope)</w:t>
+            </w:r>
+            <w:r>
+              <w:rPr>
+                <w:rFonts w:asciiTheme="minorHAnsi" w:eastAsiaTheme="minorHAnsi" w:hAnsiTheme="minorHAnsi"/>
+                <w:noProof/>
+                <w:webHidden/>
+                <w:sz w:val="24"/>
+              </w:rPr>
+              <w:tab/>
+            </w:r>
+            <w:r>
+              <w:rPr>
+                <w:rFonts w:asciiTheme="minorHAnsi" w:eastAsiaTheme="minorHAnsi" w:hAnsiTheme="minorHAnsi"/>
+                <w:noProof/>
+                <w:webHidden/>
+                <w:sz w:val="24"/>
+              </w:rPr>
+              <w:fldChar w:fldCharType="begin"/>
+            </w:r>
+            <w:r>
+              <w:rPr>
+                <w:rFonts w:asciiTheme="minorHAnsi" w:eastAsiaTheme="minorHAnsi" w:hAnsiTheme="minorHAnsi"/>
+                <w:noProof/>
+                <w:webHidden/>
+                <w:sz w:val="24"/>
+              </w:rPr>
+              <w:instrText xml:space="preserve"> PAGEREF _Toc140061943 \h </w:instrText>
+            </w:r>
+            <w:r>
+              <w:rPr>
+                <w:rFonts w:asciiTheme="minorHAnsi" w:eastAsiaTheme="minorHAnsi" w:hAnsiTheme="minorHAnsi"/>
+                <w:noProof/>
+                <w:webHidden/>
+                <w:sz w:val="24"/>
+              </w:rPr>
+            </w:r>
+            <w:r>
+              <w:rPr>
+                <w:rFonts w:asciiTheme="minorHAnsi" w:eastAsiaTheme="minorHAnsi" w:hAnsiTheme="minorHAnsi"/>
+                <w:noProof/>
+                <w:webHidden/>
+                <w:sz w:val="24"/>
+              </w:rPr>
+              <w:fldChar w:fldCharType="separate"/>
+            </w:r>
+            <w:r>
+              <w:rPr>
+                <w:rFonts w:asciiTheme="minorHAnsi" w:eastAsiaTheme="minorHAnsi" w:hAnsiTheme="minorHAnsi"/>
+                <w:noProof/>
+                <w:webHidden/>
+                <w:sz w:val="24"/>
+              </w:rPr>
+              <w:t>4</w:t>
+            </w:r>
+            <w:r>
+              <w:rPr>
+                <w:rFonts w:asciiTheme="minorHAnsi" w:eastAsiaTheme="minorHAnsi" w:hAnsiTheme="minorHAnsi"/>
+                <w:noProof/>
+                <w:webHidden/>
+                <w:sz w:val="24"/>
+              </w:rPr>
+              <w:fldChar w:fldCharType="end"/>
+            </w:r>
+          </w:hyperlink>
+        </w:p>
+        <w:p>
+          <w:pPr>
+            <w:pStyle w:val="20"/>
+            <w:tabs>
+              <w:tab w:val="right" w:leader="dot" w:pos="9628"/>
+            </w:tabs>
+            <w:spacing w:line="276" w:lineRule="auto"/>
+            <w:ind w:left="400"/>
+            <w:rPr>
+              <w:rFonts w:asciiTheme="minorHAnsi" w:eastAsiaTheme="minorHAnsi" w:hAnsiTheme="minorHAnsi" w:cstheme="minorBidi"/>
+              <w:noProof/>
+              <w:sz w:val="24"/>
+              <w14:ligatures w14:val="standardContextual"/>
+            </w:rPr>
+          </w:pPr>
+          <w:hyperlink w:anchor="_Toc140061944" w:history="1">
             <w:r>
               <w:rPr>
                 <w:rStyle w:val="a8"/>
-              </w:rPr>
-              <w:t xml:space="preserve"> </w:t>
-            </w:r>
+                <w:rFonts w:asciiTheme="minorHAnsi" w:eastAsiaTheme="minorHAnsi" w:hAnsiTheme="minorHAnsi" w:cs="Arial"/>
+                <w:b/>
+                <w:noProof/>
+                <w:sz w:val="24"/>
+              </w:rPr>
+              <w:t>1.3 소프트웨어 식별 (Software Identification)</w:t>
+            </w:r>
+            <w:r>
+              <w:rPr>
+                <w:rFonts w:asciiTheme="minorHAnsi" w:eastAsiaTheme="minorHAnsi" w:hAnsiTheme="minorHAnsi"/>
+                <w:noProof/>
+                <w:webHidden/>
+                <w:sz w:val="24"/>
+              </w:rPr>
+              <w:tab/>
+            </w:r>
+            <w:r>
+              <w:rPr>
+                <w:rFonts w:asciiTheme="minorHAnsi" w:eastAsiaTheme="minorHAnsi" w:hAnsiTheme="minorHAnsi"/>
+                <w:noProof/>
+                <w:webHidden/>
+                <w:sz w:val="24"/>
+              </w:rPr>
+              <w:fldChar w:fldCharType="begin"/>
+            </w:r>
+            <w:r>
+              <w:rPr>
+                <w:rFonts w:asciiTheme="minorHAnsi" w:eastAsiaTheme="minorHAnsi" w:hAnsiTheme="minorHAnsi"/>
+                <w:noProof/>
+                <w:webHidden/>
+                <w:sz w:val="24"/>
+              </w:rPr>
+              <w:instrText xml:space="preserve"> PAGEREF _Toc140061944 \h </w:instrText>
+            </w:r>
+            <w:r>
+              <w:rPr>
+                <w:rFonts w:asciiTheme="minorHAnsi" w:eastAsiaTheme="minorHAnsi" w:hAnsiTheme="minorHAnsi"/>
+                <w:noProof/>
+                <w:webHidden/>
+                <w:sz w:val="24"/>
+              </w:rPr>
+            </w:r>
+            <w:r>
+              <w:rPr>
+                <w:rFonts w:asciiTheme="minorHAnsi" w:eastAsiaTheme="minorHAnsi" w:hAnsiTheme="minorHAnsi"/>
+                <w:noProof/>
+                <w:webHidden/>
+                <w:sz w:val="24"/>
+              </w:rPr>
+              <w:fldChar w:fldCharType="separate"/>
+            </w:r>
+            <w:r>
+              <w:rPr>
+                <w:rFonts w:asciiTheme="minorHAnsi" w:eastAsiaTheme="minorHAnsi" w:hAnsiTheme="minorHAnsi"/>
+                <w:noProof/>
+                <w:webHidden/>
+                <w:sz w:val="24"/>
+              </w:rPr>
+              <w:t>4</w:t>
+            </w:r>
+            <w:r>
+              <w:rPr>
+                <w:rFonts w:asciiTheme="minorHAnsi" w:eastAsiaTheme="minorHAnsi" w:hAnsiTheme="minorHAnsi"/>
+                <w:noProof/>
+                <w:webHidden/>
+                <w:sz w:val="24"/>
+              </w:rPr>
+              <w:fldChar w:fldCharType="end"/>
+            </w:r>
+          </w:hyperlink>
+        </w:p>
+        <w:p>
+          <w:pPr>
+            <w:pStyle w:val="20"/>
+            <w:tabs>
+              <w:tab w:val="right" w:leader="dot" w:pos="9628"/>
+            </w:tabs>
+            <w:spacing w:line="276" w:lineRule="auto"/>
+            <w:ind w:left="400"/>
+            <w:rPr>
+              <w:rFonts w:asciiTheme="minorHAnsi" w:eastAsiaTheme="minorHAnsi" w:hAnsiTheme="minorHAnsi" w:cstheme="minorBidi"/>
+              <w:noProof/>
+              <w:sz w:val="24"/>
+              <w14:ligatures w14:val="standardContextual"/>
+            </w:rPr>
+          </w:pPr>
+          <w:hyperlink w:anchor="_Toc140061945" w:history="1">
             <w:r>
               <w:rPr>
                 <w:rStyle w:val="a8"/>
-              </w:rPr>
-              <w:t>범위</w:t>
-            </w:r>
-            <w:r>
-              <w:rPr>
-                <w:rStyle w:val="a8"/>
-              </w:rPr>
-              <w:t xml:space="preserve"> </w:t>
-            </w:r>
-            <w:r>
-              <w:rPr>
-                <w:rStyle w:val="a8"/>
-              </w:rPr>
-              <w:t>및</w:t>
-            </w:r>
-            <w:r>
-              <w:rPr>
-                <w:rStyle w:val="a8"/>
-              </w:rPr>
-              <w:t xml:space="preserve"> </w:t>
-            </w:r>
-            <w:r>
-              <w:rPr>
-                <w:rStyle w:val="a8"/>
-              </w:rPr>
-              <w:t>목적</w:t>
-            </w:r>
-            <w:r>
-              <w:rPr>
-                <w:rStyle w:val="a8"/>
-              </w:rPr>
-              <w:t xml:space="preserve"> (Scope and Purpose)</w:t>
-            </w:r>
-            <w:r>
-              <w:rPr>
-                <w:rStyle w:val="a8"/>
+                <w:rFonts w:asciiTheme="minorHAnsi" w:eastAsiaTheme="minorHAnsi" w:hAnsiTheme="minorHAnsi" w:cs="Arial"/>
+                <w:b/>
+                <w:noProof/>
+                <w:sz w:val="24"/>
+              </w:rPr>
+              <w:t>1.4 관련 규격 (Reference)</w:t>
+            </w:r>
+            <w:r>
+              <w:rPr>
+                <w:rFonts w:asciiTheme="minorHAnsi" w:eastAsiaTheme="minorHAnsi" w:hAnsiTheme="minorHAnsi"/>
+                <w:noProof/>
                 <w:webHidden/>
+                <w:sz w:val="24"/>
               </w:rPr>
               <w:tab/>
             </w:r>
             <w:r>
               <w:rPr>
-                <w:rStyle w:val="a8"/>
+                <w:rFonts w:asciiTheme="minorHAnsi" w:eastAsiaTheme="minorHAnsi" w:hAnsiTheme="minorHAnsi"/>
+                <w:noProof/>
                 <w:webHidden/>
+                <w:sz w:val="24"/>
               </w:rPr>
               <w:fldChar w:fldCharType="begin"/>
             </w:r>
             <w:r>
               <w:rPr>
-                <w:rStyle w:val="a8"/>
+                <w:rFonts w:asciiTheme="minorHAnsi" w:eastAsiaTheme="minorHAnsi" w:hAnsiTheme="minorHAnsi"/>
+                <w:noProof/>
                 <w:webHidden/>
-              </w:rPr>
-              <w:instrText xml:space="preserve"> PAGEREF _Toc50285592 \h </w:instrText>
-            </w:r>
-            <w:r>
-              <w:rPr>
-                <w:rStyle w:val="a8"/>
+                <w:sz w:val="24"/>
+              </w:rPr>
+              <w:instrText xml:space="preserve"> PAGEREF _Toc140061945 \h </w:instrText>
+            </w:r>
+            <w:r>
+              <w:rPr>
+                <w:rFonts w:asciiTheme="minorHAnsi" w:eastAsiaTheme="minorHAnsi" w:hAnsiTheme="minorHAnsi"/>
+                <w:noProof/>
                 <w:webHidden/>
-              </w:rPr>
-            </w:r>
-            <w:r>
-              <w:rPr>
-                <w:rStyle w:val="a8"/>
+                <w:sz w:val="24"/>
+              </w:rPr>
+            </w:r>
+            <w:r>
+              <w:rPr>
+                <w:rFonts w:asciiTheme="minorHAnsi" w:eastAsiaTheme="minorHAnsi" w:hAnsiTheme="minorHAnsi"/>
+                <w:noProof/>
                 <w:webHidden/>
+                <w:sz w:val="24"/>
               </w:rPr>
               <w:fldChar w:fldCharType="separate"/>
             </w:r>
             <w:r>
               <w:rPr>
-                <w:rStyle w:val="a8"/>
+                <w:rFonts w:asciiTheme="minorHAnsi" w:eastAsiaTheme="minorHAnsi" w:hAnsiTheme="minorHAnsi"/>
+                <w:noProof/>
                 <w:webHidden/>
+                <w:sz w:val="24"/>
               </w:rPr>
               <w:t>4</w:t>
             </w:r>
             <w:r>
               <w:rPr>
-                <w:rStyle w:val="a8"/>
+                <w:rFonts w:asciiTheme="minorHAnsi" w:eastAsiaTheme="minorHAnsi" w:hAnsiTheme="minorHAnsi"/>
+                <w:noProof/>
                 <w:webHidden/>
+                <w:sz w:val="24"/>
               </w:rPr>
               <w:fldChar w:fldCharType="end"/>
             </w:r>
@@ -1907,74 +2222,75 @@
         <w:p>
           <w:pPr>
             <w:pStyle w:val="10"/>
+            <w:spacing w:line="276" w:lineRule="auto"/>
             <w:rPr>
-              <w:rStyle w:val="a8"/>
+              <w:rFonts w:asciiTheme="minorHAnsi" w:hAnsiTheme="minorHAnsi" w:cstheme="minorBidi"/>
+              <w:b w:val="0"/>
+              <w:sz w:val="24"/>
+              <w14:ligatures w14:val="standardContextual"/>
             </w:rPr>
           </w:pPr>
-          <w:hyperlink w:anchor="_Toc50285593" w:history="1">
+          <w:hyperlink w:anchor="_Toc140061946" w:history="1">
             <w:r>
               <w:rPr>
                 <w:rStyle w:val="a8"/>
-              </w:rPr>
-              <w:t xml:space="preserve">1.1 </w:t>
-            </w:r>
-            <w:r>
-              <w:rPr>
-                <w:rStyle w:val="a8"/>
-              </w:rPr>
-              <w:t>적용범위</w:t>
-            </w:r>
-            <w:r>
-              <w:rPr>
-                <w:rStyle w:val="a8"/>
-              </w:rPr>
-              <w:t xml:space="preserve"> (Purpose)</w:t>
-            </w:r>
-            <w:r>
-              <w:rPr>
-                <w:rStyle w:val="a8"/>
+                <w:rFonts w:asciiTheme="minorHAnsi" w:hAnsiTheme="minorHAnsi"/>
+                <w:sz w:val="24"/>
+              </w:rPr>
+              <w:t>2. 위험 관리 계획 (Risk Management Plan)</w:t>
+            </w:r>
+            <w:r>
+              <w:rPr>
+                <w:rFonts w:asciiTheme="minorHAnsi" w:hAnsiTheme="minorHAnsi"/>
                 <w:webHidden/>
+                <w:sz w:val="24"/>
               </w:rPr>
               <w:tab/>
             </w:r>
             <w:r>
               <w:rPr>
-                <w:rStyle w:val="a8"/>
+                <w:rFonts w:asciiTheme="minorHAnsi" w:hAnsiTheme="minorHAnsi"/>
                 <w:webHidden/>
+                <w:sz w:val="24"/>
               </w:rPr>
               <w:fldChar w:fldCharType="begin"/>
             </w:r>
             <w:r>
               <w:rPr>
-                <w:rStyle w:val="a8"/>
+                <w:rFonts w:asciiTheme="minorHAnsi" w:hAnsiTheme="minorHAnsi"/>
                 <w:webHidden/>
-              </w:rPr>
-              <w:instrText xml:space="preserve"> PAGEREF _Toc50285593 \h </w:instrText>
-            </w:r>
-            <w:r>
-              <w:rPr>
-                <w:rStyle w:val="a8"/>
+                <w:sz w:val="24"/>
+              </w:rPr>
+              <w:instrText xml:space="preserve"> PAGEREF _Toc140061946 \h </w:instrText>
+            </w:r>
+            <w:r>
+              <w:rPr>
+                <w:rFonts w:asciiTheme="minorHAnsi" w:hAnsiTheme="minorHAnsi"/>
                 <w:webHidden/>
-              </w:rPr>
-            </w:r>
-            <w:r>
-              <w:rPr>
-                <w:rStyle w:val="a8"/>
+                <w:sz w:val="24"/>
+              </w:rPr>
+            </w:r>
+            <w:r>
+              <w:rPr>
+                <w:rFonts w:asciiTheme="minorHAnsi" w:hAnsiTheme="minorHAnsi"/>
                 <w:webHidden/>
+                <w:sz w:val="24"/>
               </w:rPr>
               <w:fldChar w:fldCharType="separate"/>
             </w:r>
             <w:r>
               <w:rPr>
-                <w:rStyle w:val="a8"/>
+                <w:rFonts w:asciiTheme="minorHAnsi" w:hAnsiTheme="minorHAnsi"/>
                 <w:webHidden/>
-              </w:rPr>
-              <w:t>4</w:t>
-            </w:r>
-            <w:r>
-              <w:rPr>
-                <w:rStyle w:val="a8"/>
+                <w:sz w:val="24"/>
+              </w:rPr>
+              <w:t>5</w:t>
+            </w:r>
+            <w:r>
+              <w:rPr>
+                <w:rFonts w:asciiTheme="minorHAnsi" w:hAnsiTheme="minorHAnsi"/>
                 <w:webHidden/>
+                <w:sz w:val="24"/>
               </w:rPr>
               <w:fldChar w:fldCharType="end"/>
             </w:r>
@@ -1983,74 +2299,75 @@
         <w:p>
           <w:pPr>
             <w:pStyle w:val="10"/>
+            <w:spacing w:line="276" w:lineRule="auto"/>
             <w:rPr>
-              <w:rStyle w:val="a8"/>
+              <w:rFonts w:asciiTheme="minorHAnsi" w:hAnsiTheme="minorHAnsi" w:cstheme="minorBidi"/>
+              <w:b w:val="0"/>
+              <w:sz w:val="24"/>
+              <w14:ligatures w14:val="standardContextual"/>
             </w:rPr>
           </w:pPr>
-          <w:hyperlink w:anchor="_Toc50285594" w:history="1">
+          <w:hyperlink w:anchor="_Toc140061947" w:history="1">
             <w:r>
               <w:rPr>
                 <w:rStyle w:val="a8"/>
-              </w:rPr>
-              <w:t xml:space="preserve">1.2 </w:t>
-            </w:r>
-            <w:r>
-              <w:rPr>
-                <w:rStyle w:val="a8"/>
-              </w:rPr>
-              <w:t>적용범위</w:t>
-            </w:r>
-            <w:r>
-              <w:rPr>
-                <w:rStyle w:val="a8"/>
-              </w:rPr>
-              <w:t xml:space="preserve"> (Scope)</w:t>
-            </w:r>
-            <w:r>
-              <w:rPr>
-                <w:rStyle w:val="a8"/>
+                <w:rFonts w:asciiTheme="minorHAnsi" w:hAnsiTheme="minorHAnsi"/>
+                <w:sz w:val="24"/>
+              </w:rPr>
+              <w:t>3. 위험 분석 (Hazard Analysis)</w:t>
+            </w:r>
+            <w:r>
+              <w:rPr>
+                <w:rFonts w:asciiTheme="minorHAnsi" w:hAnsiTheme="minorHAnsi"/>
                 <w:webHidden/>
+                <w:sz w:val="24"/>
               </w:rPr>
               <w:tab/>
             </w:r>
             <w:r>
               <w:rPr>
-                <w:rStyle w:val="a8"/>
+                <w:rFonts w:asciiTheme="minorHAnsi" w:hAnsiTheme="minorHAnsi"/>
                 <w:webHidden/>
+                <w:sz w:val="24"/>
               </w:rPr>
               <w:fldChar w:fldCharType="begin"/>
             </w:r>
             <w:r>
               <w:rPr>
-                <w:rStyle w:val="a8"/>
+                <w:rFonts w:asciiTheme="minorHAnsi" w:hAnsiTheme="minorHAnsi"/>
                 <w:webHidden/>
-              </w:rPr>
-              <w:instrText xml:space="preserve"> PAGEREF _Toc50285594 \h </w:instrText>
-            </w:r>
-            <w:r>
-              <w:rPr>
-                <w:rStyle w:val="a8"/>
+                <w:sz w:val="24"/>
+              </w:rPr>
+              <w:instrText xml:space="preserve"> PAGEREF _Toc140061947 \h </w:instrText>
+            </w:r>
+            <w:r>
+              <w:rPr>
+                <w:rFonts w:asciiTheme="minorHAnsi" w:hAnsiTheme="minorHAnsi"/>
                 <w:webHidden/>
-              </w:rPr>
-            </w:r>
-            <w:r>
-              <w:rPr>
-                <w:rStyle w:val="a8"/>
+                <w:sz w:val="24"/>
+              </w:rPr>
+            </w:r>
+            <w:r>
+              <w:rPr>
+                <w:rFonts w:asciiTheme="minorHAnsi" w:hAnsiTheme="minorHAnsi"/>
                 <w:webHidden/>
+                <w:sz w:val="24"/>
               </w:rPr>
               <w:fldChar w:fldCharType="separate"/>
             </w:r>
             <w:r>
               <w:rPr>
-                <w:rStyle w:val="a8"/>
+                <w:rFonts w:asciiTheme="minorHAnsi" w:hAnsiTheme="minorHAnsi"/>
                 <w:webHidden/>
-              </w:rPr>
-              <w:t>4</w:t>
-            </w:r>
-            <w:r>
-              <w:rPr>
-                <w:rStyle w:val="a8"/>
+                <w:sz w:val="24"/>
+              </w:rPr>
+              <w:t>6</w:t>
+            </w:r>
+            <w:r>
+              <w:rPr>
+                <w:rFonts w:asciiTheme="minorHAnsi" w:hAnsiTheme="minorHAnsi"/>
                 <w:webHidden/>
+                <w:sz w:val="24"/>
               </w:rPr>
               <w:fldChar w:fldCharType="end"/>
             </w:r>
@@ -2059,86 +2376,255 @@
         <w:p>
           <w:pPr>
             <w:pStyle w:val="10"/>
+            <w:spacing w:line="276" w:lineRule="auto"/>
             <w:rPr>
-              <w:rStyle w:val="a8"/>
+              <w:rFonts w:asciiTheme="minorHAnsi" w:hAnsiTheme="minorHAnsi" w:cstheme="minorBidi"/>
+              <w:b w:val="0"/>
+              <w:sz w:val="24"/>
+              <w14:ligatures w14:val="standardContextual"/>
             </w:rPr>
           </w:pPr>
-          <w:hyperlink w:anchor="_Toc50285595" w:history="1">
+          <w:hyperlink w:anchor="_Toc140061948" w:history="1">
             <w:r>
               <w:rPr>
                 <w:rStyle w:val="a8"/>
-              </w:rPr>
-              <w:t xml:space="preserve">1.3 </w:t>
-            </w:r>
+                <w:rFonts w:asciiTheme="minorHAnsi" w:hAnsiTheme="minorHAnsi"/>
+                <w:sz w:val="24"/>
+              </w:rPr>
+              <w:t>4. 사용목적 및 의료기기의 안전성과 관련한 특성 식별</w:t>
+            </w:r>
+            <w:r>
+              <w:rPr>
+                <w:rFonts w:asciiTheme="minorHAnsi" w:hAnsiTheme="minorHAnsi"/>
+                <w:webHidden/>
+                <w:sz w:val="24"/>
+              </w:rPr>
+              <w:tab/>
+            </w:r>
+            <w:r>
+              <w:rPr>
+                <w:rFonts w:asciiTheme="minorHAnsi" w:hAnsiTheme="minorHAnsi"/>
+                <w:webHidden/>
+                <w:sz w:val="24"/>
+              </w:rPr>
+              <w:fldChar w:fldCharType="begin"/>
+            </w:r>
+            <w:r>
+              <w:rPr>
+                <w:rFonts w:asciiTheme="minorHAnsi" w:hAnsiTheme="minorHAnsi"/>
+                <w:webHidden/>
+                <w:sz w:val="24"/>
+              </w:rPr>
+              <w:instrText xml:space="preserve"> PAGEREF _Toc140061948 \h </w:instrText>
+            </w:r>
+            <w:r>
+              <w:rPr>
+                <w:rFonts w:asciiTheme="minorHAnsi" w:hAnsiTheme="minorHAnsi"/>
+                <w:webHidden/>
+                <w:sz w:val="24"/>
+              </w:rPr>
+            </w:r>
+            <w:r>
+              <w:rPr>
+                <w:rFonts w:asciiTheme="minorHAnsi" w:hAnsiTheme="minorHAnsi"/>
+                <w:webHidden/>
+                <w:sz w:val="24"/>
+              </w:rPr>
+              <w:fldChar w:fldCharType="separate"/>
+            </w:r>
+            <w:r>
+              <w:rPr>
+                <w:rFonts w:asciiTheme="minorHAnsi" w:hAnsiTheme="minorHAnsi"/>
+                <w:webHidden/>
+                <w:sz w:val="24"/>
+              </w:rPr>
+              <w:t>7</w:t>
+            </w:r>
+            <w:r>
+              <w:rPr>
+                <w:rFonts w:asciiTheme="minorHAnsi" w:hAnsiTheme="minorHAnsi"/>
+                <w:webHidden/>
+                <w:sz w:val="24"/>
+              </w:rPr>
+              <w:fldChar w:fldCharType="end"/>
+            </w:r>
+          </w:hyperlink>
+        </w:p>
+        <w:p>
+          <w:pPr>
+            <w:pStyle w:val="20"/>
+            <w:tabs>
+              <w:tab w:val="right" w:leader="dot" w:pos="9628"/>
+            </w:tabs>
+            <w:spacing w:line="276" w:lineRule="auto"/>
+            <w:ind w:left="400"/>
+            <w:rPr>
+              <w:rFonts w:asciiTheme="minorHAnsi" w:eastAsiaTheme="minorHAnsi" w:hAnsiTheme="minorHAnsi" w:cstheme="minorBidi"/>
+              <w:noProof/>
+              <w:sz w:val="24"/>
+              <w14:ligatures w14:val="standardContextual"/>
+            </w:rPr>
+          </w:pPr>
+          <w:hyperlink w:anchor="_Toc140061949" w:history="1">
             <w:r>
               <w:rPr>
                 <w:rStyle w:val="a8"/>
-              </w:rPr>
-              <w:t>소프트웨어</w:t>
-            </w:r>
+                <w:rFonts w:asciiTheme="minorHAnsi" w:eastAsiaTheme="minorHAnsi" w:hAnsiTheme="minorHAnsi" w:cs="Arial"/>
+                <w:b/>
+                <w:noProof/>
+                <w:sz w:val="24"/>
+              </w:rPr>
+              <w:t>4.1 사용 목적 (Intended use)</w:t>
+            </w:r>
+            <w:r>
+              <w:rPr>
+                <w:rFonts w:asciiTheme="minorHAnsi" w:eastAsiaTheme="minorHAnsi" w:hAnsiTheme="minorHAnsi"/>
+                <w:noProof/>
+                <w:webHidden/>
+                <w:sz w:val="24"/>
+              </w:rPr>
+              <w:tab/>
+            </w:r>
+            <w:r>
+              <w:rPr>
+                <w:rFonts w:asciiTheme="minorHAnsi" w:eastAsiaTheme="minorHAnsi" w:hAnsiTheme="minorHAnsi"/>
+                <w:noProof/>
+                <w:webHidden/>
+                <w:sz w:val="24"/>
+              </w:rPr>
+              <w:fldChar w:fldCharType="begin"/>
+            </w:r>
+            <w:r>
+              <w:rPr>
+                <w:rFonts w:asciiTheme="minorHAnsi" w:eastAsiaTheme="minorHAnsi" w:hAnsiTheme="minorHAnsi"/>
+                <w:noProof/>
+                <w:webHidden/>
+                <w:sz w:val="24"/>
+              </w:rPr>
+              <w:instrText xml:space="preserve"> PAGEREF _Toc140061949 \h </w:instrText>
+            </w:r>
+            <w:r>
+              <w:rPr>
+                <w:rFonts w:asciiTheme="minorHAnsi" w:eastAsiaTheme="minorHAnsi" w:hAnsiTheme="minorHAnsi"/>
+                <w:noProof/>
+                <w:webHidden/>
+                <w:sz w:val="24"/>
+              </w:rPr>
+            </w:r>
+            <w:r>
+              <w:rPr>
+                <w:rFonts w:asciiTheme="minorHAnsi" w:eastAsiaTheme="minorHAnsi" w:hAnsiTheme="minorHAnsi"/>
+                <w:noProof/>
+                <w:webHidden/>
+                <w:sz w:val="24"/>
+              </w:rPr>
+              <w:fldChar w:fldCharType="separate"/>
+            </w:r>
+            <w:r>
+              <w:rPr>
+                <w:rFonts w:asciiTheme="minorHAnsi" w:eastAsiaTheme="minorHAnsi" w:hAnsiTheme="minorHAnsi"/>
+                <w:noProof/>
+                <w:webHidden/>
+                <w:sz w:val="24"/>
+              </w:rPr>
+              <w:t>8</w:t>
+            </w:r>
+            <w:r>
+              <w:rPr>
+                <w:rFonts w:asciiTheme="minorHAnsi" w:eastAsiaTheme="minorHAnsi" w:hAnsiTheme="minorHAnsi"/>
+                <w:noProof/>
+                <w:webHidden/>
+                <w:sz w:val="24"/>
+              </w:rPr>
+              <w:fldChar w:fldCharType="end"/>
+            </w:r>
+          </w:hyperlink>
+        </w:p>
+        <w:p>
+          <w:pPr>
+            <w:pStyle w:val="20"/>
+            <w:tabs>
+              <w:tab w:val="right" w:leader="dot" w:pos="9628"/>
+            </w:tabs>
+            <w:spacing w:line="276" w:lineRule="auto"/>
+            <w:ind w:left="400"/>
+            <w:rPr>
+              <w:rFonts w:asciiTheme="minorHAnsi" w:eastAsiaTheme="minorHAnsi" w:hAnsiTheme="minorHAnsi" w:cstheme="minorBidi"/>
+              <w:noProof/>
+              <w:sz w:val="24"/>
+              <w14:ligatures w14:val="standardContextual"/>
+            </w:rPr>
+          </w:pPr>
+          <w:hyperlink w:anchor="_Toc140061950" w:history="1">
             <w:r>
               <w:rPr>
                 <w:rStyle w:val="a8"/>
-              </w:rPr>
-              <w:t xml:space="preserve"> </w:t>
-            </w:r>
-            <w:r>
-              <w:rPr>
-                <w:rStyle w:val="a8"/>
-              </w:rPr>
-              <w:t>식별</w:t>
-            </w:r>
-            <w:r>
-              <w:rPr>
-                <w:rStyle w:val="a8"/>
-              </w:rPr>
-              <w:t xml:space="preserve"> (Software Identification)</w:t>
-            </w:r>
-            <w:r>
-              <w:rPr>
-                <w:rStyle w:val="a8"/>
+                <w:rFonts w:asciiTheme="minorHAnsi" w:eastAsiaTheme="minorHAnsi" w:hAnsiTheme="minorHAnsi" w:cs="Arial"/>
+                <w:b/>
+                <w:noProof/>
+                <w:sz w:val="24"/>
+              </w:rPr>
+              <w:t>4.2 의료기기 안전성과 관련한 특성 식별 (Identification of characteristics related to the safety of the medical device)</w:t>
+            </w:r>
+            <w:r>
+              <w:rPr>
+                <w:rFonts w:asciiTheme="minorHAnsi" w:eastAsiaTheme="minorHAnsi" w:hAnsiTheme="minorHAnsi"/>
+                <w:noProof/>
                 <w:webHidden/>
+                <w:sz w:val="24"/>
               </w:rPr>
               <w:tab/>
             </w:r>
             <w:r>
               <w:rPr>
-                <w:rStyle w:val="a8"/>
+                <w:rFonts w:asciiTheme="minorHAnsi" w:eastAsiaTheme="minorHAnsi" w:hAnsiTheme="minorHAnsi"/>
+                <w:noProof/>
                 <w:webHidden/>
+                <w:sz w:val="24"/>
               </w:rPr>
               <w:fldChar w:fldCharType="begin"/>
             </w:r>
             <w:r>
               <w:rPr>
-                <w:rStyle w:val="a8"/>
+                <w:rFonts w:asciiTheme="minorHAnsi" w:eastAsiaTheme="minorHAnsi" w:hAnsiTheme="minorHAnsi"/>
+                <w:noProof/>
                 <w:webHidden/>
-              </w:rPr>
-              <w:instrText xml:space="preserve"> PAGEREF _Toc50285595 \h </w:instrText>
-            </w:r>
-            <w:r>
-              <w:rPr>
-                <w:rStyle w:val="a8"/>
+                <w:sz w:val="24"/>
+              </w:rPr>
+              <w:instrText xml:space="preserve"> PAGEREF _Toc140061950 \h </w:instrText>
+            </w:r>
+            <w:r>
+              <w:rPr>
+                <w:rFonts w:asciiTheme="minorHAnsi" w:eastAsiaTheme="minorHAnsi" w:hAnsiTheme="minorHAnsi"/>
+                <w:noProof/>
                 <w:webHidden/>
-              </w:rPr>
-            </w:r>
-            <w:r>
-              <w:rPr>
-                <w:rStyle w:val="a8"/>
+                <w:sz w:val="24"/>
+              </w:rPr>
+            </w:r>
+            <w:r>
+              <w:rPr>
+                <w:rFonts w:asciiTheme="minorHAnsi" w:eastAsiaTheme="minorHAnsi" w:hAnsiTheme="minorHAnsi"/>
+                <w:noProof/>
                 <w:webHidden/>
+                <w:sz w:val="24"/>
               </w:rPr>
               <w:fldChar w:fldCharType="separate"/>
             </w:r>
             <w:r>
               <w:rPr>
-                <w:rStyle w:val="a8"/>
+                <w:rFonts w:asciiTheme="minorHAnsi" w:eastAsiaTheme="minorHAnsi" w:hAnsiTheme="minorHAnsi"/>
+                <w:noProof/>
                 <w:webHidden/>
-              </w:rPr>
-              <w:t>4</w:t>
-            </w:r>
-            <w:r>
-              <w:rPr>
-                <w:rStyle w:val="a8"/>
+                <w:sz w:val="24"/>
+              </w:rPr>
+              <w:t>8</w:t>
+            </w:r>
+            <w:r>
+              <w:rPr>
+                <w:rFonts w:asciiTheme="minorHAnsi" w:eastAsiaTheme="minorHAnsi" w:hAnsiTheme="minorHAnsi"/>
+                <w:noProof/>
                 <w:webHidden/>
+                <w:sz w:val="24"/>
               </w:rPr>
               <w:fldChar w:fldCharType="end"/>
             </w:r>
@@ -2147,86 +2633,75 @@
         <w:p>
           <w:pPr>
             <w:pStyle w:val="10"/>
+            <w:spacing w:line="276" w:lineRule="auto"/>
             <w:rPr>
-              <w:rStyle w:val="a8"/>
+              <w:rFonts w:asciiTheme="minorHAnsi" w:hAnsiTheme="minorHAnsi" w:cstheme="minorBidi"/>
+              <w:b w:val="0"/>
+              <w:sz w:val="24"/>
+              <w14:ligatures w14:val="standardContextual"/>
             </w:rPr>
           </w:pPr>
-          <w:hyperlink w:anchor="_Toc50285601" w:history="1">
+          <w:hyperlink w:anchor="_Toc140061951" w:history="1">
             <w:r>
               <w:rPr>
                 <w:rStyle w:val="a8"/>
-              </w:rPr>
-              <w:t xml:space="preserve">1.4 </w:t>
-            </w:r>
-            <w:r>
-              <w:rPr>
-                <w:rStyle w:val="a8"/>
-              </w:rPr>
-              <w:t>관련</w:t>
-            </w:r>
-            <w:r>
-              <w:rPr>
-                <w:rStyle w:val="a8"/>
-              </w:rPr>
-              <w:t xml:space="preserve"> </w:t>
-            </w:r>
-            <w:r>
-              <w:rPr>
-                <w:rStyle w:val="a8"/>
-              </w:rPr>
-              <w:t>규격</w:t>
-            </w:r>
-            <w:r>
-              <w:rPr>
-                <w:rStyle w:val="a8"/>
-              </w:rPr>
-              <w:t xml:space="preserve"> (Reference)</w:t>
-            </w:r>
-            <w:r>
-              <w:rPr>
-                <w:rStyle w:val="a8"/>
+                <w:rFonts w:asciiTheme="minorHAnsi" w:hAnsiTheme="minorHAnsi"/>
+                <w:sz w:val="24"/>
+              </w:rPr>
+              <w:t>5. 위험 산정 Estimation of The Risk for Each Hazardous Situation</w:t>
+            </w:r>
+            <w:r>
+              <w:rPr>
+                <w:rFonts w:asciiTheme="minorHAnsi" w:hAnsiTheme="minorHAnsi"/>
                 <w:webHidden/>
+                <w:sz w:val="24"/>
               </w:rPr>
               <w:tab/>
             </w:r>
             <w:r>
               <w:rPr>
-                <w:rStyle w:val="a8"/>
+                <w:rFonts w:asciiTheme="minorHAnsi" w:hAnsiTheme="minorHAnsi"/>
                 <w:webHidden/>
+                <w:sz w:val="24"/>
               </w:rPr>
               <w:fldChar w:fldCharType="begin"/>
             </w:r>
             <w:r>
               <w:rPr>
-                <w:rStyle w:val="a8"/>
+                <w:rFonts w:asciiTheme="minorHAnsi" w:hAnsiTheme="minorHAnsi"/>
                 <w:webHidden/>
-              </w:rPr>
-              <w:instrText xml:space="preserve"> PAGEREF _Toc50285601 \h </w:instrText>
-            </w:r>
-            <w:r>
-              <w:rPr>
-                <w:rStyle w:val="a8"/>
+                <w:sz w:val="24"/>
+              </w:rPr>
+              <w:instrText xml:space="preserve"> PAGEREF _Toc140061951 \h </w:instrText>
+            </w:r>
+            <w:r>
+              <w:rPr>
+                <w:rFonts w:asciiTheme="minorHAnsi" w:hAnsiTheme="minorHAnsi"/>
                 <w:webHidden/>
-              </w:rPr>
-            </w:r>
-            <w:r>
-              <w:rPr>
-                <w:rStyle w:val="a8"/>
+                <w:sz w:val="24"/>
+              </w:rPr>
+            </w:r>
+            <w:r>
+              <w:rPr>
+                <w:rFonts w:asciiTheme="minorHAnsi" w:hAnsiTheme="minorHAnsi"/>
                 <w:webHidden/>
+                <w:sz w:val="24"/>
               </w:rPr>
               <w:fldChar w:fldCharType="separate"/>
             </w:r>
             <w:r>
               <w:rPr>
-                <w:rStyle w:val="a8"/>
+                <w:rFonts w:asciiTheme="minorHAnsi" w:hAnsiTheme="minorHAnsi"/>
                 <w:webHidden/>
-              </w:rPr>
-              <w:t>4</w:t>
-            </w:r>
-            <w:r>
-              <w:rPr>
-                <w:rStyle w:val="a8"/>
+                <w:sz w:val="24"/>
+              </w:rPr>
+              <w:t>13</w:t>
+            </w:r>
+            <w:r>
+              <w:rPr>
+                <w:rFonts w:asciiTheme="minorHAnsi" w:hAnsiTheme="minorHAnsi"/>
                 <w:webHidden/>
+                <w:sz w:val="24"/>
               </w:rPr>
               <w:fldChar w:fldCharType="end"/>
             </w:r>
@@ -2235,98 +2710,75 @@
         <w:p>
           <w:pPr>
             <w:pStyle w:val="10"/>
+            <w:spacing w:line="276" w:lineRule="auto"/>
             <w:rPr>
-              <w:rStyle w:val="a8"/>
+              <w:rFonts w:asciiTheme="minorHAnsi" w:hAnsiTheme="minorHAnsi" w:cstheme="minorBidi"/>
+              <w:b w:val="0"/>
+              <w:sz w:val="24"/>
+              <w14:ligatures w14:val="standardContextual"/>
             </w:rPr>
           </w:pPr>
-          <w:hyperlink w:anchor="_Toc50285602" w:history="1">
+          <w:hyperlink w:anchor="_Toc140061952" w:history="1">
             <w:r>
               <w:rPr>
                 <w:rStyle w:val="a8"/>
-              </w:rPr>
-              <w:t xml:space="preserve">2 </w:t>
-            </w:r>
-            <w:r>
-              <w:rPr>
-                <w:rStyle w:val="a8"/>
-              </w:rPr>
-              <w:t>위험</w:t>
-            </w:r>
-            <w:r>
-              <w:rPr>
-                <w:rStyle w:val="a8"/>
-              </w:rPr>
-              <w:t xml:space="preserve"> </w:t>
-            </w:r>
-            <w:r>
-              <w:rPr>
-                <w:rStyle w:val="a8"/>
-              </w:rPr>
-              <w:t>관리</w:t>
-            </w:r>
-            <w:r>
-              <w:rPr>
-                <w:rStyle w:val="a8"/>
-              </w:rPr>
-              <w:t xml:space="preserve"> </w:t>
-            </w:r>
-            <w:r>
-              <w:rPr>
-                <w:rStyle w:val="a8"/>
-              </w:rPr>
-              <w:t>계획</w:t>
-            </w:r>
-            <w:r>
-              <w:rPr>
-                <w:rStyle w:val="a8"/>
-              </w:rPr>
-              <w:t xml:space="preserve"> (Risk Management Plan)</w:t>
-            </w:r>
-            <w:r>
-              <w:rPr>
-                <w:rStyle w:val="a8"/>
+                <w:rFonts w:asciiTheme="minorHAnsi" w:hAnsiTheme="minorHAnsi"/>
+                <w:sz w:val="24"/>
+              </w:rPr>
+              <w:t>6. 위험통제 전 위험 평가</w:t>
+            </w:r>
+            <w:r>
+              <w:rPr>
+                <w:rFonts w:asciiTheme="minorHAnsi" w:hAnsiTheme="minorHAnsi"/>
                 <w:webHidden/>
+                <w:sz w:val="24"/>
               </w:rPr>
               <w:tab/>
             </w:r>
             <w:r>
               <w:rPr>
-                <w:rStyle w:val="a8"/>
+                <w:rFonts w:asciiTheme="minorHAnsi" w:hAnsiTheme="minorHAnsi"/>
                 <w:webHidden/>
+                <w:sz w:val="24"/>
               </w:rPr>
               <w:fldChar w:fldCharType="begin"/>
             </w:r>
             <w:r>
               <w:rPr>
-                <w:rStyle w:val="a8"/>
+                <w:rFonts w:asciiTheme="minorHAnsi" w:hAnsiTheme="minorHAnsi"/>
                 <w:webHidden/>
-              </w:rPr>
-              <w:instrText xml:space="preserve"> PAGEREF _Toc50285602 \h </w:instrText>
-            </w:r>
-            <w:r>
-              <w:rPr>
-                <w:rStyle w:val="a8"/>
+                <w:sz w:val="24"/>
+              </w:rPr>
+              <w:instrText xml:space="preserve"> PAGEREF _Toc140061952 \h </w:instrText>
+            </w:r>
+            <w:r>
+              <w:rPr>
+                <w:rFonts w:asciiTheme="minorHAnsi" w:hAnsiTheme="minorHAnsi"/>
                 <w:webHidden/>
-              </w:rPr>
-            </w:r>
-            <w:r>
-              <w:rPr>
-                <w:rStyle w:val="a8"/>
+                <w:sz w:val="24"/>
+              </w:rPr>
+            </w:r>
+            <w:r>
+              <w:rPr>
+                <w:rFonts w:asciiTheme="minorHAnsi" w:hAnsiTheme="minorHAnsi"/>
                 <w:webHidden/>
+                <w:sz w:val="24"/>
               </w:rPr>
               <w:fldChar w:fldCharType="separate"/>
             </w:r>
             <w:r>
               <w:rPr>
-                <w:rStyle w:val="a8"/>
+                <w:rFonts w:asciiTheme="minorHAnsi" w:hAnsiTheme="minorHAnsi"/>
                 <w:webHidden/>
-              </w:rPr>
-              <w:t>5</w:t>
-            </w:r>
-            <w:r>
-              <w:rPr>
-                <w:rStyle w:val="a8"/>
+                <w:sz w:val="24"/>
+              </w:rPr>
+              <w:t>13</w:t>
+            </w:r>
+            <w:r>
+              <w:rPr>
+                <w:rFonts w:asciiTheme="minorHAnsi" w:hAnsiTheme="minorHAnsi"/>
                 <w:webHidden/>
+                <w:sz w:val="24"/>
               </w:rPr>
               <w:fldChar w:fldCharType="end"/>
             </w:r>
@@ -2335,86 +2787,75 @@
         <w:p>
           <w:pPr>
             <w:pStyle w:val="10"/>
+            <w:spacing w:line="276" w:lineRule="auto"/>
             <w:rPr>
-              <w:rStyle w:val="a8"/>
+              <w:rFonts w:asciiTheme="minorHAnsi" w:hAnsiTheme="minorHAnsi" w:cstheme="minorBidi"/>
+              <w:b w:val="0"/>
+              <w:sz w:val="24"/>
+              <w14:ligatures w14:val="standardContextual"/>
             </w:rPr>
           </w:pPr>
-          <w:hyperlink w:anchor="_Toc50285603" w:history="1">
+          <w:hyperlink w:anchor="_Toc140061953" w:history="1">
             <w:r>
               <w:rPr>
                 <w:rStyle w:val="a8"/>
-              </w:rPr>
-              <w:t xml:space="preserve">3 </w:t>
-            </w:r>
-            <w:r>
-              <w:rPr>
-                <w:rStyle w:val="a8"/>
-              </w:rPr>
-              <w:t>위험</w:t>
-            </w:r>
-            <w:r>
-              <w:rPr>
-                <w:rStyle w:val="a8"/>
-              </w:rPr>
-              <w:t xml:space="preserve"> </w:t>
-            </w:r>
-            <w:r>
-              <w:rPr>
-                <w:rStyle w:val="a8"/>
-              </w:rPr>
-              <w:t>분석</w:t>
-            </w:r>
-            <w:r>
-              <w:rPr>
-                <w:rStyle w:val="a8"/>
-              </w:rPr>
-              <w:t xml:space="preserve"> (Hazard Analysis)</w:t>
-            </w:r>
-            <w:r>
-              <w:rPr>
-                <w:rStyle w:val="a8"/>
+                <w:rFonts w:asciiTheme="minorHAnsi" w:hAnsiTheme="minorHAnsi"/>
+                <w:sz w:val="24"/>
+              </w:rPr>
+              <w:t>7. 위험 통제 Risk Control</w:t>
+            </w:r>
+            <w:r>
+              <w:rPr>
+                <w:rFonts w:asciiTheme="minorHAnsi" w:hAnsiTheme="minorHAnsi"/>
                 <w:webHidden/>
+                <w:sz w:val="24"/>
               </w:rPr>
               <w:tab/>
             </w:r>
             <w:r>
               <w:rPr>
-                <w:rStyle w:val="a8"/>
+                <w:rFonts w:asciiTheme="minorHAnsi" w:hAnsiTheme="minorHAnsi"/>
                 <w:webHidden/>
+                <w:sz w:val="24"/>
               </w:rPr>
               <w:fldChar w:fldCharType="begin"/>
             </w:r>
             <w:r>
               <w:rPr>
-                <w:rStyle w:val="a8"/>
+                <w:rFonts w:asciiTheme="minorHAnsi" w:hAnsiTheme="minorHAnsi"/>
                 <w:webHidden/>
-              </w:rPr>
-              <w:instrText xml:space="preserve"> PAGEREF _Toc50285603 \h </w:instrText>
-            </w:r>
-            <w:r>
-              <w:rPr>
-                <w:rStyle w:val="a8"/>
+                <w:sz w:val="24"/>
+              </w:rPr>
+              <w:instrText xml:space="preserve"> PAGEREF _Toc140061953 \h </w:instrText>
+            </w:r>
+            <w:r>
+              <w:rPr>
+                <w:rFonts w:asciiTheme="minorHAnsi" w:hAnsiTheme="minorHAnsi"/>
                 <w:webHidden/>
-              </w:rPr>
-            </w:r>
-            <w:r>
-              <w:rPr>
-                <w:rStyle w:val="a8"/>
+                <w:sz w:val="24"/>
+              </w:rPr>
+            </w:r>
+            <w:r>
+              <w:rPr>
+                <w:rFonts w:asciiTheme="minorHAnsi" w:hAnsiTheme="minorHAnsi"/>
                 <w:webHidden/>
+                <w:sz w:val="24"/>
               </w:rPr>
               <w:fldChar w:fldCharType="separate"/>
             </w:r>
             <w:r>
               <w:rPr>
-                <w:rStyle w:val="a8"/>
+                <w:rFonts w:asciiTheme="minorHAnsi" w:hAnsiTheme="minorHAnsi"/>
                 <w:webHidden/>
-              </w:rPr>
-              <w:t>6</w:t>
-            </w:r>
-            <w:r>
-              <w:rPr>
-                <w:rStyle w:val="a8"/>
+                <w:sz w:val="24"/>
+              </w:rPr>
+              <w:t>13</w:t>
+            </w:r>
+            <w:r>
+              <w:rPr>
+                <w:rFonts w:asciiTheme="minorHAnsi" w:hAnsiTheme="minorHAnsi"/>
                 <w:webHidden/>
+                <w:sz w:val="24"/>
               </w:rPr>
               <w:fldChar w:fldCharType="end"/>
             </w:r>
@@ -2423,140 +2864,75 @@
         <w:p>
           <w:pPr>
             <w:pStyle w:val="10"/>
+            <w:spacing w:line="276" w:lineRule="auto"/>
             <w:rPr>
-              <w:rStyle w:val="a8"/>
+              <w:rFonts w:asciiTheme="minorHAnsi" w:hAnsiTheme="minorHAnsi" w:cstheme="minorBidi"/>
+              <w:b w:val="0"/>
+              <w:sz w:val="24"/>
+              <w14:ligatures w14:val="standardContextual"/>
             </w:rPr>
           </w:pPr>
-          <w:hyperlink w:anchor="_Toc50285604" w:history="1">
+          <w:hyperlink w:anchor="_Toc140061954" w:history="1">
             <w:r>
               <w:rPr>
                 <w:rStyle w:val="a8"/>
-              </w:rPr>
-              <w:t xml:space="preserve">4 </w:t>
-            </w:r>
-            <w:r>
-              <w:rPr>
-                <w:rStyle w:val="a8"/>
-              </w:rPr>
-              <w:t>사용목적</w:t>
-            </w:r>
-            <w:r>
-              <w:rPr>
-                <w:rStyle w:val="a8"/>
-              </w:rPr>
-              <w:t xml:space="preserve"> </w:t>
-            </w:r>
-            <w:r>
-              <w:rPr>
-                <w:rStyle w:val="a8"/>
-              </w:rPr>
-              <w:t>및</w:t>
-            </w:r>
-            <w:r>
-              <w:rPr>
-                <w:rStyle w:val="a8"/>
-              </w:rPr>
-              <w:t xml:space="preserve"> </w:t>
-            </w:r>
-            <w:r>
-              <w:rPr>
-                <w:rStyle w:val="a8"/>
-              </w:rPr>
-              <w:t>의료기기의</w:t>
-            </w:r>
-            <w:r>
-              <w:rPr>
-                <w:rStyle w:val="a8"/>
-              </w:rPr>
-              <w:t xml:space="preserve"> </w:t>
-            </w:r>
-            <w:r>
-              <w:rPr>
-                <w:rStyle w:val="a8"/>
-              </w:rPr>
-              <w:t>안전성과</w:t>
-            </w:r>
-            <w:r>
-              <w:rPr>
-                <w:rStyle w:val="a8"/>
-              </w:rPr>
-              <w:t xml:space="preserve"> </w:t>
-            </w:r>
-            <w:r>
-              <w:rPr>
-                <w:rStyle w:val="a8"/>
-              </w:rPr>
-              <w:t>관련한</w:t>
-            </w:r>
-            <w:r>
-              <w:rPr>
-                <w:rStyle w:val="a8"/>
-              </w:rPr>
-              <w:t xml:space="preserve"> </w:t>
-            </w:r>
-            <w:r>
-              <w:rPr>
-                <w:rStyle w:val="a8"/>
-              </w:rPr>
-              <w:t>특성</w:t>
-            </w:r>
-            <w:r>
-              <w:rPr>
-                <w:rStyle w:val="a8"/>
-              </w:rPr>
-              <w:t xml:space="preserve"> </w:t>
-            </w:r>
-            <w:r>
-              <w:rPr>
-                <w:rStyle w:val="a8"/>
-              </w:rPr>
-              <w:t>식별</w:t>
-            </w:r>
-            <w:r>
-              <w:rPr>
-                <w:rStyle w:val="a8"/>
+                <w:rFonts w:asciiTheme="minorHAnsi" w:hAnsiTheme="minorHAnsi"/>
+                <w:sz w:val="24"/>
+              </w:rPr>
+              <w:t>8. 위험 통제 후 Residual Risk Evaluation</w:t>
+            </w:r>
+            <w:r>
+              <w:rPr>
+                <w:rFonts w:asciiTheme="minorHAnsi" w:hAnsiTheme="minorHAnsi"/>
                 <w:webHidden/>
+                <w:sz w:val="24"/>
               </w:rPr>
               <w:tab/>
             </w:r>
             <w:r>
               <w:rPr>
-                <w:rStyle w:val="a8"/>
+                <w:rFonts w:asciiTheme="minorHAnsi" w:hAnsiTheme="minorHAnsi"/>
                 <w:webHidden/>
+                <w:sz w:val="24"/>
               </w:rPr>
               <w:fldChar w:fldCharType="begin"/>
             </w:r>
             <w:r>
               <w:rPr>
-                <w:rStyle w:val="a8"/>
+                <w:rFonts w:asciiTheme="minorHAnsi" w:hAnsiTheme="minorHAnsi"/>
                 <w:webHidden/>
-              </w:rPr>
-              <w:instrText xml:space="preserve"> PAGEREF _Toc50285604 \h </w:instrText>
-            </w:r>
-            <w:r>
-              <w:rPr>
-                <w:rStyle w:val="a8"/>
+                <w:sz w:val="24"/>
+              </w:rPr>
+              <w:instrText xml:space="preserve"> PAGEREF _Toc140061954 \h </w:instrText>
+            </w:r>
+            <w:r>
+              <w:rPr>
+                <w:rFonts w:asciiTheme="minorHAnsi" w:hAnsiTheme="minorHAnsi"/>
                 <w:webHidden/>
-              </w:rPr>
-            </w:r>
-            <w:r>
-              <w:rPr>
-                <w:rStyle w:val="a8"/>
+                <w:sz w:val="24"/>
+              </w:rPr>
+            </w:r>
+            <w:r>
+              <w:rPr>
+                <w:rFonts w:asciiTheme="minorHAnsi" w:hAnsiTheme="minorHAnsi"/>
                 <w:webHidden/>
+                <w:sz w:val="24"/>
               </w:rPr>
               <w:fldChar w:fldCharType="separate"/>
             </w:r>
             <w:r>
               <w:rPr>
-                <w:rStyle w:val="a8"/>
+                <w:rFonts w:asciiTheme="minorHAnsi" w:hAnsiTheme="minorHAnsi"/>
                 <w:webHidden/>
-              </w:rPr>
-              <w:t>8</w:t>
-            </w:r>
-            <w:r>
-              <w:rPr>
-                <w:rStyle w:val="a8"/>
+                <w:sz w:val="24"/>
+              </w:rPr>
+              <w:t>14</w:t>
+            </w:r>
+            <w:r>
+              <w:rPr>
+                <w:rFonts w:asciiTheme="minorHAnsi" w:hAnsiTheme="minorHAnsi"/>
                 <w:webHidden/>
+                <w:sz w:val="24"/>
               </w:rPr>
               <w:fldChar w:fldCharType="end"/>
             </w:r>
@@ -2565,86 +2941,75 @@
         <w:p>
           <w:pPr>
             <w:pStyle w:val="10"/>
+            <w:spacing w:line="276" w:lineRule="auto"/>
             <w:rPr>
-              <w:rStyle w:val="a8"/>
+              <w:rFonts w:asciiTheme="minorHAnsi" w:hAnsiTheme="minorHAnsi" w:cstheme="minorBidi"/>
+              <w:b w:val="0"/>
+              <w:sz w:val="24"/>
+              <w14:ligatures w14:val="standardContextual"/>
             </w:rPr>
           </w:pPr>
-          <w:hyperlink w:anchor="_Toc50285605" w:history="1">
+          <w:hyperlink w:anchor="_Toc140061955" w:history="1">
             <w:r>
               <w:rPr>
                 <w:rStyle w:val="a8"/>
-              </w:rPr>
-              <w:t xml:space="preserve">4.1 </w:t>
-            </w:r>
-            <w:r>
-              <w:rPr>
-                <w:rStyle w:val="a8"/>
-              </w:rPr>
-              <w:t>사용</w:t>
-            </w:r>
-            <w:r>
-              <w:rPr>
-                <w:rStyle w:val="a8"/>
-              </w:rPr>
-              <w:t xml:space="preserve"> </w:t>
-            </w:r>
-            <w:r>
-              <w:rPr>
-                <w:rStyle w:val="a8"/>
-              </w:rPr>
-              <w:t>목적</w:t>
-            </w:r>
-            <w:r>
-              <w:rPr>
-                <w:rStyle w:val="a8"/>
-              </w:rPr>
-              <w:t xml:space="preserve"> (Intended use)</w:t>
-            </w:r>
-            <w:r>
-              <w:rPr>
-                <w:rStyle w:val="a8"/>
+                <w:rFonts w:asciiTheme="minorHAnsi" w:hAnsiTheme="minorHAnsi"/>
+                <w:sz w:val="24"/>
+              </w:rPr>
+              <w:t>9. 위험/이득 분석 Risk/Benefic Analysis</w:t>
+            </w:r>
+            <w:r>
+              <w:rPr>
+                <w:rFonts w:asciiTheme="minorHAnsi" w:hAnsiTheme="minorHAnsi"/>
                 <w:webHidden/>
+                <w:sz w:val="24"/>
               </w:rPr>
               <w:tab/>
             </w:r>
             <w:r>
               <w:rPr>
-                <w:rStyle w:val="a8"/>
+                <w:rFonts w:asciiTheme="minorHAnsi" w:hAnsiTheme="minorHAnsi"/>
                 <w:webHidden/>
+                <w:sz w:val="24"/>
               </w:rPr>
               <w:fldChar w:fldCharType="begin"/>
             </w:r>
             <w:r>
               <w:rPr>
-                <w:rStyle w:val="a8"/>
+                <w:rFonts w:asciiTheme="minorHAnsi" w:hAnsiTheme="minorHAnsi"/>
                 <w:webHidden/>
-              </w:rPr>
-              <w:instrText xml:space="preserve"> PAGEREF _Toc50285605 \h </w:instrText>
-            </w:r>
-            <w:r>
-              <w:rPr>
-                <w:rStyle w:val="a8"/>
+                <w:sz w:val="24"/>
+              </w:rPr>
+              <w:instrText xml:space="preserve"> PAGEREF _Toc140061955 \h </w:instrText>
+            </w:r>
+            <w:r>
+              <w:rPr>
+                <w:rFonts w:asciiTheme="minorHAnsi" w:hAnsiTheme="minorHAnsi"/>
                 <w:webHidden/>
-              </w:rPr>
-            </w:r>
-            <w:r>
-              <w:rPr>
-                <w:rStyle w:val="a8"/>
+                <w:sz w:val="24"/>
+              </w:rPr>
+            </w:r>
+            <w:r>
+              <w:rPr>
+                <w:rFonts w:asciiTheme="minorHAnsi" w:hAnsiTheme="minorHAnsi"/>
                 <w:webHidden/>
+                <w:sz w:val="24"/>
               </w:rPr>
               <w:fldChar w:fldCharType="separate"/>
             </w:r>
             <w:r>
               <w:rPr>
-                <w:rStyle w:val="a8"/>
+                <w:rFonts w:asciiTheme="minorHAnsi" w:hAnsiTheme="minorHAnsi"/>
                 <w:webHidden/>
-              </w:rPr>
-              <w:t>8</w:t>
-            </w:r>
-            <w:r>
-              <w:rPr>
-                <w:rStyle w:val="a8"/>
+                <w:sz w:val="24"/>
+              </w:rPr>
+              <w:t>14</w:t>
+            </w:r>
+            <w:r>
+              <w:rPr>
+                <w:rFonts w:asciiTheme="minorHAnsi" w:hAnsiTheme="minorHAnsi"/>
                 <w:webHidden/>
+                <w:sz w:val="24"/>
               </w:rPr>
               <w:fldChar w:fldCharType="end"/>
             </w:r>
@@ -2653,122 +3018,75 @@
         <w:p>
           <w:pPr>
             <w:pStyle w:val="10"/>
+            <w:spacing w:line="276" w:lineRule="auto"/>
             <w:rPr>
-              <w:rStyle w:val="a8"/>
+              <w:rFonts w:asciiTheme="minorHAnsi" w:hAnsiTheme="minorHAnsi" w:cstheme="minorBidi"/>
+              <w:b w:val="0"/>
+              <w:sz w:val="24"/>
+              <w14:ligatures w14:val="standardContextual"/>
             </w:rPr>
           </w:pPr>
-          <w:hyperlink w:anchor="_Toc50285606" w:history="1">
+          <w:hyperlink w:anchor="_Toc140061956" w:history="1">
             <w:r>
               <w:rPr>
                 <w:rStyle w:val="a8"/>
-              </w:rPr>
-              <w:t xml:space="preserve">4.2 </w:t>
-            </w:r>
-            <w:r>
-              <w:rPr>
-                <w:rStyle w:val="a8"/>
-              </w:rPr>
-              <w:t>의료기기</w:t>
-            </w:r>
-            <w:r>
-              <w:rPr>
-                <w:rStyle w:val="a8"/>
-              </w:rPr>
-              <w:t xml:space="preserve"> </w:t>
-            </w:r>
-            <w:r>
-              <w:rPr>
-                <w:rStyle w:val="a8"/>
-              </w:rPr>
-              <w:t>안전성과</w:t>
-            </w:r>
-            <w:r>
-              <w:rPr>
-                <w:rStyle w:val="a8"/>
-              </w:rPr>
-              <w:t xml:space="preserve"> </w:t>
-            </w:r>
-            <w:r>
-              <w:rPr>
-                <w:rStyle w:val="a8"/>
-              </w:rPr>
-              <w:t>관련한</w:t>
-            </w:r>
-            <w:r>
-              <w:rPr>
-                <w:rStyle w:val="a8"/>
-              </w:rPr>
-              <w:t xml:space="preserve"> </w:t>
-            </w:r>
-            <w:r>
-              <w:rPr>
-                <w:rStyle w:val="a8"/>
-              </w:rPr>
-              <w:t>특성</w:t>
-            </w:r>
-            <w:r>
-              <w:rPr>
-                <w:rStyle w:val="a8"/>
-              </w:rPr>
-              <w:t xml:space="preserve"> </w:t>
-            </w:r>
-            <w:r>
-              <w:rPr>
-                <w:rStyle w:val="a8"/>
-              </w:rPr>
-              <w:t>식별</w:t>
-            </w:r>
-            <w:r>
-              <w:rPr>
-                <w:rStyle w:val="a8"/>
-              </w:rPr>
-              <w:t xml:space="preserve"> (Identification of characteristics related to the safety of the medical device)</w:t>
-            </w:r>
-            <w:r>
-              <w:rPr>
-                <w:rStyle w:val="a8"/>
+                <w:rFonts w:asciiTheme="minorHAnsi" w:hAnsiTheme="minorHAnsi"/>
+                <w:sz w:val="24"/>
+              </w:rPr>
+              <w:t>10. 위험통제 조치로부터 발생하는 위험 (Risk arising from risk control measures)</w:t>
+            </w:r>
+            <w:r>
+              <w:rPr>
+                <w:rFonts w:asciiTheme="minorHAnsi" w:hAnsiTheme="minorHAnsi"/>
                 <w:webHidden/>
+                <w:sz w:val="24"/>
               </w:rPr>
               <w:tab/>
             </w:r>
             <w:r>
               <w:rPr>
-                <w:rStyle w:val="a8"/>
+                <w:rFonts w:asciiTheme="minorHAnsi" w:hAnsiTheme="minorHAnsi"/>
                 <w:webHidden/>
+                <w:sz w:val="24"/>
               </w:rPr>
               <w:fldChar w:fldCharType="begin"/>
             </w:r>
             <w:r>
               <w:rPr>
-                <w:rStyle w:val="a8"/>
+                <w:rFonts w:asciiTheme="minorHAnsi" w:hAnsiTheme="minorHAnsi"/>
                 <w:webHidden/>
-              </w:rPr>
-              <w:instrText xml:space="preserve"> PAGEREF _Toc50285606 \h </w:instrText>
-            </w:r>
-            <w:r>
-              <w:rPr>
-                <w:rStyle w:val="a8"/>
+                <w:sz w:val="24"/>
+              </w:rPr>
+              <w:instrText xml:space="preserve"> PAGEREF _Toc140061956 \h </w:instrText>
+            </w:r>
+            <w:r>
+              <w:rPr>
+                <w:rFonts w:asciiTheme="minorHAnsi" w:hAnsiTheme="minorHAnsi"/>
                 <w:webHidden/>
-              </w:rPr>
-            </w:r>
-            <w:r>
-              <w:rPr>
-                <w:rStyle w:val="a8"/>
+                <w:sz w:val="24"/>
+              </w:rPr>
+            </w:r>
+            <w:r>
+              <w:rPr>
+                <w:rFonts w:asciiTheme="minorHAnsi" w:hAnsiTheme="minorHAnsi"/>
                 <w:webHidden/>
+                <w:sz w:val="24"/>
               </w:rPr>
               <w:fldChar w:fldCharType="separate"/>
             </w:r>
             <w:r>
               <w:rPr>
-                <w:rStyle w:val="a8"/>
+                <w:rFonts w:asciiTheme="minorHAnsi" w:hAnsiTheme="minorHAnsi"/>
                 <w:webHidden/>
-              </w:rPr>
-              <w:t>8</w:t>
-            </w:r>
-            <w:r>
-              <w:rPr>
-                <w:rStyle w:val="a8"/>
+                <w:sz w:val="24"/>
+              </w:rPr>
+              <w:t>14</w:t>
+            </w:r>
+            <w:r>
+              <w:rPr>
+                <w:rFonts w:asciiTheme="minorHAnsi" w:hAnsiTheme="minorHAnsi"/>
                 <w:webHidden/>
+                <w:sz w:val="24"/>
               </w:rPr>
               <w:fldChar w:fldCharType="end"/>
             </w:r>
@@ -2777,86 +3095,75 @@
         <w:p>
           <w:pPr>
             <w:pStyle w:val="10"/>
+            <w:spacing w:line="276" w:lineRule="auto"/>
             <w:rPr>
-              <w:rStyle w:val="a8"/>
+              <w:rFonts w:asciiTheme="minorHAnsi" w:hAnsiTheme="minorHAnsi" w:cstheme="minorBidi"/>
+              <w:b w:val="0"/>
+              <w:sz w:val="24"/>
+              <w14:ligatures w14:val="standardContextual"/>
             </w:rPr>
           </w:pPr>
-          <w:hyperlink w:anchor="_Toc50285607" w:history="1">
+          <w:hyperlink w:anchor="_Toc140061957" w:history="1">
             <w:r>
               <w:rPr>
                 <w:rStyle w:val="a8"/>
-              </w:rPr>
-              <w:t xml:space="preserve">5. </w:t>
-            </w:r>
-            <w:r>
-              <w:rPr>
-                <w:rStyle w:val="a8"/>
-              </w:rPr>
-              <w:t>위험</w:t>
-            </w:r>
-            <w:r>
-              <w:rPr>
-                <w:rStyle w:val="a8"/>
-              </w:rPr>
-              <w:t xml:space="preserve"> </w:t>
-            </w:r>
-            <w:r>
-              <w:rPr>
-                <w:rStyle w:val="a8"/>
-              </w:rPr>
-              <w:t>산정</w:t>
-            </w:r>
-            <w:r>
-              <w:rPr>
-                <w:rStyle w:val="a8"/>
-              </w:rPr>
-              <w:t xml:space="preserve"> Estimation Of The Risk For Each Hazardous Situation</w:t>
-            </w:r>
-            <w:r>
-              <w:rPr>
-                <w:rStyle w:val="a8"/>
+                <w:rFonts w:asciiTheme="minorHAnsi" w:hAnsiTheme="minorHAnsi"/>
+                <w:sz w:val="24"/>
+              </w:rPr>
+              <w:t>11. 위험통제의 완료 (Completeness of risk control)</w:t>
+            </w:r>
+            <w:r>
+              <w:rPr>
+                <w:rFonts w:asciiTheme="minorHAnsi" w:hAnsiTheme="minorHAnsi"/>
                 <w:webHidden/>
+                <w:sz w:val="24"/>
               </w:rPr>
               <w:tab/>
             </w:r>
             <w:r>
               <w:rPr>
-                <w:rStyle w:val="a8"/>
+                <w:rFonts w:asciiTheme="minorHAnsi" w:hAnsiTheme="minorHAnsi"/>
                 <w:webHidden/>
+                <w:sz w:val="24"/>
               </w:rPr>
               <w:fldChar w:fldCharType="begin"/>
             </w:r>
             <w:r>
               <w:rPr>
-                <w:rStyle w:val="a8"/>
+                <w:rFonts w:asciiTheme="minorHAnsi" w:hAnsiTheme="minorHAnsi"/>
                 <w:webHidden/>
-              </w:rPr>
-              <w:instrText xml:space="preserve"> PAGEREF _Toc50285607 \h </w:instrText>
-            </w:r>
-            <w:r>
-              <w:rPr>
-                <w:rStyle w:val="a8"/>
+                <w:sz w:val="24"/>
+              </w:rPr>
+              <w:instrText xml:space="preserve"> PAGEREF _Toc140061957 \h </w:instrText>
+            </w:r>
+            <w:r>
+              <w:rPr>
+                <w:rFonts w:asciiTheme="minorHAnsi" w:hAnsiTheme="minorHAnsi"/>
                 <w:webHidden/>
-              </w:rPr>
-            </w:r>
-            <w:r>
-              <w:rPr>
-                <w:rStyle w:val="a8"/>
+                <w:sz w:val="24"/>
+              </w:rPr>
+            </w:r>
+            <w:r>
+              <w:rPr>
+                <w:rFonts w:asciiTheme="minorHAnsi" w:hAnsiTheme="minorHAnsi"/>
                 <w:webHidden/>
+                <w:sz w:val="24"/>
               </w:rPr>
               <w:fldChar w:fldCharType="separate"/>
             </w:r>
             <w:r>
               <w:rPr>
-                <w:rStyle w:val="a8"/>
+                <w:rFonts w:asciiTheme="minorHAnsi" w:hAnsiTheme="minorHAnsi"/>
                 <w:webHidden/>
+                <w:sz w:val="24"/>
               </w:rPr>
               <w:t>14</w:t>
             </w:r>
             <w:r>
               <w:rPr>
-                <w:rStyle w:val="a8"/>
+                <w:rFonts w:asciiTheme="minorHAnsi" w:hAnsiTheme="minorHAnsi"/>
                 <w:webHidden/>
+                <w:sz w:val="24"/>
               </w:rPr>
               <w:fldChar w:fldCharType="end"/>
             </w:r>
@@ -2865,104 +3172,75 @@
         <w:p>
           <w:pPr>
             <w:pStyle w:val="10"/>
+            <w:spacing w:line="276" w:lineRule="auto"/>
             <w:rPr>
-              <w:rStyle w:val="a8"/>
+              <w:rFonts w:asciiTheme="minorHAnsi" w:hAnsiTheme="minorHAnsi" w:cstheme="minorBidi"/>
+              <w:b w:val="0"/>
+              <w:sz w:val="24"/>
+              <w14:ligatures w14:val="standardContextual"/>
             </w:rPr>
           </w:pPr>
-          <w:hyperlink w:anchor="_Toc50285608" w:history="1">
+          <w:hyperlink w:anchor="_Toc140061958" w:history="1">
             <w:r>
               <w:rPr>
                 <w:rStyle w:val="a8"/>
-              </w:rPr>
-              <w:t xml:space="preserve">6. </w:t>
-            </w:r>
-            <w:r>
-              <w:rPr>
-                <w:rStyle w:val="a8"/>
-              </w:rPr>
-              <w:t>위험통제</w:t>
-            </w:r>
-            <w:r>
-              <w:rPr>
-                <w:rStyle w:val="a8"/>
-              </w:rPr>
-              <w:t xml:space="preserve"> </w:t>
-            </w:r>
-            <w:r>
-              <w:rPr>
-                <w:rStyle w:val="a8"/>
-              </w:rPr>
-              <w:t>전</w:t>
-            </w:r>
-            <w:r>
-              <w:rPr>
-                <w:rStyle w:val="a8"/>
-              </w:rPr>
-              <w:t xml:space="preserve"> </w:t>
-            </w:r>
-            <w:r>
-              <w:rPr>
-                <w:rStyle w:val="a8"/>
-              </w:rPr>
-              <w:t>위험</w:t>
-            </w:r>
-            <w:r>
-              <w:rPr>
-                <w:rStyle w:val="a8"/>
-              </w:rPr>
-              <w:t xml:space="preserve"> </w:t>
-            </w:r>
-            <w:r>
-              <w:rPr>
-                <w:rStyle w:val="a8"/>
-              </w:rPr>
-              <w:t>평가</w:t>
-            </w:r>
-            <w:r>
-              <w:rPr>
-                <w:rStyle w:val="a8"/>
+                <w:rFonts w:asciiTheme="minorHAnsi" w:hAnsiTheme="minorHAnsi"/>
+                <w:sz w:val="24"/>
+              </w:rPr>
+              <w:t>12. 전체 잔여위험 허용가능성 평가 (Overall residual risk evaluation)</w:t>
+            </w:r>
+            <w:r>
+              <w:rPr>
+                <w:rFonts w:asciiTheme="minorHAnsi" w:hAnsiTheme="minorHAnsi"/>
                 <w:webHidden/>
+                <w:sz w:val="24"/>
               </w:rPr>
               <w:tab/>
             </w:r>
             <w:r>
               <w:rPr>
-                <w:rStyle w:val="a8"/>
+                <w:rFonts w:asciiTheme="minorHAnsi" w:hAnsiTheme="minorHAnsi"/>
                 <w:webHidden/>
+                <w:sz w:val="24"/>
               </w:rPr>
               <w:fldChar w:fldCharType="begin"/>
             </w:r>
             <w:r>
               <w:rPr>
-                <w:rStyle w:val="a8"/>
+                <w:rFonts w:asciiTheme="minorHAnsi" w:hAnsiTheme="minorHAnsi"/>
                 <w:webHidden/>
-              </w:rPr>
-              <w:instrText xml:space="preserve"> PAGEREF _Toc50285608 \h </w:instrText>
-            </w:r>
-            <w:r>
-              <w:rPr>
-                <w:rStyle w:val="a8"/>
+                <w:sz w:val="24"/>
+              </w:rPr>
+              <w:instrText xml:space="preserve"> PAGEREF _Toc140061958 \h </w:instrText>
+            </w:r>
+            <w:r>
+              <w:rPr>
+                <w:rFonts w:asciiTheme="minorHAnsi" w:hAnsiTheme="minorHAnsi"/>
                 <w:webHidden/>
-              </w:rPr>
-            </w:r>
-            <w:r>
-              <w:rPr>
-                <w:rStyle w:val="a8"/>
+                <w:sz w:val="24"/>
+              </w:rPr>
+            </w:r>
+            <w:r>
+              <w:rPr>
+                <w:rFonts w:asciiTheme="minorHAnsi" w:hAnsiTheme="minorHAnsi"/>
                 <w:webHidden/>
+                <w:sz w:val="24"/>
               </w:rPr>
               <w:fldChar w:fldCharType="separate"/>
             </w:r>
             <w:r>
               <w:rPr>
-                <w:rStyle w:val="a8"/>
+                <w:rFonts w:asciiTheme="minorHAnsi" w:hAnsiTheme="minorHAnsi"/>
                 <w:webHidden/>
-              </w:rPr>
-              <w:t>14</w:t>
-            </w:r>
-            <w:r>
-              <w:rPr>
-                <w:rStyle w:val="a8"/>
+                <w:sz w:val="24"/>
+              </w:rPr>
+              <w:t>15</w:t>
+            </w:r>
+            <w:r>
+              <w:rPr>
+                <w:rFonts w:asciiTheme="minorHAnsi" w:hAnsiTheme="minorHAnsi"/>
                 <w:webHidden/>
+                <w:sz w:val="24"/>
               </w:rPr>
               <w:fldChar w:fldCharType="end"/>
             </w:r>
@@ -2971,346 +3249,67 @@
         <w:p>
           <w:pPr>
             <w:pStyle w:val="10"/>
+            <w:spacing w:line="276" w:lineRule="auto"/>
             <w:rPr>
-              <w:rStyle w:val="a8"/>
-            </w:rPr>
-          </w:pPr>
-          <w:hyperlink w:anchor="_Toc50285609" w:history="1">
-            <w:r>
-              <w:rPr>
-                <w:rStyle w:val="a8"/>
-              </w:rPr>
-              <w:t xml:space="preserve">7. </w:t>
-            </w:r>
-            <w:r>
-              <w:rPr>
-                <w:rStyle w:val="a8"/>
-              </w:rPr>
-              <w:t>위험</w:t>
-            </w:r>
-            <w:r>
-              <w:rPr>
-                <w:rStyle w:val="a8"/>
-              </w:rPr>
-              <w:t xml:space="preserve"> </w:t>
-            </w:r>
-            <w:r>
-              <w:rPr>
-                <w:rStyle w:val="a8"/>
-              </w:rPr>
-              <w:t>통제</w:t>
-            </w:r>
-            <w:r>
-              <w:rPr>
-                <w:rStyle w:val="a8"/>
-              </w:rPr>
-              <w:t xml:space="preserve"> Risk Control</w:t>
-            </w:r>
-            <w:r>
-              <w:rPr>
-                <w:rStyle w:val="a8"/>
-                <w:webHidden/>
-              </w:rPr>
-              <w:tab/>
-            </w:r>
-            <w:r>
-              <w:rPr>
-                <w:rStyle w:val="a8"/>
-                <w:webHidden/>
-              </w:rPr>
-              <w:fldChar w:fldCharType="begin"/>
-            </w:r>
-            <w:r>
-              <w:rPr>
-                <w:rStyle w:val="a8"/>
-                <w:webHidden/>
-              </w:rPr>
-              <w:instrText xml:space="preserve"> PAGEREF _Toc50285609 \h </w:instrText>
-            </w:r>
-            <w:r>
-              <w:rPr>
-                <w:rStyle w:val="a8"/>
-                <w:webHidden/>
-              </w:rPr>
-            </w:r>
-            <w:r>
-              <w:rPr>
-                <w:rStyle w:val="a8"/>
-                <w:webHidden/>
-              </w:rPr>
-              <w:fldChar w:fldCharType="separate"/>
-            </w:r>
-            <w:r>
-              <w:rPr>
-                <w:rStyle w:val="a8"/>
-                <w:webHidden/>
-              </w:rPr>
-              <w:t>14</w:t>
-            </w:r>
-            <w:r>
-              <w:rPr>
-                <w:rStyle w:val="a8"/>
-                <w:webHidden/>
-              </w:rPr>
-              <w:fldChar w:fldCharType="end"/>
-            </w:r>
-          </w:hyperlink>
-        </w:p>
-        <w:p>
-          <w:pPr>
-            <w:pStyle w:val="10"/>
-            <w:rPr>
-              <w:rStyle w:val="a8"/>
-            </w:rPr>
-          </w:pPr>
-          <w:hyperlink w:anchor="_Toc50285610" w:history="1">
-            <w:r>
-              <w:rPr>
-                <w:rStyle w:val="a8"/>
-              </w:rPr>
-              <w:t xml:space="preserve">8. </w:t>
-            </w:r>
-            <w:r>
-              <w:rPr>
-                <w:rStyle w:val="a8"/>
-              </w:rPr>
-              <w:t>위험</w:t>
-            </w:r>
-            <w:r>
-              <w:rPr>
-                <w:rStyle w:val="a8"/>
-              </w:rPr>
-              <w:t xml:space="preserve"> </w:t>
-            </w:r>
-            <w:r>
-              <w:rPr>
-                <w:rStyle w:val="a8"/>
-              </w:rPr>
-              <w:t>통제</w:t>
-            </w:r>
-            <w:r>
-              <w:rPr>
-                <w:rStyle w:val="a8"/>
-              </w:rPr>
-              <w:t xml:space="preserve"> </w:t>
-            </w:r>
-            <w:r>
-              <w:rPr>
-                <w:rStyle w:val="a8"/>
-              </w:rPr>
-              <w:t>후</w:t>
-            </w:r>
-            <w:r>
-              <w:rPr>
-                <w:rStyle w:val="a8"/>
-              </w:rPr>
-              <w:t xml:space="preserve"> Residual Risk Evaluation</w:t>
-            </w:r>
-            <w:r>
-              <w:rPr>
-                <w:rStyle w:val="a8"/>
-                <w:webHidden/>
-              </w:rPr>
-              <w:tab/>
-            </w:r>
-            <w:r>
-              <w:rPr>
-                <w:rStyle w:val="a8"/>
-                <w:webHidden/>
-              </w:rPr>
-              <w:fldChar w:fldCharType="begin"/>
-            </w:r>
-            <w:r>
-              <w:rPr>
-                <w:rStyle w:val="a8"/>
-                <w:webHidden/>
-              </w:rPr>
-              <w:instrText xml:space="preserve"> PAGEREF _Toc50285610 \h </w:instrText>
-            </w:r>
-            <w:r>
-              <w:rPr>
-                <w:rStyle w:val="a8"/>
-                <w:webHidden/>
-              </w:rPr>
-            </w:r>
-            <w:r>
-              <w:rPr>
-                <w:rStyle w:val="a8"/>
-                <w:webHidden/>
-              </w:rPr>
-              <w:fldChar w:fldCharType="separate"/>
-            </w:r>
-            <w:r>
-              <w:rPr>
-                <w:rStyle w:val="a8"/>
-                <w:webHidden/>
-              </w:rPr>
-              <w:t>15</w:t>
-            </w:r>
-            <w:r>
-              <w:rPr>
-                <w:rStyle w:val="a8"/>
-                <w:webHidden/>
-              </w:rPr>
-              <w:fldChar w:fldCharType="end"/>
-            </w:r>
-          </w:hyperlink>
-        </w:p>
-        <w:p>
-          <w:pPr>
-            <w:pStyle w:val="10"/>
-            <w:rPr>
-              <w:rFonts w:asciiTheme="minorHAnsi" w:eastAsiaTheme="minorEastAsia" w:hAnsiTheme="minorHAnsi" w:cstheme="minorBidi"/>
-              <w:szCs w:val="22"/>
-            </w:rPr>
-          </w:pPr>
-          <w:hyperlink w:anchor="_Toc50285611" w:history="1">
-            <w:r>
-              <w:rPr>
-                <w:rStyle w:val="a8"/>
-              </w:rPr>
-              <w:t xml:space="preserve">9. </w:t>
-            </w:r>
-            <w:r>
-              <w:rPr>
-                <w:rStyle w:val="a8"/>
-              </w:rPr>
-              <w:t>위험</w:t>
-            </w:r>
-            <w:r>
-              <w:rPr>
-                <w:rStyle w:val="a8"/>
-              </w:rPr>
-              <w:t>/</w:t>
-            </w:r>
-            <w:r>
-              <w:rPr>
-                <w:rStyle w:val="a8"/>
-              </w:rPr>
-              <w:t>이득</w:t>
-            </w:r>
-            <w:r>
-              <w:rPr>
-                <w:rStyle w:val="a8"/>
-              </w:rPr>
-              <w:t xml:space="preserve"> </w:t>
-            </w:r>
-            <w:r>
-              <w:rPr>
-                <w:rStyle w:val="a8"/>
-              </w:rPr>
-              <w:t>분석</w:t>
-            </w:r>
-            <w:r>
-              <w:rPr>
-                <w:rStyle w:val="a8"/>
-              </w:rPr>
-              <w:t xml:space="preserve"> Risk/Benefic Analysis</w:t>
-            </w:r>
-            <w:r>
-              <w:rPr>
-                <w:rStyle w:val="a8"/>
-                <w:webHidden/>
-              </w:rPr>
-              <w:tab/>
-            </w:r>
-            <w:r>
-              <w:rPr>
-                <w:rStyle w:val="a8"/>
-                <w:webHidden/>
-              </w:rPr>
-              <w:fldChar w:fldCharType="begin"/>
-            </w:r>
-            <w:r>
-              <w:rPr>
-                <w:rStyle w:val="a8"/>
-                <w:webHidden/>
-              </w:rPr>
-              <w:instrText xml:space="preserve"> PAGEREF _Toc50285611 \h </w:instrText>
-            </w:r>
-            <w:r>
-              <w:rPr>
-                <w:rStyle w:val="a8"/>
-                <w:webHidden/>
-              </w:rPr>
-            </w:r>
-            <w:r>
-              <w:rPr>
-                <w:rStyle w:val="a8"/>
-                <w:webHidden/>
-              </w:rPr>
-              <w:fldChar w:fldCharType="separate"/>
-            </w:r>
-            <w:r>
-              <w:rPr>
-                <w:rStyle w:val="a8"/>
-                <w:webHidden/>
-              </w:rPr>
-              <w:t>15</w:t>
-            </w:r>
-            <w:r>
-              <w:rPr>
-                <w:rStyle w:val="a8"/>
-                <w:webHidden/>
-              </w:rPr>
-              <w:fldChar w:fldCharType="end"/>
-            </w:r>
-          </w:hyperlink>
-        </w:p>
-        <w:p>
-          <w:pPr>
-            <w:pStyle w:val="10"/>
-            <w:rPr>
-              <w:rFonts w:asciiTheme="minorHAnsi" w:eastAsiaTheme="minorEastAsia" w:hAnsiTheme="minorHAnsi" w:cstheme="minorBidi"/>
+              <w:rFonts w:asciiTheme="minorHAnsi" w:hAnsiTheme="minorHAnsi" w:cstheme="minorBidi"/>
               <w:b w:val="0"/>
               <w:sz w:val="20"/>
               <w:szCs w:val="22"/>
+              <w14:ligatures w14:val="standardContextual"/>
             </w:rPr>
           </w:pPr>
-          <w:hyperlink w:anchor="_Toc50285612" w:history="1">
+          <w:hyperlink w:anchor="_Toc140061959" w:history="1">
             <w:r>
               <w:rPr>
                 <w:rStyle w:val="a8"/>
+                <w:rFonts w:asciiTheme="minorHAnsi" w:hAnsiTheme="minorHAnsi"/>
               </w:rPr>
               <w:t>Appendix A – Software risk management (FMEA)</w:t>
             </w:r>
             <w:r>
               <w:rPr>
+                <w:rFonts w:asciiTheme="minorHAnsi" w:hAnsiTheme="minorHAnsi"/>
                 <w:webHidden/>
               </w:rPr>
               <w:tab/>
             </w:r>
             <w:r>
               <w:rPr>
+                <w:rFonts w:asciiTheme="minorHAnsi" w:hAnsiTheme="minorHAnsi"/>
                 <w:webHidden/>
               </w:rPr>
               <w:fldChar w:fldCharType="begin"/>
             </w:r>
             <w:r>
               <w:rPr>
+                <w:rFonts w:asciiTheme="minorHAnsi" w:hAnsiTheme="minorHAnsi"/>
                 <w:webHidden/>
               </w:rPr>
-              <w:instrText xml:space="preserve"> PAGEREF _Toc50285612 \h </w:instrText>
-            </w:r>
-            <w:r>
-              <w:rPr>
+              <w:instrText xml:space="preserve"> PAGEREF _Toc140061959 \h </w:instrText>
+            </w:r>
+            <w:r>
+              <w:rPr>
+                <w:rFonts w:asciiTheme="minorHAnsi" w:hAnsiTheme="minorHAnsi"/>
                 <w:webHidden/>
               </w:rPr>
             </w:r>
             <w:r>
               <w:rPr>
+                <w:rFonts w:asciiTheme="minorHAnsi" w:hAnsiTheme="minorHAnsi"/>
                 <w:webHidden/>
               </w:rPr>
               <w:fldChar w:fldCharType="separate"/>
             </w:r>
             <w:r>
               <w:rPr>
+                <w:rFonts w:asciiTheme="minorHAnsi" w:hAnsiTheme="minorHAnsi"/>
                 <w:webHidden/>
               </w:rPr>
               <w:t>16</w:t>
             </w:r>
             <w:r>
               <w:rPr>
+                <w:rFonts w:asciiTheme="minorHAnsi" w:hAnsiTheme="minorHAnsi"/>
                 <w:webHidden/>
               </w:rPr>
               <w:fldChar w:fldCharType="end"/>
@@ -3370,8 +3369,8 @@
         </w:rPr>
       </w:pPr>
       <w:bookmarkStart w:id="3" w:name="_Toc41324830"/>
-      <w:bookmarkStart w:id="4" w:name="_Toc50285592"/>
-      <w:bookmarkStart w:id="5" w:name="_Hlk50285641"/>
+      <w:bookmarkStart w:id="4" w:name="_Hlk50285641"/>
+      <w:bookmarkStart w:id="5" w:name="_Toc140061941"/>
       <w:r>
         <w:rPr>
           <w:rFonts w:ascii="Arial" w:eastAsiaTheme="minorHAnsi" w:hAnsi="Arial" w:cs="Arial"/>
@@ -3462,7 +3461,7 @@
         <w:t>)</w:t>
       </w:r>
       <w:bookmarkEnd w:id="3"/>
-      <w:bookmarkEnd w:id="4"/>
+      <w:bookmarkEnd w:id="5"/>
     </w:p>
     <w:p>
       <w:pPr>
@@ -3478,7 +3477,7 @@
       <w:bookmarkStart w:id="6" w:name="_Toc41324831"/>
       <w:bookmarkStart w:id="7" w:name="_Toc50242438"/>
       <w:bookmarkStart w:id="8" w:name="_Toc50252386"/>
-      <w:bookmarkStart w:id="9" w:name="_Toc50285593"/>
+      <w:bookmarkStart w:id="9" w:name="_Toc140061942"/>
       <w:r>
         <w:rPr>
           <w:rFonts w:ascii="Arial" w:eastAsiaTheme="minorHAnsi" w:hAnsi="Arial" w:cs="Arial"/>
@@ -3691,7 +3690,7 @@
       <w:bookmarkStart w:id="10" w:name="_Toc41324832"/>
       <w:bookmarkStart w:id="11" w:name="_Toc50242439"/>
       <w:bookmarkStart w:id="12" w:name="_Toc50252387"/>
-      <w:bookmarkStart w:id="13" w:name="_Toc50285594"/>
+      <w:bookmarkStart w:id="13" w:name="_Toc140061943"/>
       <w:r>
         <w:rPr>
           <w:rFonts w:ascii="Arial" w:eastAsiaTheme="minorHAnsi" w:hAnsi="Arial" w:cs="Arial"/>
@@ -3948,7 +3947,7 @@
       </w:pPr>
       <w:bookmarkStart w:id="14" w:name="_Toc50242440"/>
       <w:bookmarkStart w:id="15" w:name="_Toc50252388"/>
-      <w:bookmarkStart w:id="16" w:name="_Toc50285595"/>
+      <w:bookmarkStart w:id="16" w:name="_Toc140061944"/>
       <w:r>
         <w:rPr>
           <w:rFonts w:ascii="Arial" w:eastAsiaTheme="minorHAnsi" w:hAnsi="Arial" w:cs="Arial" w:hint="eastAsia"/>
@@ -4048,7 +4047,6 @@
           </w:tcPr>
           <w:p>
             <w:pPr>
-              <w:wordWrap/>
               <w:rPr>
                 <w:rFonts w:ascii="Arial" w:eastAsiaTheme="minorHAnsi" w:hAnsi="Arial" w:cs="Arial"/>
                 <w:sz w:val="22"/>
@@ -4078,8 +4076,6 @@
           </w:tcPr>
           <w:p>
             <w:pPr>
-              <w:wordWrap/>
-              <w:outlineLvl w:val="1"/>
               <w:rPr>
                 <w:rFonts w:ascii="Arial" w:eastAsiaTheme="minorHAnsi" w:hAnsi="Arial" w:cs="Arial"/>
                 <w:sz w:val="22"/>
@@ -4125,7 +4121,6 @@
           </w:tcPr>
           <w:p>
             <w:pPr>
-              <w:wordWrap/>
               <w:rPr>
                 <w:rFonts w:ascii="Arial" w:eastAsiaTheme="minorHAnsi" w:hAnsi="Arial" w:cs="Arial"/>
                 <w:sz w:val="22"/>
@@ -4152,8 +4147,6 @@
           </w:tcPr>
           <w:p>
             <w:pPr>
-              <w:wordWrap/>
-              <w:outlineLvl w:val="1"/>
               <w:rPr>
                 <w:rFonts w:ascii="Arial" w:eastAsiaTheme="minorHAnsi" w:hAnsi="Arial" w:cs="Arial"/>
                 <w:sz w:val="22"/>
@@ -4188,7 +4181,6 @@
           </w:tcPr>
           <w:p>
             <w:pPr>
-              <w:wordWrap/>
               <w:rPr>
                 <w:rFonts w:ascii="Arial" w:eastAsiaTheme="minorHAnsi" w:hAnsi="Arial" w:cs="Arial"/>
                 <w:sz w:val="22"/>
@@ -4215,7 +4207,6 @@
           </w:tcPr>
           <w:p>
             <w:pPr>
-              <w:wordWrap/>
               <w:rPr>
                 <w:rFonts w:ascii="Arial" w:eastAsiaTheme="minorHAnsi" w:hAnsi="Arial" w:cs="Arial"/>
                 <w:sz w:val="22"/>
@@ -4247,7 +4238,6 @@
           </w:tcPr>
           <w:p>
             <w:pPr>
-              <w:wordWrap/>
               <w:rPr>
                 <w:rFonts w:ascii="Arial" w:eastAsiaTheme="minorHAnsi" w:hAnsi="Arial" w:cs="Arial"/>
                 <w:sz w:val="22"/>
@@ -4284,8 +4274,6 @@
           </w:tcPr>
           <w:p>
             <w:pPr>
-              <w:wordWrap/>
-              <w:outlineLvl w:val="1"/>
               <w:rPr>
                 <w:rFonts w:ascii="Arial" w:eastAsiaTheme="minorHAnsi" w:hAnsi="Arial" w:cs="Arial"/>
                 <w:sz w:val="22"/>
@@ -4310,7 +4298,6 @@
           </w:tcPr>
           <w:p>
             <w:pPr>
-              <w:wordWrap/>
               <w:rPr>
                 <w:rFonts w:ascii="Arial" w:eastAsiaTheme="minorHAnsi" w:hAnsi="Arial" w:cs="Arial"/>
                 <w:sz w:val="22"/>
@@ -4350,8 +4337,6 @@
           </w:tcPr>
           <w:p>
             <w:pPr>
-              <w:wordWrap/>
-              <w:outlineLvl w:val="1"/>
               <w:rPr>
                 <w:rFonts w:ascii="Arial" w:eastAsiaTheme="minorHAnsi" w:hAnsi="Arial" w:cs="Arial"/>
                 <w:sz w:val="22"/>
@@ -4361,9 +4346,15 @@
               <w:rPr>
                 <w:rFonts w:ascii="Arial" w:eastAsiaTheme="minorHAnsi" w:hAnsi="Arial" w:cs="Arial"/>
                 <w:sz w:val="22"/>
-                <w:highlight w:val="yellow"/>
               </w:rPr>
               <w:t>1.0</w:t>
+            </w:r>
+            <w:r>
+              <w:rPr>
+                <w:rFonts w:ascii="Arial" w:eastAsiaTheme="minorHAnsi" w:hAnsi="Arial" w:cs="Arial"/>
+                <w:sz w:val="22"/>
+              </w:rPr>
+              <w:t>0.00</w:t>
             </w:r>
           </w:p>
         </w:tc>
@@ -4385,7 +4376,6 @@
           </w:tcPr>
           <w:p>
             <w:pPr>
-              <w:wordWrap/>
               <w:rPr>
                 <w:rFonts w:ascii="Arial" w:eastAsiaTheme="minorHAnsi" w:hAnsi="Arial" w:cs="Arial"/>
                 <w:sz w:val="22"/>
@@ -4427,8 +4417,6 @@
           </w:tcPr>
           <w:p>
             <w:pPr>
-              <w:wordWrap/>
-              <w:outlineLvl w:val="1"/>
               <w:rPr>
                 <w:rFonts w:ascii="Arial" w:eastAsiaTheme="minorHAnsi" w:hAnsi="Arial" w:cs="Arial"/>
                 <w:sz w:val="22"/>
@@ -4467,7 +4455,7 @@
         </w:rPr>
       </w:pPr>
       <w:bookmarkStart w:id="17" w:name="_Toc41324833"/>
-      <w:bookmarkStart w:id="18" w:name="_Toc50285601"/>
+      <w:bookmarkStart w:id="18" w:name="_Toc140061945"/>
       <w:r>
         <w:rPr>
           <w:rFonts w:ascii="Arial" w:eastAsiaTheme="minorHAnsi" w:hAnsi="Arial" w:cs="Arial"/>
@@ -5334,7 +5322,7 @@
           </w:p>
         </w:tc>
       </w:tr>
-      <w:bookmarkEnd w:id="5"/>
+      <w:bookmarkEnd w:id="4"/>
     </w:tbl>
     <w:p>
       <w:pPr>
@@ -5359,14 +5347,30 @@
           <w:sz w:val="24"/>
         </w:rPr>
       </w:pPr>
-      <w:bookmarkStart w:id="19" w:name="_Toc50285602"/>
+      <w:bookmarkStart w:id="19" w:name="_Toc140061946"/>
       <w:r>
         <w:rPr>
           <w:rFonts w:ascii="Arial" w:eastAsiaTheme="minorHAnsi" w:hAnsi="Arial" w:cs="Arial"/>
           <w:b/>
           <w:sz w:val="24"/>
         </w:rPr>
-        <w:t xml:space="preserve">2 </w:t>
+        <w:t>2</w:t>
+      </w:r>
+      <w:r>
+        <w:rPr>
+          <w:rFonts w:ascii="Arial" w:eastAsiaTheme="minorHAnsi" w:hAnsi="Arial" w:cs="Arial"/>
+          <w:b/>
+          <w:sz w:val="24"/>
+        </w:rPr>
+        <w:t>.</w:t>
+      </w:r>
+      <w:r>
+        <w:rPr>
+          <w:rFonts w:ascii="Arial" w:eastAsiaTheme="minorHAnsi" w:hAnsi="Arial" w:cs="Arial"/>
+          <w:b/>
+          <w:sz w:val="24"/>
+        </w:rPr>
+        <w:t xml:space="preserve"> </w:t>
       </w:r>
       <w:r>
         <w:rPr>
@@ -6003,7 +6007,7 @@
           <w:sz w:val="24"/>
         </w:rPr>
       </w:pPr>
-      <w:bookmarkStart w:id="20" w:name="_Toc50285603"/>
+      <w:bookmarkStart w:id="20" w:name="_Toc140061947"/>
       <w:r>
         <w:rPr>
           <w:rFonts w:ascii="Arial" w:eastAsiaTheme="minorHAnsi" w:hAnsi="Arial" w:cs="Arial"/>
@@ -6011,6 +6015,14 @@
           <w:sz w:val="24"/>
         </w:rPr>
         <w:t>3</w:t>
+      </w:r>
+      <w:r>
+        <w:rPr>
+          <w:rFonts w:ascii="Arial" w:eastAsiaTheme="minorHAnsi" w:hAnsi="Arial" w:cs="Arial"/>
+          <w:b/>
+          <w:sz w:val="24"/>
+        </w:rPr>
+        <w:t>.</w:t>
       </w:r>
       <w:r>
         <w:rPr>
@@ -9801,7 +9813,7 @@
           <w:sz w:val="24"/>
         </w:rPr>
       </w:pPr>
-      <w:bookmarkStart w:id="22" w:name="_Toc50285604"/>
+      <w:bookmarkStart w:id="22" w:name="_Toc140061948"/>
       <w:r>
         <w:rPr>
           <w:rFonts w:ascii="Arial" w:eastAsiaTheme="minorHAnsi" w:hAnsi="Arial" w:cs="Arial"/>
@@ -9809,6 +9821,14 @@
           <w:sz w:val="24"/>
         </w:rPr>
         <w:t>4</w:t>
+      </w:r>
+      <w:r>
+        <w:rPr>
+          <w:rFonts w:ascii="Arial" w:eastAsiaTheme="minorHAnsi" w:hAnsi="Arial" w:cs="Arial"/>
+          <w:b/>
+          <w:sz w:val="24"/>
+        </w:rPr>
+        <w:t>.</w:t>
       </w:r>
       <w:r>
         <w:rPr>
@@ -9978,23 +9998,26 @@
           <w:sz w:val="24"/>
         </w:rPr>
       </w:pPr>
-      <w:bookmarkStart w:id="23" w:name="_Toc50285605"/>
-      <w:r>
+    </w:p>
+    <w:p>
+      <w:pPr>
+        <w:wordWrap/>
+        <w:spacing w:line="360" w:lineRule="auto"/>
+        <w:outlineLvl w:val="1"/>
         <w:rPr>
           <w:rFonts w:ascii="Arial" w:eastAsiaTheme="minorHAnsi" w:hAnsi="Arial" w:cs="Arial"/>
           <w:b/>
           <w:sz w:val="24"/>
         </w:rPr>
-        <w:lastRenderedPageBreak/>
-        <w:t>4</w:t>
-      </w:r>
+      </w:pPr>
+      <w:bookmarkStart w:id="23" w:name="_Toc140061949"/>
       <w:r>
         <w:rPr>
           <w:rFonts w:ascii="Arial" w:eastAsiaTheme="minorHAnsi" w:hAnsi="Arial" w:cs="Arial"/>
           <w:b/>
           <w:sz w:val="24"/>
         </w:rPr>
-        <w:t>.1</w:t>
+        <w:t>4</w:t>
       </w:r>
       <w:r>
         <w:rPr>
@@ -10002,7 +10025,7 @@
           <w:b/>
           <w:sz w:val="24"/>
         </w:rPr>
-        <w:t xml:space="preserve"> </w:t>
+        <w:t>.</w:t>
       </w:r>
       <w:r>
         <w:rPr>
@@ -10010,7 +10033,7 @@
           <w:b/>
           <w:sz w:val="24"/>
         </w:rPr>
-        <w:t>사용</w:t>
+        <w:t>1</w:t>
       </w:r>
       <w:r>
         <w:rPr>
@@ -10026,7 +10049,7 @@
           <w:b/>
           <w:sz w:val="24"/>
         </w:rPr>
-        <w:t>목적</w:t>
+        <w:t>사용</w:t>
       </w:r>
       <w:r>
         <w:rPr>
@@ -10042,7 +10065,7 @@
           <w:b/>
           <w:sz w:val="24"/>
         </w:rPr>
-        <w:t>(</w:t>
+        <w:t>목적</w:t>
       </w:r>
       <w:r>
         <w:rPr>
@@ -10050,15 +10073,7 @@
           <w:b/>
           <w:sz w:val="24"/>
         </w:rPr>
-        <w:t>Intended use</w:t>
-      </w:r>
-      <w:r>
-        <w:rPr>
-          <w:rFonts w:ascii="Arial" w:eastAsiaTheme="minorHAnsi" w:hAnsi="Arial" w:cs="Arial"/>
-          <w:b/>
-          <w:sz w:val="24"/>
-        </w:rPr>
-        <w:t>)</w:t>
+        <w:t xml:space="preserve"> (Intended use)</w:t>
       </w:r>
       <w:bookmarkEnd w:id="23"/>
     </w:p>
@@ -10078,15 +10093,15 @@
     <w:p>
       <w:pPr>
         <w:wordWrap/>
-        <w:jc w:val="left"/>
-        <w:outlineLvl w:val="0"/>
+        <w:spacing w:line="360" w:lineRule="auto"/>
+        <w:outlineLvl w:val="1"/>
         <w:rPr>
           <w:rFonts w:ascii="Arial" w:eastAsiaTheme="minorHAnsi" w:hAnsi="Arial" w:cs="Arial"/>
           <w:b/>
           <w:sz w:val="24"/>
         </w:rPr>
       </w:pPr>
-      <w:bookmarkStart w:id="24" w:name="_Toc50285606"/>
+      <w:bookmarkStart w:id="24" w:name="_Toc140061950"/>
       <w:r>
         <w:rPr>
           <w:rFonts w:ascii="Arial" w:eastAsiaTheme="minorHAnsi" w:hAnsi="Arial" w:cs="Arial"/>
@@ -10101,7 +10116,23 @@
           <w:b/>
           <w:sz w:val="24"/>
         </w:rPr>
-        <w:t xml:space="preserve">.2 </w:t>
+        <w:t>.</w:t>
+      </w:r>
+      <w:r>
+        <w:rPr>
+          <w:rFonts w:ascii="Arial" w:eastAsiaTheme="minorHAnsi" w:hAnsi="Arial" w:cs="Arial"/>
+          <w:b/>
+          <w:sz w:val="24"/>
+        </w:rPr>
+        <w:t>2</w:t>
+      </w:r>
+      <w:r>
+        <w:rPr>
+          <w:rFonts w:ascii="Arial" w:eastAsiaTheme="minorHAnsi" w:hAnsi="Arial" w:cs="Arial"/>
+          <w:b/>
+          <w:sz w:val="24"/>
+        </w:rPr>
+        <w:t xml:space="preserve"> </w:t>
       </w:r>
       <w:r>
         <w:rPr>
@@ -10189,39 +10220,7 @@
           <w:b/>
           <w:sz w:val="24"/>
         </w:rPr>
-        <w:t>(</w:t>
-      </w:r>
-      <w:r>
-        <w:rPr>
-          <w:rFonts w:ascii="Arial" w:eastAsiaTheme="minorHAnsi" w:hAnsi="Arial" w:cs="Arial"/>
-          <w:b/>
-          <w:sz w:val="24"/>
-        </w:rPr>
-        <w:t>I</w:t>
-      </w:r>
-      <w:r>
-        <w:rPr>
-          <w:rFonts w:ascii="Arial" w:eastAsiaTheme="minorHAnsi" w:hAnsi="Arial" w:cs="Arial"/>
-          <w:b/>
-          <w:sz w:val="24"/>
-        </w:rPr>
-        <w:t>dentification of characteristics</w:t>
-      </w:r>
-      <w:r>
-        <w:rPr>
-          <w:rFonts w:ascii="Arial" w:eastAsiaTheme="minorHAnsi" w:hAnsi="Arial" w:cs="Arial"/>
-          <w:b/>
-          <w:sz w:val="24"/>
-        </w:rPr>
-        <w:t xml:space="preserve"> related to the safety of the medical device</w:t>
-      </w:r>
-      <w:r>
-        <w:rPr>
-          <w:rFonts w:ascii="Arial" w:eastAsiaTheme="minorHAnsi" w:hAnsi="Arial" w:cs="Arial"/>
-          <w:b/>
-          <w:sz w:val="24"/>
-        </w:rPr>
-        <w:t>)</w:t>
+        <w:t>(Identification of characteristics related to the safety of the medical device)</w:t>
       </w:r>
       <w:bookmarkEnd w:id="24"/>
     </w:p>
@@ -10233,7 +10232,7 @@
         <w:autoSpaceDN/>
         <w:spacing w:after="160" w:line="259" w:lineRule="auto"/>
         <w:rPr>
-          <w:rFonts w:ascii="Arial" w:eastAsiaTheme="minorHAnsi" w:hAnsi="Arial" w:cs="Arial"/>
+          <w:rFonts w:ascii="Arial" w:eastAsiaTheme="minorHAnsi" w:hAnsi="Arial" w:cs="Arial" w:hint="eastAsia"/>
           <w:sz w:val="24"/>
         </w:rPr>
       </w:pPr>
@@ -11991,6 +11990,7 @@
                 <w:kern w:val="0"/>
                 <w:szCs w:val="20"/>
               </w:rPr>
+              <w:lastRenderedPageBreak/>
               <w:t>다른 의료기기</w:t>
             </w:r>
             <w:r>
@@ -12116,7 +12116,6 @@
                 <w:kern w:val="0"/>
                 <w:szCs w:val="20"/>
               </w:rPr>
-              <w:lastRenderedPageBreak/>
               <w:t>불필요한 에너지나 물질의 출력이 있는가</w:t>
             </w:r>
             <w:r>
@@ -14470,6 +14469,7 @@
                 <w:kern w:val="0"/>
                 <w:szCs w:val="20"/>
               </w:rPr>
+              <w:lastRenderedPageBreak/>
               <w:t xml:space="preserve">의료기기는 통제 인터페이스를 </w:t>
             </w:r>
           </w:p>
@@ -14598,7 +14598,6 @@
                 <w:kern w:val="0"/>
                 <w:szCs w:val="20"/>
               </w:rPr>
-              <w:lastRenderedPageBreak/>
               <w:t>정보를 보여주는 의료기기인가</w:t>
             </w:r>
             <w:r>
@@ -16649,6 +16648,7 @@
                 <w:kern w:val="0"/>
                 <w:szCs w:val="20"/>
               </w:rPr>
+              <w:lastRenderedPageBreak/>
               <w:t>데이터 비밀에 대한 영향을 포함한 데이터 보안의 부족, 특히 부당변경에 대한 취약성, 기타의 프로그램 및 바이러스에 의한 의도하지 않은 상호작용</w:t>
             </w:r>
           </w:p>
@@ -16748,7 +16748,6 @@
                 <w:kern w:val="0"/>
                 <w:szCs w:val="20"/>
               </w:rPr>
-              <w:lastRenderedPageBreak/>
               <w:t xml:space="preserve">PEMS가 기본안전 또는 필수성능을 성취하기 위해 필요한 특성을 제공하는 IT-네트워크의 고장. </w:t>
             </w:r>
           </w:p>
@@ -18805,6 +18804,7 @@
                 <w:kern w:val="0"/>
                 <w:szCs w:val="20"/>
               </w:rPr>
+              <w:lastRenderedPageBreak/>
               <w:t>이질적인 네트워크 위상이 있는 가?</w:t>
             </w:r>
           </w:p>
@@ -19065,7 +19065,6 @@
                 <w:kern w:val="0"/>
                 <w:szCs w:val="20"/>
               </w:rPr>
-              <w:lastRenderedPageBreak/>
               <w:t xml:space="preserve">ISO 14971 </w:t>
             </w:r>
             <w:proofErr w:type="spellStart"/>
@@ -20109,7 +20108,7 @@
         <w:pStyle w:val="11"/>
         <w:spacing w:line="360" w:lineRule="auto"/>
         <w:ind w:leftChars="0" w:left="0"/>
-        <w:outlineLvl w:val="1"/>
+        <w:outlineLvl w:val="0"/>
         <w:rPr>
           <w:b/>
           <w:sz w:val="24"/>
@@ -20118,8 +20117,8 @@
       </w:pPr>
       <w:bookmarkStart w:id="26" w:name="_Ref395713367"/>
       <w:bookmarkStart w:id="27" w:name="_Toc395802151"/>
-      <w:bookmarkStart w:id="28" w:name="_Toc50285607"/>
-      <w:bookmarkStart w:id="29" w:name="_Hlk50287290"/>
+      <w:bookmarkStart w:id="28" w:name="_Hlk50287290"/>
+      <w:bookmarkStart w:id="29" w:name="_Toc140061951"/>
       <w:r>
         <w:rPr>
           <w:b/>
@@ -20195,7 +20194,7 @@
       </w:r>
       <w:bookmarkEnd w:id="26"/>
       <w:bookmarkEnd w:id="27"/>
-      <w:bookmarkEnd w:id="28"/>
+      <w:bookmarkEnd w:id="29"/>
     </w:p>
     <w:p>
       <w:pPr>
@@ -20342,7 +20341,7 @@
         <w:pStyle w:val="11"/>
         <w:spacing w:line="360" w:lineRule="auto"/>
         <w:ind w:leftChars="0" w:left="0"/>
-        <w:outlineLvl w:val="1"/>
+        <w:outlineLvl w:val="0"/>
         <w:rPr>
           <w:b/>
           <w:sz w:val="24"/>
@@ -20350,7 +20349,7 @@
         </w:rPr>
       </w:pPr>
       <w:bookmarkStart w:id="30" w:name="_Toc395802152"/>
-      <w:bookmarkStart w:id="31" w:name="_Toc50285608"/>
+      <w:bookmarkStart w:id="31" w:name="_Toc140061952"/>
       <w:r>
         <w:rPr>
           <w:b/>
@@ -22150,7 +22149,7 @@
         <w:pStyle w:val="11"/>
         <w:spacing w:line="360" w:lineRule="auto"/>
         <w:ind w:leftChars="0" w:left="0"/>
-        <w:outlineLvl w:val="1"/>
+        <w:outlineLvl w:val="0"/>
         <w:rPr>
           <w:b/>
           <w:sz w:val="24"/>
@@ -22158,7 +22157,7 @@
         </w:rPr>
       </w:pPr>
       <w:bookmarkStart w:id="32" w:name="_Toc395802153"/>
-      <w:bookmarkStart w:id="33" w:name="_Toc50285609"/>
+      <w:bookmarkStart w:id="33" w:name="_Toc140061953"/>
       <w:r>
         <w:rPr>
           <w:b/>
@@ -22199,7 +22198,6 @@
       <w:pPr>
         <w:pStyle w:val="11"/>
         <w:ind w:leftChars="0" w:left="0"/>
-        <w:outlineLvl w:val="1"/>
         <w:rPr>
           <w:b/>
           <w:sz w:val="24"/>
@@ -22331,14 +22329,14 @@
         <w:pStyle w:val="11"/>
         <w:spacing w:line="360" w:lineRule="auto"/>
         <w:ind w:leftChars="0" w:left="0"/>
-        <w:outlineLvl w:val="1"/>
+        <w:outlineLvl w:val="0"/>
         <w:rPr>
           <w:b/>
           <w:sz w:val="24"/>
           <w:szCs w:val="24"/>
         </w:rPr>
       </w:pPr>
-      <w:bookmarkStart w:id="35" w:name="_Toc50285610"/>
+      <w:bookmarkStart w:id="35" w:name="_Toc140061954"/>
       <w:r>
         <w:rPr>
           <w:b/>
@@ -24140,7 +24138,7 @@
         <w:pStyle w:val="11"/>
         <w:spacing w:line="360" w:lineRule="auto"/>
         <w:ind w:leftChars="0" w:left="0"/>
-        <w:outlineLvl w:val="1"/>
+        <w:outlineLvl w:val="0"/>
         <w:rPr>
           <w:b/>
           <w:sz w:val="24"/>
@@ -24148,7 +24146,7 @@
         </w:rPr>
       </w:pPr>
       <w:bookmarkStart w:id="37" w:name="_Toc395802155"/>
-      <w:bookmarkStart w:id="38" w:name="_Toc50285611"/>
+      <w:bookmarkStart w:id="38" w:name="_Toc140061955"/>
       <w:r>
         <w:rPr>
           <w:b/>
@@ -24232,7 +24230,7 @@
         <w:t xml:space="preserve"> 유도되었기에 위험/이익 분석은 필요치 않다.</w:t>
       </w:r>
     </w:p>
-    <w:bookmarkEnd w:id="29"/>
+    <w:bookmarkEnd w:id="28"/>
     <w:p>
       <w:pPr>
         <w:widowControl/>
@@ -24248,108 +24246,106 @@
     </w:p>
     <w:p>
       <w:pPr>
-        <w:wordWrap/>
-        <w:jc w:val="left"/>
-        <w:outlineLvl w:val="1"/>
+        <w:pStyle w:val="11"/>
+        <w:spacing w:line="360" w:lineRule="auto"/>
+        <w:ind w:leftChars="0" w:left="0"/>
+        <w:outlineLvl w:val="0"/>
+        <w:rPr>
+          <w:b/>
+          <w:sz w:val="24"/>
+          <w:szCs w:val="24"/>
+        </w:rPr>
+      </w:pPr>
+      <w:bookmarkStart w:id="39" w:name="_Toc140061956"/>
+      <w:r>
+        <w:rPr>
+          <w:b/>
+          <w:sz w:val="24"/>
+          <w:szCs w:val="24"/>
+        </w:rPr>
+        <w:t>10</w:t>
+      </w:r>
+      <w:r>
+        <w:rPr>
+          <w:b/>
+          <w:sz w:val="24"/>
+          <w:szCs w:val="24"/>
+        </w:rPr>
+        <w:t xml:space="preserve">. </w:t>
+      </w:r>
+      <w:r>
+        <w:rPr>
+          <w:rFonts w:ascii="Arial" w:eastAsiaTheme="minorHAnsi" w:hAnsi="Arial" w:cs="Arial" w:hint="eastAsia"/>
+          <w:b/>
+          <w:sz w:val="24"/>
+        </w:rPr>
+        <w:t>위험통제</w:t>
+      </w:r>
+      <w:r>
+        <w:rPr>
+          <w:rFonts w:ascii="Arial" w:eastAsiaTheme="minorHAnsi" w:hAnsi="Arial" w:cs="Arial" w:hint="eastAsia"/>
+          <w:b/>
+          <w:sz w:val="24"/>
+        </w:rPr>
+        <w:t xml:space="preserve"> </w:t>
+      </w:r>
+      <w:r>
+        <w:rPr>
+          <w:rFonts w:ascii="Arial" w:eastAsiaTheme="minorHAnsi" w:hAnsi="Arial" w:cs="Arial" w:hint="eastAsia"/>
+          <w:b/>
+          <w:sz w:val="24"/>
+        </w:rPr>
+        <w:t>조치로부터</w:t>
+      </w:r>
+      <w:r>
+        <w:rPr>
+          <w:rFonts w:ascii="Arial" w:eastAsiaTheme="minorHAnsi" w:hAnsi="Arial" w:cs="Arial" w:hint="eastAsia"/>
+          <w:b/>
+          <w:sz w:val="24"/>
+        </w:rPr>
+        <w:t xml:space="preserve"> </w:t>
+      </w:r>
+      <w:r>
+        <w:rPr>
+          <w:rFonts w:ascii="Arial" w:eastAsiaTheme="minorHAnsi" w:hAnsi="Arial" w:cs="Arial" w:hint="eastAsia"/>
+          <w:b/>
+          <w:sz w:val="24"/>
+        </w:rPr>
+        <w:t>발생하는</w:t>
+      </w:r>
+      <w:r>
+        <w:rPr>
+          <w:rFonts w:ascii="Arial" w:eastAsiaTheme="minorHAnsi" w:hAnsi="Arial" w:cs="Arial" w:hint="eastAsia"/>
+          <w:b/>
+          <w:sz w:val="24"/>
+        </w:rPr>
+        <w:t xml:space="preserve"> </w:t>
+      </w:r>
+      <w:r>
+        <w:rPr>
+          <w:rFonts w:ascii="Arial" w:eastAsiaTheme="minorHAnsi" w:hAnsi="Arial" w:cs="Arial" w:hint="eastAsia"/>
+          <w:b/>
+          <w:sz w:val="24"/>
+        </w:rPr>
+        <w:t>위험</w:t>
+      </w:r>
+      <w:r>
+        <w:rPr>
+          <w:rFonts w:ascii="Arial" w:eastAsiaTheme="minorHAnsi" w:hAnsi="Arial" w:cs="Arial" w:hint="eastAsia"/>
+          <w:b/>
+          <w:sz w:val="24"/>
+        </w:rPr>
+        <w:t xml:space="preserve"> </w:t>
+      </w:r>
+      <w:r>
         <w:rPr>
           <w:rFonts w:ascii="Arial" w:eastAsiaTheme="minorHAnsi" w:hAnsi="Arial" w:cs="Arial"/>
           <w:b/>
           <w:sz w:val="24"/>
         </w:rPr>
-      </w:pPr>
-      <w:bookmarkStart w:id="39" w:name="_Toc38552790"/>
-      <w:bookmarkStart w:id="40" w:name="_Toc48831887"/>
-      <w:bookmarkStart w:id="41" w:name="_Hlk50287642"/>
-      <w:r>
-        <w:rPr>
-          <w:rFonts w:ascii="Arial" w:eastAsiaTheme="minorHAnsi" w:hAnsi="Arial" w:cs="Arial"/>
-          <w:b/>
-          <w:sz w:val="24"/>
-        </w:rPr>
-        <w:t>10.</w:t>
-      </w:r>
-      <w:r>
-        <w:rPr>
-          <w:rFonts w:ascii="Arial" w:eastAsiaTheme="minorHAnsi" w:hAnsi="Arial" w:cs="Arial"/>
-          <w:b/>
-          <w:sz w:val="24"/>
-        </w:rPr>
-        <w:t xml:space="preserve"> </w:t>
-      </w:r>
-      <w:r>
-        <w:rPr>
-          <w:rFonts w:ascii="Arial" w:eastAsiaTheme="minorHAnsi" w:hAnsi="Arial" w:cs="Arial" w:hint="eastAsia"/>
-          <w:b/>
-          <w:sz w:val="24"/>
-        </w:rPr>
-        <w:t>위험통제</w:t>
-      </w:r>
-      <w:r>
-        <w:rPr>
-          <w:rFonts w:ascii="Arial" w:eastAsiaTheme="minorHAnsi" w:hAnsi="Arial" w:cs="Arial" w:hint="eastAsia"/>
-          <w:b/>
-          <w:sz w:val="24"/>
-        </w:rPr>
-        <w:t xml:space="preserve"> </w:t>
-      </w:r>
-      <w:r>
-        <w:rPr>
-          <w:rFonts w:ascii="Arial" w:eastAsiaTheme="minorHAnsi" w:hAnsi="Arial" w:cs="Arial" w:hint="eastAsia"/>
-          <w:b/>
-          <w:sz w:val="24"/>
-        </w:rPr>
-        <w:t>조치로부터</w:t>
-      </w:r>
-      <w:r>
-        <w:rPr>
-          <w:rFonts w:ascii="Arial" w:eastAsiaTheme="minorHAnsi" w:hAnsi="Arial" w:cs="Arial" w:hint="eastAsia"/>
-          <w:b/>
-          <w:sz w:val="24"/>
-        </w:rPr>
-        <w:t xml:space="preserve"> </w:t>
-      </w:r>
-      <w:r>
-        <w:rPr>
-          <w:rFonts w:ascii="Arial" w:eastAsiaTheme="minorHAnsi" w:hAnsi="Arial" w:cs="Arial" w:hint="eastAsia"/>
-          <w:b/>
-          <w:sz w:val="24"/>
-        </w:rPr>
-        <w:t>발생하는</w:t>
-      </w:r>
-      <w:r>
-        <w:rPr>
-          <w:rFonts w:ascii="Arial" w:eastAsiaTheme="minorHAnsi" w:hAnsi="Arial" w:cs="Arial" w:hint="eastAsia"/>
-          <w:b/>
-          <w:sz w:val="24"/>
-        </w:rPr>
-        <w:t xml:space="preserve"> </w:t>
-      </w:r>
-      <w:r>
-        <w:rPr>
-          <w:rFonts w:ascii="Arial" w:eastAsiaTheme="minorHAnsi" w:hAnsi="Arial" w:cs="Arial" w:hint="eastAsia"/>
-          <w:b/>
-          <w:sz w:val="24"/>
-        </w:rPr>
-        <w:t>위험</w:t>
-      </w:r>
-      <w:r>
-        <w:rPr>
-          <w:rFonts w:ascii="Arial" w:eastAsiaTheme="minorHAnsi" w:hAnsi="Arial" w:cs="Arial" w:hint="eastAsia"/>
-          <w:b/>
-          <w:sz w:val="24"/>
-        </w:rPr>
-        <w:t xml:space="preserve"> </w:t>
-      </w:r>
-      <w:r>
-        <w:rPr>
-          <w:rFonts w:ascii="Arial" w:eastAsiaTheme="minorHAnsi" w:hAnsi="Arial" w:cs="Arial"/>
-          <w:b/>
-          <w:sz w:val="24"/>
-        </w:rPr>
         <w:t>(Risk arising from risk control measures)</w:t>
       </w:r>
       <w:bookmarkEnd w:id="39"/>
-      <w:bookmarkEnd w:id="40"/>
     </w:p>
     <w:p>
       <w:pPr>
@@ -24360,6 +24356,7 @@
           <w:sz w:val="24"/>
         </w:rPr>
       </w:pPr>
+      <w:bookmarkStart w:id="40" w:name="_Hlk50287642"/>
       <w:r>
         <w:rPr>
           <w:rFonts w:ascii="Arial" w:eastAsiaTheme="minorHAnsi" w:hAnsi="Arial" w:cs="Arial"/>
@@ -24380,24 +24377,56 @@
     </w:p>
     <w:p>
       <w:pPr>
-        <w:wordWrap/>
-        <w:jc w:val="left"/>
-        <w:outlineLvl w:val="1"/>
+        <w:pStyle w:val="11"/>
+        <w:spacing w:line="360" w:lineRule="auto"/>
+        <w:ind w:leftChars="0" w:left="0"/>
+        <w:outlineLvl w:val="0"/>
+        <w:rPr>
+          <w:b/>
+          <w:sz w:val="24"/>
+          <w:szCs w:val="24"/>
+        </w:rPr>
+      </w:pPr>
+      <w:bookmarkStart w:id="41" w:name="_Toc140061957"/>
+      <w:r>
+        <w:rPr>
+          <w:b/>
+          <w:sz w:val="24"/>
+          <w:szCs w:val="24"/>
+        </w:rPr>
+        <w:t>1</w:t>
+      </w:r>
+      <w:r>
+        <w:rPr>
+          <w:b/>
+          <w:sz w:val="24"/>
+          <w:szCs w:val="24"/>
+        </w:rPr>
+        <w:t>1</w:t>
+      </w:r>
+      <w:r>
+        <w:rPr>
+          <w:b/>
+          <w:sz w:val="24"/>
+          <w:szCs w:val="24"/>
+        </w:rPr>
+        <w:t xml:space="preserve">. </w:t>
+      </w:r>
+      <w:r>
         <w:rPr>
           <w:rFonts w:ascii="Arial" w:eastAsiaTheme="minorHAnsi" w:hAnsi="Arial" w:cs="Arial"/>
           <w:b/>
           <w:sz w:val="24"/>
         </w:rPr>
-      </w:pPr>
-      <w:bookmarkStart w:id="42" w:name="_Toc38552791"/>
-      <w:bookmarkStart w:id="43" w:name="_Toc48831888"/>
+        <w:t>위험통제의</w:t>
+      </w:r>
       <w:r>
         <w:rPr>
           <w:rFonts w:ascii="Arial" w:eastAsiaTheme="minorHAnsi" w:hAnsi="Arial" w:cs="Arial"/>
           <w:b/>
           <w:sz w:val="24"/>
         </w:rPr>
-        <w:t>11.</w:t>
+        <w:t xml:space="preserve"> </w:t>
       </w:r>
       <w:r>
         <w:rPr>
@@ -24405,7 +24434,7 @@
           <w:b/>
           <w:sz w:val="24"/>
         </w:rPr>
-        <w:t xml:space="preserve"> </w:t>
+        <w:t>완료</w:t>
       </w:r>
       <w:r>
         <w:rPr>
@@ -24413,34 +24442,9 @@
           <w:b/>
           <w:sz w:val="24"/>
         </w:rPr>
-        <w:t>위험통제의</w:t>
-      </w:r>
-      <w:r>
-        <w:rPr>
-          <w:rFonts w:ascii="Arial" w:eastAsiaTheme="minorHAnsi" w:hAnsi="Arial" w:cs="Arial"/>
-          <w:b/>
-          <w:sz w:val="24"/>
-        </w:rPr>
-        <w:t xml:space="preserve"> </w:t>
-      </w:r>
-      <w:r>
-        <w:rPr>
-          <w:rFonts w:ascii="Arial" w:eastAsiaTheme="minorHAnsi" w:hAnsi="Arial" w:cs="Arial"/>
-          <w:b/>
-          <w:sz w:val="24"/>
-        </w:rPr>
-        <w:t>완료</w:t>
-      </w:r>
-      <w:r>
-        <w:rPr>
-          <w:rFonts w:ascii="Arial" w:eastAsiaTheme="minorHAnsi" w:hAnsi="Arial" w:cs="Arial"/>
-          <w:b/>
-          <w:sz w:val="24"/>
-        </w:rPr>
         <w:t xml:space="preserve"> (Completeness of risk control)</w:t>
       </w:r>
-      <w:bookmarkEnd w:id="42"/>
-      <w:bookmarkEnd w:id="43"/>
+      <w:bookmarkEnd w:id="41"/>
     </w:p>
     <w:p>
       <w:pPr>
@@ -24979,7 +24983,7 @@
           <w:sz w:val="24"/>
         </w:rPr>
       </w:pPr>
-      <w:bookmarkStart w:id="44" w:name="_Toc38552792"/>
+      <w:bookmarkStart w:id="42" w:name="_Toc38552792"/>
     </w:p>
     <w:p>
       <w:pPr>
@@ -25044,7 +25048,6 @@
               <w:rPr>
                 <w:b/>
               </w:rPr>
-              <w:lastRenderedPageBreak/>
               <w:t>항 목</w:t>
             </w:r>
           </w:p>
@@ -25602,24 +25605,56 @@
     </w:p>
     <w:p>
       <w:pPr>
-        <w:widowControl/>
-        <w:wordWrap/>
-        <w:autoSpaceDE/>
-        <w:autoSpaceDN/>
-        <w:jc w:val="left"/>
+        <w:pStyle w:val="11"/>
+        <w:spacing w:line="360" w:lineRule="auto"/>
+        <w:ind w:leftChars="0" w:left="0"/>
+        <w:outlineLvl w:val="0"/>
+        <w:rPr>
+          <w:b/>
+          <w:sz w:val="24"/>
+          <w:szCs w:val="24"/>
+        </w:rPr>
+      </w:pPr>
+      <w:bookmarkStart w:id="43" w:name="_Toc140061958"/>
+      <w:r>
+        <w:rPr>
+          <w:b/>
+          <w:sz w:val="24"/>
+          <w:szCs w:val="24"/>
+        </w:rPr>
+        <w:t>1</w:t>
+      </w:r>
+      <w:r>
+        <w:rPr>
+          <w:b/>
+          <w:sz w:val="24"/>
+          <w:szCs w:val="24"/>
+        </w:rPr>
+        <w:t>2</w:t>
+      </w:r>
+      <w:r>
+        <w:rPr>
+          <w:b/>
+          <w:sz w:val="24"/>
+          <w:szCs w:val="24"/>
+        </w:rPr>
+        <w:t xml:space="preserve">. </w:t>
+      </w:r>
+      <w:r>
         <w:rPr>
           <w:rFonts w:ascii="Arial" w:eastAsiaTheme="minorHAnsi" w:hAnsi="Arial" w:cs="Arial"/>
           <w:b/>
           <w:sz w:val="24"/>
         </w:rPr>
-      </w:pPr>
+        <w:t>전체</w:t>
+      </w:r>
       <w:r>
         <w:rPr>
           <w:rFonts w:ascii="Arial" w:eastAsiaTheme="minorHAnsi" w:hAnsi="Arial" w:cs="Arial"/>
           <w:b/>
           <w:sz w:val="24"/>
         </w:rPr>
-        <w:t>12.</w:t>
+        <w:t xml:space="preserve"> </w:t>
       </w:r>
       <w:r>
         <w:rPr>
@@ -25627,7 +25662,7 @@
           <w:b/>
           <w:sz w:val="24"/>
         </w:rPr>
-        <w:t xml:space="preserve"> </w:t>
+        <w:t>잔여위험</w:t>
       </w:r>
       <w:r>
         <w:rPr>
@@ -25635,7 +25670,7 @@
           <w:b/>
           <w:sz w:val="24"/>
         </w:rPr>
-        <w:t>전체</w:t>
+        <w:t xml:space="preserve"> </w:t>
       </w:r>
       <w:r>
         <w:rPr>
@@ -25643,7 +25678,7 @@
           <w:b/>
           <w:sz w:val="24"/>
         </w:rPr>
-        <w:t xml:space="preserve"> </w:t>
+        <w:t>허용가능성</w:t>
       </w:r>
       <w:r>
         <w:rPr>
@@ -25651,7 +25686,7 @@
           <w:b/>
           <w:sz w:val="24"/>
         </w:rPr>
-        <w:t>잔여위험</w:t>
+        <w:t xml:space="preserve"> </w:t>
       </w:r>
       <w:r>
         <w:rPr>
@@ -25659,7 +25694,7 @@
           <w:b/>
           <w:sz w:val="24"/>
         </w:rPr>
-        <w:t xml:space="preserve"> </w:t>
+        <w:t>평가</w:t>
       </w:r>
       <w:r>
         <w:rPr>
@@ -25667,34 +25702,11 @@
           <w:b/>
           <w:sz w:val="24"/>
         </w:rPr>
-        <w:t>허용가능성</w:t>
-      </w:r>
-      <w:r>
-        <w:rPr>
-          <w:rFonts w:ascii="Arial" w:eastAsiaTheme="minorHAnsi" w:hAnsi="Arial" w:cs="Arial"/>
-          <w:b/>
-          <w:sz w:val="24"/>
-        </w:rPr>
-        <w:t xml:space="preserve"> </w:t>
-      </w:r>
-      <w:r>
-        <w:rPr>
-          <w:rFonts w:ascii="Arial" w:eastAsiaTheme="minorHAnsi" w:hAnsi="Arial" w:cs="Arial"/>
-          <w:b/>
-          <w:sz w:val="24"/>
-        </w:rPr>
-        <w:t>평가</w:t>
-      </w:r>
-      <w:r>
-        <w:rPr>
-          <w:rFonts w:ascii="Arial" w:eastAsiaTheme="minorHAnsi" w:hAnsi="Arial" w:cs="Arial"/>
-          <w:b/>
-          <w:sz w:val="24"/>
-        </w:rPr>
         <w:t xml:space="preserve"> (Overall residual risk evaluation)</w:t>
       </w:r>
-      <w:bookmarkEnd w:id="44"/>
+      <w:bookmarkEnd w:id="43"/>
     </w:p>
+    <w:bookmarkEnd w:id="42"/>
     <w:p>
       <w:pPr>
         <w:widowControl/>
@@ -25770,16 +25782,16 @@
         </w:rPr>
         <w:t>.</w:t>
       </w:r>
-      <w:bookmarkEnd w:id="41"/>
+      <w:bookmarkEnd w:id="40"/>
     </w:p>
     <w:p>
       <w:pPr>
         <w:pStyle w:val="MDLabAppendixTitle"/>
       </w:pPr>
-      <w:bookmarkStart w:id="45" w:name="_Toc469542494"/>
-      <w:bookmarkStart w:id="46" w:name="_Toc477198955"/>
-      <w:bookmarkStart w:id="47" w:name="_Toc50285612"/>
-      <w:bookmarkStart w:id="48" w:name="_Hlk50287775"/>
+      <w:bookmarkStart w:id="44" w:name="_Toc469542494"/>
+      <w:bookmarkStart w:id="45" w:name="_Toc477198955"/>
+      <w:bookmarkStart w:id="46" w:name="_Hlk50287775"/>
+      <w:bookmarkStart w:id="47" w:name="_Toc140061959"/>
       <w:r>
         <w:rPr>
           <w:rFonts w:hint="eastAsia"/>
@@ -25790,8 +25802,8 @@
       <w:r>
         <w:t>ppendix A – Software risk management (FMEA</w:t>
       </w:r>
+      <w:bookmarkEnd w:id="44"/>
       <w:bookmarkEnd w:id="45"/>
-      <w:bookmarkEnd w:id="46"/>
       <w:r>
         <w:t>)</w:t>
       </w:r>
@@ -25800,6 +25812,7 @@
     <w:p>
       <w:pPr>
         <w:pStyle w:val="MDLabAppendixTitle"/>
+        <w:outlineLvl w:val="9"/>
       </w:pPr>
       <w:r>
         <w:rPr>
@@ -25858,6 +25871,7 @@
     <w:p>
       <w:pPr>
         <w:pStyle w:val="MDLabAppendixTitle"/>
+        <w:outlineLvl w:val="9"/>
       </w:pPr>
       <w:r>
         <w:rPr>
@@ -25913,7 +25927,7 @@
           </wp:inline>
         </w:drawing>
       </w:r>
-      <w:bookmarkEnd w:id="48"/>
+      <w:bookmarkEnd w:id="46"/>
     </w:p>
     <w:sectPr>
       <w:pgSz w:w="16838" w:h="11906" w:orient="landscape"/>
@@ -26012,7 +26026,7 @@
               <wp:inline distT="0" distB="0" distL="0" distR="0" wp14:anchorId="74B577DF" wp14:editId="34F593E9">
                 <wp:extent cx="1200150" cy="266700"/>
                 <wp:effectExtent l="0" t="0" r="0" b="0"/>
-                <wp:docPr id="1296770641" name="그림 1"/>
+                <wp:docPr id="311365350" name="그림 311365350"/>
                 <wp:cNvGraphicFramePr>
                   <a:graphicFrameLocks xmlns:a="http://schemas.openxmlformats.org/drawingml/2006/main" noChangeAspect="1"/>
                 </wp:cNvGraphicFramePr>
@@ -28253,6 +28267,24 @@
       <w:szCs w:val="28"/>
     </w:rPr>
   </w:style>
+  <w:style w:type="paragraph" w:styleId="2">
+    <w:name w:val="heading 2"/>
+    <w:basedOn w:val="a"/>
+    <w:next w:val="a"/>
+    <w:link w:val="2Char"/>
+    <w:uiPriority w:val="9"/>
+    <w:semiHidden/>
+    <w:unhideWhenUsed/>
+    <w:qFormat/>
+    <w:rsid w:val="00855C7D"/>
+    <w:pPr>
+      <w:keepNext/>
+      <w:outlineLvl w:val="1"/>
+    </w:pPr>
+    <w:rPr>
+      <w:rFonts w:asciiTheme="majorHAnsi" w:eastAsiaTheme="majorEastAsia" w:hAnsiTheme="majorHAnsi" w:cstheme="majorBidi"/>
+    </w:rPr>
+  </w:style>
   <w:style w:type="character" w:default="1" w:styleId="a0">
     <w:name w:val="Default Paragraph Font"/>
     <w:uiPriority w:val="1"/>
@@ -28483,7 +28515,7 @@
       <w:sz w:val="22"/>
     </w:rPr>
   </w:style>
-  <w:style w:type="paragraph" w:styleId="2">
+  <w:style w:type="paragraph" w:styleId="20">
     <w:name w:val="toc 2"/>
     <w:basedOn w:val="a"/>
     <w:next w:val="a"/>
@@ -28829,6 +28861,18 @@
       <w:szCs w:val="24"/>
     </w:rPr>
   </w:style>
+  <w:style w:type="character" w:customStyle="1" w:styleId="2Char">
+    <w:name w:val="제목 2 Char"/>
+    <w:basedOn w:val="a0"/>
+    <w:link w:val="2"/>
+    <w:uiPriority w:val="9"/>
+    <w:semiHidden/>
+    <w:rsid w:val="00855C7D"/>
+    <w:rPr>
+      <w:rFonts w:asciiTheme="majorHAnsi" w:eastAsiaTheme="majorEastAsia" w:hAnsiTheme="majorHAnsi" w:cstheme="majorBidi"/>
+      <w:szCs w:val="24"/>
+    </w:rPr>
+  </w:style>
 </w:styles>
 </file>
 

--- a/Document/@05.SRM_Raywatt.docx
+++ b/Document/@05.SRM_Raywatt.docx
@@ -1756,7 +1756,6 @@
         <w:p>
           <w:pPr>
             <w:rPr>
-              <w:rFonts w:hint="eastAsia"/>
               <w:lang w:val="ko-KR"/>
             </w:rPr>
           </w:pPr>
@@ -3369,8 +3368,8 @@
         </w:rPr>
       </w:pPr>
       <w:bookmarkStart w:id="3" w:name="_Toc41324830"/>
-      <w:bookmarkStart w:id="4" w:name="_Hlk50285641"/>
-      <w:bookmarkStart w:id="5" w:name="_Toc140061941"/>
+      <w:bookmarkStart w:id="4" w:name="_Toc140061941"/>
+      <w:bookmarkStart w:id="5" w:name="_Hlk50285641"/>
       <w:r>
         <w:rPr>
           <w:rFonts w:ascii="Arial" w:eastAsiaTheme="minorHAnsi" w:hAnsi="Arial" w:cs="Arial"/>
@@ -3461,7 +3460,7 @@
         <w:t>)</w:t>
       </w:r>
       <w:bookmarkEnd w:id="3"/>
-      <w:bookmarkEnd w:id="5"/>
+      <w:bookmarkEnd w:id="4"/>
     </w:p>
     <w:p>
       <w:pPr>
@@ -4699,23 +4698,7 @@
                 <w:rFonts w:asciiTheme="minorHAnsi" w:eastAsiaTheme="minorHAnsi" w:hAnsiTheme="minorHAnsi" w:cs="Arial"/>
                 <w:szCs w:val="20"/>
               </w:rPr>
-              <w:t>IEC 60601-1 [</w:t>
-            </w:r>
-            <w:proofErr w:type="gramStart"/>
-            <w:r>
-              <w:rPr>
-                <w:rFonts w:asciiTheme="minorHAnsi" w:eastAsiaTheme="minorHAnsi" w:hAnsiTheme="minorHAnsi" w:cs="Arial"/>
-                <w:szCs w:val="20"/>
-              </w:rPr>
-              <w:t>2005]+</w:t>
-            </w:r>
-            <w:proofErr w:type="gramEnd"/>
-            <w:r>
-              <w:rPr>
-                <w:rFonts w:asciiTheme="minorHAnsi" w:eastAsiaTheme="minorHAnsi" w:hAnsiTheme="minorHAnsi" w:cs="Arial"/>
-                <w:szCs w:val="20"/>
-              </w:rPr>
-              <w:t>AM1[2012]</w:t>
+              <w:t>IEC 60601-1 [2005]+AM1[2012]</w:t>
             </w:r>
           </w:p>
         </w:tc>
@@ -5001,23 +4984,7 @@
                 <w:rFonts w:asciiTheme="minorHAnsi" w:eastAsiaTheme="minorHAnsi" w:hAnsiTheme="minorHAnsi" w:cs="Arial"/>
                 <w:szCs w:val="20"/>
               </w:rPr>
-              <w:t>[</w:t>
-            </w:r>
-            <w:proofErr w:type="gramStart"/>
-            <w:r>
-              <w:rPr>
-                <w:rFonts w:asciiTheme="minorHAnsi" w:eastAsiaTheme="minorHAnsi" w:hAnsiTheme="minorHAnsi" w:cs="Arial"/>
-                <w:szCs w:val="20"/>
-              </w:rPr>
-              <w:t>2010]+</w:t>
-            </w:r>
-            <w:proofErr w:type="gramEnd"/>
-            <w:r>
-              <w:rPr>
-                <w:rFonts w:asciiTheme="minorHAnsi" w:eastAsiaTheme="minorHAnsi" w:hAnsiTheme="minorHAnsi" w:cs="Arial"/>
-                <w:szCs w:val="20"/>
-              </w:rPr>
-              <w:t>AMD1</w:t>
+              <w:t>[2010]+AMD1</w:t>
             </w:r>
             <w:r>
               <w:rPr>
@@ -5322,7 +5289,7 @@
           </w:p>
         </w:tc>
       </w:tr>
-      <w:bookmarkEnd w:id="4"/>
+      <w:bookmarkEnd w:id="5"/>
     </w:tbl>
     <w:p>
       <w:pPr>
@@ -10089,6 +10056,99 @@
           <w:sz w:val="24"/>
         </w:rPr>
       </w:pPr>
+      <w:r>
+        <w:rPr>
+          <w:rFonts w:asciiTheme="minorHAnsi" w:eastAsiaTheme="minorEastAsia" w:hAnsiTheme="minorHAnsi" w:cstheme="minorBidi" w:hint="eastAsia"/>
+          <w:iCs/>
+          <w:sz w:val="24"/>
+        </w:rPr>
+        <w:t xml:space="preserve">본 제품은 심혈관 내 삽입된 </w:t>
+      </w:r>
+      <w:proofErr w:type="spellStart"/>
+      <w:r>
+        <w:rPr>
+          <w:rFonts w:asciiTheme="minorHAnsi" w:eastAsiaTheme="minorEastAsia" w:hAnsiTheme="minorHAnsi" w:cstheme="minorBidi" w:hint="eastAsia"/>
+          <w:iCs/>
+          <w:sz w:val="24"/>
+        </w:rPr>
+        <w:t>카테터</w:t>
+      </w:r>
+      <w:proofErr w:type="spellEnd"/>
+      <w:r>
+        <w:rPr>
+          <w:rFonts w:asciiTheme="minorHAnsi" w:eastAsiaTheme="minorEastAsia" w:hAnsiTheme="minorHAnsi" w:cstheme="minorBidi" w:hint="eastAsia"/>
+          <w:iCs/>
+          <w:sz w:val="24"/>
+        </w:rPr>
+        <w:t xml:space="preserve"> 기반의 OCT(optical coherence tomography, </w:t>
+      </w:r>
+      <w:proofErr w:type="spellStart"/>
+      <w:r>
+        <w:rPr>
+          <w:rFonts w:asciiTheme="minorHAnsi" w:eastAsiaTheme="minorEastAsia" w:hAnsiTheme="minorHAnsi" w:cstheme="minorBidi" w:hint="eastAsia"/>
+          <w:iCs/>
+          <w:sz w:val="24"/>
+        </w:rPr>
+        <w:t>광간섭단층촬영</w:t>
+      </w:r>
+      <w:proofErr w:type="spellEnd"/>
+      <w:r>
+        <w:rPr>
+          <w:rFonts w:asciiTheme="minorHAnsi" w:eastAsiaTheme="minorEastAsia" w:hAnsiTheme="minorHAnsi" w:cstheme="minorBidi" w:hint="eastAsia"/>
+          <w:iCs/>
+          <w:sz w:val="24"/>
+        </w:rPr>
+        <w:t xml:space="preserve">) 영상화 기술을 활용하여 심혈관 질환의 중증 정도를 내과적으로 평가할 수 있다. 심혈관 내 삽입된 </w:t>
+      </w:r>
+      <w:proofErr w:type="spellStart"/>
+      <w:r>
+        <w:rPr>
+          <w:rFonts w:asciiTheme="minorHAnsi" w:eastAsiaTheme="minorEastAsia" w:hAnsiTheme="minorHAnsi" w:cstheme="minorBidi" w:hint="eastAsia"/>
+          <w:iCs/>
+          <w:sz w:val="24"/>
+        </w:rPr>
+        <w:t>카테터에서</w:t>
+      </w:r>
+      <w:proofErr w:type="spellEnd"/>
+      <w:r>
+        <w:rPr>
+          <w:rFonts w:asciiTheme="minorHAnsi" w:eastAsiaTheme="minorEastAsia" w:hAnsiTheme="minorHAnsi" w:cstheme="minorBidi" w:hint="eastAsia"/>
+          <w:iCs/>
+          <w:sz w:val="24"/>
+        </w:rPr>
+        <w:t xml:space="preserve"> 1300 nm 파장 대역의 근적외선 빔이 혈관 내벽에 입사 되고 반사광을 검출하여 디지털 신호로 변환 후 실시간 영상 재생, 저장, 디스플레이 등의 일렬의 영상화 과정을 처리할 수 있다. 또한, 심혈관 질환의 기능적 검사 방법인 혈관 내 혈압 정보인 FFR(fractional flow reserve, </w:t>
+      </w:r>
+      <w:proofErr w:type="spellStart"/>
+      <w:r>
+        <w:rPr>
+          <w:rFonts w:asciiTheme="minorHAnsi" w:eastAsiaTheme="minorEastAsia" w:hAnsiTheme="minorHAnsi" w:cstheme="minorBidi" w:hint="eastAsia"/>
+          <w:iCs/>
+          <w:sz w:val="24"/>
+        </w:rPr>
+        <w:t>분획혈류예비력</w:t>
+      </w:r>
+      <w:proofErr w:type="spellEnd"/>
+      <w:r>
+        <w:rPr>
+          <w:rFonts w:asciiTheme="minorHAnsi" w:eastAsiaTheme="minorEastAsia" w:hAnsiTheme="minorHAnsi" w:cstheme="minorBidi" w:hint="eastAsia"/>
+          <w:iCs/>
+          <w:sz w:val="24"/>
+        </w:rPr>
+        <w:t>) 검사를 획득된 심혈관 OCT 영상 분석 인자를 활용한 기계 학습(machine learning)을 통해 예측할 수 있다.</w:t>
+      </w:r>
+    </w:p>
+    <w:p>
+      <w:pPr>
+        <w:widowControl/>
+        <w:wordWrap/>
+        <w:autoSpaceDE/>
+        <w:autoSpaceDN/>
+        <w:rPr>
+          <w:rFonts w:asciiTheme="minorHAnsi" w:eastAsiaTheme="minorEastAsia" w:hAnsiTheme="minorHAnsi" w:cstheme="minorBidi" w:hint="eastAsia"/>
+          <w:iCs/>
+          <w:sz w:val="24"/>
+        </w:rPr>
+      </w:pPr>
     </w:p>
     <w:p>
       <w:pPr>
@@ -10232,7 +10292,7 @@
         <w:autoSpaceDN/>
         <w:spacing w:after="160" w:line="259" w:lineRule="auto"/>
         <w:rPr>
-          <w:rFonts w:ascii="Arial" w:eastAsiaTheme="minorHAnsi" w:hAnsi="Arial" w:cs="Arial" w:hint="eastAsia"/>
+          <w:rFonts w:ascii="Arial" w:eastAsiaTheme="minorHAnsi" w:hAnsi="Arial" w:cs="Arial"/>
           <w:sz w:val="24"/>
         </w:rPr>
       </w:pPr>
@@ -10953,18 +11013,8 @@
                 <w:kern w:val="0"/>
                 <w:szCs w:val="20"/>
               </w:rPr>
-              <w:t xml:space="preserve">또는 의료기기에 함께 </w:t>
-            </w:r>
-            <w:proofErr w:type="gramStart"/>
-            <w:r>
-              <w:rPr>
-                <w:rFonts w:asciiTheme="minorEastAsia" w:eastAsiaTheme="minorEastAsia" w:hAnsiTheme="minorEastAsia" w:cs="굴림"/>
-                <w:kern w:val="0"/>
-                <w:szCs w:val="20"/>
-              </w:rPr>
-              <w:t>사용 되었는가</w:t>
-            </w:r>
-            <w:proofErr w:type="gramEnd"/>
+              <w:t>또는 의료기기에 함께 사용 되었는가</w:t>
+            </w:r>
             <w:r>
               <w:rPr>
                 <w:rFonts w:asciiTheme="minorEastAsia" w:eastAsiaTheme="minorEastAsia" w:hAnsiTheme="minorEastAsia" w:cs="굴림" w:hint="eastAsia"/>
@@ -11381,6 +11431,7 @@
                 <w:kern w:val="0"/>
                 <w:szCs w:val="20"/>
               </w:rPr>
+              <w:lastRenderedPageBreak/>
               <w:t>의료기기가 멸균되어 공급되는가, 사용자가 멸균하도록 되어 있는가, 또는 다른 미생물 학적 통제가 적용되는가?</w:t>
             </w:r>
           </w:p>
@@ -11990,7 +12041,6 @@
                 <w:kern w:val="0"/>
                 <w:szCs w:val="20"/>
               </w:rPr>
-              <w:lastRenderedPageBreak/>
               <w:t>다른 의료기기</w:t>
             </w:r>
             <w:r>
@@ -12046,7 +12096,7 @@
                 <w:kern w:val="0"/>
                 <w:szCs w:val="20"/>
               </w:rPr>
-              <w:t>N</w:t>
+              <w:t>A</w:t>
             </w:r>
           </w:p>
         </w:tc>
@@ -12070,16 +12120,30 @@
                 <w:szCs w:val="20"/>
               </w:rPr>
             </w:pPr>
-            <w:proofErr w:type="spellStart"/>
-            <w:r>
-              <w:rPr>
-                <w:rFonts w:asciiTheme="minorEastAsia" w:eastAsiaTheme="minorEastAsia" w:hAnsiTheme="minorEastAsia" w:cs="굴림" w:hint="eastAsia"/>
-                <w:kern w:val="0"/>
-                <w:szCs w:val="20"/>
-              </w:rPr>
-              <w:t>해당없음</w:t>
-            </w:r>
-            <w:proofErr w:type="spellEnd"/>
+            <w:r>
+              <w:rPr>
+                <w:rFonts w:asciiTheme="minorEastAsia" w:eastAsiaTheme="minorEastAsia" w:hAnsiTheme="minorEastAsia" w:cs="굴림" w:hint="eastAsia"/>
+                <w:kern w:val="0"/>
+                <w:szCs w:val="20"/>
+              </w:rPr>
+              <w:t>A</w:t>
+            </w:r>
+            <w:r>
+              <w:rPr>
+                <w:rFonts w:asciiTheme="minorEastAsia" w:eastAsiaTheme="minorEastAsia" w:hAnsiTheme="minorEastAsia" w:cs="굴림"/>
+                <w:kern w:val="0"/>
+                <w:szCs w:val="20"/>
+              </w:rPr>
+              <w:t xml:space="preserve">ngio </w:t>
+            </w:r>
+            <w:r>
+              <w:rPr>
+                <w:rFonts w:asciiTheme="minorEastAsia" w:eastAsiaTheme="minorEastAsia" w:hAnsiTheme="minorEastAsia" w:cs="굴림" w:hint="eastAsia"/>
+                <w:kern w:val="0"/>
+                <w:szCs w:val="20"/>
+              </w:rPr>
+              <w:t>영상 수신</w:t>
+            </w:r>
           </w:p>
         </w:tc>
       </w:tr>
@@ -13282,13 +13346,15 @@
                 <w:rFonts w:asciiTheme="minorEastAsia" w:eastAsiaTheme="minorEastAsia" w:hAnsiTheme="minorEastAsia" w:cs="굴림"/>
                 <w:kern w:val="0"/>
                 <w:szCs w:val="20"/>
-              </w:rPr>
-            </w:pPr>
-            <w:r>
-              <w:rPr>
-                <w:rFonts w:asciiTheme="minorEastAsia" w:eastAsiaTheme="minorEastAsia" w:hAnsiTheme="minorEastAsia" w:cs="굴림" w:hint="eastAsia"/>
-                <w:kern w:val="0"/>
-                <w:szCs w:val="20"/>
+                <w:highlight w:val="yellow"/>
+              </w:rPr>
+            </w:pPr>
+            <w:r>
+              <w:rPr>
+                <w:rFonts w:asciiTheme="minorEastAsia" w:eastAsiaTheme="minorEastAsia" w:hAnsiTheme="minorEastAsia" w:cs="굴림" w:hint="eastAsia"/>
+                <w:kern w:val="0"/>
+                <w:szCs w:val="20"/>
+                <w:highlight w:val="yellow"/>
               </w:rPr>
               <w:t>노화:</w:t>
             </w:r>
@@ -13297,6 +13363,7 @@
                 <w:rFonts w:asciiTheme="minorEastAsia" w:eastAsiaTheme="minorEastAsia" w:hAnsiTheme="minorEastAsia" w:cs="굴림"/>
                 <w:kern w:val="0"/>
                 <w:szCs w:val="20"/>
+                <w:highlight w:val="yellow"/>
               </w:rPr>
               <w:t xml:space="preserve"> </w:t>
             </w:r>
@@ -13305,6 +13372,7 @@
                 <w:rFonts w:asciiTheme="minorEastAsia" w:eastAsiaTheme="minorEastAsia" w:hAnsiTheme="minorEastAsia" w:cs="굴림" w:hint="eastAsia"/>
                 <w:kern w:val="0"/>
                 <w:szCs w:val="20"/>
+                <w:highlight w:val="yellow"/>
               </w:rPr>
               <w:t>광원,</w:t>
             </w:r>
@@ -13313,6 +13381,7 @@
                 <w:rFonts w:asciiTheme="minorEastAsia" w:eastAsiaTheme="minorEastAsia" w:hAnsiTheme="minorEastAsia" w:cs="굴림"/>
                 <w:kern w:val="0"/>
                 <w:szCs w:val="20"/>
+                <w:highlight w:val="yellow"/>
               </w:rPr>
               <w:t xml:space="preserve"> </w:t>
             </w:r>
@@ -13321,6 +13390,7 @@
                 <w:rFonts w:asciiTheme="minorEastAsia" w:eastAsiaTheme="minorEastAsia" w:hAnsiTheme="minorEastAsia" w:cs="굴림" w:hint="eastAsia"/>
                 <w:kern w:val="0"/>
                 <w:szCs w:val="20"/>
+                <w:highlight w:val="yellow"/>
               </w:rPr>
               <w:t>d</w:t>
             </w:r>
@@ -13329,6 +13399,7 @@
                 <w:rFonts w:asciiTheme="minorEastAsia" w:eastAsiaTheme="minorEastAsia" w:hAnsiTheme="minorEastAsia" w:cs="굴림"/>
                 <w:kern w:val="0"/>
                 <w:szCs w:val="20"/>
+                <w:highlight w:val="yellow"/>
               </w:rPr>
               <w:t xml:space="preserve">etector, </w:t>
             </w:r>
@@ -13337,6 +13408,7 @@
                 <w:rFonts w:asciiTheme="minorEastAsia" w:eastAsiaTheme="minorEastAsia" w:hAnsiTheme="minorEastAsia" w:cs="굴림" w:hint="eastAsia"/>
                 <w:kern w:val="0"/>
                 <w:szCs w:val="20"/>
+                <w:highlight w:val="yellow"/>
               </w:rPr>
               <w:t xml:space="preserve">모터 </w:t>
             </w:r>
@@ -13345,6 +13417,7 @@
                 <w:rFonts w:asciiTheme="minorEastAsia" w:eastAsiaTheme="minorEastAsia" w:hAnsiTheme="minorEastAsia" w:cs="굴림"/>
                 <w:kern w:val="0"/>
                 <w:szCs w:val="20"/>
+                <w:highlight w:val="yellow"/>
               </w:rPr>
               <w:t>(</w:t>
             </w:r>
@@ -13353,6 +13426,7 @@
                 <w:rFonts w:asciiTheme="minorEastAsia" w:eastAsiaTheme="minorEastAsia" w:hAnsiTheme="minorEastAsia" w:cs="굴림" w:hint="eastAsia"/>
                 <w:kern w:val="0"/>
                 <w:szCs w:val="20"/>
+                <w:highlight w:val="yellow"/>
               </w:rPr>
               <w:t>부품 교체)</w:t>
             </w:r>
@@ -13371,6 +13445,7 @@
                 <w:rFonts w:asciiTheme="minorEastAsia" w:eastAsiaTheme="minorEastAsia" w:hAnsiTheme="minorEastAsia" w:cs="굴림" w:hint="eastAsia"/>
                 <w:kern w:val="0"/>
                 <w:szCs w:val="20"/>
+                <w:highlight w:val="yellow"/>
               </w:rPr>
               <w:t>광원 기준 기대수명:</w:t>
             </w:r>
@@ -13379,6 +13454,7 @@
                 <w:rFonts w:asciiTheme="minorEastAsia" w:eastAsiaTheme="minorEastAsia" w:hAnsiTheme="minorEastAsia" w:cs="굴림"/>
                 <w:kern w:val="0"/>
                 <w:szCs w:val="20"/>
+                <w:highlight w:val="yellow"/>
               </w:rPr>
               <w:t xml:space="preserve"> 1</w:t>
             </w:r>
@@ -13387,6 +13463,7 @@
                 <w:rFonts w:asciiTheme="minorEastAsia" w:eastAsiaTheme="minorEastAsia" w:hAnsiTheme="minorEastAsia" w:cs="굴림" w:hint="eastAsia"/>
                 <w:kern w:val="0"/>
                 <w:szCs w:val="20"/>
+                <w:highlight w:val="yellow"/>
               </w:rPr>
               <w:t xml:space="preserve">년 </w:t>
             </w:r>
@@ -13395,6 +13472,7 @@
                 <w:rFonts w:asciiTheme="minorEastAsia" w:eastAsiaTheme="minorEastAsia" w:hAnsiTheme="minorEastAsia" w:cs="굴림"/>
                 <w:kern w:val="0"/>
                 <w:szCs w:val="20"/>
+                <w:highlight w:val="yellow"/>
               </w:rPr>
               <w:t>(</w:t>
             </w:r>
@@ -13403,6 +13481,7 @@
                 <w:rFonts w:asciiTheme="minorEastAsia" w:eastAsiaTheme="minorEastAsia" w:hAnsiTheme="minorEastAsia" w:cs="굴림" w:hint="eastAsia"/>
                 <w:kern w:val="0"/>
                 <w:szCs w:val="20"/>
+                <w:highlight w:val="yellow"/>
               </w:rPr>
               <w:t>품질보증서 기간</w:t>
             </w:r>
@@ -13411,6 +13490,7 @@
                 <w:rFonts w:asciiTheme="minorEastAsia" w:eastAsiaTheme="minorEastAsia" w:hAnsiTheme="minorEastAsia" w:cs="굴림"/>
                 <w:kern w:val="0"/>
                 <w:szCs w:val="20"/>
+                <w:highlight w:val="yellow"/>
               </w:rPr>
               <w:t>)</w:t>
             </w:r>
@@ -13896,6 +13976,7 @@
                 <w:kern w:val="0"/>
                 <w:szCs w:val="20"/>
               </w:rPr>
+              <w:lastRenderedPageBreak/>
               <w:t>새로운 제조공정이 수립 또는 도입될 필요가 있는가</w:t>
             </w:r>
             <w:r>
@@ -14469,7 +14550,6 @@
                 <w:kern w:val="0"/>
                 <w:szCs w:val="20"/>
               </w:rPr>
-              <w:lastRenderedPageBreak/>
               <w:t xml:space="preserve">의료기기는 통제 인터페이스를 </w:t>
             </w:r>
           </w:p>
@@ -15851,25 +15931,7 @@
                 <w:kern w:val="0"/>
                 <w:szCs w:val="20"/>
               </w:rPr>
-              <w:t>바람직하지 않은 피드백 [물리적 및 데이터의] (</w:t>
-            </w:r>
-            <w:proofErr w:type="gramStart"/>
-            <w:r>
-              <w:rPr>
-                <w:rFonts w:asciiTheme="minorEastAsia" w:eastAsiaTheme="minorEastAsia" w:hAnsiTheme="minorEastAsia" w:cs="굴림" w:hint="eastAsia"/>
-                <w:kern w:val="0"/>
-                <w:szCs w:val="20"/>
-              </w:rPr>
-              <w:t>예 :</w:t>
-            </w:r>
-            <w:proofErr w:type="gramEnd"/>
-            <w:r>
-              <w:rPr>
-                <w:rFonts w:asciiTheme="minorEastAsia" w:eastAsiaTheme="minorEastAsia" w:hAnsiTheme="minorEastAsia" w:cs="굴림" w:hint="eastAsia"/>
-                <w:kern w:val="0"/>
-                <w:szCs w:val="20"/>
-              </w:rPr>
-              <w:t xml:space="preserve"> 요구되지 않은 / 범위 외 / 상반되는 입력 또는 전자파장해로부터 발생된 입력)</w:t>
+              <w:t>바람직하지 않은 피드백 [물리적 및 데이터의] (예 : 요구되지 않은 / 범위 외 / 상반되는 입력 또는 전자파장해로부터 발생된 입력)</w:t>
             </w:r>
           </w:p>
         </w:tc>
@@ -16042,6 +16104,7 @@
                 <w:kern w:val="0"/>
                 <w:szCs w:val="20"/>
               </w:rPr>
+              <w:lastRenderedPageBreak/>
               <w:t>입수 불가능한 데이터</w:t>
             </w:r>
           </w:p>
@@ -16648,7 +16711,6 @@
                 <w:kern w:val="0"/>
                 <w:szCs w:val="20"/>
               </w:rPr>
-              <w:lastRenderedPageBreak/>
               <w:t>데이터 비밀에 대한 영향을 포함한 데이터 보안의 부족, 특히 부당변경에 대한 취약성, 기타의 프로그램 및 바이러스에 의한 의도하지 않은 상호작용</w:t>
             </w:r>
           </w:p>
@@ -16676,11 +16738,11 @@
             </w:pPr>
             <w:r>
               <w:rPr>
-                <w:rFonts w:asciiTheme="minorEastAsia" w:eastAsiaTheme="minorEastAsia" w:hAnsiTheme="minorEastAsia" w:cs="굴림"/>
-                <w:kern w:val="0"/>
-                <w:szCs w:val="20"/>
-              </w:rPr>
-              <w:t>A</w:t>
+                <w:rFonts w:asciiTheme="minorEastAsia" w:eastAsiaTheme="minorEastAsia" w:hAnsiTheme="minorEastAsia" w:cs="굴림" w:hint="eastAsia"/>
+                <w:kern w:val="0"/>
+                <w:szCs w:val="20"/>
+              </w:rPr>
+              <w:t>N</w:t>
             </w:r>
           </w:p>
         </w:tc>
@@ -16704,14 +16766,16 @@
                 <w:szCs w:val="20"/>
               </w:rPr>
             </w:pPr>
-            <w:r>
-              <w:rPr>
-                <w:rFonts w:asciiTheme="minorEastAsia" w:eastAsiaTheme="minorEastAsia" w:hAnsiTheme="minorEastAsia" w:cs="굴림" w:hint="eastAsia"/>
-                <w:kern w:val="0"/>
-                <w:szCs w:val="20"/>
-              </w:rPr>
-              <w:t>본 시스템은 환경 설정 파일에 대한 부당 변경이 일어날 수 있다.</w:t>
-            </w:r>
+            <w:proofErr w:type="spellStart"/>
+            <w:r>
+              <w:rPr>
+                <w:rFonts w:asciiTheme="minorEastAsia" w:eastAsiaTheme="minorEastAsia" w:hAnsiTheme="minorEastAsia" w:cs="굴림" w:hint="eastAsia"/>
+                <w:kern w:val="0"/>
+                <w:szCs w:val="20"/>
+              </w:rPr>
+              <w:t>해당없음</w:t>
+            </w:r>
+            <w:proofErr w:type="spellEnd"/>
           </w:p>
         </w:tc>
       </w:tr>
@@ -17288,7 +17352,7 @@
                 <w:kern w:val="0"/>
                 <w:szCs w:val="20"/>
               </w:rPr>
-              <w:t>A</w:t>
+              <w:t>N</w:t>
             </w:r>
           </w:p>
         </w:tc>
@@ -17312,14 +17376,16 @@
                 <w:szCs w:val="20"/>
               </w:rPr>
             </w:pPr>
-            <w:r>
-              <w:rPr>
-                <w:rFonts w:asciiTheme="minorEastAsia" w:eastAsiaTheme="minorEastAsia" w:hAnsiTheme="minorEastAsia" w:cs="굴림" w:hint="eastAsia"/>
-                <w:kern w:val="0"/>
-                <w:szCs w:val="20"/>
-              </w:rPr>
-              <w:t>추후 운영체제 버전 업그레이드시 호환성 검토 및 업데이트가 필요함.</w:t>
-            </w:r>
+            <w:proofErr w:type="spellStart"/>
+            <w:r>
+              <w:rPr>
+                <w:rFonts w:asciiTheme="minorEastAsia" w:eastAsiaTheme="minorEastAsia" w:hAnsiTheme="minorEastAsia" w:cs="굴림" w:hint="eastAsia"/>
+                <w:kern w:val="0"/>
+                <w:szCs w:val="20"/>
+              </w:rPr>
+              <w:t>해당없음</w:t>
+            </w:r>
+            <w:proofErr w:type="spellEnd"/>
           </w:p>
         </w:tc>
       </w:tr>
@@ -18281,6 +18347,7 @@
                 <w:kern w:val="0"/>
                 <w:szCs w:val="20"/>
               </w:rPr>
+              <w:lastRenderedPageBreak/>
               <w:t>보안(바이러스, 웜, 무허가 소프트웨어 갱신/업그레이드)은 가능 여부</w:t>
             </w:r>
           </w:p>
@@ -18804,7 +18871,6 @@
                 <w:kern w:val="0"/>
                 <w:szCs w:val="20"/>
               </w:rPr>
-              <w:lastRenderedPageBreak/>
               <w:t>이질적인 네트워크 위상이 있는 가?</w:t>
             </w:r>
           </w:p>
@@ -19231,25 +19297,7 @@
                 <w:kern w:val="0"/>
                 <w:szCs w:val="20"/>
               </w:rPr>
-              <w:t xml:space="preserve">네트워크에의 접속은 개개의 구성하는 PEMS의 의도한 사용과 </w:t>
-            </w:r>
-            <w:proofErr w:type="gramStart"/>
-            <w:r>
-              <w:rPr>
-                <w:rFonts w:asciiTheme="minorEastAsia" w:eastAsiaTheme="minorEastAsia" w:hAnsiTheme="minorEastAsia" w:cs="굴림" w:hint="eastAsia"/>
-                <w:kern w:val="0"/>
-                <w:szCs w:val="20"/>
-              </w:rPr>
-              <w:t>불일치 하는가</w:t>
-            </w:r>
-            <w:proofErr w:type="gramEnd"/>
-            <w:r>
-              <w:rPr>
-                <w:rFonts w:asciiTheme="minorEastAsia" w:eastAsiaTheme="minorEastAsia" w:hAnsiTheme="minorEastAsia" w:cs="굴림" w:hint="eastAsia"/>
-                <w:kern w:val="0"/>
-                <w:szCs w:val="20"/>
-              </w:rPr>
-              <w:t>?</w:t>
+              <w:t>네트워크에의 접속은 개개의 구성하는 PEMS의 의도한 사용과 불일치 하는가?</w:t>
             </w:r>
           </w:p>
         </w:tc>
@@ -19970,6 +20018,7 @@
                 <w:kern w:val="0"/>
                 <w:szCs w:val="20"/>
               </w:rPr>
+              <w:lastRenderedPageBreak/>
               <w:t xml:space="preserve">데이터가 편리하고 예측 가능한 장소에 도착하는가? 무관계 데이터가 수반되어 조작자를 </w:t>
             </w:r>
             <w:proofErr w:type="spellStart"/>
@@ -20117,8 +20166,8 @@
       </w:pPr>
       <w:bookmarkStart w:id="26" w:name="_Ref395713367"/>
       <w:bookmarkStart w:id="27" w:name="_Toc395802151"/>
-      <w:bookmarkStart w:id="28" w:name="_Hlk50287290"/>
-      <w:bookmarkStart w:id="29" w:name="_Toc140061951"/>
+      <w:bookmarkStart w:id="28" w:name="_Toc140061951"/>
+      <w:bookmarkStart w:id="29" w:name="_Hlk50287290"/>
       <w:r>
         <w:rPr>
           <w:b/>
@@ -20194,7 +20243,7 @@
       </w:r>
       <w:bookmarkEnd w:id="26"/>
       <w:bookmarkEnd w:id="27"/>
-      <w:bookmarkEnd w:id="29"/>
+      <w:bookmarkEnd w:id="28"/>
     </w:p>
     <w:p>
       <w:pPr>
@@ -24201,16 +24250,7 @@
           <w:iCs/>
           <w:sz w:val="24"/>
         </w:rPr>
-        <w:t xml:space="preserve"> Green zone (Broadly Acceptable Zone</w:t>
-      </w:r>
-      <w:proofErr w:type="gramStart"/>
-      <w:r>
-        <w:rPr>
-          <w:rFonts w:asciiTheme="minorHAnsi" w:eastAsiaTheme="minorEastAsia" w:hAnsiTheme="minorHAnsi" w:cstheme="minorBidi"/>
-          <w:iCs/>
-          <w:sz w:val="24"/>
-        </w:rPr>
-        <w:t>)</w:t>
+        <w:t xml:space="preserve"> Green zone (Broadly Acceptable Zone)</w:t>
       </w:r>
       <w:r>
         <w:rPr>
@@ -24218,19 +24258,10 @@
           <w:iCs/>
           <w:sz w:val="24"/>
         </w:rPr>
-        <w:t xml:space="preserve"> 으로</w:t>
-      </w:r>
-      <w:proofErr w:type="gramEnd"/>
-      <w:r>
-        <w:rPr>
-          <w:rFonts w:asciiTheme="minorHAnsi" w:eastAsiaTheme="minorEastAsia" w:hAnsiTheme="minorHAnsi" w:cstheme="minorBidi" w:hint="eastAsia"/>
-          <w:iCs/>
-          <w:sz w:val="24"/>
-        </w:rPr>
-        <w:t xml:space="preserve"> 유도되었기에 위험/이익 분석은 필요치 않다.</w:t>
+        <w:t xml:space="preserve"> 으로 유도되었기에 위험/이익 분석은 필요치 않다.</w:t>
       </w:r>
     </w:p>
-    <w:bookmarkEnd w:id="28"/>
+    <w:bookmarkEnd w:id="29"/>
     <w:p>
       <w:pPr>
         <w:widowControl/>
@@ -24394,15 +24425,7 @@
           <w:sz w:val="24"/>
           <w:szCs w:val="24"/>
         </w:rPr>
-        <w:t>1</w:t>
-      </w:r>
-      <w:r>
-        <w:rPr>
-          <w:b/>
-          <w:sz w:val="24"/>
-          <w:szCs w:val="24"/>
-        </w:rPr>
-        <w:t>1</w:t>
+        <w:t>11</w:t>
       </w:r>
       <w:r>
         <w:rPr>
@@ -25622,15 +25645,7 @@
           <w:sz w:val="24"/>
           <w:szCs w:val="24"/>
         </w:rPr>
-        <w:t>1</w:t>
-      </w:r>
-      <w:r>
-        <w:rPr>
-          <w:b/>
-          <w:sz w:val="24"/>
-          <w:szCs w:val="24"/>
-        </w:rPr>
-        <w:t>2</w:t>
+        <w:t>12</w:t>
       </w:r>
       <w:r>
         <w:rPr>
@@ -25790,8 +25805,8 @@
       </w:pPr>
       <w:bookmarkStart w:id="44" w:name="_Toc469542494"/>
       <w:bookmarkStart w:id="45" w:name="_Toc477198955"/>
-      <w:bookmarkStart w:id="46" w:name="_Hlk50287775"/>
-      <w:bookmarkStart w:id="47" w:name="_Toc140061959"/>
+      <w:bookmarkStart w:id="46" w:name="_Toc140061959"/>
+      <w:bookmarkStart w:id="47" w:name="_Hlk50287775"/>
       <w:r>
         <w:rPr>
           <w:rFonts w:hint="eastAsia"/>
@@ -25807,7 +25822,7 @@
       <w:r>
         <w:t>)</w:t>
       </w:r>
-      <w:bookmarkEnd w:id="47"/>
+      <w:bookmarkEnd w:id="46"/>
     </w:p>
     <w:p>
       <w:pPr>
@@ -25927,7 +25942,7 @@
           </wp:inline>
         </w:drawing>
       </w:r>
-      <w:bookmarkEnd w:id="46"/>
+      <w:bookmarkEnd w:id="47"/>
     </w:p>
     <w:sectPr>
       <w:pgSz w:w="16838" w:h="11906" w:orient="landscape"/>
@@ -28766,6 +28781,7 @@
   <w:style w:type="paragraph" w:customStyle="1" w:styleId="af">
     <w:name w:val="바탕글"/>
     <w:basedOn w:val="a"/>
+    <w:qFormat/>
     <w:rsid w:val="007A3BE0"/>
     <w:pPr>
       <w:spacing w:line="384" w:lineRule="auto"/>

--- a/Document/@05.SRM_Raywatt.docx
+++ b/Document/@05.SRM_Raywatt.docx
@@ -156,7 +156,7 @@
           <w:sz w:val="24"/>
           <w:szCs w:val="24"/>
         </w:rPr>
-        <w:t>Rudens</w:t>
+        <w:t>FasterDx</w:t>
       </w:r>
       <w:proofErr w:type="spellEnd"/>
     </w:p>
@@ -187,7 +187,15 @@
           <w:b/>
           <w:sz w:val="24"/>
         </w:rPr>
-        <w:t>Faster</w:t>
+        <w:t>F</w:t>
+      </w:r>
+      <w:r>
+        <w:rPr>
+          <w:rFonts w:asciiTheme="minorEastAsia" w:eastAsiaTheme="minorEastAsia" w:hAnsiTheme="minorEastAsia" w:cs="Arial"/>
+          <w:b/>
+          <w:sz w:val="24"/>
+        </w:rPr>
+        <w:t>ASTER</w:t>
       </w:r>
     </w:p>
     <w:p>
@@ -458,16 +466,24 @@
             </w:pPr>
             <w:r>
               <w:rPr>
-                <w:rFonts w:asciiTheme="minorEastAsia" w:hAnsiTheme="minorEastAsia" w:cs="Arial"/>
+                <w:rFonts w:asciiTheme="minorEastAsia" w:eastAsiaTheme="minorEastAsia" w:hAnsiTheme="minorEastAsia" w:cs="Arial"/>
                 <w:b/>
                 <w:noProof/>
                 <w:sz w:val="24"/>
               </w:rPr>
               <w:drawing>
-                <wp:inline distT="0" distB="0" distL="0" distR="0" wp14:anchorId="66743A9E" wp14:editId="13F99BA3">
-                  <wp:extent cx="771525" cy="1031590"/>
-                  <wp:effectExtent l="0" t="0" r="0" b="0"/>
-                  <wp:docPr id="3" name="Picture 3"/>
+                <wp:anchor distT="0" distB="0" distL="114300" distR="114300" simplePos="0" relativeHeight="251657216" behindDoc="0" locked="0" layoutInCell="1" allowOverlap="1" wp14:anchorId="1061EEF3" wp14:editId="286C65CE">
+                  <wp:simplePos x="0" y="0"/>
+                  <wp:positionH relativeFrom="column">
+                    <wp:posOffset>1710690</wp:posOffset>
+                  </wp:positionH>
+                  <wp:positionV relativeFrom="paragraph">
+                    <wp:posOffset>-16510</wp:posOffset>
+                  </wp:positionV>
+                  <wp:extent cx="1095375" cy="816610"/>
+                  <wp:effectExtent l="0" t="0" r="9525" b="2540"/>
+                  <wp:wrapNone/>
+                  <wp:docPr id="761790498" name="그림 1"/>
                   <wp:cNvGraphicFramePr>
                     <a:graphicFrameLocks xmlns:a="http://schemas.openxmlformats.org/drawingml/2006/main" noChangeAspect="1"/>
                   </wp:cNvGraphicFramePr>
@@ -475,11 +491,17 @@
                     <a:graphicData uri="http://schemas.openxmlformats.org/drawingml/2006/picture">
                       <pic:pic xmlns:pic="http://schemas.openxmlformats.org/drawingml/2006/picture">
                         <pic:nvPicPr>
-                          <pic:cNvPr id="1" name=""/>
+                          <pic:cNvPr id="761790498" name=""/>
                           <pic:cNvPicPr/>
                         </pic:nvPicPr>
                         <pic:blipFill>
-                          <a:blip r:embed="rId8"/>
+                          <a:blip r:embed="rId8">
+                            <a:extLst>
+                              <a:ext uri="{28A0092B-C50C-407E-A947-70E740481C1C}">
+                                <a14:useLocalDpi xmlns:a14="http://schemas.microsoft.com/office/drawing/2010/main" val="0"/>
+                              </a:ext>
+                            </a:extLst>
+                          </a:blip>
                           <a:stretch>
                             <a:fillRect/>
                           </a:stretch>
@@ -487,7 +509,7 @@
                         <pic:spPr>
                           <a:xfrm>
                             <a:off x="0" y="0"/>
-                            <a:ext cx="780144" cy="1043114"/>
+                            <a:ext cx="1095375" cy="816610"/>
                           </a:xfrm>
                           <a:prstGeom prst="rect">
                             <a:avLst/>
@@ -496,45 +518,35 @@
                       </pic:pic>
                     </a:graphicData>
                   </a:graphic>
-                </wp:inline>
+                  <wp14:sizeRelH relativeFrom="margin">
+                    <wp14:pctWidth>0</wp14:pctWidth>
+                  </wp14:sizeRelH>
+                  <wp14:sizeRelV relativeFrom="margin">
+                    <wp14:pctHeight>0</wp14:pctHeight>
+                  </wp14:sizeRelV>
+                </wp:anchor>
               </w:drawing>
             </w:r>
-          </w:p>
-        </w:tc>
-        <w:tc>
-          <w:tcPr>
-            <w:tcW w:w="2410" w:type="dxa"/>
-            <w:tcBorders>
-              <w:tr2bl w:val="nil"/>
-            </w:tcBorders>
-            <w:shd w:val="clear" w:color="auto" w:fill="FFFFFF" w:themeFill="background1"/>
-            <w:vAlign w:val="center"/>
-          </w:tcPr>
-          <w:p>
-            <w:pPr>
-              <w:wordWrap/>
-              <w:adjustRightInd w:val="0"/>
-              <w:snapToGrid w:val="0"/>
-              <w:spacing w:line="360" w:lineRule="auto"/>
-              <w:jc w:val="center"/>
+            <w:r>
               <w:rPr>
                 <w:rFonts w:asciiTheme="minorEastAsia" w:eastAsiaTheme="minorEastAsia" w:hAnsiTheme="minorEastAsia" w:cs="Arial"/>
-                <w:b/>
-                <w:sz w:val="24"/>
-              </w:rPr>
-            </w:pPr>
-            <w:r>
-              <w:rPr>
-                <w:rFonts w:asciiTheme="minorEastAsia" w:hAnsiTheme="minorEastAsia" w:cs="Arial"/>
                 <w:b/>
                 <w:noProof/>
                 <w:sz w:val="24"/>
               </w:rPr>
               <w:drawing>
-                <wp:inline distT="0" distB="0" distL="0" distR="0" wp14:anchorId="19402346" wp14:editId="4C95E848">
-                  <wp:extent cx="1285875" cy="819893"/>
-                  <wp:effectExtent l="0" t="0" r="0" b="0"/>
-                  <wp:docPr id="1" name="Picture 1"/>
+                <wp:anchor distT="0" distB="0" distL="114300" distR="114300" simplePos="0" relativeHeight="251672576" behindDoc="0" locked="0" layoutInCell="1" allowOverlap="1" wp14:anchorId="021722B8" wp14:editId="2C34DF8F">
+                  <wp:simplePos x="0" y="0"/>
+                  <wp:positionH relativeFrom="column">
+                    <wp:posOffset>114300</wp:posOffset>
+                  </wp:positionH>
+                  <wp:positionV relativeFrom="paragraph">
+                    <wp:posOffset>-4445</wp:posOffset>
+                  </wp:positionV>
+                  <wp:extent cx="1257300" cy="791210"/>
+                  <wp:effectExtent l="0" t="0" r="0" b="8890"/>
+                  <wp:wrapNone/>
+                  <wp:docPr id="1954846925" name="그림 1"/>
                   <wp:cNvGraphicFramePr>
                     <a:graphicFrameLocks xmlns:a="http://schemas.openxmlformats.org/drawingml/2006/main" noChangeAspect="1"/>
                   </wp:cNvGraphicFramePr>
@@ -542,11 +554,17 @@
                     <a:graphicData uri="http://schemas.openxmlformats.org/drawingml/2006/picture">
                       <pic:pic xmlns:pic="http://schemas.openxmlformats.org/drawingml/2006/picture">
                         <pic:nvPicPr>
-                          <pic:cNvPr id="1" name=""/>
+                          <pic:cNvPr id="1954846925" name=""/>
                           <pic:cNvPicPr/>
                         </pic:nvPicPr>
                         <pic:blipFill>
-                          <a:blip r:embed="rId9"/>
+                          <a:blip r:embed="rId9">
+                            <a:extLst>
+                              <a:ext uri="{28A0092B-C50C-407E-A947-70E740481C1C}">
+                                <a14:useLocalDpi xmlns:a14="http://schemas.microsoft.com/office/drawing/2010/main" val="0"/>
+                              </a:ext>
+                            </a:extLst>
+                          </a:blip>
                           <a:stretch>
                             <a:fillRect/>
                           </a:stretch>
@@ -554,7 +572,7 @@
                         <pic:spPr>
                           <a:xfrm>
                             <a:off x="0" y="0"/>
-                            <a:ext cx="1294747" cy="825550"/>
+                            <a:ext cx="1257300" cy="791210"/>
                           </a:xfrm>
                           <a:prstGeom prst="rect">
                             <a:avLst/>
@@ -563,9 +581,39 @@
                       </pic:pic>
                     </a:graphicData>
                   </a:graphic>
-                </wp:inline>
+                  <wp14:sizeRelH relativeFrom="margin">
+                    <wp14:pctWidth>0</wp14:pctWidth>
+                  </wp14:sizeRelH>
+                  <wp14:sizeRelV relativeFrom="margin">
+                    <wp14:pctHeight>0</wp14:pctHeight>
+                  </wp14:sizeRelV>
+                </wp:anchor>
               </w:drawing>
             </w:r>
+          </w:p>
+        </w:tc>
+        <w:tc>
+          <w:tcPr>
+            <w:tcW w:w="2410" w:type="dxa"/>
+            <w:tcBorders>
+              <w:tr2bl w:val="nil"/>
+            </w:tcBorders>
+            <w:shd w:val="clear" w:color="auto" w:fill="FFFFFF" w:themeFill="background1"/>
+            <w:vAlign w:val="center"/>
+          </w:tcPr>
+          <w:p>
+            <w:pPr>
+              <w:wordWrap/>
+              <w:adjustRightInd w:val="0"/>
+              <w:snapToGrid w:val="0"/>
+              <w:spacing w:line="360" w:lineRule="auto"/>
+              <w:jc w:val="center"/>
+              <w:rPr>
+                <w:rFonts w:asciiTheme="minorEastAsia" w:eastAsiaTheme="minorEastAsia" w:hAnsiTheme="minorEastAsia" w:cs="Arial"/>
+                <w:b/>
+                <w:sz w:val="24"/>
+              </w:rPr>
+            </w:pPr>
           </w:p>
         </w:tc>
         <w:tc>
@@ -596,9 +644,17 @@
                 <w:sz w:val="24"/>
               </w:rPr>
               <w:drawing>
-                <wp:inline distT="0" distB="0" distL="0" distR="0" wp14:anchorId="5935FB7B" wp14:editId="06FD9426">
+                <wp:anchor distT="0" distB="0" distL="114300" distR="114300" simplePos="0" relativeHeight="251658240" behindDoc="0" locked="0" layoutInCell="1" allowOverlap="1" wp14:anchorId="5935FB7B" wp14:editId="39F1651E">
+                  <wp:simplePos x="0" y="0"/>
+                  <wp:positionH relativeFrom="column">
+                    <wp:posOffset>298450</wp:posOffset>
+                  </wp:positionH>
+                  <wp:positionV relativeFrom="paragraph">
+                    <wp:posOffset>-4445</wp:posOffset>
+                  </wp:positionV>
                   <wp:extent cx="884993" cy="828675"/>
                   <wp:effectExtent l="0" t="0" r="0" b="0"/>
+                  <wp:wrapNone/>
                   <wp:docPr id="2" name="Picture 2"/>
                   <wp:cNvGraphicFramePr>
                     <a:graphicFrameLocks xmlns:a="http://schemas.openxmlformats.org/drawingml/2006/main" noChangeAspect="1"/>
@@ -611,7 +667,13 @@
                           <pic:cNvPicPr/>
                         </pic:nvPicPr>
                         <pic:blipFill>
-                          <a:blip r:embed="rId10"/>
+                          <a:blip r:embed="rId10">
+                            <a:extLst>
+                              <a:ext uri="{28A0092B-C50C-407E-A947-70E740481C1C}">
+                                <a14:useLocalDpi xmlns:a14="http://schemas.microsoft.com/office/drawing/2010/main" val="0"/>
+                              </a:ext>
+                            </a:extLst>
+                          </a:blip>
                           <a:stretch>
                             <a:fillRect/>
                           </a:stretch>
@@ -619,7 +681,7 @@
                         <pic:spPr>
                           <a:xfrm>
                             <a:off x="0" y="0"/>
-                            <a:ext cx="887888" cy="831386"/>
+                            <a:ext cx="884993" cy="828675"/>
                           </a:xfrm>
                           <a:prstGeom prst="rect">
                             <a:avLst/>
@@ -628,7 +690,7 @@
                       </pic:pic>
                     </a:graphicData>
                   </a:graphic>
-                </wp:inline>
+                </wp:anchor>
               </w:drawing>
             </w:r>
           </w:p>
@@ -699,9 +761,8 @@
                 <w:rFonts w:asciiTheme="minorEastAsia" w:eastAsiaTheme="minorEastAsia" w:hAnsiTheme="minorEastAsia" w:cs="Arial"/>
                 <w:b/>
                 <w:sz w:val="24"/>
-                <w:highlight w:val="yellow"/>
-              </w:rPr>
-              <w:t>2022.01.15</w:t>
+              </w:rPr>
+              <w:t>2023.07.28</w:t>
             </w:r>
           </w:p>
         </w:tc>
@@ -733,9 +794,8 @@
                 <w:rFonts w:asciiTheme="minorEastAsia" w:eastAsiaTheme="minorEastAsia" w:hAnsiTheme="minorEastAsia" w:cs="Arial"/>
                 <w:b/>
                 <w:sz w:val="24"/>
-                <w:highlight w:val="yellow"/>
-              </w:rPr>
-              <w:t>2022.01.17</w:t>
+              </w:rPr>
+              <w:t>2023.08.04</w:t>
             </w:r>
           </w:p>
         </w:tc>
@@ -767,9 +827,8 @@
                 <w:rFonts w:asciiTheme="minorEastAsia" w:eastAsiaTheme="minorEastAsia" w:hAnsiTheme="minorEastAsia" w:cs="Arial"/>
                 <w:b/>
                 <w:sz w:val="24"/>
-                <w:highlight w:val="yellow"/>
-              </w:rPr>
-              <w:t>2022.01.17</w:t>
+              </w:rPr>
+              <w:t>2023.08.11</w:t>
             </w:r>
           </w:p>
         </w:tc>
@@ -2694,7 +2753,7 @@
                 <w:webHidden/>
                 <w:sz w:val="24"/>
               </w:rPr>
-              <w:t>13</w:t>
+              <w:t>14</w:t>
             </w:r>
             <w:r>
               <w:rPr>
@@ -2771,7 +2830,7 @@
                 <w:webHidden/>
                 <w:sz w:val="24"/>
               </w:rPr>
-              <w:t>13</w:t>
+              <w:t>14</w:t>
             </w:r>
             <w:r>
               <w:rPr>
@@ -2848,7 +2907,7 @@
                 <w:webHidden/>
                 <w:sz w:val="24"/>
               </w:rPr>
-              <w:t>13</w:t>
+              <w:t>14</w:t>
             </w:r>
             <w:r>
               <w:rPr>
@@ -2925,7 +2984,7 @@
                 <w:webHidden/>
                 <w:sz w:val="24"/>
               </w:rPr>
-              <w:t>14</w:t>
+              <w:t>15</w:t>
             </w:r>
             <w:r>
               <w:rPr>
@@ -3002,7 +3061,7 @@
                 <w:webHidden/>
                 <w:sz w:val="24"/>
               </w:rPr>
-              <w:t>14</w:t>
+              <w:t>15</w:t>
             </w:r>
             <w:r>
               <w:rPr>
@@ -3079,7 +3138,7 @@
                 <w:webHidden/>
                 <w:sz w:val="24"/>
               </w:rPr>
-              <w:t>14</w:t>
+              <w:t>15</w:t>
             </w:r>
             <w:r>
               <w:rPr>
@@ -3156,7 +3215,7 @@
                 <w:webHidden/>
                 <w:sz w:val="24"/>
               </w:rPr>
-              <w:t>14</w:t>
+              <w:t>15</w:t>
             </w:r>
             <w:r>
               <w:rPr>
@@ -3233,7 +3292,7 @@
                 <w:webHidden/>
                 <w:sz w:val="24"/>
               </w:rPr>
-              <w:t>15</w:t>
+              <w:t>16</w:t>
             </w:r>
             <w:r>
               <w:rPr>
@@ -3304,7 +3363,7 @@
                 <w:rFonts w:asciiTheme="minorHAnsi" w:hAnsiTheme="minorHAnsi"/>
                 <w:webHidden/>
               </w:rPr>
-              <w:t>16</w:t>
+              <w:t>17</w:t>
             </w:r>
             <w:r>
               <w:rPr>
@@ -4216,7 +4275,7 @@
                 <w:rFonts w:ascii="Arial" w:eastAsiaTheme="minorHAnsi" w:hAnsi="Arial" w:cs="Arial"/>
                 <w:sz w:val="22"/>
               </w:rPr>
-              <w:t>Faster</w:t>
+              <w:t>FASTER</w:t>
             </w:r>
           </w:p>
         </w:tc>
@@ -4284,7 +4343,7 @@
                 <w:rFonts w:ascii="Arial" w:eastAsiaTheme="minorHAnsi" w:hAnsi="Arial" w:cs="Arial"/>
                 <w:sz w:val="22"/>
               </w:rPr>
-              <w:t>Rudens</w:t>
+              <w:t>FasterDx</w:t>
             </w:r>
             <w:proofErr w:type="spellEnd"/>
           </w:p>
@@ -4698,7 +4757,23 @@
                 <w:rFonts w:asciiTheme="minorHAnsi" w:eastAsiaTheme="minorHAnsi" w:hAnsiTheme="minorHAnsi" w:cs="Arial"/>
                 <w:szCs w:val="20"/>
               </w:rPr>
-              <w:t>IEC 60601-1 [2005]+AM1[2012]</w:t>
+              <w:t>IEC 60601-1 [</w:t>
+            </w:r>
+            <w:proofErr w:type="gramStart"/>
+            <w:r>
+              <w:rPr>
+                <w:rFonts w:asciiTheme="minorHAnsi" w:eastAsiaTheme="minorHAnsi" w:hAnsiTheme="minorHAnsi" w:cs="Arial"/>
+                <w:szCs w:val="20"/>
+              </w:rPr>
+              <w:t>2005]+</w:t>
+            </w:r>
+            <w:proofErr w:type="gramEnd"/>
+            <w:r>
+              <w:rPr>
+                <w:rFonts w:asciiTheme="minorHAnsi" w:eastAsiaTheme="minorHAnsi" w:hAnsiTheme="minorHAnsi" w:cs="Arial"/>
+                <w:szCs w:val="20"/>
+              </w:rPr>
+              <w:t>AM1[2012]</w:t>
             </w:r>
           </w:p>
         </w:tc>
@@ -4984,7 +5059,23 @@
                 <w:rFonts w:asciiTheme="minorHAnsi" w:eastAsiaTheme="minorHAnsi" w:hAnsiTheme="minorHAnsi" w:cs="Arial"/>
                 <w:szCs w:val="20"/>
               </w:rPr>
-              <w:t>[2010]+AMD1</w:t>
+              <w:t>[</w:t>
+            </w:r>
+            <w:proofErr w:type="gramStart"/>
+            <w:r>
+              <w:rPr>
+                <w:rFonts w:asciiTheme="minorHAnsi" w:eastAsiaTheme="minorHAnsi" w:hAnsiTheme="minorHAnsi" w:cs="Arial"/>
+                <w:szCs w:val="20"/>
+              </w:rPr>
+              <w:t>2010]+</w:t>
+            </w:r>
+            <w:proofErr w:type="gramEnd"/>
+            <w:r>
+              <w:rPr>
+                <w:rFonts w:asciiTheme="minorHAnsi" w:eastAsiaTheme="minorHAnsi" w:hAnsiTheme="minorHAnsi" w:cs="Arial"/>
+                <w:szCs w:val="20"/>
+              </w:rPr>
+              <w:t>AMD1</w:t>
             </w:r>
             <w:r>
               <w:rPr>
@@ -10144,7 +10235,7 @@
         <w:autoSpaceDE/>
         <w:autoSpaceDN/>
         <w:rPr>
-          <w:rFonts w:asciiTheme="minorHAnsi" w:eastAsiaTheme="minorEastAsia" w:hAnsiTheme="minorHAnsi" w:cstheme="minorBidi" w:hint="eastAsia"/>
+          <w:rFonts w:asciiTheme="minorHAnsi" w:eastAsiaTheme="minorEastAsia" w:hAnsiTheme="minorHAnsi" w:cstheme="minorBidi"/>
           <w:iCs/>
           <w:sz w:val="24"/>
         </w:rPr>
@@ -11013,8 +11104,18 @@
                 <w:kern w:val="0"/>
                 <w:szCs w:val="20"/>
               </w:rPr>
-              <w:t>또는 의료기기에 함께 사용 되었는가</w:t>
-            </w:r>
+              <w:t xml:space="preserve">또는 의료기기에 함께 </w:t>
+            </w:r>
+            <w:proofErr w:type="gramStart"/>
+            <w:r>
+              <w:rPr>
+                <w:rFonts w:asciiTheme="minorEastAsia" w:eastAsiaTheme="minorEastAsia" w:hAnsiTheme="minorEastAsia" w:cs="굴림"/>
+                <w:kern w:val="0"/>
+                <w:szCs w:val="20"/>
+              </w:rPr>
+              <w:t>사용 되었는가</w:t>
+            </w:r>
+            <w:proofErr w:type="gramEnd"/>
             <w:r>
               <w:rPr>
                 <w:rFonts w:asciiTheme="minorEastAsia" w:eastAsiaTheme="minorEastAsia" w:hAnsiTheme="minorEastAsia" w:cs="굴림" w:hint="eastAsia"/>
@@ -12126,6 +12227,22 @@
                 <w:kern w:val="0"/>
                 <w:szCs w:val="20"/>
               </w:rPr>
+              <w:t>필요 시,</w:t>
+            </w:r>
+            <w:r>
+              <w:rPr>
+                <w:rFonts w:asciiTheme="minorEastAsia" w:eastAsiaTheme="minorEastAsia" w:hAnsiTheme="minorEastAsia" w:cs="굴림"/>
+                <w:kern w:val="0"/>
+                <w:szCs w:val="20"/>
+              </w:rPr>
+              <w:t xml:space="preserve"> </w:t>
+            </w:r>
+            <w:r>
+              <w:rPr>
+                <w:rFonts w:asciiTheme="minorEastAsia" w:eastAsiaTheme="minorEastAsia" w:hAnsiTheme="minorEastAsia" w:cs="굴림" w:hint="eastAsia"/>
+                <w:kern w:val="0"/>
+                <w:szCs w:val="20"/>
+              </w:rPr>
               <w:t>A</w:t>
             </w:r>
             <w:r>
@@ -13346,7 +13463,6 @@
                 <w:rFonts w:asciiTheme="minorEastAsia" w:eastAsiaTheme="minorEastAsia" w:hAnsiTheme="minorEastAsia" w:cs="굴림"/>
                 <w:kern w:val="0"/>
                 <w:szCs w:val="20"/>
-                <w:highlight w:val="yellow"/>
               </w:rPr>
             </w:pPr>
             <w:r>
@@ -13354,7 +13470,6 @@
                 <w:rFonts w:asciiTheme="minorEastAsia" w:eastAsiaTheme="minorEastAsia" w:hAnsiTheme="minorEastAsia" w:cs="굴림" w:hint="eastAsia"/>
                 <w:kern w:val="0"/>
                 <w:szCs w:val="20"/>
-                <w:highlight w:val="yellow"/>
               </w:rPr>
               <w:t>노화:</w:t>
             </w:r>
@@ -13363,7 +13478,6 @@
                 <w:rFonts w:asciiTheme="minorEastAsia" w:eastAsiaTheme="minorEastAsia" w:hAnsiTheme="minorEastAsia" w:cs="굴림"/>
                 <w:kern w:val="0"/>
                 <w:szCs w:val="20"/>
-                <w:highlight w:val="yellow"/>
               </w:rPr>
               <w:t xml:space="preserve"> </w:t>
             </w:r>
@@ -13372,7 +13486,6 @@
                 <w:rFonts w:asciiTheme="minorEastAsia" w:eastAsiaTheme="minorEastAsia" w:hAnsiTheme="minorEastAsia" w:cs="굴림" w:hint="eastAsia"/>
                 <w:kern w:val="0"/>
                 <w:szCs w:val="20"/>
-                <w:highlight w:val="yellow"/>
               </w:rPr>
               <w:t>광원,</w:t>
             </w:r>
@@ -13381,7 +13494,6 @@
                 <w:rFonts w:asciiTheme="minorEastAsia" w:eastAsiaTheme="minorEastAsia" w:hAnsiTheme="minorEastAsia" w:cs="굴림"/>
                 <w:kern w:val="0"/>
                 <w:szCs w:val="20"/>
-                <w:highlight w:val="yellow"/>
               </w:rPr>
               <w:t xml:space="preserve"> </w:t>
             </w:r>
@@ -13390,7 +13502,6 @@
                 <w:rFonts w:asciiTheme="minorEastAsia" w:eastAsiaTheme="minorEastAsia" w:hAnsiTheme="minorEastAsia" w:cs="굴림" w:hint="eastAsia"/>
                 <w:kern w:val="0"/>
                 <w:szCs w:val="20"/>
-                <w:highlight w:val="yellow"/>
               </w:rPr>
               <w:t>d</w:t>
             </w:r>
@@ -13399,7 +13510,6 @@
                 <w:rFonts w:asciiTheme="minorEastAsia" w:eastAsiaTheme="minorEastAsia" w:hAnsiTheme="minorEastAsia" w:cs="굴림"/>
                 <w:kern w:val="0"/>
                 <w:szCs w:val="20"/>
-                <w:highlight w:val="yellow"/>
               </w:rPr>
               <w:t xml:space="preserve">etector, </w:t>
             </w:r>
@@ -13408,7 +13518,6 @@
                 <w:rFonts w:asciiTheme="minorEastAsia" w:eastAsiaTheme="minorEastAsia" w:hAnsiTheme="minorEastAsia" w:cs="굴림" w:hint="eastAsia"/>
                 <w:kern w:val="0"/>
                 <w:szCs w:val="20"/>
-                <w:highlight w:val="yellow"/>
               </w:rPr>
               <w:t xml:space="preserve">모터 </w:t>
             </w:r>
@@ -13417,7 +13526,6 @@
                 <w:rFonts w:asciiTheme="minorEastAsia" w:eastAsiaTheme="minorEastAsia" w:hAnsiTheme="minorEastAsia" w:cs="굴림"/>
                 <w:kern w:val="0"/>
                 <w:szCs w:val="20"/>
-                <w:highlight w:val="yellow"/>
               </w:rPr>
               <w:t>(</w:t>
             </w:r>
@@ -13426,7 +13534,6 @@
                 <w:rFonts w:asciiTheme="minorEastAsia" w:eastAsiaTheme="minorEastAsia" w:hAnsiTheme="minorEastAsia" w:cs="굴림" w:hint="eastAsia"/>
                 <w:kern w:val="0"/>
                 <w:szCs w:val="20"/>
-                <w:highlight w:val="yellow"/>
               </w:rPr>
               <w:t>부품 교체)</w:t>
             </w:r>
@@ -13445,7 +13552,6 @@
                 <w:rFonts w:asciiTheme="minorEastAsia" w:eastAsiaTheme="minorEastAsia" w:hAnsiTheme="minorEastAsia" w:cs="굴림" w:hint="eastAsia"/>
                 <w:kern w:val="0"/>
                 <w:szCs w:val="20"/>
-                <w:highlight w:val="yellow"/>
               </w:rPr>
               <w:t>광원 기준 기대수명:</w:t>
             </w:r>
@@ -13454,7 +13560,6 @@
                 <w:rFonts w:asciiTheme="minorEastAsia" w:eastAsiaTheme="minorEastAsia" w:hAnsiTheme="minorEastAsia" w:cs="굴림"/>
                 <w:kern w:val="0"/>
                 <w:szCs w:val="20"/>
-                <w:highlight w:val="yellow"/>
               </w:rPr>
               <w:t xml:space="preserve"> 1</w:t>
             </w:r>
@@ -13463,7 +13568,6 @@
                 <w:rFonts w:asciiTheme="minorEastAsia" w:eastAsiaTheme="minorEastAsia" w:hAnsiTheme="minorEastAsia" w:cs="굴림" w:hint="eastAsia"/>
                 <w:kern w:val="0"/>
                 <w:szCs w:val="20"/>
-                <w:highlight w:val="yellow"/>
               </w:rPr>
               <w:t xml:space="preserve">년 </w:t>
             </w:r>
@@ -13472,7 +13576,6 @@
                 <w:rFonts w:asciiTheme="minorEastAsia" w:eastAsiaTheme="minorEastAsia" w:hAnsiTheme="minorEastAsia" w:cs="굴림"/>
                 <w:kern w:val="0"/>
                 <w:szCs w:val="20"/>
-                <w:highlight w:val="yellow"/>
               </w:rPr>
               <w:t>(</w:t>
             </w:r>
@@ -13481,7 +13584,6 @@
                 <w:rFonts w:asciiTheme="minorEastAsia" w:eastAsiaTheme="minorEastAsia" w:hAnsiTheme="minorEastAsia" w:cs="굴림" w:hint="eastAsia"/>
                 <w:kern w:val="0"/>
                 <w:szCs w:val="20"/>
-                <w:highlight w:val="yellow"/>
               </w:rPr>
               <w:t>품질보증서 기간</w:t>
             </w:r>
@@ -13490,7 +13592,6 @@
                 <w:rFonts w:asciiTheme="minorEastAsia" w:eastAsiaTheme="minorEastAsia" w:hAnsiTheme="minorEastAsia" w:cs="굴림"/>
                 <w:kern w:val="0"/>
                 <w:szCs w:val="20"/>
-                <w:highlight w:val="yellow"/>
               </w:rPr>
               <w:t>)</w:t>
             </w:r>
@@ -15931,7 +16032,25 @@
                 <w:kern w:val="0"/>
                 <w:szCs w:val="20"/>
               </w:rPr>
-              <w:t>바람직하지 않은 피드백 [물리적 및 데이터의] (예 : 요구되지 않은 / 범위 외 / 상반되는 입력 또는 전자파장해로부터 발생된 입력)</w:t>
+              <w:t>바람직하지 않은 피드백 [물리적 및 데이터의] (</w:t>
+            </w:r>
+            <w:proofErr w:type="gramStart"/>
+            <w:r>
+              <w:rPr>
+                <w:rFonts w:asciiTheme="minorEastAsia" w:eastAsiaTheme="minorEastAsia" w:hAnsiTheme="minorEastAsia" w:cs="굴림" w:hint="eastAsia"/>
+                <w:kern w:val="0"/>
+                <w:szCs w:val="20"/>
+              </w:rPr>
+              <w:t>예 :</w:t>
+            </w:r>
+            <w:proofErr w:type="gramEnd"/>
+            <w:r>
+              <w:rPr>
+                <w:rFonts w:asciiTheme="minorEastAsia" w:eastAsiaTheme="minorEastAsia" w:hAnsiTheme="minorEastAsia" w:cs="굴림" w:hint="eastAsia"/>
+                <w:kern w:val="0"/>
+                <w:szCs w:val="20"/>
+              </w:rPr>
+              <w:t xml:space="preserve"> 요구되지 않은 / 범위 외 / 상반되는 입력 또는 전자파장해로부터 발생된 입력)</w:t>
             </w:r>
           </w:p>
         </w:tc>
@@ -19297,7 +19416,25 @@
                 <w:kern w:val="0"/>
                 <w:szCs w:val="20"/>
               </w:rPr>
-              <w:t>네트워크에의 접속은 개개의 구성하는 PEMS의 의도한 사용과 불일치 하는가?</w:t>
+              <w:t xml:space="preserve">네트워크에의 접속은 개개의 구성하는 PEMS의 의도한 사용과 </w:t>
+            </w:r>
+            <w:proofErr w:type="gramStart"/>
+            <w:r>
+              <w:rPr>
+                <w:rFonts w:asciiTheme="minorEastAsia" w:eastAsiaTheme="minorEastAsia" w:hAnsiTheme="minorEastAsia" w:cs="굴림" w:hint="eastAsia"/>
+                <w:kern w:val="0"/>
+                <w:szCs w:val="20"/>
+              </w:rPr>
+              <w:t>불일치 하는가</w:t>
+            </w:r>
+            <w:proofErr w:type="gramEnd"/>
+            <w:r>
+              <w:rPr>
+                <w:rFonts w:asciiTheme="minorEastAsia" w:eastAsiaTheme="minorEastAsia" w:hAnsiTheme="minorEastAsia" w:cs="굴림" w:hint="eastAsia"/>
+                <w:kern w:val="0"/>
+                <w:szCs w:val="20"/>
+              </w:rPr>
+              <w:t>?</w:t>
             </w:r>
           </w:p>
         </w:tc>
@@ -21098,7 +21235,7 @@
                 <w:sz w:val="18"/>
                 <w:szCs w:val="18"/>
               </w:rPr>
-              <w:t>1</w:t>
+              <w:t>0</w:t>
             </w:r>
           </w:p>
         </w:tc>
@@ -21345,7 +21482,7 @@
             </w:pPr>
             <w:r>
               <w:rPr>
-                <w:rFonts w:asciiTheme="minorEastAsia" w:eastAsiaTheme="minorEastAsia" w:hAnsiTheme="minorEastAsia" w:cs="굴림"/>
+                <w:rFonts w:asciiTheme="minorEastAsia" w:eastAsiaTheme="minorEastAsia" w:hAnsiTheme="minorEastAsia" w:cs="굴림" w:hint="eastAsia"/>
                 <w:color w:val="000000"/>
                 <w:sz w:val="18"/>
                 <w:szCs w:val="18"/>
@@ -21390,7 +21527,7 @@
                 <w:sz w:val="18"/>
                 <w:szCs w:val="18"/>
               </w:rPr>
-              <w:t>3</w:t>
+              <w:t>1</w:t>
             </w:r>
           </w:p>
         </w:tc>
@@ -21425,7 +21562,7 @@
             </w:pPr>
             <w:r>
               <w:rPr>
-                <w:rFonts w:asciiTheme="minorEastAsia" w:eastAsiaTheme="minorEastAsia" w:hAnsiTheme="minorEastAsia" w:cs="굴림"/>
+                <w:rFonts w:asciiTheme="minorEastAsia" w:eastAsiaTheme="minorEastAsia" w:hAnsiTheme="minorEastAsia" w:cs="굴림" w:hint="eastAsia"/>
                 <w:color w:val="000000"/>
                 <w:sz w:val="18"/>
                 <w:szCs w:val="18"/>
@@ -23339,7 +23476,7 @@
                 <w:sz w:val="18"/>
                 <w:szCs w:val="18"/>
               </w:rPr>
-              <w:t>0</w:t>
+              <w:t>2</w:t>
             </w:r>
           </w:p>
         </w:tc>
@@ -23379,7 +23516,7 @@
                 <w:sz w:val="18"/>
                 <w:szCs w:val="18"/>
               </w:rPr>
-              <w:t>3</w:t>
+              <w:t>0</w:t>
             </w:r>
           </w:p>
         </w:tc>
@@ -23588,7 +23725,7 @@
                 <w:sz w:val="18"/>
                 <w:szCs w:val="18"/>
               </w:rPr>
-              <w:t>2</w:t>
+              <w:t>1</w:t>
             </w:r>
           </w:p>
         </w:tc>
@@ -23668,7 +23805,7 @@
                 <w:sz w:val="18"/>
                 <w:szCs w:val="18"/>
               </w:rPr>
-              <w:t>1</w:t>
+              <w:t>0</w:t>
             </w:r>
           </w:p>
         </w:tc>
@@ -24250,7 +24387,16 @@
           <w:iCs/>
           <w:sz w:val="24"/>
         </w:rPr>
-        <w:t xml:space="preserve"> Green zone (Broadly Acceptable Zone)</w:t>
+        <w:t xml:space="preserve"> Green zone (Broadly Acceptable Zone</w:t>
+      </w:r>
+      <w:proofErr w:type="gramStart"/>
+      <w:r>
+        <w:rPr>
+          <w:rFonts w:asciiTheme="minorHAnsi" w:eastAsiaTheme="minorEastAsia" w:hAnsiTheme="minorHAnsi" w:cstheme="minorBidi"/>
+          <w:iCs/>
+          <w:sz w:val="24"/>
+        </w:rPr>
+        <w:t>)</w:t>
       </w:r>
       <w:r>
         <w:rPr>
@@ -24258,7 +24404,16 @@
           <w:iCs/>
           <w:sz w:val="24"/>
         </w:rPr>
-        <w:t xml:space="preserve"> 으로 유도되었기에 위험/이익 분석은 필요치 않다.</w:t>
+        <w:t xml:space="preserve"> 으로</w:t>
+      </w:r>
+      <w:proofErr w:type="gramEnd"/>
+      <w:r>
+        <w:rPr>
+          <w:rFonts w:asciiTheme="minorHAnsi" w:eastAsiaTheme="minorEastAsia" w:hAnsiTheme="minorHAnsi" w:cstheme="minorBidi" w:hint="eastAsia"/>
+          <w:iCs/>
+          <w:sz w:val="24"/>
+        </w:rPr>
+        <w:t xml:space="preserve"> 유도되었기에 위험/이익 분석은 필요치 않다.</w:t>
       </w:r>
     </w:p>
     <w:bookmarkEnd w:id="29"/>
@@ -25241,11 +25396,11 @@
             </w:pPr>
             <w:r>
               <w:rPr>
-                <w:rFonts w:asciiTheme="minorHAnsi" w:eastAsiaTheme="minorHAnsi" w:hAnsiTheme="minorHAnsi" w:cs="굴림"/>
-                <w:kern w:val="0"/>
-                <w:szCs w:val="20"/>
-              </w:rPr>
-              <w:t>6</w:t>
+                <w:rFonts w:asciiTheme="minorHAnsi" w:eastAsiaTheme="minorHAnsi" w:hAnsiTheme="minorHAnsi" w:cs="굴림" w:hint="eastAsia"/>
+                <w:kern w:val="0"/>
+                <w:szCs w:val="20"/>
+              </w:rPr>
+              <w:t>3</w:t>
             </w:r>
           </w:p>
         </w:tc>
@@ -25275,11 +25430,11 @@
             </w:pPr>
             <w:r>
               <w:rPr>
-                <w:rFonts w:asciiTheme="minorHAnsi" w:eastAsiaTheme="minorHAnsi" w:hAnsiTheme="minorHAnsi" w:cs="굴림"/>
-                <w:kern w:val="0"/>
-                <w:szCs w:val="20"/>
-              </w:rPr>
-              <w:t>5</w:t>
+                <w:rFonts w:asciiTheme="minorHAnsi" w:eastAsiaTheme="minorHAnsi" w:hAnsiTheme="minorHAnsi" w:cs="굴림" w:hint="eastAsia"/>
+                <w:kern w:val="0"/>
+                <w:szCs w:val="20"/>
+              </w:rPr>
+              <w:t>2</w:t>
             </w:r>
           </w:p>
         </w:tc>
@@ -25386,11 +25541,11 @@
             </w:pPr>
             <w:r>
               <w:rPr>
-                <w:rFonts w:asciiTheme="minorHAnsi" w:eastAsiaTheme="minorHAnsi" w:hAnsiTheme="minorHAnsi" w:cs="굴림"/>
-                <w:kern w:val="0"/>
-                <w:szCs w:val="20"/>
-              </w:rPr>
-              <w:t>6</w:t>
+                <w:rFonts w:asciiTheme="minorHAnsi" w:eastAsiaTheme="minorHAnsi" w:hAnsiTheme="minorHAnsi" w:cs="굴림" w:hint="eastAsia"/>
+                <w:kern w:val="0"/>
+                <w:szCs w:val="20"/>
+              </w:rPr>
+              <w:t>3</w:t>
             </w:r>
           </w:p>
         </w:tc>
@@ -25420,11 +25575,11 @@
             </w:pPr>
             <w:r>
               <w:rPr>
-                <w:rFonts w:asciiTheme="minorHAnsi" w:eastAsiaTheme="minorHAnsi" w:hAnsiTheme="minorHAnsi" w:cs="굴림"/>
-                <w:kern w:val="0"/>
-                <w:szCs w:val="20"/>
-              </w:rPr>
-              <w:t>6</w:t>
+                <w:rFonts w:asciiTheme="minorHAnsi" w:eastAsiaTheme="minorHAnsi" w:hAnsiTheme="minorHAnsi" w:cs="굴림" w:hint="eastAsia"/>
+                <w:kern w:val="0"/>
+                <w:szCs w:val="20"/>
+              </w:rPr>
+              <w:t>3</w:t>
             </w:r>
           </w:p>
         </w:tc>
@@ -25802,6 +25957,9 @@
     <w:p>
       <w:pPr>
         <w:pStyle w:val="MDLabAppendixTitle"/>
+        <w:rPr>
+          <w:rFonts w:asciiTheme="minorHAnsi" w:eastAsiaTheme="minorHAnsi" w:hAnsiTheme="minorHAnsi"/>
+        </w:rPr>
       </w:pPr>
       <w:bookmarkStart w:id="44" w:name="_Toc469542494"/>
       <w:bookmarkStart w:id="45" w:name="_Toc477198955"/>
@@ -25809,140 +25967,2385 @@
       <w:bookmarkStart w:id="47" w:name="_Hlk50287775"/>
       <w:r>
         <w:rPr>
-          <w:rFonts w:hint="eastAsia"/>
+          <w:rFonts w:asciiTheme="minorHAnsi" w:eastAsiaTheme="minorHAnsi" w:hAnsiTheme="minorHAnsi" w:hint="eastAsia"/>
         </w:rPr>
         <w:lastRenderedPageBreak/>
         <w:t>A</w:t>
       </w:r>
       <w:r>
+        <w:rPr>
+          <w:rFonts w:asciiTheme="minorHAnsi" w:eastAsiaTheme="minorHAnsi" w:hAnsiTheme="minorHAnsi"/>
+        </w:rPr>
         <w:t>ppendix A – Software risk management (FMEA</w:t>
       </w:r>
       <w:bookmarkEnd w:id="44"/>
       <w:bookmarkEnd w:id="45"/>
       <w:r>
+        <w:rPr>
+          <w:rFonts w:asciiTheme="minorHAnsi" w:eastAsiaTheme="minorHAnsi" w:hAnsiTheme="minorHAnsi"/>
+        </w:rPr>
         <w:t>)</w:t>
       </w:r>
       <w:bookmarkEnd w:id="46"/>
     </w:p>
+    <w:tbl>
+      <w:tblPr>
+        <w:tblStyle w:val="ae"/>
+        <w:tblW w:w="0" w:type="auto"/>
+        <w:tblLayout w:type="fixed"/>
+        <w:tblLook w:val="04A0" w:firstRow="1" w:lastRow="0" w:firstColumn="1" w:lastColumn="0" w:noHBand="0" w:noVBand="1"/>
+      </w:tblPr>
+      <w:tblGrid>
+        <w:gridCol w:w="612"/>
+        <w:gridCol w:w="1236"/>
+        <w:gridCol w:w="1027"/>
+        <w:gridCol w:w="1027"/>
+        <w:gridCol w:w="816"/>
+        <w:gridCol w:w="756"/>
+        <w:gridCol w:w="756"/>
+        <w:gridCol w:w="756"/>
+        <w:gridCol w:w="645"/>
+        <w:gridCol w:w="1833"/>
+        <w:gridCol w:w="709"/>
+        <w:gridCol w:w="711"/>
+        <w:gridCol w:w="756"/>
+        <w:gridCol w:w="772"/>
+        <w:gridCol w:w="772"/>
+        <w:gridCol w:w="772"/>
+        <w:gridCol w:w="659"/>
+      </w:tblGrid>
+      <w:tr>
+        <w:trPr>
+          <w:trHeight w:val="193"/>
+        </w:trPr>
+        <w:tc>
+          <w:tcPr>
+            <w:tcW w:w="612" w:type="dxa"/>
+            <w:vMerge w:val="restart"/>
+            <w:shd w:val="pct30" w:color="auto" w:fill="auto"/>
+            <w:vAlign w:val="center"/>
+          </w:tcPr>
+          <w:p>
+            <w:pPr>
+              <w:pStyle w:val="MDLabAppendixTitle"/>
+              <w:ind w:left="0" w:firstLine="0"/>
+              <w:jc w:val="center"/>
+              <w:outlineLvl w:val="9"/>
+              <w:rPr>
+                <w:rFonts w:asciiTheme="minorHAnsi" w:eastAsiaTheme="minorHAnsi" w:hAnsiTheme="minorHAnsi"/>
+                <w:sz w:val="18"/>
+                <w:szCs w:val="18"/>
+              </w:rPr>
+            </w:pPr>
+            <w:r>
+              <w:rPr>
+                <w:rFonts w:asciiTheme="minorHAnsi" w:eastAsiaTheme="minorHAnsi" w:hAnsiTheme="minorHAnsi" w:hint="eastAsia"/>
+                <w:sz w:val="18"/>
+                <w:szCs w:val="18"/>
+              </w:rPr>
+              <w:t>I</w:t>
+            </w:r>
+            <w:r>
+              <w:rPr>
+                <w:rFonts w:asciiTheme="minorHAnsi" w:eastAsiaTheme="minorHAnsi" w:hAnsiTheme="minorHAnsi"/>
+                <w:sz w:val="18"/>
+                <w:szCs w:val="18"/>
+              </w:rPr>
+              <w:t>D</w:t>
+            </w:r>
+          </w:p>
+        </w:tc>
+        <w:tc>
+          <w:tcPr>
+            <w:tcW w:w="1236" w:type="dxa"/>
+            <w:vMerge w:val="restart"/>
+            <w:shd w:val="pct30" w:color="auto" w:fill="auto"/>
+            <w:vAlign w:val="center"/>
+          </w:tcPr>
+          <w:p>
+            <w:pPr>
+              <w:pStyle w:val="MDLabAppendixTitle"/>
+              <w:ind w:left="0" w:firstLine="0"/>
+              <w:jc w:val="center"/>
+              <w:outlineLvl w:val="9"/>
+              <w:rPr>
+                <w:rFonts w:asciiTheme="minorHAnsi" w:eastAsiaTheme="minorHAnsi" w:hAnsiTheme="minorHAnsi"/>
+                <w:sz w:val="18"/>
+                <w:szCs w:val="18"/>
+              </w:rPr>
+            </w:pPr>
+            <w:r>
+              <w:rPr>
+                <w:rFonts w:asciiTheme="minorHAnsi" w:eastAsiaTheme="minorHAnsi" w:hAnsiTheme="minorHAnsi" w:hint="eastAsia"/>
+                <w:sz w:val="18"/>
+                <w:szCs w:val="18"/>
+              </w:rPr>
+              <w:t>위해요인</w:t>
+            </w:r>
+          </w:p>
+        </w:tc>
+        <w:tc>
+          <w:tcPr>
+            <w:tcW w:w="1027" w:type="dxa"/>
+            <w:vMerge w:val="restart"/>
+            <w:shd w:val="pct30" w:color="auto" w:fill="auto"/>
+            <w:vAlign w:val="center"/>
+          </w:tcPr>
+          <w:p>
+            <w:pPr>
+              <w:pStyle w:val="MDLabAppendixTitle"/>
+              <w:ind w:left="0" w:firstLine="0"/>
+              <w:jc w:val="center"/>
+              <w:outlineLvl w:val="9"/>
+              <w:rPr>
+                <w:rFonts w:asciiTheme="minorHAnsi" w:eastAsiaTheme="minorHAnsi" w:hAnsiTheme="minorHAnsi"/>
+                <w:sz w:val="18"/>
+                <w:szCs w:val="18"/>
+              </w:rPr>
+            </w:pPr>
+            <w:r>
+              <w:rPr>
+                <w:rFonts w:asciiTheme="minorHAnsi" w:eastAsiaTheme="minorHAnsi" w:hAnsiTheme="minorHAnsi" w:hint="eastAsia"/>
+                <w:sz w:val="18"/>
+                <w:szCs w:val="18"/>
+              </w:rPr>
+              <w:t>예상 가능한 상황</w:t>
+            </w:r>
+          </w:p>
+        </w:tc>
+        <w:tc>
+          <w:tcPr>
+            <w:tcW w:w="1027" w:type="dxa"/>
+            <w:vMerge w:val="restart"/>
+            <w:shd w:val="pct30" w:color="auto" w:fill="auto"/>
+            <w:vAlign w:val="center"/>
+          </w:tcPr>
+          <w:p>
+            <w:pPr>
+              <w:pStyle w:val="MDLabAppendixTitle"/>
+              <w:ind w:left="0" w:firstLine="0"/>
+              <w:jc w:val="center"/>
+              <w:outlineLvl w:val="9"/>
+              <w:rPr>
+                <w:rFonts w:asciiTheme="minorHAnsi" w:eastAsiaTheme="minorHAnsi" w:hAnsiTheme="minorHAnsi"/>
+                <w:sz w:val="18"/>
+                <w:szCs w:val="18"/>
+              </w:rPr>
+            </w:pPr>
+            <w:r>
+              <w:rPr>
+                <w:rFonts w:asciiTheme="minorHAnsi" w:eastAsiaTheme="minorHAnsi" w:hAnsiTheme="minorHAnsi" w:hint="eastAsia"/>
+                <w:sz w:val="18"/>
+                <w:szCs w:val="18"/>
+              </w:rPr>
+              <w:t>위해 상황</w:t>
+            </w:r>
+          </w:p>
+        </w:tc>
+        <w:tc>
+          <w:tcPr>
+            <w:tcW w:w="816" w:type="dxa"/>
+            <w:vMerge w:val="restart"/>
+            <w:shd w:val="pct30" w:color="auto" w:fill="auto"/>
+            <w:vAlign w:val="center"/>
+          </w:tcPr>
+          <w:p>
+            <w:pPr>
+              <w:pStyle w:val="MDLabAppendixTitle"/>
+              <w:ind w:left="0" w:firstLine="0"/>
+              <w:jc w:val="center"/>
+              <w:outlineLvl w:val="9"/>
+              <w:rPr>
+                <w:rFonts w:asciiTheme="minorHAnsi" w:eastAsiaTheme="minorHAnsi" w:hAnsiTheme="minorHAnsi"/>
+                <w:sz w:val="18"/>
+                <w:szCs w:val="18"/>
+              </w:rPr>
+            </w:pPr>
+            <w:r>
+              <w:rPr>
+                <w:rFonts w:asciiTheme="minorHAnsi" w:eastAsiaTheme="minorHAnsi" w:hAnsiTheme="minorHAnsi" w:hint="eastAsia"/>
+                <w:sz w:val="18"/>
+                <w:szCs w:val="18"/>
+              </w:rPr>
+              <w:t>위해</w:t>
+            </w:r>
+          </w:p>
+        </w:tc>
+        <w:tc>
+          <w:tcPr>
+            <w:tcW w:w="2913" w:type="dxa"/>
+            <w:gridSpan w:val="4"/>
+            <w:shd w:val="pct30" w:color="auto" w:fill="auto"/>
+            <w:vAlign w:val="center"/>
+          </w:tcPr>
+          <w:p>
+            <w:pPr>
+              <w:pStyle w:val="MDLabAppendixTitle"/>
+              <w:ind w:left="0" w:firstLine="0"/>
+              <w:jc w:val="center"/>
+              <w:outlineLvl w:val="9"/>
+              <w:rPr>
+                <w:rFonts w:asciiTheme="minorHAnsi" w:eastAsiaTheme="minorHAnsi" w:hAnsiTheme="minorHAnsi"/>
+                <w:sz w:val="18"/>
+                <w:szCs w:val="18"/>
+              </w:rPr>
+            </w:pPr>
+            <w:r>
+              <w:rPr>
+                <w:rFonts w:asciiTheme="minorHAnsi" w:eastAsiaTheme="minorHAnsi" w:hAnsiTheme="minorHAnsi" w:hint="eastAsia"/>
+                <w:sz w:val="18"/>
+                <w:szCs w:val="18"/>
+              </w:rPr>
+              <w:t>위험 산정</w:t>
+            </w:r>
+          </w:p>
+        </w:tc>
+        <w:tc>
+          <w:tcPr>
+            <w:tcW w:w="3253" w:type="dxa"/>
+            <w:gridSpan w:val="3"/>
+            <w:shd w:val="pct30" w:color="auto" w:fill="auto"/>
+            <w:vAlign w:val="center"/>
+          </w:tcPr>
+          <w:p>
+            <w:pPr>
+              <w:pStyle w:val="MDLabAppendixTitle"/>
+              <w:ind w:left="0" w:firstLine="0"/>
+              <w:jc w:val="center"/>
+              <w:outlineLvl w:val="9"/>
+              <w:rPr>
+                <w:rFonts w:asciiTheme="minorHAnsi" w:eastAsiaTheme="minorHAnsi" w:hAnsiTheme="minorHAnsi"/>
+                <w:sz w:val="18"/>
+                <w:szCs w:val="18"/>
+              </w:rPr>
+            </w:pPr>
+            <w:r>
+              <w:rPr>
+                <w:rFonts w:asciiTheme="minorHAnsi" w:eastAsiaTheme="minorHAnsi" w:hAnsiTheme="minorHAnsi" w:hint="eastAsia"/>
+                <w:sz w:val="18"/>
+                <w:szCs w:val="18"/>
+              </w:rPr>
+              <w:t>위험 통제</w:t>
+            </w:r>
+          </w:p>
+        </w:tc>
+        <w:tc>
+          <w:tcPr>
+            <w:tcW w:w="756" w:type="dxa"/>
+            <w:vMerge w:val="restart"/>
+            <w:shd w:val="pct30" w:color="auto" w:fill="auto"/>
+            <w:vAlign w:val="center"/>
+          </w:tcPr>
+          <w:p>
+            <w:pPr>
+              <w:pStyle w:val="MDLabAppendixTitle"/>
+              <w:ind w:left="0" w:firstLine="0"/>
+              <w:jc w:val="center"/>
+              <w:outlineLvl w:val="9"/>
+              <w:rPr>
+                <w:rFonts w:asciiTheme="minorHAnsi" w:eastAsiaTheme="minorHAnsi" w:hAnsiTheme="minorHAnsi"/>
+                <w:sz w:val="18"/>
+                <w:szCs w:val="18"/>
+              </w:rPr>
+            </w:pPr>
+            <w:r>
+              <w:rPr>
+                <w:rFonts w:asciiTheme="minorHAnsi" w:eastAsiaTheme="minorHAnsi" w:hAnsiTheme="minorHAnsi" w:hint="eastAsia"/>
+                <w:sz w:val="18"/>
+                <w:szCs w:val="18"/>
+              </w:rPr>
+              <w:t>위험 통제에 따른 위험</w:t>
+            </w:r>
+          </w:p>
+        </w:tc>
+        <w:tc>
+          <w:tcPr>
+            <w:tcW w:w="2975" w:type="dxa"/>
+            <w:gridSpan w:val="4"/>
+            <w:shd w:val="pct30" w:color="auto" w:fill="auto"/>
+            <w:vAlign w:val="center"/>
+          </w:tcPr>
+          <w:p>
+            <w:pPr>
+              <w:pStyle w:val="MDLabAppendixTitle"/>
+              <w:ind w:left="0" w:firstLine="0"/>
+              <w:jc w:val="center"/>
+              <w:outlineLvl w:val="9"/>
+              <w:rPr>
+                <w:rFonts w:asciiTheme="minorHAnsi" w:eastAsiaTheme="minorHAnsi" w:hAnsiTheme="minorHAnsi"/>
+                <w:sz w:val="18"/>
+                <w:szCs w:val="18"/>
+              </w:rPr>
+            </w:pPr>
+            <w:r>
+              <w:rPr>
+                <w:rFonts w:asciiTheme="minorHAnsi" w:eastAsiaTheme="minorHAnsi" w:hAnsiTheme="minorHAnsi" w:hint="eastAsia"/>
+                <w:sz w:val="18"/>
+                <w:szCs w:val="18"/>
+              </w:rPr>
+              <w:t>잔여 위험 평가</w:t>
+            </w:r>
+          </w:p>
+        </w:tc>
+      </w:tr>
+      <w:tr>
+        <w:trPr>
+          <w:trHeight w:val="485"/>
+        </w:trPr>
+        <w:tc>
+          <w:tcPr>
+            <w:tcW w:w="612" w:type="dxa"/>
+            <w:vMerge/>
+            <w:shd w:val="pct30" w:color="auto" w:fill="auto"/>
+            <w:vAlign w:val="center"/>
+          </w:tcPr>
+          <w:p>
+            <w:pPr>
+              <w:pStyle w:val="MDLabAppendixTitle"/>
+              <w:ind w:left="0" w:firstLine="0"/>
+              <w:jc w:val="center"/>
+              <w:outlineLvl w:val="9"/>
+              <w:rPr>
+                <w:rFonts w:asciiTheme="minorHAnsi" w:eastAsiaTheme="minorHAnsi" w:hAnsiTheme="minorHAnsi"/>
+                <w:sz w:val="18"/>
+                <w:szCs w:val="18"/>
+              </w:rPr>
+            </w:pPr>
+          </w:p>
+        </w:tc>
+        <w:tc>
+          <w:tcPr>
+            <w:tcW w:w="1236" w:type="dxa"/>
+            <w:vMerge/>
+            <w:shd w:val="pct30" w:color="auto" w:fill="auto"/>
+            <w:vAlign w:val="center"/>
+          </w:tcPr>
+          <w:p>
+            <w:pPr>
+              <w:pStyle w:val="MDLabAppendixTitle"/>
+              <w:ind w:left="0" w:firstLine="0"/>
+              <w:jc w:val="center"/>
+              <w:outlineLvl w:val="9"/>
+              <w:rPr>
+                <w:rFonts w:asciiTheme="minorHAnsi" w:eastAsiaTheme="minorHAnsi" w:hAnsiTheme="minorHAnsi"/>
+                <w:sz w:val="18"/>
+                <w:szCs w:val="18"/>
+              </w:rPr>
+            </w:pPr>
+          </w:p>
+        </w:tc>
+        <w:tc>
+          <w:tcPr>
+            <w:tcW w:w="1027" w:type="dxa"/>
+            <w:vMerge/>
+            <w:shd w:val="pct30" w:color="auto" w:fill="auto"/>
+            <w:vAlign w:val="center"/>
+          </w:tcPr>
+          <w:p>
+            <w:pPr>
+              <w:pStyle w:val="MDLabAppendixTitle"/>
+              <w:ind w:left="0" w:firstLine="0"/>
+              <w:jc w:val="center"/>
+              <w:outlineLvl w:val="9"/>
+              <w:rPr>
+                <w:rFonts w:asciiTheme="minorHAnsi" w:eastAsiaTheme="minorHAnsi" w:hAnsiTheme="minorHAnsi"/>
+                <w:sz w:val="18"/>
+                <w:szCs w:val="18"/>
+              </w:rPr>
+            </w:pPr>
+          </w:p>
+        </w:tc>
+        <w:tc>
+          <w:tcPr>
+            <w:tcW w:w="1027" w:type="dxa"/>
+            <w:vMerge/>
+            <w:shd w:val="pct30" w:color="auto" w:fill="auto"/>
+            <w:vAlign w:val="center"/>
+          </w:tcPr>
+          <w:p>
+            <w:pPr>
+              <w:pStyle w:val="MDLabAppendixTitle"/>
+              <w:ind w:left="0" w:firstLine="0"/>
+              <w:jc w:val="center"/>
+              <w:outlineLvl w:val="9"/>
+              <w:rPr>
+                <w:rFonts w:asciiTheme="minorHAnsi" w:eastAsiaTheme="minorHAnsi" w:hAnsiTheme="minorHAnsi"/>
+                <w:sz w:val="18"/>
+                <w:szCs w:val="18"/>
+              </w:rPr>
+            </w:pPr>
+          </w:p>
+        </w:tc>
+        <w:tc>
+          <w:tcPr>
+            <w:tcW w:w="816" w:type="dxa"/>
+            <w:vMerge/>
+            <w:shd w:val="pct30" w:color="auto" w:fill="auto"/>
+            <w:vAlign w:val="center"/>
+          </w:tcPr>
+          <w:p>
+            <w:pPr>
+              <w:pStyle w:val="MDLabAppendixTitle"/>
+              <w:ind w:left="0" w:firstLine="0"/>
+              <w:jc w:val="center"/>
+              <w:outlineLvl w:val="9"/>
+              <w:rPr>
+                <w:rFonts w:asciiTheme="minorHAnsi" w:eastAsiaTheme="minorHAnsi" w:hAnsiTheme="minorHAnsi"/>
+                <w:sz w:val="18"/>
+                <w:szCs w:val="18"/>
+              </w:rPr>
+            </w:pPr>
+          </w:p>
+        </w:tc>
+        <w:tc>
+          <w:tcPr>
+            <w:tcW w:w="756" w:type="dxa"/>
+            <w:shd w:val="pct30" w:color="auto" w:fill="auto"/>
+            <w:vAlign w:val="center"/>
+          </w:tcPr>
+          <w:p>
+            <w:pPr>
+              <w:pStyle w:val="MDLabAppendixTitle"/>
+              <w:ind w:left="0" w:firstLine="0"/>
+              <w:jc w:val="center"/>
+              <w:outlineLvl w:val="9"/>
+              <w:rPr>
+                <w:rFonts w:asciiTheme="minorHAnsi" w:eastAsiaTheme="minorHAnsi" w:hAnsiTheme="minorHAnsi"/>
+                <w:sz w:val="18"/>
+                <w:szCs w:val="18"/>
+              </w:rPr>
+            </w:pPr>
+            <w:r>
+              <w:rPr>
+                <w:rFonts w:asciiTheme="minorHAnsi" w:eastAsiaTheme="minorHAnsi" w:hAnsiTheme="minorHAnsi" w:hint="eastAsia"/>
+                <w:sz w:val="18"/>
+                <w:szCs w:val="18"/>
+              </w:rPr>
+              <w:t>발생 가능성</w:t>
+            </w:r>
+          </w:p>
+        </w:tc>
+        <w:tc>
+          <w:tcPr>
+            <w:tcW w:w="756" w:type="dxa"/>
+            <w:shd w:val="pct30" w:color="auto" w:fill="auto"/>
+            <w:vAlign w:val="center"/>
+          </w:tcPr>
+          <w:p>
+            <w:pPr>
+              <w:pStyle w:val="MDLabAppendixTitle"/>
+              <w:ind w:left="0" w:firstLine="0"/>
+              <w:jc w:val="center"/>
+              <w:outlineLvl w:val="9"/>
+              <w:rPr>
+                <w:rFonts w:asciiTheme="minorHAnsi" w:eastAsiaTheme="minorHAnsi" w:hAnsiTheme="minorHAnsi"/>
+                <w:sz w:val="18"/>
+                <w:szCs w:val="18"/>
+              </w:rPr>
+            </w:pPr>
+            <w:r>
+              <w:rPr>
+                <w:rFonts w:asciiTheme="minorHAnsi" w:eastAsiaTheme="minorHAnsi" w:hAnsiTheme="minorHAnsi" w:hint="eastAsia"/>
+                <w:sz w:val="18"/>
+                <w:szCs w:val="18"/>
+              </w:rPr>
+              <w:t>심각성</w:t>
+            </w:r>
+          </w:p>
+        </w:tc>
+        <w:tc>
+          <w:tcPr>
+            <w:tcW w:w="756" w:type="dxa"/>
+            <w:shd w:val="pct30" w:color="auto" w:fill="auto"/>
+            <w:vAlign w:val="center"/>
+          </w:tcPr>
+          <w:p>
+            <w:pPr>
+              <w:pStyle w:val="MDLabAppendixTitle"/>
+              <w:ind w:left="0" w:firstLine="0"/>
+              <w:jc w:val="center"/>
+              <w:outlineLvl w:val="9"/>
+              <w:rPr>
+                <w:rFonts w:asciiTheme="minorHAnsi" w:eastAsiaTheme="minorHAnsi" w:hAnsiTheme="minorHAnsi"/>
+                <w:sz w:val="18"/>
+                <w:szCs w:val="18"/>
+              </w:rPr>
+            </w:pPr>
+            <w:r>
+              <w:rPr>
+                <w:rFonts w:asciiTheme="minorHAnsi" w:eastAsiaTheme="minorHAnsi" w:hAnsiTheme="minorHAnsi" w:hint="eastAsia"/>
+                <w:sz w:val="18"/>
+                <w:szCs w:val="18"/>
+              </w:rPr>
+              <w:t>위험도</w:t>
+            </w:r>
+          </w:p>
+        </w:tc>
+        <w:tc>
+          <w:tcPr>
+            <w:tcW w:w="645" w:type="dxa"/>
+            <w:shd w:val="pct30" w:color="auto" w:fill="auto"/>
+            <w:vAlign w:val="center"/>
+          </w:tcPr>
+          <w:p>
+            <w:pPr>
+              <w:pStyle w:val="MDLabAppendixTitle"/>
+              <w:ind w:left="0" w:firstLine="0"/>
+              <w:jc w:val="center"/>
+              <w:outlineLvl w:val="9"/>
+              <w:rPr>
+                <w:rFonts w:asciiTheme="minorHAnsi" w:eastAsiaTheme="minorHAnsi" w:hAnsiTheme="minorHAnsi"/>
+                <w:sz w:val="18"/>
+                <w:szCs w:val="18"/>
+              </w:rPr>
+            </w:pPr>
+            <w:r>
+              <w:rPr>
+                <w:rFonts w:asciiTheme="minorHAnsi" w:eastAsiaTheme="minorHAnsi" w:hAnsiTheme="minorHAnsi" w:hint="eastAsia"/>
+                <w:sz w:val="18"/>
+                <w:szCs w:val="18"/>
+              </w:rPr>
+              <w:t>결과</w:t>
+            </w:r>
+          </w:p>
+        </w:tc>
+        <w:tc>
+          <w:tcPr>
+            <w:tcW w:w="1833" w:type="dxa"/>
+            <w:shd w:val="pct30" w:color="auto" w:fill="auto"/>
+            <w:vAlign w:val="center"/>
+          </w:tcPr>
+          <w:p>
+            <w:pPr>
+              <w:pStyle w:val="MDLabAppendixTitle"/>
+              <w:ind w:left="0" w:firstLine="0"/>
+              <w:jc w:val="center"/>
+              <w:outlineLvl w:val="9"/>
+              <w:rPr>
+                <w:rFonts w:asciiTheme="minorHAnsi" w:eastAsiaTheme="minorHAnsi" w:hAnsiTheme="minorHAnsi"/>
+                <w:sz w:val="18"/>
+                <w:szCs w:val="18"/>
+              </w:rPr>
+            </w:pPr>
+            <w:r>
+              <w:rPr>
+                <w:rFonts w:asciiTheme="minorHAnsi" w:eastAsiaTheme="minorHAnsi" w:hAnsiTheme="minorHAnsi" w:hint="eastAsia"/>
+                <w:sz w:val="18"/>
+                <w:szCs w:val="18"/>
+              </w:rPr>
+              <w:t>설계에 의한 안정성</w:t>
+            </w:r>
+          </w:p>
+        </w:tc>
+        <w:tc>
+          <w:tcPr>
+            <w:tcW w:w="709" w:type="dxa"/>
+            <w:shd w:val="pct30" w:color="auto" w:fill="auto"/>
+            <w:vAlign w:val="center"/>
+          </w:tcPr>
+          <w:p>
+            <w:pPr>
+              <w:pStyle w:val="MDLabAppendixTitle"/>
+              <w:ind w:left="0" w:firstLine="0"/>
+              <w:jc w:val="center"/>
+              <w:outlineLvl w:val="9"/>
+              <w:rPr>
+                <w:rFonts w:asciiTheme="minorHAnsi" w:eastAsiaTheme="minorHAnsi" w:hAnsiTheme="minorHAnsi"/>
+                <w:sz w:val="18"/>
+                <w:szCs w:val="18"/>
+              </w:rPr>
+            </w:pPr>
+            <w:r>
+              <w:rPr>
+                <w:rFonts w:asciiTheme="minorHAnsi" w:eastAsiaTheme="minorHAnsi" w:hAnsiTheme="minorHAnsi" w:hint="eastAsia"/>
+                <w:sz w:val="18"/>
+                <w:szCs w:val="18"/>
+              </w:rPr>
+              <w:t xml:space="preserve">예방 조치 </w:t>
+            </w:r>
+            <w:r>
+              <w:rPr>
+                <w:rFonts w:asciiTheme="minorHAnsi" w:eastAsiaTheme="minorHAnsi" w:hAnsiTheme="minorHAnsi"/>
+                <w:sz w:val="18"/>
+                <w:szCs w:val="18"/>
+              </w:rPr>
+              <w:t>(</w:t>
+            </w:r>
+            <w:r>
+              <w:rPr>
+                <w:rFonts w:asciiTheme="minorHAnsi" w:eastAsiaTheme="minorHAnsi" w:hAnsiTheme="minorHAnsi" w:hint="eastAsia"/>
+                <w:sz w:val="18"/>
+                <w:szCs w:val="18"/>
+              </w:rPr>
+              <w:t>보호 수단)</w:t>
+            </w:r>
+          </w:p>
+        </w:tc>
+        <w:tc>
+          <w:tcPr>
+            <w:tcW w:w="711" w:type="dxa"/>
+            <w:shd w:val="pct30" w:color="auto" w:fill="auto"/>
+            <w:vAlign w:val="center"/>
+          </w:tcPr>
+          <w:p>
+            <w:pPr>
+              <w:pStyle w:val="MDLabAppendixTitle"/>
+              <w:ind w:left="0" w:firstLine="0"/>
+              <w:jc w:val="center"/>
+              <w:outlineLvl w:val="9"/>
+              <w:rPr>
+                <w:rFonts w:asciiTheme="minorHAnsi" w:eastAsiaTheme="minorHAnsi" w:hAnsiTheme="minorHAnsi"/>
+                <w:sz w:val="18"/>
+                <w:szCs w:val="18"/>
+              </w:rPr>
+            </w:pPr>
+            <w:r>
+              <w:rPr>
+                <w:rFonts w:asciiTheme="minorHAnsi" w:eastAsiaTheme="minorHAnsi" w:hAnsiTheme="minorHAnsi" w:hint="eastAsia"/>
+                <w:sz w:val="18"/>
+                <w:szCs w:val="18"/>
+              </w:rPr>
+              <w:t>안정성에 대한 정보</w:t>
+            </w:r>
+          </w:p>
+        </w:tc>
+        <w:tc>
+          <w:tcPr>
+            <w:tcW w:w="756" w:type="dxa"/>
+            <w:vMerge/>
+            <w:shd w:val="pct30" w:color="auto" w:fill="auto"/>
+            <w:vAlign w:val="center"/>
+          </w:tcPr>
+          <w:p>
+            <w:pPr>
+              <w:pStyle w:val="MDLabAppendixTitle"/>
+              <w:ind w:left="0" w:firstLine="0"/>
+              <w:jc w:val="center"/>
+              <w:outlineLvl w:val="9"/>
+              <w:rPr>
+                <w:rFonts w:asciiTheme="minorHAnsi" w:eastAsiaTheme="minorHAnsi" w:hAnsiTheme="minorHAnsi"/>
+                <w:sz w:val="18"/>
+                <w:szCs w:val="18"/>
+              </w:rPr>
+            </w:pPr>
+          </w:p>
+        </w:tc>
+        <w:tc>
+          <w:tcPr>
+            <w:tcW w:w="772" w:type="dxa"/>
+            <w:shd w:val="pct30" w:color="auto" w:fill="auto"/>
+            <w:vAlign w:val="center"/>
+          </w:tcPr>
+          <w:p>
+            <w:pPr>
+              <w:pStyle w:val="MDLabAppendixTitle"/>
+              <w:ind w:left="0" w:firstLine="0"/>
+              <w:jc w:val="center"/>
+              <w:outlineLvl w:val="9"/>
+              <w:rPr>
+                <w:rFonts w:asciiTheme="minorHAnsi" w:eastAsiaTheme="minorHAnsi" w:hAnsiTheme="minorHAnsi"/>
+                <w:sz w:val="18"/>
+                <w:szCs w:val="18"/>
+              </w:rPr>
+            </w:pPr>
+            <w:r>
+              <w:rPr>
+                <w:rFonts w:asciiTheme="minorHAnsi" w:eastAsiaTheme="minorHAnsi" w:hAnsiTheme="minorHAnsi" w:hint="eastAsia"/>
+                <w:sz w:val="18"/>
+                <w:szCs w:val="18"/>
+              </w:rPr>
+              <w:t>발생 가능성</w:t>
+            </w:r>
+          </w:p>
+        </w:tc>
+        <w:tc>
+          <w:tcPr>
+            <w:tcW w:w="772" w:type="dxa"/>
+            <w:shd w:val="pct30" w:color="auto" w:fill="auto"/>
+            <w:vAlign w:val="center"/>
+          </w:tcPr>
+          <w:p>
+            <w:pPr>
+              <w:pStyle w:val="MDLabAppendixTitle"/>
+              <w:ind w:left="0" w:firstLine="0"/>
+              <w:jc w:val="center"/>
+              <w:outlineLvl w:val="9"/>
+              <w:rPr>
+                <w:rFonts w:asciiTheme="minorHAnsi" w:eastAsiaTheme="minorHAnsi" w:hAnsiTheme="minorHAnsi"/>
+                <w:sz w:val="18"/>
+                <w:szCs w:val="18"/>
+              </w:rPr>
+            </w:pPr>
+            <w:r>
+              <w:rPr>
+                <w:rFonts w:asciiTheme="minorHAnsi" w:eastAsiaTheme="minorHAnsi" w:hAnsiTheme="minorHAnsi" w:hint="eastAsia"/>
+                <w:sz w:val="18"/>
+                <w:szCs w:val="18"/>
+              </w:rPr>
+              <w:t>심각성</w:t>
+            </w:r>
+          </w:p>
+        </w:tc>
+        <w:tc>
+          <w:tcPr>
+            <w:tcW w:w="772" w:type="dxa"/>
+            <w:shd w:val="pct30" w:color="auto" w:fill="auto"/>
+            <w:vAlign w:val="center"/>
+          </w:tcPr>
+          <w:p>
+            <w:pPr>
+              <w:pStyle w:val="MDLabAppendixTitle"/>
+              <w:ind w:left="0" w:firstLine="0"/>
+              <w:jc w:val="center"/>
+              <w:outlineLvl w:val="9"/>
+              <w:rPr>
+                <w:rFonts w:asciiTheme="minorHAnsi" w:eastAsiaTheme="minorHAnsi" w:hAnsiTheme="minorHAnsi"/>
+                <w:sz w:val="18"/>
+                <w:szCs w:val="18"/>
+              </w:rPr>
+            </w:pPr>
+            <w:r>
+              <w:rPr>
+                <w:rFonts w:asciiTheme="minorHAnsi" w:eastAsiaTheme="minorHAnsi" w:hAnsiTheme="minorHAnsi" w:hint="eastAsia"/>
+                <w:sz w:val="18"/>
+                <w:szCs w:val="18"/>
+              </w:rPr>
+              <w:t>위험도</w:t>
+            </w:r>
+          </w:p>
+        </w:tc>
+        <w:tc>
+          <w:tcPr>
+            <w:tcW w:w="659" w:type="dxa"/>
+            <w:shd w:val="pct30" w:color="auto" w:fill="auto"/>
+            <w:vAlign w:val="center"/>
+          </w:tcPr>
+          <w:p>
+            <w:pPr>
+              <w:pStyle w:val="MDLabAppendixTitle"/>
+              <w:ind w:left="0" w:firstLine="0"/>
+              <w:jc w:val="center"/>
+              <w:outlineLvl w:val="9"/>
+              <w:rPr>
+                <w:rFonts w:asciiTheme="minorHAnsi" w:eastAsiaTheme="minorHAnsi" w:hAnsiTheme="minorHAnsi"/>
+                <w:sz w:val="18"/>
+                <w:szCs w:val="18"/>
+              </w:rPr>
+            </w:pPr>
+            <w:r>
+              <w:rPr>
+                <w:rFonts w:asciiTheme="minorHAnsi" w:eastAsiaTheme="minorHAnsi" w:hAnsiTheme="minorHAnsi" w:hint="eastAsia"/>
+                <w:sz w:val="18"/>
+                <w:szCs w:val="18"/>
+              </w:rPr>
+              <w:t>결과</w:t>
+            </w:r>
+          </w:p>
+        </w:tc>
+      </w:tr>
+      <w:tr>
+        <w:tc>
+          <w:tcPr>
+            <w:tcW w:w="612" w:type="dxa"/>
+          </w:tcPr>
+          <w:p>
+            <w:pPr>
+              <w:pStyle w:val="MDLabAppendixTitle"/>
+              <w:ind w:left="0" w:firstLine="0"/>
+              <w:outlineLvl w:val="9"/>
+              <w:rPr>
+                <w:rFonts w:asciiTheme="minorHAnsi" w:eastAsiaTheme="minorHAnsi" w:hAnsiTheme="minorHAnsi"/>
+                <w:sz w:val="20"/>
+                <w:szCs w:val="20"/>
+              </w:rPr>
+            </w:pPr>
+            <w:r>
+              <w:rPr>
+                <w:rFonts w:asciiTheme="minorHAnsi" w:eastAsiaTheme="minorHAnsi" w:hAnsiTheme="minorHAnsi" w:hint="eastAsia"/>
+                <w:sz w:val="20"/>
+                <w:szCs w:val="20"/>
+              </w:rPr>
+              <w:t>R</w:t>
+            </w:r>
+            <w:r>
+              <w:rPr>
+                <w:rFonts w:asciiTheme="minorHAnsi" w:eastAsiaTheme="minorHAnsi" w:hAnsiTheme="minorHAnsi"/>
+                <w:sz w:val="20"/>
+                <w:szCs w:val="20"/>
+              </w:rPr>
+              <w:t>-001</w:t>
+            </w:r>
+          </w:p>
+        </w:tc>
+        <w:tc>
+          <w:tcPr>
+            <w:tcW w:w="1236" w:type="dxa"/>
+          </w:tcPr>
+          <w:p>
+            <w:pPr>
+              <w:pStyle w:val="MDLabAppendixTitle"/>
+              <w:ind w:left="0" w:firstLine="0"/>
+              <w:outlineLvl w:val="9"/>
+              <w:rPr>
+                <w:rFonts w:asciiTheme="minorHAnsi" w:eastAsiaTheme="minorHAnsi" w:hAnsiTheme="minorHAnsi"/>
+                <w:sz w:val="20"/>
+                <w:szCs w:val="20"/>
+              </w:rPr>
+            </w:pPr>
+            <w:r>
+              <w:rPr>
+                <w:rFonts w:asciiTheme="minorHAnsi" w:eastAsiaTheme="minorHAnsi" w:hAnsiTheme="minorHAnsi"/>
+                <w:sz w:val="20"/>
+                <w:szCs w:val="20"/>
+              </w:rPr>
+              <w:t>DB Processing</w:t>
+            </w:r>
+          </w:p>
+        </w:tc>
+        <w:tc>
+          <w:tcPr>
+            <w:tcW w:w="1027" w:type="dxa"/>
+          </w:tcPr>
+          <w:p>
+            <w:pPr>
+              <w:pStyle w:val="MDLabAppendixTitle"/>
+              <w:ind w:left="0" w:firstLine="0"/>
+              <w:outlineLvl w:val="9"/>
+              <w:rPr>
+                <w:rFonts w:asciiTheme="minorHAnsi" w:eastAsiaTheme="minorHAnsi" w:hAnsiTheme="minorHAnsi"/>
+                <w:sz w:val="20"/>
+                <w:szCs w:val="20"/>
+              </w:rPr>
+            </w:pPr>
+            <w:r>
+              <w:rPr>
+                <w:rFonts w:asciiTheme="minorHAnsi" w:eastAsiaTheme="minorHAnsi" w:hAnsiTheme="minorHAnsi" w:hint="eastAsia"/>
+                <w:sz w:val="20"/>
+                <w:szCs w:val="20"/>
+              </w:rPr>
+              <w:t>S</w:t>
+            </w:r>
+            <w:r>
+              <w:rPr>
+                <w:rFonts w:asciiTheme="minorHAnsi" w:eastAsiaTheme="minorHAnsi" w:hAnsiTheme="minorHAnsi"/>
+                <w:sz w:val="20"/>
+                <w:szCs w:val="20"/>
+              </w:rPr>
+              <w:t xml:space="preserve">QL </w:t>
+            </w:r>
+            <w:r>
+              <w:rPr>
+                <w:rFonts w:asciiTheme="minorHAnsi" w:eastAsiaTheme="minorHAnsi" w:hAnsiTheme="minorHAnsi" w:hint="eastAsia"/>
+                <w:sz w:val="20"/>
+                <w:szCs w:val="20"/>
+              </w:rPr>
+              <w:t>오류</w:t>
+            </w:r>
+          </w:p>
+        </w:tc>
+        <w:tc>
+          <w:tcPr>
+            <w:tcW w:w="1027" w:type="dxa"/>
+          </w:tcPr>
+          <w:p>
+            <w:pPr>
+              <w:pStyle w:val="MDLabAppendixTitle"/>
+              <w:ind w:left="0" w:firstLine="0"/>
+              <w:outlineLvl w:val="9"/>
+              <w:rPr>
+                <w:rFonts w:asciiTheme="minorHAnsi" w:eastAsiaTheme="minorHAnsi" w:hAnsiTheme="minorHAnsi"/>
+                <w:sz w:val="20"/>
+                <w:szCs w:val="20"/>
+              </w:rPr>
+            </w:pPr>
+            <w:r>
+              <w:rPr>
+                <w:rFonts w:asciiTheme="minorHAnsi" w:eastAsiaTheme="minorHAnsi" w:hAnsiTheme="minorHAnsi" w:hint="eastAsia"/>
+                <w:sz w:val="20"/>
+                <w:szCs w:val="20"/>
+              </w:rPr>
+              <w:t>오류로 인한 시스템 종료</w:t>
+            </w:r>
+          </w:p>
+        </w:tc>
+        <w:tc>
+          <w:tcPr>
+            <w:tcW w:w="816" w:type="dxa"/>
+          </w:tcPr>
+          <w:p>
+            <w:pPr>
+              <w:pStyle w:val="MDLabAppendixTitle"/>
+              <w:ind w:left="0" w:firstLine="0"/>
+              <w:outlineLvl w:val="9"/>
+              <w:rPr>
+                <w:rFonts w:asciiTheme="minorHAnsi" w:eastAsiaTheme="minorHAnsi" w:hAnsiTheme="minorHAnsi"/>
+                <w:sz w:val="20"/>
+                <w:szCs w:val="20"/>
+              </w:rPr>
+            </w:pPr>
+            <w:r>
+              <w:rPr>
+                <w:rFonts w:asciiTheme="minorHAnsi" w:eastAsiaTheme="minorHAnsi" w:hAnsiTheme="minorHAnsi" w:hint="eastAsia"/>
+                <w:sz w:val="20"/>
+                <w:szCs w:val="20"/>
+              </w:rPr>
+              <w:t>정보 유실</w:t>
+            </w:r>
+          </w:p>
+        </w:tc>
+        <w:tc>
+          <w:tcPr>
+            <w:tcW w:w="756" w:type="dxa"/>
+          </w:tcPr>
+          <w:p>
+            <w:pPr>
+              <w:pStyle w:val="MDLabAppendixTitle"/>
+              <w:ind w:left="0" w:firstLine="0"/>
+              <w:outlineLvl w:val="9"/>
+              <w:rPr>
+                <w:rFonts w:asciiTheme="minorHAnsi" w:eastAsiaTheme="minorHAnsi" w:hAnsiTheme="minorHAnsi"/>
+                <w:sz w:val="20"/>
+                <w:szCs w:val="20"/>
+              </w:rPr>
+            </w:pPr>
+            <w:r>
+              <w:rPr>
+                <w:rFonts w:asciiTheme="minorHAnsi" w:eastAsiaTheme="minorHAnsi" w:hAnsiTheme="minorHAnsi" w:hint="eastAsia"/>
+                <w:sz w:val="20"/>
+                <w:szCs w:val="20"/>
+              </w:rPr>
+              <w:t>2</w:t>
+            </w:r>
+          </w:p>
+        </w:tc>
+        <w:tc>
+          <w:tcPr>
+            <w:tcW w:w="756" w:type="dxa"/>
+          </w:tcPr>
+          <w:p>
+            <w:pPr>
+              <w:pStyle w:val="MDLabAppendixTitle"/>
+              <w:ind w:left="0" w:firstLine="0"/>
+              <w:outlineLvl w:val="9"/>
+              <w:rPr>
+                <w:rFonts w:asciiTheme="minorHAnsi" w:eastAsiaTheme="minorHAnsi" w:hAnsiTheme="minorHAnsi"/>
+                <w:sz w:val="20"/>
+                <w:szCs w:val="20"/>
+              </w:rPr>
+            </w:pPr>
+            <w:r>
+              <w:rPr>
+                <w:rFonts w:asciiTheme="minorHAnsi" w:eastAsiaTheme="minorHAnsi" w:hAnsiTheme="minorHAnsi" w:hint="eastAsia"/>
+                <w:sz w:val="20"/>
+                <w:szCs w:val="20"/>
+              </w:rPr>
+              <w:t>2</w:t>
+            </w:r>
+          </w:p>
+        </w:tc>
+        <w:tc>
+          <w:tcPr>
+            <w:tcW w:w="756" w:type="dxa"/>
+          </w:tcPr>
+          <w:p>
+            <w:pPr>
+              <w:pStyle w:val="MDLabAppendixTitle"/>
+              <w:ind w:left="0" w:firstLine="0"/>
+              <w:outlineLvl w:val="9"/>
+              <w:rPr>
+                <w:rFonts w:asciiTheme="minorHAnsi" w:eastAsiaTheme="minorHAnsi" w:hAnsiTheme="minorHAnsi"/>
+                <w:sz w:val="20"/>
+                <w:szCs w:val="20"/>
+              </w:rPr>
+            </w:pPr>
+            <w:r>
+              <w:rPr>
+                <w:rFonts w:asciiTheme="minorHAnsi" w:eastAsiaTheme="minorHAnsi" w:hAnsiTheme="minorHAnsi" w:hint="eastAsia"/>
+                <w:sz w:val="20"/>
+                <w:szCs w:val="20"/>
+              </w:rPr>
+              <w:t>2</w:t>
+            </w:r>
+          </w:p>
+        </w:tc>
+        <w:tc>
+          <w:tcPr>
+            <w:tcW w:w="645" w:type="dxa"/>
+          </w:tcPr>
+          <w:p>
+            <w:pPr>
+              <w:pStyle w:val="MDLabAppendixTitle"/>
+              <w:ind w:left="0" w:firstLine="0"/>
+              <w:outlineLvl w:val="9"/>
+              <w:rPr>
+                <w:rFonts w:asciiTheme="minorHAnsi" w:eastAsiaTheme="minorHAnsi" w:hAnsiTheme="minorHAnsi"/>
+                <w:sz w:val="20"/>
+                <w:szCs w:val="20"/>
+              </w:rPr>
+            </w:pPr>
+            <w:r>
+              <w:rPr>
+                <w:rFonts w:asciiTheme="minorHAnsi" w:eastAsiaTheme="minorHAnsi" w:hAnsiTheme="minorHAnsi" w:hint="eastAsia"/>
+                <w:sz w:val="20"/>
+                <w:szCs w:val="20"/>
+              </w:rPr>
+              <w:t xml:space="preserve">용납 </w:t>
+            </w:r>
+            <w:r>
+              <w:rPr>
+                <w:rFonts w:asciiTheme="minorHAnsi" w:eastAsiaTheme="minorHAnsi" w:hAnsiTheme="minorHAnsi" w:hint="eastAsia"/>
+                <w:sz w:val="20"/>
+                <w:szCs w:val="20"/>
+              </w:rPr>
+              <w:t>가능</w:t>
+            </w:r>
+          </w:p>
+        </w:tc>
+        <w:tc>
+          <w:tcPr>
+            <w:tcW w:w="1833" w:type="dxa"/>
+          </w:tcPr>
+          <w:p>
+            <w:pPr>
+              <w:pStyle w:val="MDLabAppendixTitle"/>
+              <w:ind w:left="0" w:firstLine="0"/>
+              <w:outlineLvl w:val="9"/>
+              <w:rPr>
+                <w:rFonts w:asciiTheme="minorHAnsi" w:eastAsiaTheme="minorHAnsi" w:hAnsiTheme="minorHAnsi"/>
+                <w:sz w:val="20"/>
+                <w:szCs w:val="20"/>
+              </w:rPr>
+            </w:pPr>
+            <w:r>
+              <w:rPr>
+                <w:rFonts w:asciiTheme="minorHAnsi" w:eastAsiaTheme="minorHAnsi" w:hAnsiTheme="minorHAnsi" w:hint="eastAsia"/>
+                <w:sz w:val="20"/>
+                <w:szCs w:val="20"/>
+              </w:rPr>
+              <w:t>S</w:t>
+            </w:r>
+            <w:r>
+              <w:rPr>
+                <w:rFonts w:asciiTheme="minorHAnsi" w:eastAsiaTheme="minorHAnsi" w:hAnsiTheme="minorHAnsi"/>
+                <w:sz w:val="20"/>
+                <w:szCs w:val="20"/>
+              </w:rPr>
+              <w:t xml:space="preserve">QL </w:t>
+            </w:r>
+            <w:r>
+              <w:rPr>
+                <w:rFonts w:asciiTheme="minorHAnsi" w:eastAsiaTheme="minorHAnsi" w:hAnsiTheme="minorHAnsi" w:hint="eastAsia"/>
+                <w:sz w:val="20"/>
+                <w:szCs w:val="20"/>
+              </w:rPr>
+              <w:t>오류가 발생하더라도 시스템은 종료되지 않도록 처리</w:t>
+            </w:r>
+          </w:p>
+        </w:tc>
+        <w:tc>
+          <w:tcPr>
+            <w:tcW w:w="709" w:type="dxa"/>
+          </w:tcPr>
+          <w:p>
+            <w:pPr>
+              <w:pStyle w:val="MDLabAppendixTitle"/>
+              <w:ind w:left="0" w:firstLine="0"/>
+              <w:outlineLvl w:val="9"/>
+              <w:rPr>
+                <w:rFonts w:asciiTheme="minorHAnsi" w:eastAsiaTheme="minorHAnsi" w:hAnsiTheme="minorHAnsi"/>
+                <w:sz w:val="20"/>
+                <w:szCs w:val="20"/>
+              </w:rPr>
+            </w:pPr>
+            <w:r>
+              <w:rPr>
+                <w:rFonts w:asciiTheme="minorHAnsi" w:eastAsiaTheme="minorHAnsi" w:hAnsiTheme="minorHAnsi" w:hint="eastAsia"/>
+                <w:sz w:val="20"/>
+                <w:szCs w:val="20"/>
+              </w:rPr>
+              <w:t>N</w:t>
+            </w:r>
+            <w:r>
+              <w:rPr>
+                <w:rFonts w:asciiTheme="minorHAnsi" w:eastAsiaTheme="minorHAnsi" w:hAnsiTheme="minorHAnsi"/>
+                <w:sz w:val="20"/>
+                <w:szCs w:val="20"/>
+              </w:rPr>
+              <w:t>/A</w:t>
+            </w:r>
+          </w:p>
+        </w:tc>
+        <w:tc>
+          <w:tcPr>
+            <w:tcW w:w="711" w:type="dxa"/>
+          </w:tcPr>
+          <w:p>
+            <w:pPr>
+              <w:pStyle w:val="MDLabAppendixTitle"/>
+              <w:ind w:left="0" w:firstLine="0"/>
+              <w:outlineLvl w:val="9"/>
+              <w:rPr>
+                <w:rFonts w:asciiTheme="minorHAnsi" w:eastAsiaTheme="minorHAnsi" w:hAnsiTheme="minorHAnsi"/>
+                <w:sz w:val="20"/>
+                <w:szCs w:val="20"/>
+              </w:rPr>
+            </w:pPr>
+            <w:r>
+              <w:rPr>
+                <w:rFonts w:asciiTheme="minorHAnsi" w:eastAsiaTheme="minorHAnsi" w:hAnsiTheme="minorHAnsi" w:hint="eastAsia"/>
+                <w:sz w:val="20"/>
+                <w:szCs w:val="20"/>
+              </w:rPr>
+              <w:t>N</w:t>
+            </w:r>
+            <w:r>
+              <w:rPr>
+                <w:rFonts w:asciiTheme="minorHAnsi" w:eastAsiaTheme="minorHAnsi" w:hAnsiTheme="minorHAnsi"/>
+                <w:sz w:val="20"/>
+                <w:szCs w:val="20"/>
+              </w:rPr>
+              <w:t>/A</w:t>
+            </w:r>
+          </w:p>
+        </w:tc>
+        <w:tc>
+          <w:tcPr>
+            <w:tcW w:w="756" w:type="dxa"/>
+          </w:tcPr>
+          <w:p>
+            <w:pPr>
+              <w:pStyle w:val="MDLabAppendixTitle"/>
+              <w:ind w:left="0" w:firstLine="0"/>
+              <w:outlineLvl w:val="9"/>
+              <w:rPr>
+                <w:rFonts w:asciiTheme="minorHAnsi" w:eastAsiaTheme="minorHAnsi" w:hAnsiTheme="minorHAnsi"/>
+                <w:sz w:val="20"/>
+                <w:szCs w:val="20"/>
+              </w:rPr>
+            </w:pPr>
+            <w:r>
+              <w:rPr>
+                <w:rFonts w:asciiTheme="minorHAnsi" w:eastAsiaTheme="minorHAnsi" w:hAnsiTheme="minorHAnsi" w:hint="eastAsia"/>
+                <w:sz w:val="20"/>
+                <w:szCs w:val="20"/>
+              </w:rPr>
+              <w:t>N</w:t>
+            </w:r>
+            <w:r>
+              <w:rPr>
+                <w:rFonts w:asciiTheme="minorHAnsi" w:eastAsiaTheme="minorHAnsi" w:hAnsiTheme="minorHAnsi"/>
+                <w:sz w:val="20"/>
+                <w:szCs w:val="20"/>
+              </w:rPr>
+              <w:t>/A</w:t>
+            </w:r>
+          </w:p>
+        </w:tc>
+        <w:tc>
+          <w:tcPr>
+            <w:tcW w:w="772" w:type="dxa"/>
+          </w:tcPr>
+          <w:p>
+            <w:pPr>
+              <w:pStyle w:val="MDLabAppendixTitle"/>
+              <w:ind w:left="0" w:firstLine="0"/>
+              <w:outlineLvl w:val="9"/>
+              <w:rPr>
+                <w:rFonts w:asciiTheme="minorHAnsi" w:eastAsiaTheme="minorHAnsi" w:hAnsiTheme="minorHAnsi"/>
+                <w:sz w:val="20"/>
+                <w:szCs w:val="20"/>
+              </w:rPr>
+            </w:pPr>
+            <w:r>
+              <w:rPr>
+                <w:rFonts w:asciiTheme="minorHAnsi" w:eastAsiaTheme="minorHAnsi" w:hAnsiTheme="minorHAnsi" w:hint="eastAsia"/>
+                <w:sz w:val="20"/>
+                <w:szCs w:val="20"/>
+              </w:rPr>
+              <w:t>1</w:t>
+            </w:r>
+          </w:p>
+        </w:tc>
+        <w:tc>
+          <w:tcPr>
+            <w:tcW w:w="772" w:type="dxa"/>
+          </w:tcPr>
+          <w:p>
+            <w:pPr>
+              <w:pStyle w:val="MDLabAppendixTitle"/>
+              <w:ind w:left="0" w:firstLine="0"/>
+              <w:outlineLvl w:val="9"/>
+              <w:rPr>
+                <w:rFonts w:asciiTheme="minorHAnsi" w:eastAsiaTheme="minorHAnsi" w:hAnsiTheme="minorHAnsi"/>
+                <w:sz w:val="20"/>
+                <w:szCs w:val="20"/>
+              </w:rPr>
+            </w:pPr>
+            <w:r>
+              <w:rPr>
+                <w:rFonts w:asciiTheme="minorHAnsi" w:eastAsiaTheme="minorHAnsi" w:hAnsiTheme="minorHAnsi"/>
+                <w:sz w:val="20"/>
+                <w:szCs w:val="20"/>
+              </w:rPr>
+              <w:t>1</w:t>
+            </w:r>
+          </w:p>
+        </w:tc>
+        <w:tc>
+          <w:tcPr>
+            <w:tcW w:w="772" w:type="dxa"/>
+          </w:tcPr>
+          <w:p>
+            <w:pPr>
+              <w:pStyle w:val="MDLabAppendixTitle"/>
+              <w:ind w:left="0" w:firstLine="0"/>
+              <w:outlineLvl w:val="9"/>
+              <w:rPr>
+                <w:rFonts w:asciiTheme="minorHAnsi" w:eastAsiaTheme="minorHAnsi" w:hAnsiTheme="minorHAnsi"/>
+                <w:sz w:val="20"/>
+                <w:szCs w:val="20"/>
+              </w:rPr>
+            </w:pPr>
+            <w:r>
+              <w:rPr>
+                <w:rFonts w:asciiTheme="minorHAnsi" w:eastAsiaTheme="minorHAnsi" w:hAnsiTheme="minorHAnsi" w:hint="eastAsia"/>
+                <w:sz w:val="20"/>
+                <w:szCs w:val="20"/>
+              </w:rPr>
+              <w:t>1</w:t>
+            </w:r>
+          </w:p>
+        </w:tc>
+        <w:tc>
+          <w:tcPr>
+            <w:tcW w:w="659" w:type="dxa"/>
+          </w:tcPr>
+          <w:p>
+            <w:pPr>
+              <w:pStyle w:val="MDLabAppendixTitle"/>
+              <w:ind w:left="0" w:firstLine="0"/>
+              <w:outlineLvl w:val="9"/>
+              <w:rPr>
+                <w:rFonts w:asciiTheme="minorHAnsi" w:eastAsiaTheme="minorHAnsi" w:hAnsiTheme="minorHAnsi"/>
+                <w:sz w:val="20"/>
+                <w:szCs w:val="20"/>
+              </w:rPr>
+            </w:pPr>
+            <w:r>
+              <w:rPr>
+                <w:rFonts w:asciiTheme="minorHAnsi" w:eastAsiaTheme="minorHAnsi" w:hAnsiTheme="minorHAnsi" w:hint="eastAsia"/>
+                <w:sz w:val="20"/>
+                <w:szCs w:val="20"/>
+              </w:rPr>
+              <w:t>용납 가능</w:t>
+            </w:r>
+          </w:p>
+        </w:tc>
+      </w:tr>
+      <w:tr>
+        <w:tc>
+          <w:tcPr>
+            <w:tcW w:w="612" w:type="dxa"/>
+          </w:tcPr>
+          <w:p>
+            <w:pPr>
+              <w:pStyle w:val="MDLabAppendixTitle"/>
+              <w:ind w:left="0" w:firstLine="0"/>
+              <w:outlineLvl w:val="9"/>
+              <w:rPr>
+                <w:rFonts w:asciiTheme="minorHAnsi" w:eastAsiaTheme="minorHAnsi" w:hAnsiTheme="minorHAnsi"/>
+                <w:sz w:val="20"/>
+                <w:szCs w:val="20"/>
+              </w:rPr>
+            </w:pPr>
+            <w:r>
+              <w:rPr>
+                <w:rFonts w:asciiTheme="minorHAnsi" w:eastAsiaTheme="minorHAnsi" w:hAnsiTheme="minorHAnsi" w:hint="eastAsia"/>
+                <w:sz w:val="20"/>
+                <w:szCs w:val="20"/>
+              </w:rPr>
+              <w:t>R</w:t>
+            </w:r>
+            <w:r>
+              <w:rPr>
+                <w:rFonts w:asciiTheme="minorHAnsi" w:eastAsiaTheme="minorHAnsi" w:hAnsiTheme="minorHAnsi"/>
+                <w:sz w:val="20"/>
+                <w:szCs w:val="20"/>
+              </w:rPr>
+              <w:t>-002</w:t>
+            </w:r>
+          </w:p>
+        </w:tc>
+        <w:tc>
+          <w:tcPr>
+            <w:tcW w:w="1236" w:type="dxa"/>
+          </w:tcPr>
+          <w:p>
+            <w:pPr>
+              <w:pStyle w:val="MDLabAppendixTitle"/>
+              <w:ind w:left="0" w:firstLine="0"/>
+              <w:outlineLvl w:val="9"/>
+              <w:rPr>
+                <w:rFonts w:asciiTheme="minorHAnsi" w:eastAsiaTheme="minorHAnsi" w:hAnsiTheme="minorHAnsi"/>
+                <w:sz w:val="20"/>
+                <w:szCs w:val="20"/>
+              </w:rPr>
+            </w:pPr>
+            <w:r>
+              <w:rPr>
+                <w:rFonts w:asciiTheme="minorHAnsi" w:eastAsiaTheme="minorHAnsi" w:hAnsiTheme="minorHAnsi"/>
+                <w:sz w:val="20"/>
+                <w:szCs w:val="20"/>
+              </w:rPr>
+              <w:t>Rotary Junction Control</w:t>
+            </w:r>
+          </w:p>
+        </w:tc>
+        <w:tc>
+          <w:tcPr>
+            <w:tcW w:w="1027" w:type="dxa"/>
+          </w:tcPr>
+          <w:p>
+            <w:pPr>
+              <w:pStyle w:val="MDLabAppendixTitle"/>
+              <w:ind w:left="0" w:firstLine="0"/>
+              <w:outlineLvl w:val="9"/>
+              <w:rPr>
+                <w:rFonts w:asciiTheme="minorHAnsi" w:eastAsiaTheme="minorHAnsi" w:hAnsiTheme="minorHAnsi"/>
+                <w:sz w:val="20"/>
+                <w:szCs w:val="20"/>
+              </w:rPr>
+            </w:pPr>
+            <w:r>
+              <w:rPr>
+                <w:rFonts w:asciiTheme="minorHAnsi" w:eastAsiaTheme="minorHAnsi" w:hAnsiTheme="minorHAnsi" w:hint="eastAsia"/>
+                <w:sz w:val="20"/>
+                <w:szCs w:val="20"/>
+              </w:rPr>
+              <w:t>C</w:t>
+            </w:r>
+            <w:r>
+              <w:rPr>
+                <w:rFonts w:asciiTheme="minorHAnsi" w:eastAsiaTheme="minorHAnsi" w:hAnsiTheme="minorHAnsi"/>
+                <w:sz w:val="20"/>
+                <w:szCs w:val="20"/>
+              </w:rPr>
+              <w:t xml:space="preserve">atheter </w:t>
+            </w:r>
+            <w:r>
+              <w:rPr>
+                <w:rFonts w:asciiTheme="minorHAnsi" w:eastAsiaTheme="minorHAnsi" w:hAnsiTheme="minorHAnsi" w:hint="eastAsia"/>
+                <w:sz w:val="20"/>
+                <w:szCs w:val="20"/>
+              </w:rPr>
+              <w:t>에러</w:t>
+            </w:r>
+          </w:p>
+        </w:tc>
+        <w:tc>
+          <w:tcPr>
+            <w:tcW w:w="1027" w:type="dxa"/>
+          </w:tcPr>
+          <w:p>
+            <w:pPr>
+              <w:pStyle w:val="MDLabAppendixTitle"/>
+              <w:ind w:left="0" w:firstLine="0"/>
+              <w:outlineLvl w:val="9"/>
+              <w:rPr>
+                <w:rFonts w:asciiTheme="minorHAnsi" w:eastAsiaTheme="minorHAnsi" w:hAnsiTheme="minorHAnsi"/>
+                <w:sz w:val="20"/>
+                <w:szCs w:val="20"/>
+              </w:rPr>
+            </w:pPr>
+            <w:r>
+              <w:rPr>
+                <w:rFonts w:asciiTheme="minorHAnsi" w:eastAsiaTheme="minorHAnsi" w:hAnsiTheme="minorHAnsi"/>
+                <w:sz w:val="20"/>
+                <w:szCs w:val="20"/>
+              </w:rPr>
+              <w:t xml:space="preserve">Catheter </w:t>
+            </w:r>
+            <w:r>
+              <w:rPr>
+                <w:rFonts w:asciiTheme="minorHAnsi" w:eastAsiaTheme="minorHAnsi" w:hAnsiTheme="minorHAnsi" w:hint="eastAsia"/>
+                <w:sz w:val="20"/>
+                <w:szCs w:val="20"/>
+              </w:rPr>
+              <w:t>비정상 동작</w:t>
+            </w:r>
+          </w:p>
+        </w:tc>
+        <w:tc>
+          <w:tcPr>
+            <w:tcW w:w="816" w:type="dxa"/>
+          </w:tcPr>
+          <w:p>
+            <w:pPr>
+              <w:pStyle w:val="MDLabAppendixTitle"/>
+              <w:ind w:left="0" w:firstLine="0"/>
+              <w:outlineLvl w:val="9"/>
+              <w:rPr>
+                <w:rFonts w:asciiTheme="minorHAnsi" w:eastAsiaTheme="minorHAnsi" w:hAnsiTheme="minorHAnsi"/>
+                <w:sz w:val="20"/>
+                <w:szCs w:val="20"/>
+              </w:rPr>
+            </w:pPr>
+            <w:r>
+              <w:rPr>
+                <w:rFonts w:asciiTheme="minorHAnsi" w:eastAsiaTheme="minorHAnsi" w:hAnsiTheme="minorHAnsi" w:hint="eastAsia"/>
+                <w:sz w:val="20"/>
+                <w:szCs w:val="20"/>
+              </w:rPr>
+              <w:t xml:space="preserve">시술 지연 및 </w:t>
+            </w:r>
+            <w:proofErr w:type="spellStart"/>
+            <w:r>
+              <w:rPr>
+                <w:rFonts w:asciiTheme="minorHAnsi" w:eastAsiaTheme="minorHAnsi" w:hAnsiTheme="minorHAnsi" w:hint="eastAsia"/>
+                <w:sz w:val="20"/>
+                <w:szCs w:val="20"/>
+              </w:rPr>
+              <w:t>재시술</w:t>
+            </w:r>
+            <w:proofErr w:type="spellEnd"/>
+          </w:p>
+        </w:tc>
+        <w:tc>
+          <w:tcPr>
+            <w:tcW w:w="756" w:type="dxa"/>
+          </w:tcPr>
+          <w:p>
+            <w:pPr>
+              <w:pStyle w:val="MDLabAppendixTitle"/>
+              <w:ind w:left="0" w:firstLine="0"/>
+              <w:outlineLvl w:val="9"/>
+              <w:rPr>
+                <w:rFonts w:asciiTheme="minorHAnsi" w:eastAsiaTheme="minorHAnsi" w:hAnsiTheme="minorHAnsi"/>
+                <w:sz w:val="20"/>
+                <w:szCs w:val="20"/>
+              </w:rPr>
+            </w:pPr>
+            <w:r>
+              <w:rPr>
+                <w:rFonts w:asciiTheme="minorHAnsi" w:eastAsiaTheme="minorHAnsi" w:hAnsiTheme="minorHAnsi" w:hint="eastAsia"/>
+                <w:sz w:val="20"/>
+                <w:szCs w:val="20"/>
+              </w:rPr>
+              <w:t>3</w:t>
+            </w:r>
+          </w:p>
+        </w:tc>
+        <w:tc>
+          <w:tcPr>
+            <w:tcW w:w="756" w:type="dxa"/>
+          </w:tcPr>
+          <w:p>
+            <w:pPr>
+              <w:pStyle w:val="MDLabAppendixTitle"/>
+              <w:ind w:left="0" w:firstLine="0"/>
+              <w:outlineLvl w:val="9"/>
+              <w:rPr>
+                <w:rFonts w:asciiTheme="minorHAnsi" w:eastAsiaTheme="minorHAnsi" w:hAnsiTheme="minorHAnsi"/>
+                <w:sz w:val="20"/>
+                <w:szCs w:val="20"/>
+              </w:rPr>
+            </w:pPr>
+            <w:r>
+              <w:rPr>
+                <w:rFonts w:asciiTheme="minorHAnsi" w:eastAsiaTheme="minorHAnsi" w:hAnsiTheme="minorHAnsi" w:hint="eastAsia"/>
+                <w:sz w:val="20"/>
+                <w:szCs w:val="20"/>
+              </w:rPr>
+              <w:t>2</w:t>
+            </w:r>
+          </w:p>
+        </w:tc>
+        <w:tc>
+          <w:tcPr>
+            <w:tcW w:w="756" w:type="dxa"/>
+          </w:tcPr>
+          <w:p>
+            <w:pPr>
+              <w:pStyle w:val="MDLabAppendixTitle"/>
+              <w:ind w:left="0" w:firstLine="0"/>
+              <w:outlineLvl w:val="9"/>
+              <w:rPr>
+                <w:rFonts w:asciiTheme="minorHAnsi" w:eastAsiaTheme="minorHAnsi" w:hAnsiTheme="minorHAnsi"/>
+                <w:sz w:val="20"/>
+                <w:szCs w:val="20"/>
+              </w:rPr>
+            </w:pPr>
+            <w:r>
+              <w:rPr>
+                <w:rFonts w:asciiTheme="minorHAnsi" w:eastAsiaTheme="minorHAnsi" w:hAnsiTheme="minorHAnsi" w:hint="eastAsia"/>
+                <w:sz w:val="20"/>
+                <w:szCs w:val="20"/>
+              </w:rPr>
+              <w:t>2</w:t>
+            </w:r>
+          </w:p>
+        </w:tc>
+        <w:tc>
+          <w:tcPr>
+            <w:tcW w:w="645" w:type="dxa"/>
+          </w:tcPr>
+          <w:p>
+            <w:pPr>
+              <w:pStyle w:val="MDLabAppendixTitle"/>
+              <w:ind w:left="0" w:firstLine="0"/>
+              <w:outlineLvl w:val="9"/>
+              <w:rPr>
+                <w:rFonts w:asciiTheme="minorHAnsi" w:eastAsiaTheme="minorHAnsi" w:hAnsiTheme="minorHAnsi"/>
+                <w:sz w:val="20"/>
+                <w:szCs w:val="20"/>
+              </w:rPr>
+            </w:pPr>
+            <w:r>
+              <w:rPr>
+                <w:rFonts w:asciiTheme="minorHAnsi" w:eastAsiaTheme="minorHAnsi" w:hAnsiTheme="minorHAnsi" w:hint="eastAsia"/>
+                <w:sz w:val="20"/>
+                <w:szCs w:val="20"/>
+              </w:rPr>
+              <w:t>용납 불가</w:t>
+            </w:r>
+          </w:p>
+        </w:tc>
+        <w:tc>
+          <w:tcPr>
+            <w:tcW w:w="1833" w:type="dxa"/>
+          </w:tcPr>
+          <w:p>
+            <w:pPr>
+              <w:pStyle w:val="MDLabAppendixTitle"/>
+              <w:ind w:left="0" w:firstLine="0"/>
+              <w:outlineLvl w:val="9"/>
+              <w:rPr>
+                <w:rFonts w:asciiTheme="minorHAnsi" w:eastAsiaTheme="minorHAnsi" w:hAnsiTheme="minorHAnsi"/>
+                <w:sz w:val="20"/>
+                <w:szCs w:val="20"/>
+              </w:rPr>
+            </w:pPr>
+            <w:r>
+              <w:rPr>
+                <w:rFonts w:asciiTheme="minorHAnsi" w:eastAsiaTheme="minorHAnsi" w:hAnsiTheme="minorHAnsi" w:hint="eastAsia"/>
+                <w:sz w:val="20"/>
+                <w:szCs w:val="20"/>
+              </w:rPr>
+              <w:t>C</w:t>
+            </w:r>
+            <w:r>
+              <w:rPr>
+                <w:rFonts w:asciiTheme="minorHAnsi" w:eastAsiaTheme="minorHAnsi" w:hAnsiTheme="minorHAnsi"/>
+                <w:sz w:val="20"/>
+                <w:szCs w:val="20"/>
+              </w:rPr>
+              <w:t xml:space="preserve">atheter </w:t>
+            </w:r>
+            <w:r>
+              <w:rPr>
+                <w:rFonts w:asciiTheme="minorHAnsi" w:eastAsiaTheme="minorHAnsi" w:hAnsiTheme="minorHAnsi" w:hint="eastAsia"/>
+                <w:sz w:val="20"/>
+                <w:szCs w:val="20"/>
+              </w:rPr>
+              <w:t xml:space="preserve">오류 처리 기능 활성화로 </w:t>
+            </w:r>
+            <w:r>
+              <w:rPr>
+                <w:rFonts w:asciiTheme="minorHAnsi" w:eastAsiaTheme="minorHAnsi" w:hAnsiTheme="minorHAnsi"/>
+                <w:sz w:val="20"/>
+                <w:szCs w:val="20"/>
+              </w:rPr>
+              <w:t xml:space="preserve">Catheter </w:t>
+            </w:r>
+            <w:r>
+              <w:rPr>
+                <w:rFonts w:asciiTheme="minorHAnsi" w:eastAsiaTheme="minorHAnsi" w:hAnsiTheme="minorHAnsi" w:hint="eastAsia"/>
+                <w:sz w:val="20"/>
+                <w:szCs w:val="20"/>
+              </w:rPr>
+              <w:t>이상 확인 및 조치</w:t>
+            </w:r>
+          </w:p>
+        </w:tc>
+        <w:tc>
+          <w:tcPr>
+            <w:tcW w:w="709" w:type="dxa"/>
+          </w:tcPr>
+          <w:p>
+            <w:pPr>
+              <w:pStyle w:val="MDLabAppendixTitle"/>
+              <w:ind w:left="0" w:firstLine="0"/>
+              <w:outlineLvl w:val="9"/>
+              <w:rPr>
+                <w:rFonts w:asciiTheme="minorHAnsi" w:eastAsiaTheme="minorHAnsi" w:hAnsiTheme="minorHAnsi"/>
+                <w:sz w:val="20"/>
+                <w:szCs w:val="20"/>
+              </w:rPr>
+            </w:pPr>
+            <w:r>
+              <w:rPr>
+                <w:rFonts w:asciiTheme="minorHAnsi" w:eastAsiaTheme="minorHAnsi" w:hAnsiTheme="minorHAnsi" w:hint="eastAsia"/>
+                <w:sz w:val="20"/>
+                <w:szCs w:val="20"/>
+              </w:rPr>
+              <w:t>N</w:t>
+            </w:r>
+            <w:r>
+              <w:rPr>
+                <w:rFonts w:asciiTheme="minorHAnsi" w:eastAsiaTheme="minorHAnsi" w:hAnsiTheme="minorHAnsi"/>
+                <w:sz w:val="20"/>
+                <w:szCs w:val="20"/>
+              </w:rPr>
+              <w:t>/A</w:t>
+            </w:r>
+          </w:p>
+        </w:tc>
+        <w:tc>
+          <w:tcPr>
+            <w:tcW w:w="711" w:type="dxa"/>
+          </w:tcPr>
+          <w:p>
+            <w:pPr>
+              <w:pStyle w:val="MDLabAppendixTitle"/>
+              <w:ind w:left="0" w:firstLine="0"/>
+              <w:outlineLvl w:val="9"/>
+              <w:rPr>
+                <w:rFonts w:asciiTheme="minorHAnsi" w:eastAsiaTheme="minorHAnsi" w:hAnsiTheme="minorHAnsi"/>
+                <w:sz w:val="20"/>
+                <w:szCs w:val="20"/>
+              </w:rPr>
+            </w:pPr>
+            <w:r>
+              <w:rPr>
+                <w:rFonts w:asciiTheme="minorHAnsi" w:eastAsiaTheme="minorHAnsi" w:hAnsiTheme="minorHAnsi" w:hint="eastAsia"/>
+                <w:sz w:val="20"/>
+                <w:szCs w:val="20"/>
+              </w:rPr>
+              <w:t>N</w:t>
+            </w:r>
+            <w:r>
+              <w:rPr>
+                <w:rFonts w:asciiTheme="minorHAnsi" w:eastAsiaTheme="minorHAnsi" w:hAnsiTheme="minorHAnsi"/>
+                <w:sz w:val="20"/>
+                <w:szCs w:val="20"/>
+              </w:rPr>
+              <w:t>/A</w:t>
+            </w:r>
+          </w:p>
+        </w:tc>
+        <w:tc>
+          <w:tcPr>
+            <w:tcW w:w="756" w:type="dxa"/>
+          </w:tcPr>
+          <w:p>
+            <w:pPr>
+              <w:pStyle w:val="MDLabAppendixTitle"/>
+              <w:ind w:left="0" w:firstLine="0"/>
+              <w:outlineLvl w:val="9"/>
+              <w:rPr>
+                <w:rFonts w:asciiTheme="minorHAnsi" w:eastAsiaTheme="minorHAnsi" w:hAnsiTheme="minorHAnsi"/>
+                <w:sz w:val="20"/>
+                <w:szCs w:val="20"/>
+              </w:rPr>
+            </w:pPr>
+            <w:r>
+              <w:rPr>
+                <w:rFonts w:asciiTheme="minorHAnsi" w:eastAsiaTheme="minorHAnsi" w:hAnsiTheme="minorHAnsi" w:hint="eastAsia"/>
+                <w:sz w:val="20"/>
+                <w:szCs w:val="20"/>
+              </w:rPr>
+              <w:t>N</w:t>
+            </w:r>
+            <w:r>
+              <w:rPr>
+                <w:rFonts w:asciiTheme="minorHAnsi" w:eastAsiaTheme="minorHAnsi" w:hAnsiTheme="minorHAnsi"/>
+                <w:sz w:val="20"/>
+                <w:szCs w:val="20"/>
+              </w:rPr>
+              <w:t>/A</w:t>
+            </w:r>
+          </w:p>
+        </w:tc>
+        <w:tc>
+          <w:tcPr>
+            <w:tcW w:w="772" w:type="dxa"/>
+          </w:tcPr>
+          <w:p>
+            <w:pPr>
+              <w:pStyle w:val="MDLabAppendixTitle"/>
+              <w:ind w:left="0" w:firstLine="0"/>
+              <w:outlineLvl w:val="9"/>
+              <w:rPr>
+                <w:rFonts w:asciiTheme="minorHAnsi" w:eastAsiaTheme="minorHAnsi" w:hAnsiTheme="minorHAnsi"/>
+                <w:sz w:val="20"/>
+                <w:szCs w:val="20"/>
+              </w:rPr>
+            </w:pPr>
+            <w:r>
+              <w:rPr>
+                <w:rFonts w:asciiTheme="minorHAnsi" w:eastAsiaTheme="minorHAnsi" w:hAnsiTheme="minorHAnsi" w:hint="eastAsia"/>
+                <w:sz w:val="20"/>
+                <w:szCs w:val="20"/>
+              </w:rPr>
+              <w:t>2</w:t>
+            </w:r>
+          </w:p>
+        </w:tc>
+        <w:tc>
+          <w:tcPr>
+            <w:tcW w:w="772" w:type="dxa"/>
+          </w:tcPr>
+          <w:p>
+            <w:pPr>
+              <w:pStyle w:val="MDLabAppendixTitle"/>
+              <w:ind w:left="0" w:firstLine="0"/>
+              <w:outlineLvl w:val="9"/>
+              <w:rPr>
+                <w:rFonts w:asciiTheme="minorHAnsi" w:eastAsiaTheme="minorHAnsi" w:hAnsiTheme="minorHAnsi"/>
+                <w:sz w:val="20"/>
+                <w:szCs w:val="20"/>
+              </w:rPr>
+            </w:pPr>
+            <w:r>
+              <w:rPr>
+                <w:rFonts w:asciiTheme="minorHAnsi" w:eastAsiaTheme="minorHAnsi" w:hAnsiTheme="minorHAnsi"/>
+                <w:sz w:val="20"/>
+                <w:szCs w:val="20"/>
+              </w:rPr>
+              <w:t>1</w:t>
+            </w:r>
+          </w:p>
+        </w:tc>
+        <w:tc>
+          <w:tcPr>
+            <w:tcW w:w="772" w:type="dxa"/>
+          </w:tcPr>
+          <w:p>
+            <w:pPr>
+              <w:pStyle w:val="MDLabAppendixTitle"/>
+              <w:ind w:left="0" w:firstLine="0"/>
+              <w:outlineLvl w:val="9"/>
+              <w:rPr>
+                <w:rFonts w:asciiTheme="minorHAnsi" w:eastAsiaTheme="minorHAnsi" w:hAnsiTheme="minorHAnsi"/>
+                <w:sz w:val="20"/>
+                <w:szCs w:val="20"/>
+              </w:rPr>
+            </w:pPr>
+            <w:r>
+              <w:rPr>
+                <w:rFonts w:asciiTheme="minorHAnsi" w:eastAsiaTheme="minorHAnsi" w:hAnsiTheme="minorHAnsi" w:hint="eastAsia"/>
+                <w:sz w:val="20"/>
+                <w:szCs w:val="20"/>
+              </w:rPr>
+              <w:t>1</w:t>
+            </w:r>
+          </w:p>
+        </w:tc>
+        <w:tc>
+          <w:tcPr>
+            <w:tcW w:w="659" w:type="dxa"/>
+          </w:tcPr>
+          <w:p>
+            <w:pPr>
+              <w:pStyle w:val="MDLabAppendixTitle"/>
+              <w:ind w:left="0" w:firstLine="0"/>
+              <w:outlineLvl w:val="9"/>
+              <w:rPr>
+                <w:rFonts w:asciiTheme="minorHAnsi" w:eastAsiaTheme="minorHAnsi" w:hAnsiTheme="minorHAnsi"/>
+                <w:sz w:val="20"/>
+                <w:szCs w:val="20"/>
+              </w:rPr>
+            </w:pPr>
+            <w:r>
+              <w:rPr>
+                <w:rFonts w:asciiTheme="minorHAnsi" w:eastAsiaTheme="minorHAnsi" w:hAnsiTheme="minorHAnsi" w:hint="eastAsia"/>
+                <w:sz w:val="20"/>
+                <w:szCs w:val="20"/>
+              </w:rPr>
+              <w:t>용납 가능</w:t>
+            </w:r>
+          </w:p>
+        </w:tc>
+      </w:tr>
+      <w:tr>
+        <w:tc>
+          <w:tcPr>
+            <w:tcW w:w="612" w:type="dxa"/>
+          </w:tcPr>
+          <w:p>
+            <w:pPr>
+              <w:pStyle w:val="MDLabAppendixTitle"/>
+              <w:ind w:left="0" w:firstLine="0"/>
+              <w:outlineLvl w:val="9"/>
+              <w:rPr>
+                <w:rFonts w:asciiTheme="minorHAnsi" w:eastAsiaTheme="minorHAnsi" w:hAnsiTheme="minorHAnsi"/>
+                <w:sz w:val="20"/>
+                <w:szCs w:val="20"/>
+              </w:rPr>
+            </w:pPr>
+            <w:r>
+              <w:rPr>
+                <w:rFonts w:asciiTheme="minorHAnsi" w:eastAsiaTheme="minorHAnsi" w:hAnsiTheme="minorHAnsi" w:hint="eastAsia"/>
+                <w:sz w:val="20"/>
+                <w:szCs w:val="20"/>
+              </w:rPr>
+              <w:t>R</w:t>
+            </w:r>
+            <w:r>
+              <w:rPr>
+                <w:rFonts w:asciiTheme="minorHAnsi" w:eastAsiaTheme="minorHAnsi" w:hAnsiTheme="minorHAnsi"/>
+                <w:sz w:val="20"/>
+                <w:szCs w:val="20"/>
+              </w:rPr>
+              <w:t>-003</w:t>
+            </w:r>
+          </w:p>
+        </w:tc>
+        <w:tc>
+          <w:tcPr>
+            <w:tcW w:w="1236" w:type="dxa"/>
+          </w:tcPr>
+          <w:p>
+            <w:pPr>
+              <w:pStyle w:val="MDLabAppendixTitle"/>
+              <w:ind w:left="0" w:firstLine="0"/>
+              <w:outlineLvl w:val="9"/>
+              <w:rPr>
+                <w:rFonts w:asciiTheme="minorHAnsi" w:eastAsiaTheme="minorHAnsi" w:hAnsiTheme="minorHAnsi"/>
+                <w:sz w:val="20"/>
+                <w:szCs w:val="20"/>
+              </w:rPr>
+            </w:pPr>
+            <w:r>
+              <w:rPr>
+                <w:rFonts w:asciiTheme="minorHAnsi" w:eastAsiaTheme="minorHAnsi" w:hAnsiTheme="minorHAnsi"/>
+                <w:sz w:val="20"/>
+                <w:szCs w:val="20"/>
+              </w:rPr>
+              <w:t>Angio Server</w:t>
+            </w:r>
+          </w:p>
+        </w:tc>
+        <w:tc>
+          <w:tcPr>
+            <w:tcW w:w="1027" w:type="dxa"/>
+          </w:tcPr>
+          <w:p>
+            <w:pPr>
+              <w:pStyle w:val="MDLabAppendixTitle"/>
+              <w:ind w:left="0" w:firstLine="0"/>
+              <w:outlineLvl w:val="9"/>
+              <w:rPr>
+                <w:rFonts w:asciiTheme="minorHAnsi" w:eastAsiaTheme="minorHAnsi" w:hAnsiTheme="minorHAnsi"/>
+                <w:sz w:val="20"/>
+                <w:szCs w:val="20"/>
+              </w:rPr>
+            </w:pPr>
+            <w:r>
+              <w:rPr>
+                <w:rFonts w:asciiTheme="minorHAnsi" w:eastAsiaTheme="minorHAnsi" w:hAnsiTheme="minorHAnsi" w:hint="eastAsia"/>
+                <w:sz w:val="20"/>
+                <w:szCs w:val="20"/>
+              </w:rPr>
+              <w:t>A</w:t>
+            </w:r>
+            <w:r>
+              <w:rPr>
+                <w:rFonts w:asciiTheme="minorHAnsi" w:eastAsiaTheme="minorHAnsi" w:hAnsiTheme="minorHAnsi"/>
+                <w:sz w:val="20"/>
+                <w:szCs w:val="20"/>
+              </w:rPr>
+              <w:t xml:space="preserve">ngio </w:t>
+            </w:r>
+            <w:r>
+              <w:rPr>
+                <w:rFonts w:asciiTheme="minorHAnsi" w:eastAsiaTheme="minorHAnsi" w:hAnsiTheme="minorHAnsi" w:hint="eastAsia"/>
+                <w:sz w:val="20"/>
+                <w:szCs w:val="20"/>
+              </w:rPr>
+              <w:t xml:space="preserve">장비 및 </w:t>
+            </w:r>
+            <w:r>
+              <w:rPr>
+                <w:rFonts w:asciiTheme="minorHAnsi" w:eastAsiaTheme="minorHAnsi" w:hAnsiTheme="minorHAnsi"/>
+                <w:sz w:val="20"/>
+                <w:szCs w:val="20"/>
+              </w:rPr>
+              <w:t xml:space="preserve">Server </w:t>
+            </w:r>
+            <w:r>
+              <w:rPr>
+                <w:rFonts w:asciiTheme="minorHAnsi" w:eastAsiaTheme="minorHAnsi" w:hAnsiTheme="minorHAnsi" w:hint="eastAsia"/>
+                <w:sz w:val="20"/>
+                <w:szCs w:val="20"/>
+              </w:rPr>
+              <w:t>이상</w:t>
+            </w:r>
+          </w:p>
+        </w:tc>
+        <w:tc>
+          <w:tcPr>
+            <w:tcW w:w="1027" w:type="dxa"/>
+          </w:tcPr>
+          <w:p>
+            <w:pPr>
+              <w:pStyle w:val="MDLabAppendixTitle"/>
+              <w:ind w:left="0" w:firstLine="0"/>
+              <w:outlineLvl w:val="9"/>
+              <w:rPr>
+                <w:rFonts w:asciiTheme="minorHAnsi" w:eastAsiaTheme="minorHAnsi" w:hAnsiTheme="minorHAnsi"/>
+                <w:sz w:val="20"/>
+                <w:szCs w:val="20"/>
+              </w:rPr>
+            </w:pPr>
+            <w:r>
+              <w:rPr>
+                <w:rFonts w:asciiTheme="minorHAnsi" w:eastAsiaTheme="minorHAnsi" w:hAnsiTheme="minorHAnsi" w:hint="eastAsia"/>
+                <w:sz w:val="20"/>
+                <w:szCs w:val="20"/>
+              </w:rPr>
+              <w:t>A</w:t>
+            </w:r>
+            <w:r>
+              <w:rPr>
+                <w:rFonts w:asciiTheme="minorHAnsi" w:eastAsiaTheme="minorHAnsi" w:hAnsiTheme="minorHAnsi"/>
+                <w:sz w:val="20"/>
+                <w:szCs w:val="20"/>
+              </w:rPr>
+              <w:t xml:space="preserve">ngio </w:t>
+            </w:r>
+            <w:r>
+              <w:rPr>
+                <w:rFonts w:asciiTheme="minorHAnsi" w:eastAsiaTheme="minorHAnsi" w:hAnsiTheme="minorHAnsi" w:hint="eastAsia"/>
+                <w:sz w:val="20"/>
+                <w:szCs w:val="20"/>
+              </w:rPr>
+              <w:t xml:space="preserve">기능 </w:t>
+            </w:r>
+            <w:r>
+              <w:rPr>
+                <w:rFonts w:asciiTheme="minorHAnsi" w:eastAsiaTheme="minorHAnsi" w:hAnsiTheme="minorHAnsi" w:hint="eastAsia"/>
+                <w:sz w:val="20"/>
+                <w:szCs w:val="20"/>
+              </w:rPr>
+              <w:t>동작 안함</w:t>
+            </w:r>
+          </w:p>
+        </w:tc>
+        <w:tc>
+          <w:tcPr>
+            <w:tcW w:w="816" w:type="dxa"/>
+          </w:tcPr>
+          <w:p>
+            <w:pPr>
+              <w:pStyle w:val="MDLabAppendixTitle"/>
+              <w:ind w:left="0" w:firstLine="0"/>
+              <w:outlineLvl w:val="9"/>
+              <w:rPr>
+                <w:rFonts w:asciiTheme="minorHAnsi" w:eastAsiaTheme="minorHAnsi" w:hAnsiTheme="minorHAnsi"/>
+                <w:sz w:val="20"/>
+                <w:szCs w:val="20"/>
+              </w:rPr>
+            </w:pPr>
+            <w:r>
+              <w:rPr>
+                <w:rFonts w:asciiTheme="minorHAnsi" w:eastAsiaTheme="minorHAnsi" w:hAnsiTheme="minorHAnsi" w:hint="eastAsia"/>
+                <w:sz w:val="20"/>
+                <w:szCs w:val="20"/>
+              </w:rPr>
+              <w:t>A</w:t>
+            </w:r>
+            <w:r>
+              <w:rPr>
+                <w:rFonts w:asciiTheme="minorHAnsi" w:eastAsiaTheme="minorHAnsi" w:hAnsiTheme="minorHAnsi"/>
+                <w:sz w:val="20"/>
+                <w:szCs w:val="20"/>
+              </w:rPr>
+              <w:t xml:space="preserve">ngio </w:t>
+            </w:r>
+            <w:r>
+              <w:rPr>
+                <w:rFonts w:asciiTheme="minorHAnsi" w:eastAsiaTheme="minorHAnsi" w:hAnsiTheme="minorHAnsi" w:hint="eastAsia"/>
+                <w:sz w:val="20"/>
+                <w:szCs w:val="20"/>
+              </w:rPr>
+              <w:t>대기로 시스템 지연</w:t>
+            </w:r>
+          </w:p>
+        </w:tc>
+        <w:tc>
+          <w:tcPr>
+            <w:tcW w:w="756" w:type="dxa"/>
+          </w:tcPr>
+          <w:p>
+            <w:pPr>
+              <w:pStyle w:val="MDLabAppendixTitle"/>
+              <w:ind w:left="0" w:firstLine="0"/>
+              <w:outlineLvl w:val="9"/>
+              <w:rPr>
+                <w:rFonts w:asciiTheme="minorHAnsi" w:eastAsiaTheme="minorHAnsi" w:hAnsiTheme="minorHAnsi"/>
+                <w:sz w:val="20"/>
+                <w:szCs w:val="20"/>
+              </w:rPr>
+            </w:pPr>
+            <w:r>
+              <w:rPr>
+                <w:rFonts w:asciiTheme="minorHAnsi" w:eastAsiaTheme="minorHAnsi" w:hAnsiTheme="minorHAnsi" w:hint="eastAsia"/>
+                <w:sz w:val="20"/>
+                <w:szCs w:val="20"/>
+              </w:rPr>
+              <w:t>2</w:t>
+            </w:r>
+          </w:p>
+        </w:tc>
+        <w:tc>
+          <w:tcPr>
+            <w:tcW w:w="756" w:type="dxa"/>
+          </w:tcPr>
+          <w:p>
+            <w:pPr>
+              <w:pStyle w:val="MDLabAppendixTitle"/>
+              <w:ind w:left="0" w:firstLine="0"/>
+              <w:outlineLvl w:val="9"/>
+              <w:rPr>
+                <w:rFonts w:asciiTheme="minorHAnsi" w:eastAsiaTheme="minorHAnsi" w:hAnsiTheme="minorHAnsi"/>
+                <w:sz w:val="20"/>
+                <w:szCs w:val="20"/>
+              </w:rPr>
+            </w:pPr>
+            <w:r>
+              <w:rPr>
+                <w:rFonts w:asciiTheme="minorHAnsi" w:eastAsiaTheme="minorHAnsi" w:hAnsiTheme="minorHAnsi" w:hint="eastAsia"/>
+                <w:sz w:val="20"/>
+                <w:szCs w:val="20"/>
+              </w:rPr>
+              <w:t>1</w:t>
+            </w:r>
+          </w:p>
+        </w:tc>
+        <w:tc>
+          <w:tcPr>
+            <w:tcW w:w="756" w:type="dxa"/>
+          </w:tcPr>
+          <w:p>
+            <w:pPr>
+              <w:pStyle w:val="MDLabAppendixTitle"/>
+              <w:ind w:left="0" w:firstLine="0"/>
+              <w:outlineLvl w:val="9"/>
+              <w:rPr>
+                <w:rFonts w:asciiTheme="minorHAnsi" w:eastAsiaTheme="minorHAnsi" w:hAnsiTheme="minorHAnsi"/>
+                <w:sz w:val="20"/>
+                <w:szCs w:val="20"/>
+              </w:rPr>
+            </w:pPr>
+            <w:r>
+              <w:rPr>
+                <w:rFonts w:asciiTheme="minorHAnsi" w:eastAsiaTheme="minorHAnsi" w:hAnsiTheme="minorHAnsi" w:hint="eastAsia"/>
+                <w:sz w:val="20"/>
+                <w:szCs w:val="20"/>
+              </w:rPr>
+              <w:t>1</w:t>
+            </w:r>
+          </w:p>
+        </w:tc>
+        <w:tc>
+          <w:tcPr>
+            <w:tcW w:w="645" w:type="dxa"/>
+          </w:tcPr>
+          <w:p>
+            <w:pPr>
+              <w:pStyle w:val="MDLabAppendixTitle"/>
+              <w:ind w:left="0" w:firstLine="0"/>
+              <w:outlineLvl w:val="9"/>
+              <w:rPr>
+                <w:rFonts w:asciiTheme="minorHAnsi" w:eastAsiaTheme="minorHAnsi" w:hAnsiTheme="minorHAnsi"/>
+                <w:sz w:val="20"/>
+                <w:szCs w:val="20"/>
+              </w:rPr>
+            </w:pPr>
+            <w:r>
+              <w:rPr>
+                <w:rFonts w:asciiTheme="minorHAnsi" w:eastAsiaTheme="minorHAnsi" w:hAnsiTheme="minorHAnsi" w:hint="eastAsia"/>
+                <w:sz w:val="20"/>
+                <w:szCs w:val="20"/>
+              </w:rPr>
+              <w:t xml:space="preserve">용납 </w:t>
+            </w:r>
+            <w:r>
+              <w:rPr>
+                <w:rFonts w:asciiTheme="minorHAnsi" w:eastAsiaTheme="minorHAnsi" w:hAnsiTheme="minorHAnsi" w:hint="eastAsia"/>
+                <w:sz w:val="20"/>
+                <w:szCs w:val="20"/>
+              </w:rPr>
+              <w:t>가능</w:t>
+            </w:r>
+          </w:p>
+        </w:tc>
+        <w:tc>
+          <w:tcPr>
+            <w:tcW w:w="1833" w:type="dxa"/>
+          </w:tcPr>
+          <w:p>
+            <w:pPr>
+              <w:pStyle w:val="MDLabAppendixTitle"/>
+              <w:ind w:left="0" w:firstLine="0"/>
+              <w:outlineLvl w:val="9"/>
+              <w:rPr>
+                <w:rFonts w:asciiTheme="minorHAnsi" w:eastAsiaTheme="minorHAnsi" w:hAnsiTheme="minorHAnsi"/>
+                <w:sz w:val="20"/>
+                <w:szCs w:val="20"/>
+              </w:rPr>
+            </w:pPr>
+            <w:r>
+              <w:rPr>
+                <w:rFonts w:asciiTheme="minorHAnsi" w:eastAsiaTheme="minorHAnsi" w:hAnsiTheme="minorHAnsi" w:hint="eastAsia"/>
+                <w:sz w:val="20"/>
+                <w:szCs w:val="20"/>
+              </w:rPr>
+              <w:t>A</w:t>
+            </w:r>
+            <w:r>
+              <w:rPr>
+                <w:rFonts w:asciiTheme="minorHAnsi" w:eastAsiaTheme="minorHAnsi" w:hAnsiTheme="minorHAnsi"/>
+                <w:sz w:val="20"/>
+                <w:szCs w:val="20"/>
+              </w:rPr>
+              <w:t xml:space="preserve">ngio </w:t>
+            </w:r>
+            <w:r>
+              <w:rPr>
+                <w:rFonts w:asciiTheme="minorHAnsi" w:eastAsiaTheme="minorHAnsi" w:hAnsiTheme="minorHAnsi" w:hint="eastAsia"/>
+                <w:sz w:val="20"/>
+                <w:szCs w:val="20"/>
+              </w:rPr>
+              <w:t>이상 시,</w:t>
+            </w:r>
+            <w:r>
+              <w:rPr>
+                <w:rFonts w:asciiTheme="minorHAnsi" w:eastAsiaTheme="minorHAnsi" w:hAnsiTheme="minorHAnsi"/>
+                <w:sz w:val="20"/>
+                <w:szCs w:val="20"/>
+              </w:rPr>
+              <w:t xml:space="preserve"> </w:t>
+            </w:r>
+            <w:r>
+              <w:rPr>
+                <w:rFonts w:asciiTheme="minorHAnsi" w:eastAsiaTheme="minorHAnsi" w:hAnsiTheme="minorHAnsi" w:hint="eastAsia"/>
+                <w:sz w:val="20"/>
+                <w:szCs w:val="20"/>
+              </w:rPr>
+              <w:t>영상 수신 안 하도록 처리</w:t>
+            </w:r>
+          </w:p>
+        </w:tc>
+        <w:tc>
+          <w:tcPr>
+            <w:tcW w:w="709" w:type="dxa"/>
+          </w:tcPr>
+          <w:p>
+            <w:pPr>
+              <w:pStyle w:val="MDLabAppendixTitle"/>
+              <w:ind w:left="0" w:firstLine="0"/>
+              <w:outlineLvl w:val="9"/>
+              <w:rPr>
+                <w:rFonts w:asciiTheme="minorHAnsi" w:eastAsiaTheme="minorHAnsi" w:hAnsiTheme="minorHAnsi"/>
+                <w:sz w:val="20"/>
+                <w:szCs w:val="20"/>
+              </w:rPr>
+            </w:pPr>
+            <w:r>
+              <w:rPr>
+                <w:rFonts w:asciiTheme="minorHAnsi" w:eastAsiaTheme="minorHAnsi" w:hAnsiTheme="minorHAnsi" w:hint="eastAsia"/>
+                <w:sz w:val="20"/>
+                <w:szCs w:val="20"/>
+              </w:rPr>
+              <w:t>N</w:t>
+            </w:r>
+            <w:r>
+              <w:rPr>
+                <w:rFonts w:asciiTheme="minorHAnsi" w:eastAsiaTheme="minorHAnsi" w:hAnsiTheme="minorHAnsi"/>
+                <w:sz w:val="20"/>
+                <w:szCs w:val="20"/>
+              </w:rPr>
+              <w:t>/A</w:t>
+            </w:r>
+          </w:p>
+        </w:tc>
+        <w:tc>
+          <w:tcPr>
+            <w:tcW w:w="711" w:type="dxa"/>
+          </w:tcPr>
+          <w:p>
+            <w:pPr>
+              <w:pStyle w:val="MDLabAppendixTitle"/>
+              <w:ind w:left="0" w:firstLine="0"/>
+              <w:outlineLvl w:val="9"/>
+              <w:rPr>
+                <w:rFonts w:asciiTheme="minorHAnsi" w:eastAsiaTheme="minorHAnsi" w:hAnsiTheme="minorHAnsi"/>
+                <w:sz w:val="20"/>
+                <w:szCs w:val="20"/>
+              </w:rPr>
+            </w:pPr>
+            <w:r>
+              <w:rPr>
+                <w:rFonts w:asciiTheme="minorHAnsi" w:eastAsiaTheme="minorHAnsi" w:hAnsiTheme="minorHAnsi" w:hint="eastAsia"/>
+                <w:sz w:val="20"/>
+                <w:szCs w:val="20"/>
+              </w:rPr>
+              <w:t>N</w:t>
+            </w:r>
+            <w:r>
+              <w:rPr>
+                <w:rFonts w:asciiTheme="minorHAnsi" w:eastAsiaTheme="minorHAnsi" w:hAnsiTheme="minorHAnsi"/>
+                <w:sz w:val="20"/>
+                <w:szCs w:val="20"/>
+              </w:rPr>
+              <w:t>/A</w:t>
+            </w:r>
+          </w:p>
+        </w:tc>
+        <w:tc>
+          <w:tcPr>
+            <w:tcW w:w="756" w:type="dxa"/>
+          </w:tcPr>
+          <w:p>
+            <w:pPr>
+              <w:pStyle w:val="MDLabAppendixTitle"/>
+              <w:ind w:left="0" w:firstLine="0"/>
+              <w:outlineLvl w:val="9"/>
+              <w:rPr>
+                <w:rFonts w:asciiTheme="minorHAnsi" w:eastAsiaTheme="minorHAnsi" w:hAnsiTheme="minorHAnsi"/>
+                <w:sz w:val="20"/>
+                <w:szCs w:val="20"/>
+              </w:rPr>
+            </w:pPr>
+            <w:r>
+              <w:rPr>
+                <w:rFonts w:asciiTheme="minorHAnsi" w:eastAsiaTheme="minorHAnsi" w:hAnsiTheme="minorHAnsi" w:hint="eastAsia"/>
+                <w:sz w:val="20"/>
+                <w:szCs w:val="20"/>
+              </w:rPr>
+              <w:t>N</w:t>
+            </w:r>
+            <w:r>
+              <w:rPr>
+                <w:rFonts w:asciiTheme="minorHAnsi" w:eastAsiaTheme="minorHAnsi" w:hAnsiTheme="minorHAnsi"/>
+                <w:sz w:val="20"/>
+                <w:szCs w:val="20"/>
+              </w:rPr>
+              <w:t>/A</w:t>
+            </w:r>
+          </w:p>
+        </w:tc>
+        <w:tc>
+          <w:tcPr>
+            <w:tcW w:w="772" w:type="dxa"/>
+          </w:tcPr>
+          <w:p>
+            <w:pPr>
+              <w:pStyle w:val="MDLabAppendixTitle"/>
+              <w:ind w:left="0" w:firstLine="0"/>
+              <w:outlineLvl w:val="9"/>
+              <w:rPr>
+                <w:rFonts w:asciiTheme="minorHAnsi" w:eastAsiaTheme="minorHAnsi" w:hAnsiTheme="minorHAnsi"/>
+                <w:sz w:val="20"/>
+                <w:szCs w:val="20"/>
+              </w:rPr>
+            </w:pPr>
+            <w:r>
+              <w:rPr>
+                <w:rFonts w:asciiTheme="minorHAnsi" w:eastAsiaTheme="minorHAnsi" w:hAnsiTheme="minorHAnsi" w:hint="eastAsia"/>
+                <w:sz w:val="20"/>
+                <w:szCs w:val="20"/>
+              </w:rPr>
+              <w:t>2</w:t>
+            </w:r>
+          </w:p>
+        </w:tc>
+        <w:tc>
+          <w:tcPr>
+            <w:tcW w:w="772" w:type="dxa"/>
+          </w:tcPr>
+          <w:p>
+            <w:pPr>
+              <w:pStyle w:val="MDLabAppendixTitle"/>
+              <w:ind w:left="0" w:firstLine="0"/>
+              <w:outlineLvl w:val="9"/>
+              <w:rPr>
+                <w:rFonts w:asciiTheme="minorHAnsi" w:eastAsiaTheme="minorHAnsi" w:hAnsiTheme="minorHAnsi"/>
+                <w:sz w:val="20"/>
+                <w:szCs w:val="20"/>
+              </w:rPr>
+            </w:pPr>
+            <w:r>
+              <w:rPr>
+                <w:rFonts w:asciiTheme="minorHAnsi" w:eastAsiaTheme="minorHAnsi" w:hAnsiTheme="minorHAnsi"/>
+                <w:sz w:val="20"/>
+                <w:szCs w:val="20"/>
+              </w:rPr>
+              <w:t>1</w:t>
+            </w:r>
+          </w:p>
+        </w:tc>
+        <w:tc>
+          <w:tcPr>
+            <w:tcW w:w="772" w:type="dxa"/>
+          </w:tcPr>
+          <w:p>
+            <w:pPr>
+              <w:pStyle w:val="MDLabAppendixTitle"/>
+              <w:ind w:left="0" w:firstLine="0"/>
+              <w:outlineLvl w:val="9"/>
+              <w:rPr>
+                <w:rFonts w:asciiTheme="minorHAnsi" w:eastAsiaTheme="minorHAnsi" w:hAnsiTheme="minorHAnsi"/>
+                <w:sz w:val="20"/>
+                <w:szCs w:val="20"/>
+              </w:rPr>
+            </w:pPr>
+            <w:r>
+              <w:rPr>
+                <w:rFonts w:asciiTheme="minorHAnsi" w:eastAsiaTheme="minorHAnsi" w:hAnsiTheme="minorHAnsi" w:hint="eastAsia"/>
+                <w:sz w:val="20"/>
+                <w:szCs w:val="20"/>
+              </w:rPr>
+              <w:t>1</w:t>
+            </w:r>
+          </w:p>
+        </w:tc>
+        <w:tc>
+          <w:tcPr>
+            <w:tcW w:w="659" w:type="dxa"/>
+          </w:tcPr>
+          <w:p>
+            <w:pPr>
+              <w:pStyle w:val="MDLabAppendixTitle"/>
+              <w:ind w:left="0" w:firstLine="0"/>
+              <w:outlineLvl w:val="9"/>
+              <w:rPr>
+                <w:rFonts w:asciiTheme="minorHAnsi" w:eastAsiaTheme="minorHAnsi" w:hAnsiTheme="minorHAnsi"/>
+                <w:sz w:val="20"/>
+                <w:szCs w:val="20"/>
+              </w:rPr>
+            </w:pPr>
+            <w:r>
+              <w:rPr>
+                <w:rFonts w:asciiTheme="minorHAnsi" w:eastAsiaTheme="minorHAnsi" w:hAnsiTheme="minorHAnsi" w:hint="eastAsia"/>
+                <w:sz w:val="20"/>
+                <w:szCs w:val="20"/>
+              </w:rPr>
+              <w:t>용납 가능</w:t>
+            </w:r>
+          </w:p>
+        </w:tc>
+      </w:tr>
+      <w:bookmarkEnd w:id="47"/>
+    </w:tbl>
     <w:p>
       <w:pPr>
         <w:pStyle w:val="MDLabAppendixTitle"/>
+        <w:ind w:left="0" w:firstLine="0"/>
         <w:outlineLvl w:val="9"/>
       </w:pPr>
-      <w:r>
-        <w:rPr>
-          <w:noProof/>
-        </w:rPr>
-        <w:drawing>
-          <wp:inline distT="0" distB="0" distL="0" distR="0" wp14:anchorId="05E573D5" wp14:editId="6CF288F3">
-            <wp:extent cx="9143365" cy="3780155"/>
-            <wp:effectExtent l="0" t="0" r="635" b="0"/>
-            <wp:docPr id="6" name="Picture 6"/>
-            <wp:cNvGraphicFramePr>
-              <a:graphicFrameLocks xmlns:a="http://schemas.openxmlformats.org/drawingml/2006/main" noChangeAspect="1"/>
-            </wp:cNvGraphicFramePr>
-            <a:graphic xmlns:a="http://schemas.openxmlformats.org/drawingml/2006/main">
-              <a:graphicData uri="http://schemas.openxmlformats.org/drawingml/2006/picture">
-                <pic:pic xmlns:pic="http://schemas.openxmlformats.org/drawingml/2006/picture">
-                  <pic:nvPicPr>
-                    <pic:cNvPr id="0" name="Picture 5"/>
-                    <pic:cNvPicPr>
-                      <a:picLocks noChangeAspect="1" noChangeArrowheads="1"/>
-                    </pic:cNvPicPr>
-                  </pic:nvPicPr>
-                  <pic:blipFill>
-                    <a:blip r:embed="rId12">
-                      <a:extLst>
-                        <a:ext uri="{28A0092B-C50C-407E-A947-70E740481C1C}">
-                          <a14:useLocalDpi xmlns:a14="http://schemas.microsoft.com/office/drawing/2010/main" val="0"/>
-                        </a:ext>
-                      </a:extLst>
-                    </a:blip>
-                    <a:srcRect/>
-                    <a:stretch>
-                      <a:fillRect/>
-                    </a:stretch>
-                  </pic:blipFill>
-                  <pic:spPr bwMode="auto">
-                    <a:xfrm>
-                      <a:off x="0" y="0"/>
-                      <a:ext cx="9143365" cy="3780155"/>
-                    </a:xfrm>
-                    <a:prstGeom prst="rect">
-                      <a:avLst/>
-                    </a:prstGeom>
-                    <a:noFill/>
-                    <a:ln>
-                      <a:noFill/>
-                    </a:ln>
-                  </pic:spPr>
-                </pic:pic>
-              </a:graphicData>
-            </a:graphic>
-          </wp:inline>
-        </w:drawing>
-      </w:r>
-    </w:p>
-    <w:p>
-      <w:pPr>
-        <w:pStyle w:val="MDLabAppendixTitle"/>
-        <w:outlineLvl w:val="9"/>
-      </w:pPr>
-      <w:r>
-        <w:rPr>
-          <w:noProof/>
-        </w:rPr>
-        <w:lastRenderedPageBreak/>
-        <w:drawing>
-          <wp:inline distT="0" distB="0" distL="0" distR="0" wp14:anchorId="5B2E1DA2" wp14:editId="671535BE">
-            <wp:extent cx="9143365" cy="5153660"/>
-            <wp:effectExtent l="0" t="0" r="635" b="8890"/>
-            <wp:docPr id="7" name="Picture 7"/>
-            <wp:cNvGraphicFramePr>
-              <a:graphicFrameLocks xmlns:a="http://schemas.openxmlformats.org/drawingml/2006/main" noChangeAspect="1"/>
-            </wp:cNvGraphicFramePr>
-            <a:graphic xmlns:a="http://schemas.openxmlformats.org/drawingml/2006/main">
-              <a:graphicData uri="http://schemas.openxmlformats.org/drawingml/2006/picture">
-                <pic:pic xmlns:pic="http://schemas.openxmlformats.org/drawingml/2006/picture">
-                  <pic:nvPicPr>
-                    <pic:cNvPr id="0" name="Picture 6"/>
-                    <pic:cNvPicPr>
-                      <a:picLocks noChangeAspect="1" noChangeArrowheads="1"/>
-                    </pic:cNvPicPr>
-                  </pic:nvPicPr>
-                  <pic:blipFill>
-                    <a:blip r:embed="rId13">
-                      <a:extLst>
-                        <a:ext uri="{28A0092B-C50C-407E-A947-70E740481C1C}">
-                          <a14:useLocalDpi xmlns:a14="http://schemas.microsoft.com/office/drawing/2010/main" val="0"/>
-                        </a:ext>
-                      </a:extLst>
-                    </a:blip>
-                    <a:srcRect/>
-                    <a:stretch>
-                      <a:fillRect/>
-                    </a:stretch>
-                  </pic:blipFill>
-                  <pic:spPr bwMode="auto">
-                    <a:xfrm>
-                      <a:off x="0" y="0"/>
-                      <a:ext cx="9143365" cy="5153660"/>
-                    </a:xfrm>
-                    <a:prstGeom prst="rect">
-                      <a:avLst/>
-                    </a:prstGeom>
-                    <a:noFill/>
-                    <a:ln>
-                      <a:noFill/>
-                    </a:ln>
-                  </pic:spPr>
-                </pic:pic>
-              </a:graphicData>
-            </a:graphic>
-          </wp:inline>
-        </w:drawing>
-      </w:r>
-      <w:bookmarkEnd w:id="47"/>
     </w:p>
     <w:sectPr>
       <w:pgSz w:w="16838" w:h="11906" w:orient="landscape"/>
@@ -26034,14 +28437,13 @@
           </w:pPr>
           <w:r>
             <w:rPr>
-              <w:rFonts w:hint="eastAsia"/>
               <w:noProof/>
             </w:rPr>
             <w:drawing>
-              <wp:inline distT="0" distB="0" distL="0" distR="0" wp14:anchorId="74B577DF" wp14:editId="34F593E9">
-                <wp:extent cx="1200150" cy="266700"/>
-                <wp:effectExtent l="0" t="0" r="0" b="0"/>
-                <wp:docPr id="311365350" name="그림 311365350"/>
+              <wp:inline distT="0" distB="0" distL="0" distR="0" wp14:anchorId="0A868579" wp14:editId="780191CE">
+                <wp:extent cx="1203960" cy="282575"/>
+                <wp:effectExtent l="0" t="0" r="0" b="3175"/>
+                <wp:docPr id="735392862" name="그림 735392862"/>
                 <wp:cNvGraphicFramePr>
                   <a:graphicFrameLocks xmlns:a="http://schemas.openxmlformats.org/drawingml/2006/main" noChangeAspect="1"/>
                 </wp:cNvGraphicFramePr>
@@ -26070,7 +28472,7 @@
                       <pic:spPr bwMode="auto">
                         <a:xfrm>
                           <a:off x="0" y="0"/>
-                          <a:ext cx="1200150" cy="266700"/>
+                          <a:ext cx="1203960" cy="282575"/>
                         </a:xfrm>
                         <a:prstGeom prst="rect">
                           <a:avLst/>

--- a/Document/@05.SRM_Raywatt.docx
+++ b/Document/@05.SRM_Raywatt.docx
@@ -156,7 +156,7 @@
           <w:sz w:val="24"/>
           <w:szCs w:val="24"/>
         </w:rPr>
-        <w:t>FasterDx</w:t>
+        <w:t>Rudens</w:t>
       </w:r>
       <w:proofErr w:type="spellEnd"/>
     </w:p>
@@ -187,15 +187,7 @@
           <w:b/>
           <w:sz w:val="24"/>
         </w:rPr>
-        <w:t>F</w:t>
-      </w:r>
-      <w:r>
-        <w:rPr>
-          <w:rFonts w:asciiTheme="minorEastAsia" w:eastAsiaTheme="minorEastAsia" w:hAnsiTheme="minorEastAsia" w:cs="Arial"/>
-          <w:b/>
-          <w:sz w:val="24"/>
-        </w:rPr>
-        <w:t>ASTER</w:t>
+        <w:t>Faster</w:t>
       </w:r>
     </w:p>
     <w:p>
@@ -466,24 +458,16 @@
             </w:pPr>
             <w:r>
               <w:rPr>
-                <w:rFonts w:asciiTheme="minorEastAsia" w:eastAsiaTheme="minorEastAsia" w:hAnsiTheme="minorEastAsia" w:cs="Arial"/>
+                <w:rFonts w:asciiTheme="minorEastAsia" w:hAnsiTheme="minorEastAsia" w:cs="Arial"/>
                 <w:b/>
                 <w:noProof/>
                 <w:sz w:val="24"/>
               </w:rPr>
               <w:drawing>
-                <wp:anchor distT="0" distB="0" distL="114300" distR="114300" simplePos="0" relativeHeight="251657216" behindDoc="0" locked="0" layoutInCell="1" allowOverlap="1" wp14:anchorId="1061EEF3" wp14:editId="286C65CE">
-                  <wp:simplePos x="0" y="0"/>
-                  <wp:positionH relativeFrom="column">
-                    <wp:posOffset>1710690</wp:posOffset>
-                  </wp:positionH>
-                  <wp:positionV relativeFrom="paragraph">
-                    <wp:posOffset>-16510</wp:posOffset>
-                  </wp:positionV>
-                  <wp:extent cx="1095375" cy="816610"/>
-                  <wp:effectExtent l="0" t="0" r="9525" b="2540"/>
-                  <wp:wrapNone/>
-                  <wp:docPr id="761790498" name="그림 1"/>
+                <wp:inline distT="0" distB="0" distL="0" distR="0" wp14:anchorId="66743A9E" wp14:editId="13F99BA3">
+                  <wp:extent cx="771525" cy="1031590"/>
+                  <wp:effectExtent l="0" t="0" r="0" b="0"/>
+                  <wp:docPr id="3" name="Picture 3"/>
                   <wp:cNvGraphicFramePr>
                     <a:graphicFrameLocks xmlns:a="http://schemas.openxmlformats.org/drawingml/2006/main" noChangeAspect="1"/>
                   </wp:cNvGraphicFramePr>
@@ -491,17 +475,11 @@
                     <a:graphicData uri="http://schemas.openxmlformats.org/drawingml/2006/picture">
                       <pic:pic xmlns:pic="http://schemas.openxmlformats.org/drawingml/2006/picture">
                         <pic:nvPicPr>
-                          <pic:cNvPr id="761790498" name=""/>
+                          <pic:cNvPr id="1" name=""/>
                           <pic:cNvPicPr/>
                         </pic:nvPicPr>
                         <pic:blipFill>
-                          <a:blip r:embed="rId8">
-                            <a:extLst>
-                              <a:ext uri="{28A0092B-C50C-407E-A947-70E740481C1C}">
-                                <a14:useLocalDpi xmlns:a14="http://schemas.microsoft.com/office/drawing/2010/main" val="0"/>
-                              </a:ext>
-                            </a:extLst>
-                          </a:blip>
+                          <a:blip r:embed="rId8"/>
                           <a:stretch>
                             <a:fillRect/>
                           </a:stretch>
@@ -509,7 +487,7 @@
                         <pic:spPr>
                           <a:xfrm>
                             <a:off x="0" y="0"/>
-                            <a:ext cx="1095375" cy="816610"/>
+                            <a:ext cx="780144" cy="1043114"/>
                           </a:xfrm>
                           <a:prstGeom prst="rect">
                             <a:avLst/>
@@ -518,35 +496,45 @@
                       </pic:pic>
                     </a:graphicData>
                   </a:graphic>
-                  <wp14:sizeRelH relativeFrom="margin">
-                    <wp14:pctWidth>0</wp14:pctWidth>
-                  </wp14:sizeRelH>
-                  <wp14:sizeRelV relativeFrom="margin">
-                    <wp14:pctHeight>0</wp14:pctHeight>
-                  </wp14:sizeRelV>
-                </wp:anchor>
+                </wp:inline>
               </w:drawing>
             </w:r>
-            <w:r>
+          </w:p>
+        </w:tc>
+        <w:tc>
+          <w:tcPr>
+            <w:tcW w:w="2410" w:type="dxa"/>
+            <w:tcBorders>
+              <w:tr2bl w:val="nil"/>
+            </w:tcBorders>
+            <w:shd w:val="clear" w:color="auto" w:fill="FFFFFF" w:themeFill="background1"/>
+            <w:vAlign w:val="center"/>
+          </w:tcPr>
+          <w:p>
+            <w:pPr>
+              <w:wordWrap/>
+              <w:adjustRightInd w:val="0"/>
+              <w:snapToGrid w:val="0"/>
+              <w:spacing w:line="360" w:lineRule="auto"/>
+              <w:jc w:val="center"/>
               <w:rPr>
                 <w:rFonts w:asciiTheme="minorEastAsia" w:eastAsiaTheme="minorEastAsia" w:hAnsiTheme="minorEastAsia" w:cs="Arial"/>
+                <w:b/>
+                <w:sz w:val="24"/>
+              </w:rPr>
+            </w:pPr>
+            <w:r>
+              <w:rPr>
+                <w:rFonts w:asciiTheme="minorEastAsia" w:hAnsiTheme="minorEastAsia" w:cs="Arial"/>
                 <w:b/>
                 <w:noProof/>
                 <w:sz w:val="24"/>
               </w:rPr>
               <w:drawing>
-                <wp:anchor distT="0" distB="0" distL="114300" distR="114300" simplePos="0" relativeHeight="251672576" behindDoc="0" locked="0" layoutInCell="1" allowOverlap="1" wp14:anchorId="021722B8" wp14:editId="2C34DF8F">
-                  <wp:simplePos x="0" y="0"/>
-                  <wp:positionH relativeFrom="column">
-                    <wp:posOffset>114300</wp:posOffset>
-                  </wp:positionH>
-                  <wp:positionV relativeFrom="paragraph">
-                    <wp:posOffset>-4445</wp:posOffset>
-                  </wp:positionV>
-                  <wp:extent cx="1257300" cy="791210"/>
-                  <wp:effectExtent l="0" t="0" r="0" b="8890"/>
-                  <wp:wrapNone/>
-                  <wp:docPr id="1954846925" name="그림 1"/>
+                <wp:inline distT="0" distB="0" distL="0" distR="0" wp14:anchorId="19402346" wp14:editId="4C95E848">
+                  <wp:extent cx="1285875" cy="819893"/>
+                  <wp:effectExtent l="0" t="0" r="0" b="0"/>
+                  <wp:docPr id="1" name="Picture 1"/>
                   <wp:cNvGraphicFramePr>
                     <a:graphicFrameLocks xmlns:a="http://schemas.openxmlformats.org/drawingml/2006/main" noChangeAspect="1"/>
                   </wp:cNvGraphicFramePr>
@@ -554,17 +542,11 @@
                     <a:graphicData uri="http://schemas.openxmlformats.org/drawingml/2006/picture">
                       <pic:pic xmlns:pic="http://schemas.openxmlformats.org/drawingml/2006/picture">
                         <pic:nvPicPr>
-                          <pic:cNvPr id="1954846925" name=""/>
+                          <pic:cNvPr id="1" name=""/>
                           <pic:cNvPicPr/>
                         </pic:nvPicPr>
                         <pic:blipFill>
-                          <a:blip r:embed="rId9">
-                            <a:extLst>
-                              <a:ext uri="{28A0092B-C50C-407E-A947-70E740481C1C}">
-                                <a14:useLocalDpi xmlns:a14="http://schemas.microsoft.com/office/drawing/2010/main" val="0"/>
-                              </a:ext>
-                            </a:extLst>
-                          </a:blip>
+                          <a:blip r:embed="rId9"/>
                           <a:stretch>
                             <a:fillRect/>
                           </a:stretch>
@@ -572,7 +554,7 @@
                         <pic:spPr>
                           <a:xfrm>
                             <a:off x="0" y="0"/>
-                            <a:ext cx="1257300" cy="791210"/>
+                            <a:ext cx="1294747" cy="825550"/>
                           </a:xfrm>
                           <a:prstGeom prst="rect">
                             <a:avLst/>
@@ -581,39 +563,9 @@
                       </pic:pic>
                     </a:graphicData>
                   </a:graphic>
-                  <wp14:sizeRelH relativeFrom="margin">
-                    <wp14:pctWidth>0</wp14:pctWidth>
-                  </wp14:sizeRelH>
-                  <wp14:sizeRelV relativeFrom="margin">
-                    <wp14:pctHeight>0</wp14:pctHeight>
-                  </wp14:sizeRelV>
-                </wp:anchor>
+                </wp:inline>
               </w:drawing>
             </w:r>
-          </w:p>
-        </w:tc>
-        <w:tc>
-          <w:tcPr>
-            <w:tcW w:w="2410" w:type="dxa"/>
-            <w:tcBorders>
-              <w:tr2bl w:val="nil"/>
-            </w:tcBorders>
-            <w:shd w:val="clear" w:color="auto" w:fill="FFFFFF" w:themeFill="background1"/>
-            <w:vAlign w:val="center"/>
-          </w:tcPr>
-          <w:p>
-            <w:pPr>
-              <w:wordWrap/>
-              <w:adjustRightInd w:val="0"/>
-              <w:snapToGrid w:val="0"/>
-              <w:spacing w:line="360" w:lineRule="auto"/>
-              <w:jc w:val="center"/>
-              <w:rPr>
-                <w:rFonts w:asciiTheme="minorEastAsia" w:eastAsiaTheme="minorEastAsia" w:hAnsiTheme="minorEastAsia" w:cs="Arial"/>
-                <w:b/>
-                <w:sz w:val="24"/>
-              </w:rPr>
-            </w:pPr>
           </w:p>
         </w:tc>
         <w:tc>
@@ -644,17 +596,9 @@
                 <w:sz w:val="24"/>
               </w:rPr>
               <w:drawing>
-                <wp:anchor distT="0" distB="0" distL="114300" distR="114300" simplePos="0" relativeHeight="251658240" behindDoc="0" locked="0" layoutInCell="1" allowOverlap="1" wp14:anchorId="5935FB7B" wp14:editId="39F1651E">
-                  <wp:simplePos x="0" y="0"/>
-                  <wp:positionH relativeFrom="column">
-                    <wp:posOffset>298450</wp:posOffset>
-                  </wp:positionH>
-                  <wp:positionV relativeFrom="paragraph">
-                    <wp:posOffset>-4445</wp:posOffset>
-                  </wp:positionV>
+                <wp:inline distT="0" distB="0" distL="0" distR="0" wp14:anchorId="5935FB7B" wp14:editId="06FD9426">
                   <wp:extent cx="884993" cy="828675"/>
                   <wp:effectExtent l="0" t="0" r="0" b="0"/>
-                  <wp:wrapNone/>
                   <wp:docPr id="2" name="Picture 2"/>
                   <wp:cNvGraphicFramePr>
                     <a:graphicFrameLocks xmlns:a="http://schemas.openxmlformats.org/drawingml/2006/main" noChangeAspect="1"/>
@@ -667,13 +611,7 @@
                           <pic:cNvPicPr/>
                         </pic:nvPicPr>
                         <pic:blipFill>
-                          <a:blip r:embed="rId10">
-                            <a:extLst>
-                              <a:ext uri="{28A0092B-C50C-407E-A947-70E740481C1C}">
-                                <a14:useLocalDpi xmlns:a14="http://schemas.microsoft.com/office/drawing/2010/main" val="0"/>
-                              </a:ext>
-                            </a:extLst>
-                          </a:blip>
+                          <a:blip r:embed="rId10"/>
                           <a:stretch>
                             <a:fillRect/>
                           </a:stretch>
@@ -681,7 +619,7 @@
                         <pic:spPr>
                           <a:xfrm>
                             <a:off x="0" y="0"/>
-                            <a:ext cx="884993" cy="828675"/>
+                            <a:ext cx="887888" cy="831386"/>
                           </a:xfrm>
                           <a:prstGeom prst="rect">
                             <a:avLst/>
@@ -690,7 +628,7 @@
                       </pic:pic>
                     </a:graphicData>
                   </a:graphic>
-                </wp:anchor>
+                </wp:inline>
               </w:drawing>
             </w:r>
           </w:p>
@@ -761,8 +699,9 @@
                 <w:rFonts w:asciiTheme="minorEastAsia" w:eastAsiaTheme="minorEastAsia" w:hAnsiTheme="minorEastAsia" w:cs="Arial"/>
                 <w:b/>
                 <w:sz w:val="24"/>
-              </w:rPr>
-              <w:t>2023.07.28</w:t>
+                <w:highlight w:val="yellow"/>
+              </w:rPr>
+              <w:t>2022.01.15</w:t>
             </w:r>
           </w:p>
         </w:tc>
@@ -794,8 +733,9 @@
                 <w:rFonts w:asciiTheme="minorEastAsia" w:eastAsiaTheme="minorEastAsia" w:hAnsiTheme="minorEastAsia" w:cs="Arial"/>
                 <w:b/>
                 <w:sz w:val="24"/>
-              </w:rPr>
-              <w:t>2023.08.04</w:t>
+                <w:highlight w:val="yellow"/>
+              </w:rPr>
+              <w:t>2022.01.17</w:t>
             </w:r>
           </w:p>
         </w:tc>
@@ -827,8 +767,9 @@
                 <w:rFonts w:asciiTheme="minorEastAsia" w:eastAsiaTheme="minorEastAsia" w:hAnsiTheme="minorEastAsia" w:cs="Arial"/>
                 <w:b/>
                 <w:sz w:val="24"/>
-              </w:rPr>
-              <w:t>2023.08.11</w:t>
+                <w:highlight w:val="yellow"/>
+              </w:rPr>
+              <w:t>2022.01.17</w:t>
             </w:r>
           </w:p>
         </w:tc>
@@ -2753,7 +2694,7 @@
                 <w:webHidden/>
                 <w:sz w:val="24"/>
               </w:rPr>
-              <w:t>14</w:t>
+              <w:t>13</w:t>
             </w:r>
             <w:r>
               <w:rPr>
@@ -2830,7 +2771,7 @@
                 <w:webHidden/>
                 <w:sz w:val="24"/>
               </w:rPr>
-              <w:t>14</w:t>
+              <w:t>13</w:t>
             </w:r>
             <w:r>
               <w:rPr>
@@ -2907,7 +2848,7 @@
                 <w:webHidden/>
                 <w:sz w:val="24"/>
               </w:rPr>
-              <w:t>14</w:t>
+              <w:t>13</w:t>
             </w:r>
             <w:r>
               <w:rPr>
@@ -2984,7 +2925,7 @@
                 <w:webHidden/>
                 <w:sz w:val="24"/>
               </w:rPr>
-              <w:t>15</w:t>
+              <w:t>14</w:t>
             </w:r>
             <w:r>
               <w:rPr>
@@ -3061,7 +3002,7 @@
                 <w:webHidden/>
                 <w:sz w:val="24"/>
               </w:rPr>
-              <w:t>15</w:t>
+              <w:t>14</w:t>
             </w:r>
             <w:r>
               <w:rPr>
@@ -3138,7 +3079,7 @@
                 <w:webHidden/>
                 <w:sz w:val="24"/>
               </w:rPr>
-              <w:t>15</w:t>
+              <w:t>14</w:t>
             </w:r>
             <w:r>
               <w:rPr>
@@ -3215,7 +3156,7 @@
                 <w:webHidden/>
                 <w:sz w:val="24"/>
               </w:rPr>
-              <w:t>15</w:t>
+              <w:t>14</w:t>
             </w:r>
             <w:r>
               <w:rPr>
@@ -3292,7 +3233,7 @@
                 <w:webHidden/>
                 <w:sz w:val="24"/>
               </w:rPr>
-              <w:t>16</w:t>
+              <w:t>15</w:t>
             </w:r>
             <w:r>
               <w:rPr>
@@ -3363,7 +3304,7 @@
                 <w:rFonts w:asciiTheme="minorHAnsi" w:hAnsiTheme="minorHAnsi"/>
                 <w:webHidden/>
               </w:rPr>
-              <w:t>17</w:t>
+              <w:t>16</w:t>
             </w:r>
             <w:r>
               <w:rPr>
@@ -4275,7 +4216,7 @@
                 <w:rFonts w:ascii="Arial" w:eastAsiaTheme="minorHAnsi" w:hAnsi="Arial" w:cs="Arial"/>
                 <w:sz w:val="22"/>
               </w:rPr>
-              <w:t>FASTER</w:t>
+              <w:t>Faster</w:t>
             </w:r>
           </w:p>
         </w:tc>
@@ -4343,7 +4284,7 @@
                 <w:rFonts w:ascii="Arial" w:eastAsiaTheme="minorHAnsi" w:hAnsi="Arial" w:cs="Arial"/>
                 <w:sz w:val="22"/>
               </w:rPr>
-              <w:t>FasterDx</w:t>
+              <w:t>Rudens</w:t>
             </w:r>
             <w:proofErr w:type="spellEnd"/>
           </w:p>
@@ -4757,23 +4698,7 @@
                 <w:rFonts w:asciiTheme="minorHAnsi" w:eastAsiaTheme="minorHAnsi" w:hAnsiTheme="minorHAnsi" w:cs="Arial"/>
                 <w:szCs w:val="20"/>
               </w:rPr>
-              <w:t>IEC 60601-1 [</w:t>
-            </w:r>
-            <w:proofErr w:type="gramStart"/>
-            <w:r>
-              <w:rPr>
-                <w:rFonts w:asciiTheme="minorHAnsi" w:eastAsiaTheme="minorHAnsi" w:hAnsiTheme="minorHAnsi" w:cs="Arial"/>
-                <w:szCs w:val="20"/>
-              </w:rPr>
-              <w:t>2005]+</w:t>
-            </w:r>
-            <w:proofErr w:type="gramEnd"/>
-            <w:r>
-              <w:rPr>
-                <w:rFonts w:asciiTheme="minorHAnsi" w:eastAsiaTheme="minorHAnsi" w:hAnsiTheme="minorHAnsi" w:cs="Arial"/>
-                <w:szCs w:val="20"/>
-              </w:rPr>
-              <w:t>AM1[2012]</w:t>
+              <w:t>IEC 60601-1 [2005]+AM1[2012]</w:t>
             </w:r>
           </w:p>
         </w:tc>
@@ -5059,23 +4984,7 @@
                 <w:rFonts w:asciiTheme="minorHAnsi" w:eastAsiaTheme="minorHAnsi" w:hAnsiTheme="minorHAnsi" w:cs="Arial"/>
                 <w:szCs w:val="20"/>
               </w:rPr>
-              <w:t>[</w:t>
-            </w:r>
-            <w:proofErr w:type="gramStart"/>
-            <w:r>
-              <w:rPr>
-                <w:rFonts w:asciiTheme="minorHAnsi" w:eastAsiaTheme="minorHAnsi" w:hAnsiTheme="minorHAnsi" w:cs="Arial"/>
-                <w:szCs w:val="20"/>
-              </w:rPr>
-              <w:t>2010]+</w:t>
-            </w:r>
-            <w:proofErr w:type="gramEnd"/>
-            <w:r>
-              <w:rPr>
-                <w:rFonts w:asciiTheme="minorHAnsi" w:eastAsiaTheme="minorHAnsi" w:hAnsiTheme="minorHAnsi" w:cs="Arial"/>
-                <w:szCs w:val="20"/>
-              </w:rPr>
-              <w:t>AMD1</w:t>
+              <w:t>[2010]+AMD1</w:t>
             </w:r>
             <w:r>
               <w:rPr>
@@ -10235,7 +10144,7 @@
         <w:autoSpaceDE/>
         <w:autoSpaceDN/>
         <w:rPr>
-          <w:rFonts w:asciiTheme="minorHAnsi" w:eastAsiaTheme="minorEastAsia" w:hAnsiTheme="minorHAnsi" w:cstheme="minorBidi"/>
+          <w:rFonts w:asciiTheme="minorHAnsi" w:eastAsiaTheme="minorEastAsia" w:hAnsiTheme="minorHAnsi" w:cstheme="minorBidi" w:hint="eastAsia"/>
           <w:iCs/>
           <w:sz w:val="24"/>
         </w:rPr>
@@ -11104,18 +11013,8 @@
                 <w:kern w:val="0"/>
                 <w:szCs w:val="20"/>
               </w:rPr>
-              <w:t xml:space="preserve">또는 의료기기에 함께 </w:t>
-            </w:r>
-            <w:proofErr w:type="gramStart"/>
-            <w:r>
-              <w:rPr>
-                <w:rFonts w:asciiTheme="minorEastAsia" w:eastAsiaTheme="minorEastAsia" w:hAnsiTheme="minorEastAsia" w:cs="굴림"/>
-                <w:kern w:val="0"/>
-                <w:szCs w:val="20"/>
-              </w:rPr>
-              <w:t>사용 되었는가</w:t>
-            </w:r>
-            <w:proofErr w:type="gramEnd"/>
+              <w:t>또는 의료기기에 함께 사용 되었는가</w:t>
+            </w:r>
             <w:r>
               <w:rPr>
                 <w:rFonts w:asciiTheme="minorEastAsia" w:eastAsiaTheme="minorEastAsia" w:hAnsiTheme="minorEastAsia" w:cs="굴림" w:hint="eastAsia"/>
@@ -12227,22 +12126,6 @@
                 <w:kern w:val="0"/>
                 <w:szCs w:val="20"/>
               </w:rPr>
-              <w:t>필요 시,</w:t>
-            </w:r>
-            <w:r>
-              <w:rPr>
-                <w:rFonts w:asciiTheme="minorEastAsia" w:eastAsiaTheme="minorEastAsia" w:hAnsiTheme="minorEastAsia" w:cs="굴림"/>
-                <w:kern w:val="0"/>
-                <w:szCs w:val="20"/>
-              </w:rPr>
-              <w:t xml:space="preserve"> </w:t>
-            </w:r>
-            <w:r>
-              <w:rPr>
-                <w:rFonts w:asciiTheme="minorEastAsia" w:eastAsiaTheme="minorEastAsia" w:hAnsiTheme="minorEastAsia" w:cs="굴림" w:hint="eastAsia"/>
-                <w:kern w:val="0"/>
-                <w:szCs w:val="20"/>
-              </w:rPr>
               <w:t>A</w:t>
             </w:r>
             <w:r>
@@ -13463,13 +13346,15 @@
                 <w:rFonts w:asciiTheme="minorEastAsia" w:eastAsiaTheme="minorEastAsia" w:hAnsiTheme="minorEastAsia" w:cs="굴림"/>
                 <w:kern w:val="0"/>
                 <w:szCs w:val="20"/>
-              </w:rPr>
-            </w:pPr>
-            <w:r>
-              <w:rPr>
-                <w:rFonts w:asciiTheme="minorEastAsia" w:eastAsiaTheme="minorEastAsia" w:hAnsiTheme="minorEastAsia" w:cs="굴림" w:hint="eastAsia"/>
-                <w:kern w:val="0"/>
-                <w:szCs w:val="20"/>
+                <w:highlight w:val="yellow"/>
+              </w:rPr>
+            </w:pPr>
+            <w:r>
+              <w:rPr>
+                <w:rFonts w:asciiTheme="minorEastAsia" w:eastAsiaTheme="minorEastAsia" w:hAnsiTheme="minorEastAsia" w:cs="굴림" w:hint="eastAsia"/>
+                <w:kern w:val="0"/>
+                <w:szCs w:val="20"/>
+                <w:highlight w:val="yellow"/>
               </w:rPr>
               <w:t>노화:</w:t>
             </w:r>
@@ -13478,6 +13363,7 @@
                 <w:rFonts w:asciiTheme="minorEastAsia" w:eastAsiaTheme="minorEastAsia" w:hAnsiTheme="minorEastAsia" w:cs="굴림"/>
                 <w:kern w:val="0"/>
                 <w:szCs w:val="20"/>
+                <w:highlight w:val="yellow"/>
               </w:rPr>
               <w:t xml:space="preserve"> </w:t>
             </w:r>
@@ -13486,6 +13372,7 @@
                 <w:rFonts w:asciiTheme="minorEastAsia" w:eastAsiaTheme="minorEastAsia" w:hAnsiTheme="minorEastAsia" w:cs="굴림" w:hint="eastAsia"/>
                 <w:kern w:val="0"/>
                 <w:szCs w:val="20"/>
+                <w:highlight w:val="yellow"/>
               </w:rPr>
               <w:t>광원,</w:t>
             </w:r>
@@ -13494,6 +13381,7 @@
                 <w:rFonts w:asciiTheme="minorEastAsia" w:eastAsiaTheme="minorEastAsia" w:hAnsiTheme="minorEastAsia" w:cs="굴림"/>
                 <w:kern w:val="0"/>
                 <w:szCs w:val="20"/>
+                <w:highlight w:val="yellow"/>
               </w:rPr>
               <w:t xml:space="preserve"> </w:t>
             </w:r>
@@ -13502,6 +13390,7 @@
                 <w:rFonts w:asciiTheme="minorEastAsia" w:eastAsiaTheme="minorEastAsia" w:hAnsiTheme="minorEastAsia" w:cs="굴림" w:hint="eastAsia"/>
                 <w:kern w:val="0"/>
                 <w:szCs w:val="20"/>
+                <w:highlight w:val="yellow"/>
               </w:rPr>
               <w:t>d</w:t>
             </w:r>
@@ -13510,6 +13399,7 @@
                 <w:rFonts w:asciiTheme="minorEastAsia" w:eastAsiaTheme="minorEastAsia" w:hAnsiTheme="minorEastAsia" w:cs="굴림"/>
                 <w:kern w:val="0"/>
                 <w:szCs w:val="20"/>
+                <w:highlight w:val="yellow"/>
               </w:rPr>
               <w:t xml:space="preserve">etector, </w:t>
             </w:r>
@@ -13518,6 +13408,7 @@
                 <w:rFonts w:asciiTheme="minorEastAsia" w:eastAsiaTheme="minorEastAsia" w:hAnsiTheme="minorEastAsia" w:cs="굴림" w:hint="eastAsia"/>
                 <w:kern w:val="0"/>
                 <w:szCs w:val="20"/>
+                <w:highlight w:val="yellow"/>
               </w:rPr>
               <w:t xml:space="preserve">모터 </w:t>
             </w:r>
@@ -13526,6 +13417,7 @@
                 <w:rFonts w:asciiTheme="minorEastAsia" w:eastAsiaTheme="minorEastAsia" w:hAnsiTheme="minorEastAsia" w:cs="굴림"/>
                 <w:kern w:val="0"/>
                 <w:szCs w:val="20"/>
+                <w:highlight w:val="yellow"/>
               </w:rPr>
               <w:t>(</w:t>
             </w:r>
@@ -13534,6 +13426,7 @@
                 <w:rFonts w:asciiTheme="minorEastAsia" w:eastAsiaTheme="minorEastAsia" w:hAnsiTheme="minorEastAsia" w:cs="굴림" w:hint="eastAsia"/>
                 <w:kern w:val="0"/>
                 <w:szCs w:val="20"/>
+                <w:highlight w:val="yellow"/>
               </w:rPr>
               <w:t>부품 교체)</w:t>
             </w:r>
@@ -13552,6 +13445,7 @@
                 <w:rFonts w:asciiTheme="minorEastAsia" w:eastAsiaTheme="minorEastAsia" w:hAnsiTheme="minorEastAsia" w:cs="굴림" w:hint="eastAsia"/>
                 <w:kern w:val="0"/>
                 <w:szCs w:val="20"/>
+                <w:highlight w:val="yellow"/>
               </w:rPr>
               <w:t>광원 기준 기대수명:</w:t>
             </w:r>
@@ -13560,6 +13454,7 @@
                 <w:rFonts w:asciiTheme="minorEastAsia" w:eastAsiaTheme="minorEastAsia" w:hAnsiTheme="minorEastAsia" w:cs="굴림"/>
                 <w:kern w:val="0"/>
                 <w:szCs w:val="20"/>
+                <w:highlight w:val="yellow"/>
               </w:rPr>
               <w:t xml:space="preserve"> 1</w:t>
             </w:r>
@@ -13568,6 +13463,7 @@
                 <w:rFonts w:asciiTheme="minorEastAsia" w:eastAsiaTheme="minorEastAsia" w:hAnsiTheme="minorEastAsia" w:cs="굴림" w:hint="eastAsia"/>
                 <w:kern w:val="0"/>
                 <w:szCs w:val="20"/>
+                <w:highlight w:val="yellow"/>
               </w:rPr>
               <w:t xml:space="preserve">년 </w:t>
             </w:r>
@@ -13576,6 +13472,7 @@
                 <w:rFonts w:asciiTheme="minorEastAsia" w:eastAsiaTheme="minorEastAsia" w:hAnsiTheme="minorEastAsia" w:cs="굴림"/>
                 <w:kern w:val="0"/>
                 <w:szCs w:val="20"/>
+                <w:highlight w:val="yellow"/>
               </w:rPr>
               <w:t>(</w:t>
             </w:r>
@@ -13584,6 +13481,7 @@
                 <w:rFonts w:asciiTheme="minorEastAsia" w:eastAsiaTheme="minorEastAsia" w:hAnsiTheme="minorEastAsia" w:cs="굴림" w:hint="eastAsia"/>
                 <w:kern w:val="0"/>
                 <w:szCs w:val="20"/>
+                <w:highlight w:val="yellow"/>
               </w:rPr>
               <w:t>품질보증서 기간</w:t>
             </w:r>
@@ -13592,6 +13490,7 @@
                 <w:rFonts w:asciiTheme="minorEastAsia" w:eastAsiaTheme="minorEastAsia" w:hAnsiTheme="minorEastAsia" w:cs="굴림"/>
                 <w:kern w:val="0"/>
                 <w:szCs w:val="20"/>
+                <w:highlight w:val="yellow"/>
               </w:rPr>
               <w:t>)</w:t>
             </w:r>
@@ -16032,25 +15931,7 @@
                 <w:kern w:val="0"/>
                 <w:szCs w:val="20"/>
               </w:rPr>
-              <w:t>바람직하지 않은 피드백 [물리적 및 데이터의] (</w:t>
-            </w:r>
-            <w:proofErr w:type="gramStart"/>
-            <w:r>
-              <w:rPr>
-                <w:rFonts w:asciiTheme="minorEastAsia" w:eastAsiaTheme="minorEastAsia" w:hAnsiTheme="minorEastAsia" w:cs="굴림" w:hint="eastAsia"/>
-                <w:kern w:val="0"/>
-                <w:szCs w:val="20"/>
-              </w:rPr>
-              <w:t>예 :</w:t>
-            </w:r>
-            <w:proofErr w:type="gramEnd"/>
-            <w:r>
-              <w:rPr>
-                <w:rFonts w:asciiTheme="minorEastAsia" w:eastAsiaTheme="minorEastAsia" w:hAnsiTheme="minorEastAsia" w:cs="굴림" w:hint="eastAsia"/>
-                <w:kern w:val="0"/>
-                <w:szCs w:val="20"/>
-              </w:rPr>
-              <w:t xml:space="preserve"> 요구되지 않은 / 범위 외 / 상반되는 입력 또는 전자파장해로부터 발생된 입력)</w:t>
+              <w:t>바람직하지 않은 피드백 [물리적 및 데이터의] (예 : 요구되지 않은 / 범위 외 / 상반되는 입력 또는 전자파장해로부터 발생된 입력)</w:t>
             </w:r>
           </w:p>
         </w:tc>
@@ -19416,25 +19297,7 @@
                 <w:kern w:val="0"/>
                 <w:szCs w:val="20"/>
               </w:rPr>
-              <w:t xml:space="preserve">네트워크에의 접속은 개개의 구성하는 PEMS의 의도한 사용과 </w:t>
-            </w:r>
-            <w:proofErr w:type="gramStart"/>
-            <w:r>
-              <w:rPr>
-                <w:rFonts w:asciiTheme="minorEastAsia" w:eastAsiaTheme="minorEastAsia" w:hAnsiTheme="minorEastAsia" w:cs="굴림" w:hint="eastAsia"/>
-                <w:kern w:val="0"/>
-                <w:szCs w:val="20"/>
-              </w:rPr>
-              <w:t>불일치 하는가</w:t>
-            </w:r>
-            <w:proofErr w:type="gramEnd"/>
-            <w:r>
-              <w:rPr>
-                <w:rFonts w:asciiTheme="minorEastAsia" w:eastAsiaTheme="minorEastAsia" w:hAnsiTheme="minorEastAsia" w:cs="굴림" w:hint="eastAsia"/>
-                <w:kern w:val="0"/>
-                <w:szCs w:val="20"/>
-              </w:rPr>
-              <w:t>?</w:t>
+              <w:t>네트워크에의 접속은 개개의 구성하는 PEMS의 의도한 사용과 불일치 하는가?</w:t>
             </w:r>
           </w:p>
         </w:tc>
@@ -21235,7 +21098,7 @@
                 <w:sz w:val="18"/>
                 <w:szCs w:val="18"/>
               </w:rPr>
-              <w:t>0</w:t>
+              <w:t>1</w:t>
             </w:r>
           </w:p>
         </w:tc>
@@ -21482,7 +21345,7 @@
             </w:pPr>
             <w:r>
               <w:rPr>
-                <w:rFonts w:asciiTheme="minorEastAsia" w:eastAsiaTheme="minorEastAsia" w:hAnsiTheme="minorEastAsia" w:cs="굴림" w:hint="eastAsia"/>
+                <w:rFonts w:asciiTheme="minorEastAsia" w:eastAsiaTheme="minorEastAsia" w:hAnsiTheme="minorEastAsia" w:cs="굴림"/>
                 <w:color w:val="000000"/>
                 <w:sz w:val="18"/>
                 <w:szCs w:val="18"/>
@@ -21527,7 +21390,7 @@
                 <w:sz w:val="18"/>
                 <w:szCs w:val="18"/>
               </w:rPr>
-              <w:t>1</w:t>
+              <w:t>3</w:t>
             </w:r>
           </w:p>
         </w:tc>
@@ -21562,7 +21425,7 @@
             </w:pPr>
             <w:r>
               <w:rPr>
-                <w:rFonts w:asciiTheme="minorEastAsia" w:eastAsiaTheme="minorEastAsia" w:hAnsiTheme="minorEastAsia" w:cs="굴림" w:hint="eastAsia"/>
+                <w:rFonts w:asciiTheme="minorEastAsia" w:eastAsiaTheme="minorEastAsia" w:hAnsiTheme="minorEastAsia" w:cs="굴림"/>
                 <w:color w:val="000000"/>
                 <w:sz w:val="18"/>
                 <w:szCs w:val="18"/>
@@ -23476,7 +23339,7 @@
                 <w:sz w:val="18"/>
                 <w:szCs w:val="18"/>
               </w:rPr>
-              <w:t>2</w:t>
+              <w:t>0</w:t>
             </w:r>
           </w:p>
         </w:tc>
@@ -23516,7 +23379,7 @@
                 <w:sz w:val="18"/>
                 <w:szCs w:val="18"/>
               </w:rPr>
-              <w:t>0</w:t>
+              <w:t>3</w:t>
             </w:r>
           </w:p>
         </w:tc>
@@ -23725,7 +23588,7 @@
                 <w:sz w:val="18"/>
                 <w:szCs w:val="18"/>
               </w:rPr>
-              <w:t>1</w:t>
+              <w:t>2</w:t>
             </w:r>
           </w:p>
         </w:tc>
@@ -23805,7 +23668,7 @@
                 <w:sz w:val="18"/>
                 <w:szCs w:val="18"/>
               </w:rPr>
-              <w:t>0</w:t>
+              <w:t>1</w:t>
             </w:r>
           </w:p>
         </w:tc>
@@ -24387,16 +24250,7 @@
           <w:iCs/>
           <w:sz w:val="24"/>
         </w:rPr>
-        <w:t xml:space="preserve"> Green zone (Broadly Acceptable Zone</w:t>
-      </w:r>
-      <w:proofErr w:type="gramStart"/>
-      <w:r>
-        <w:rPr>
-          <w:rFonts w:asciiTheme="minorHAnsi" w:eastAsiaTheme="minorEastAsia" w:hAnsiTheme="minorHAnsi" w:cstheme="minorBidi"/>
-          <w:iCs/>
-          <w:sz w:val="24"/>
-        </w:rPr>
-        <w:t>)</w:t>
+        <w:t xml:space="preserve"> Green zone (Broadly Acceptable Zone)</w:t>
       </w:r>
       <w:r>
         <w:rPr>
@@ -24404,16 +24258,7 @@
           <w:iCs/>
           <w:sz w:val="24"/>
         </w:rPr>
-        <w:t xml:space="preserve"> 으로</w:t>
-      </w:r>
-      <w:proofErr w:type="gramEnd"/>
-      <w:r>
-        <w:rPr>
-          <w:rFonts w:asciiTheme="minorHAnsi" w:eastAsiaTheme="minorEastAsia" w:hAnsiTheme="minorHAnsi" w:cstheme="minorBidi" w:hint="eastAsia"/>
-          <w:iCs/>
-          <w:sz w:val="24"/>
-        </w:rPr>
-        <w:t xml:space="preserve"> 유도되었기에 위험/이익 분석은 필요치 않다.</w:t>
+        <w:t xml:space="preserve"> 으로 유도되었기에 위험/이익 분석은 필요치 않다.</w:t>
       </w:r>
     </w:p>
     <w:bookmarkEnd w:id="29"/>
@@ -25396,11 +25241,11 @@
             </w:pPr>
             <w:r>
               <w:rPr>
-                <w:rFonts w:asciiTheme="minorHAnsi" w:eastAsiaTheme="minorHAnsi" w:hAnsiTheme="minorHAnsi" w:cs="굴림" w:hint="eastAsia"/>
-                <w:kern w:val="0"/>
-                <w:szCs w:val="20"/>
-              </w:rPr>
-              <w:t>3</w:t>
+                <w:rFonts w:asciiTheme="minorHAnsi" w:eastAsiaTheme="minorHAnsi" w:hAnsiTheme="minorHAnsi" w:cs="굴림"/>
+                <w:kern w:val="0"/>
+                <w:szCs w:val="20"/>
+              </w:rPr>
+              <w:t>6</w:t>
             </w:r>
           </w:p>
         </w:tc>
@@ -25430,11 +25275,11 @@
             </w:pPr>
             <w:r>
               <w:rPr>
-                <w:rFonts w:asciiTheme="minorHAnsi" w:eastAsiaTheme="minorHAnsi" w:hAnsiTheme="minorHAnsi" w:cs="굴림" w:hint="eastAsia"/>
-                <w:kern w:val="0"/>
-                <w:szCs w:val="20"/>
-              </w:rPr>
-              <w:t>2</w:t>
+                <w:rFonts w:asciiTheme="minorHAnsi" w:eastAsiaTheme="minorHAnsi" w:hAnsiTheme="minorHAnsi" w:cs="굴림"/>
+                <w:kern w:val="0"/>
+                <w:szCs w:val="20"/>
+              </w:rPr>
+              <w:t>5</w:t>
             </w:r>
           </w:p>
         </w:tc>
@@ -25541,11 +25386,11 @@
             </w:pPr>
             <w:r>
               <w:rPr>
-                <w:rFonts w:asciiTheme="minorHAnsi" w:eastAsiaTheme="minorHAnsi" w:hAnsiTheme="minorHAnsi" w:cs="굴림" w:hint="eastAsia"/>
-                <w:kern w:val="0"/>
-                <w:szCs w:val="20"/>
-              </w:rPr>
-              <w:t>3</w:t>
+                <w:rFonts w:asciiTheme="minorHAnsi" w:eastAsiaTheme="minorHAnsi" w:hAnsiTheme="minorHAnsi" w:cs="굴림"/>
+                <w:kern w:val="0"/>
+                <w:szCs w:val="20"/>
+              </w:rPr>
+              <w:t>6</w:t>
             </w:r>
           </w:p>
         </w:tc>
@@ -25575,11 +25420,11 @@
             </w:pPr>
             <w:r>
               <w:rPr>
-                <w:rFonts w:asciiTheme="minorHAnsi" w:eastAsiaTheme="minorHAnsi" w:hAnsiTheme="minorHAnsi" w:cs="굴림" w:hint="eastAsia"/>
-                <w:kern w:val="0"/>
-                <w:szCs w:val="20"/>
-              </w:rPr>
-              <w:t>3</w:t>
+                <w:rFonts w:asciiTheme="minorHAnsi" w:eastAsiaTheme="minorHAnsi" w:hAnsiTheme="minorHAnsi" w:cs="굴림"/>
+                <w:kern w:val="0"/>
+                <w:szCs w:val="20"/>
+              </w:rPr>
+              <w:t>6</w:t>
             </w:r>
           </w:p>
         </w:tc>
@@ -25957,9 +25802,6 @@
     <w:p>
       <w:pPr>
         <w:pStyle w:val="MDLabAppendixTitle"/>
-        <w:rPr>
-          <w:rFonts w:asciiTheme="minorHAnsi" w:eastAsiaTheme="minorHAnsi" w:hAnsiTheme="minorHAnsi"/>
-        </w:rPr>
       </w:pPr>
       <w:bookmarkStart w:id="44" w:name="_Toc469542494"/>
       <w:bookmarkStart w:id="45" w:name="_Toc477198955"/>
@@ -25967,2385 +25809,140 @@
       <w:bookmarkStart w:id="47" w:name="_Hlk50287775"/>
       <w:r>
         <w:rPr>
-          <w:rFonts w:asciiTheme="minorHAnsi" w:eastAsiaTheme="minorHAnsi" w:hAnsiTheme="minorHAnsi" w:hint="eastAsia"/>
+          <w:rFonts w:hint="eastAsia"/>
         </w:rPr>
         <w:lastRenderedPageBreak/>
         <w:t>A</w:t>
       </w:r>
       <w:r>
-        <w:rPr>
-          <w:rFonts w:asciiTheme="minorHAnsi" w:eastAsiaTheme="minorHAnsi" w:hAnsiTheme="minorHAnsi"/>
-        </w:rPr>
         <w:t>ppendix A – Software risk management (FMEA</w:t>
       </w:r>
       <w:bookmarkEnd w:id="44"/>
       <w:bookmarkEnd w:id="45"/>
       <w:r>
-        <w:rPr>
-          <w:rFonts w:asciiTheme="minorHAnsi" w:eastAsiaTheme="minorHAnsi" w:hAnsiTheme="minorHAnsi"/>
-        </w:rPr>
         <w:t>)</w:t>
       </w:r>
       <w:bookmarkEnd w:id="46"/>
     </w:p>
-    <w:tbl>
-      <w:tblPr>
-        <w:tblStyle w:val="ae"/>
-        <w:tblW w:w="0" w:type="auto"/>
-        <w:tblLayout w:type="fixed"/>
-        <w:tblLook w:val="04A0" w:firstRow="1" w:lastRow="0" w:firstColumn="1" w:lastColumn="0" w:noHBand="0" w:noVBand="1"/>
-      </w:tblPr>
-      <w:tblGrid>
-        <w:gridCol w:w="612"/>
-        <w:gridCol w:w="1236"/>
-        <w:gridCol w:w="1027"/>
-        <w:gridCol w:w="1027"/>
-        <w:gridCol w:w="816"/>
-        <w:gridCol w:w="756"/>
-        <w:gridCol w:w="756"/>
-        <w:gridCol w:w="756"/>
-        <w:gridCol w:w="645"/>
-        <w:gridCol w:w="1833"/>
-        <w:gridCol w:w="709"/>
-        <w:gridCol w:w="711"/>
-        <w:gridCol w:w="756"/>
-        <w:gridCol w:w="772"/>
-        <w:gridCol w:w="772"/>
-        <w:gridCol w:w="772"/>
-        <w:gridCol w:w="659"/>
-      </w:tblGrid>
-      <w:tr>
-        <w:trPr>
-          <w:trHeight w:val="193"/>
-        </w:trPr>
-        <w:tc>
-          <w:tcPr>
-            <w:tcW w:w="612" w:type="dxa"/>
-            <w:vMerge w:val="restart"/>
-            <w:shd w:val="pct30" w:color="auto" w:fill="auto"/>
-            <w:vAlign w:val="center"/>
-          </w:tcPr>
-          <w:p>
-            <w:pPr>
-              <w:pStyle w:val="MDLabAppendixTitle"/>
-              <w:ind w:left="0" w:firstLine="0"/>
-              <w:jc w:val="center"/>
-              <w:outlineLvl w:val="9"/>
-              <w:rPr>
-                <w:rFonts w:asciiTheme="minorHAnsi" w:eastAsiaTheme="minorHAnsi" w:hAnsiTheme="minorHAnsi"/>
-                <w:sz w:val="18"/>
-                <w:szCs w:val="18"/>
-              </w:rPr>
-            </w:pPr>
-            <w:r>
-              <w:rPr>
-                <w:rFonts w:asciiTheme="minorHAnsi" w:eastAsiaTheme="minorHAnsi" w:hAnsiTheme="minorHAnsi" w:hint="eastAsia"/>
-                <w:sz w:val="18"/>
-                <w:szCs w:val="18"/>
-              </w:rPr>
-              <w:t>I</w:t>
-            </w:r>
-            <w:r>
-              <w:rPr>
-                <w:rFonts w:asciiTheme="minorHAnsi" w:eastAsiaTheme="minorHAnsi" w:hAnsiTheme="minorHAnsi"/>
-                <w:sz w:val="18"/>
-                <w:szCs w:val="18"/>
-              </w:rPr>
-              <w:t>D</w:t>
-            </w:r>
-          </w:p>
-        </w:tc>
-        <w:tc>
-          <w:tcPr>
-            <w:tcW w:w="1236" w:type="dxa"/>
-            <w:vMerge w:val="restart"/>
-            <w:shd w:val="pct30" w:color="auto" w:fill="auto"/>
-            <w:vAlign w:val="center"/>
-          </w:tcPr>
-          <w:p>
-            <w:pPr>
-              <w:pStyle w:val="MDLabAppendixTitle"/>
-              <w:ind w:left="0" w:firstLine="0"/>
-              <w:jc w:val="center"/>
-              <w:outlineLvl w:val="9"/>
-              <w:rPr>
-                <w:rFonts w:asciiTheme="minorHAnsi" w:eastAsiaTheme="minorHAnsi" w:hAnsiTheme="minorHAnsi"/>
-                <w:sz w:val="18"/>
-                <w:szCs w:val="18"/>
-              </w:rPr>
-            </w:pPr>
-            <w:r>
-              <w:rPr>
-                <w:rFonts w:asciiTheme="minorHAnsi" w:eastAsiaTheme="minorHAnsi" w:hAnsiTheme="minorHAnsi" w:hint="eastAsia"/>
-                <w:sz w:val="18"/>
-                <w:szCs w:val="18"/>
-              </w:rPr>
-              <w:t>위해요인</w:t>
-            </w:r>
-          </w:p>
-        </w:tc>
-        <w:tc>
-          <w:tcPr>
-            <w:tcW w:w="1027" w:type="dxa"/>
-            <w:vMerge w:val="restart"/>
-            <w:shd w:val="pct30" w:color="auto" w:fill="auto"/>
-            <w:vAlign w:val="center"/>
-          </w:tcPr>
-          <w:p>
-            <w:pPr>
-              <w:pStyle w:val="MDLabAppendixTitle"/>
-              <w:ind w:left="0" w:firstLine="0"/>
-              <w:jc w:val="center"/>
-              <w:outlineLvl w:val="9"/>
-              <w:rPr>
-                <w:rFonts w:asciiTheme="minorHAnsi" w:eastAsiaTheme="minorHAnsi" w:hAnsiTheme="minorHAnsi"/>
-                <w:sz w:val="18"/>
-                <w:szCs w:val="18"/>
-              </w:rPr>
-            </w:pPr>
-            <w:r>
-              <w:rPr>
-                <w:rFonts w:asciiTheme="minorHAnsi" w:eastAsiaTheme="minorHAnsi" w:hAnsiTheme="minorHAnsi" w:hint="eastAsia"/>
-                <w:sz w:val="18"/>
-                <w:szCs w:val="18"/>
-              </w:rPr>
-              <w:t>예상 가능한 상황</w:t>
-            </w:r>
-          </w:p>
-        </w:tc>
-        <w:tc>
-          <w:tcPr>
-            <w:tcW w:w="1027" w:type="dxa"/>
-            <w:vMerge w:val="restart"/>
-            <w:shd w:val="pct30" w:color="auto" w:fill="auto"/>
-            <w:vAlign w:val="center"/>
-          </w:tcPr>
-          <w:p>
-            <w:pPr>
-              <w:pStyle w:val="MDLabAppendixTitle"/>
-              <w:ind w:left="0" w:firstLine="0"/>
-              <w:jc w:val="center"/>
-              <w:outlineLvl w:val="9"/>
-              <w:rPr>
-                <w:rFonts w:asciiTheme="minorHAnsi" w:eastAsiaTheme="minorHAnsi" w:hAnsiTheme="minorHAnsi"/>
-                <w:sz w:val="18"/>
-                <w:szCs w:val="18"/>
-              </w:rPr>
-            </w:pPr>
-            <w:r>
-              <w:rPr>
-                <w:rFonts w:asciiTheme="minorHAnsi" w:eastAsiaTheme="minorHAnsi" w:hAnsiTheme="minorHAnsi" w:hint="eastAsia"/>
-                <w:sz w:val="18"/>
-                <w:szCs w:val="18"/>
-              </w:rPr>
-              <w:t>위해 상황</w:t>
-            </w:r>
-          </w:p>
-        </w:tc>
-        <w:tc>
-          <w:tcPr>
-            <w:tcW w:w="816" w:type="dxa"/>
-            <w:vMerge w:val="restart"/>
-            <w:shd w:val="pct30" w:color="auto" w:fill="auto"/>
-            <w:vAlign w:val="center"/>
-          </w:tcPr>
-          <w:p>
-            <w:pPr>
-              <w:pStyle w:val="MDLabAppendixTitle"/>
-              <w:ind w:left="0" w:firstLine="0"/>
-              <w:jc w:val="center"/>
-              <w:outlineLvl w:val="9"/>
-              <w:rPr>
-                <w:rFonts w:asciiTheme="minorHAnsi" w:eastAsiaTheme="minorHAnsi" w:hAnsiTheme="minorHAnsi"/>
-                <w:sz w:val="18"/>
-                <w:szCs w:val="18"/>
-              </w:rPr>
-            </w:pPr>
-            <w:r>
-              <w:rPr>
-                <w:rFonts w:asciiTheme="minorHAnsi" w:eastAsiaTheme="minorHAnsi" w:hAnsiTheme="minorHAnsi" w:hint="eastAsia"/>
-                <w:sz w:val="18"/>
-                <w:szCs w:val="18"/>
-              </w:rPr>
-              <w:t>위해</w:t>
-            </w:r>
-          </w:p>
-        </w:tc>
-        <w:tc>
-          <w:tcPr>
-            <w:tcW w:w="2913" w:type="dxa"/>
-            <w:gridSpan w:val="4"/>
-            <w:shd w:val="pct30" w:color="auto" w:fill="auto"/>
-            <w:vAlign w:val="center"/>
-          </w:tcPr>
-          <w:p>
-            <w:pPr>
-              <w:pStyle w:val="MDLabAppendixTitle"/>
-              <w:ind w:left="0" w:firstLine="0"/>
-              <w:jc w:val="center"/>
-              <w:outlineLvl w:val="9"/>
-              <w:rPr>
-                <w:rFonts w:asciiTheme="minorHAnsi" w:eastAsiaTheme="minorHAnsi" w:hAnsiTheme="minorHAnsi"/>
-                <w:sz w:val="18"/>
-                <w:szCs w:val="18"/>
-              </w:rPr>
-            </w:pPr>
-            <w:r>
-              <w:rPr>
-                <w:rFonts w:asciiTheme="minorHAnsi" w:eastAsiaTheme="minorHAnsi" w:hAnsiTheme="minorHAnsi" w:hint="eastAsia"/>
-                <w:sz w:val="18"/>
-                <w:szCs w:val="18"/>
-              </w:rPr>
-              <w:t>위험 산정</w:t>
-            </w:r>
-          </w:p>
-        </w:tc>
-        <w:tc>
-          <w:tcPr>
-            <w:tcW w:w="3253" w:type="dxa"/>
-            <w:gridSpan w:val="3"/>
-            <w:shd w:val="pct30" w:color="auto" w:fill="auto"/>
-            <w:vAlign w:val="center"/>
-          </w:tcPr>
-          <w:p>
-            <w:pPr>
-              <w:pStyle w:val="MDLabAppendixTitle"/>
-              <w:ind w:left="0" w:firstLine="0"/>
-              <w:jc w:val="center"/>
-              <w:outlineLvl w:val="9"/>
-              <w:rPr>
-                <w:rFonts w:asciiTheme="minorHAnsi" w:eastAsiaTheme="minorHAnsi" w:hAnsiTheme="minorHAnsi"/>
-                <w:sz w:val="18"/>
-                <w:szCs w:val="18"/>
-              </w:rPr>
-            </w:pPr>
-            <w:r>
-              <w:rPr>
-                <w:rFonts w:asciiTheme="minorHAnsi" w:eastAsiaTheme="minorHAnsi" w:hAnsiTheme="minorHAnsi" w:hint="eastAsia"/>
-                <w:sz w:val="18"/>
-                <w:szCs w:val="18"/>
-              </w:rPr>
-              <w:t>위험 통제</w:t>
-            </w:r>
-          </w:p>
-        </w:tc>
-        <w:tc>
-          <w:tcPr>
-            <w:tcW w:w="756" w:type="dxa"/>
-            <w:vMerge w:val="restart"/>
-            <w:shd w:val="pct30" w:color="auto" w:fill="auto"/>
-            <w:vAlign w:val="center"/>
-          </w:tcPr>
-          <w:p>
-            <w:pPr>
-              <w:pStyle w:val="MDLabAppendixTitle"/>
-              <w:ind w:left="0" w:firstLine="0"/>
-              <w:jc w:val="center"/>
-              <w:outlineLvl w:val="9"/>
-              <w:rPr>
-                <w:rFonts w:asciiTheme="minorHAnsi" w:eastAsiaTheme="minorHAnsi" w:hAnsiTheme="minorHAnsi"/>
-                <w:sz w:val="18"/>
-                <w:szCs w:val="18"/>
-              </w:rPr>
-            </w:pPr>
-            <w:r>
-              <w:rPr>
-                <w:rFonts w:asciiTheme="minorHAnsi" w:eastAsiaTheme="minorHAnsi" w:hAnsiTheme="minorHAnsi" w:hint="eastAsia"/>
-                <w:sz w:val="18"/>
-                <w:szCs w:val="18"/>
-              </w:rPr>
-              <w:t>위험 통제에 따른 위험</w:t>
-            </w:r>
-          </w:p>
-        </w:tc>
-        <w:tc>
-          <w:tcPr>
-            <w:tcW w:w="2975" w:type="dxa"/>
-            <w:gridSpan w:val="4"/>
-            <w:shd w:val="pct30" w:color="auto" w:fill="auto"/>
-            <w:vAlign w:val="center"/>
-          </w:tcPr>
-          <w:p>
-            <w:pPr>
-              <w:pStyle w:val="MDLabAppendixTitle"/>
-              <w:ind w:left="0" w:firstLine="0"/>
-              <w:jc w:val="center"/>
-              <w:outlineLvl w:val="9"/>
-              <w:rPr>
-                <w:rFonts w:asciiTheme="minorHAnsi" w:eastAsiaTheme="minorHAnsi" w:hAnsiTheme="minorHAnsi"/>
-                <w:sz w:val="18"/>
-                <w:szCs w:val="18"/>
-              </w:rPr>
-            </w:pPr>
-            <w:r>
-              <w:rPr>
-                <w:rFonts w:asciiTheme="minorHAnsi" w:eastAsiaTheme="minorHAnsi" w:hAnsiTheme="minorHAnsi" w:hint="eastAsia"/>
-                <w:sz w:val="18"/>
-                <w:szCs w:val="18"/>
-              </w:rPr>
-              <w:t>잔여 위험 평가</w:t>
-            </w:r>
-          </w:p>
-        </w:tc>
-      </w:tr>
-      <w:tr>
-        <w:trPr>
-          <w:trHeight w:val="485"/>
-        </w:trPr>
-        <w:tc>
-          <w:tcPr>
-            <w:tcW w:w="612" w:type="dxa"/>
-            <w:vMerge/>
-            <w:shd w:val="pct30" w:color="auto" w:fill="auto"/>
-            <w:vAlign w:val="center"/>
-          </w:tcPr>
-          <w:p>
-            <w:pPr>
-              <w:pStyle w:val="MDLabAppendixTitle"/>
-              <w:ind w:left="0" w:firstLine="0"/>
-              <w:jc w:val="center"/>
-              <w:outlineLvl w:val="9"/>
-              <w:rPr>
-                <w:rFonts w:asciiTheme="minorHAnsi" w:eastAsiaTheme="minorHAnsi" w:hAnsiTheme="minorHAnsi"/>
-                <w:sz w:val="18"/>
-                <w:szCs w:val="18"/>
-              </w:rPr>
-            </w:pPr>
-          </w:p>
-        </w:tc>
-        <w:tc>
-          <w:tcPr>
-            <w:tcW w:w="1236" w:type="dxa"/>
-            <w:vMerge/>
-            <w:shd w:val="pct30" w:color="auto" w:fill="auto"/>
-            <w:vAlign w:val="center"/>
-          </w:tcPr>
-          <w:p>
-            <w:pPr>
-              <w:pStyle w:val="MDLabAppendixTitle"/>
-              <w:ind w:left="0" w:firstLine="0"/>
-              <w:jc w:val="center"/>
-              <w:outlineLvl w:val="9"/>
-              <w:rPr>
-                <w:rFonts w:asciiTheme="minorHAnsi" w:eastAsiaTheme="minorHAnsi" w:hAnsiTheme="minorHAnsi"/>
-                <w:sz w:val="18"/>
-                <w:szCs w:val="18"/>
-              </w:rPr>
-            </w:pPr>
-          </w:p>
-        </w:tc>
-        <w:tc>
-          <w:tcPr>
-            <w:tcW w:w="1027" w:type="dxa"/>
-            <w:vMerge/>
-            <w:shd w:val="pct30" w:color="auto" w:fill="auto"/>
-            <w:vAlign w:val="center"/>
-          </w:tcPr>
-          <w:p>
-            <w:pPr>
-              <w:pStyle w:val="MDLabAppendixTitle"/>
-              <w:ind w:left="0" w:firstLine="0"/>
-              <w:jc w:val="center"/>
-              <w:outlineLvl w:val="9"/>
-              <w:rPr>
-                <w:rFonts w:asciiTheme="minorHAnsi" w:eastAsiaTheme="minorHAnsi" w:hAnsiTheme="minorHAnsi"/>
-                <w:sz w:val="18"/>
-                <w:szCs w:val="18"/>
-              </w:rPr>
-            </w:pPr>
-          </w:p>
-        </w:tc>
-        <w:tc>
-          <w:tcPr>
-            <w:tcW w:w="1027" w:type="dxa"/>
-            <w:vMerge/>
-            <w:shd w:val="pct30" w:color="auto" w:fill="auto"/>
-            <w:vAlign w:val="center"/>
-          </w:tcPr>
-          <w:p>
-            <w:pPr>
-              <w:pStyle w:val="MDLabAppendixTitle"/>
-              <w:ind w:left="0" w:firstLine="0"/>
-              <w:jc w:val="center"/>
-              <w:outlineLvl w:val="9"/>
-              <w:rPr>
-                <w:rFonts w:asciiTheme="minorHAnsi" w:eastAsiaTheme="minorHAnsi" w:hAnsiTheme="minorHAnsi"/>
-                <w:sz w:val="18"/>
-                <w:szCs w:val="18"/>
-              </w:rPr>
-            </w:pPr>
-          </w:p>
-        </w:tc>
-        <w:tc>
-          <w:tcPr>
-            <w:tcW w:w="816" w:type="dxa"/>
-            <w:vMerge/>
-            <w:shd w:val="pct30" w:color="auto" w:fill="auto"/>
-            <w:vAlign w:val="center"/>
-          </w:tcPr>
-          <w:p>
-            <w:pPr>
-              <w:pStyle w:val="MDLabAppendixTitle"/>
-              <w:ind w:left="0" w:firstLine="0"/>
-              <w:jc w:val="center"/>
-              <w:outlineLvl w:val="9"/>
-              <w:rPr>
-                <w:rFonts w:asciiTheme="minorHAnsi" w:eastAsiaTheme="minorHAnsi" w:hAnsiTheme="minorHAnsi"/>
-                <w:sz w:val="18"/>
-                <w:szCs w:val="18"/>
-              </w:rPr>
-            </w:pPr>
-          </w:p>
-        </w:tc>
-        <w:tc>
-          <w:tcPr>
-            <w:tcW w:w="756" w:type="dxa"/>
-            <w:shd w:val="pct30" w:color="auto" w:fill="auto"/>
-            <w:vAlign w:val="center"/>
-          </w:tcPr>
-          <w:p>
-            <w:pPr>
-              <w:pStyle w:val="MDLabAppendixTitle"/>
-              <w:ind w:left="0" w:firstLine="0"/>
-              <w:jc w:val="center"/>
-              <w:outlineLvl w:val="9"/>
-              <w:rPr>
-                <w:rFonts w:asciiTheme="minorHAnsi" w:eastAsiaTheme="minorHAnsi" w:hAnsiTheme="minorHAnsi"/>
-                <w:sz w:val="18"/>
-                <w:szCs w:val="18"/>
-              </w:rPr>
-            </w:pPr>
-            <w:r>
-              <w:rPr>
-                <w:rFonts w:asciiTheme="minorHAnsi" w:eastAsiaTheme="minorHAnsi" w:hAnsiTheme="minorHAnsi" w:hint="eastAsia"/>
-                <w:sz w:val="18"/>
-                <w:szCs w:val="18"/>
-              </w:rPr>
-              <w:t>발생 가능성</w:t>
-            </w:r>
-          </w:p>
-        </w:tc>
-        <w:tc>
-          <w:tcPr>
-            <w:tcW w:w="756" w:type="dxa"/>
-            <w:shd w:val="pct30" w:color="auto" w:fill="auto"/>
-            <w:vAlign w:val="center"/>
-          </w:tcPr>
-          <w:p>
-            <w:pPr>
-              <w:pStyle w:val="MDLabAppendixTitle"/>
-              <w:ind w:left="0" w:firstLine="0"/>
-              <w:jc w:val="center"/>
-              <w:outlineLvl w:val="9"/>
-              <w:rPr>
-                <w:rFonts w:asciiTheme="minorHAnsi" w:eastAsiaTheme="minorHAnsi" w:hAnsiTheme="minorHAnsi"/>
-                <w:sz w:val="18"/>
-                <w:szCs w:val="18"/>
-              </w:rPr>
-            </w:pPr>
-            <w:r>
-              <w:rPr>
-                <w:rFonts w:asciiTheme="minorHAnsi" w:eastAsiaTheme="minorHAnsi" w:hAnsiTheme="minorHAnsi" w:hint="eastAsia"/>
-                <w:sz w:val="18"/>
-                <w:szCs w:val="18"/>
-              </w:rPr>
-              <w:t>심각성</w:t>
-            </w:r>
-          </w:p>
-        </w:tc>
-        <w:tc>
-          <w:tcPr>
-            <w:tcW w:w="756" w:type="dxa"/>
-            <w:shd w:val="pct30" w:color="auto" w:fill="auto"/>
-            <w:vAlign w:val="center"/>
-          </w:tcPr>
-          <w:p>
-            <w:pPr>
-              <w:pStyle w:val="MDLabAppendixTitle"/>
-              <w:ind w:left="0" w:firstLine="0"/>
-              <w:jc w:val="center"/>
-              <w:outlineLvl w:val="9"/>
-              <w:rPr>
-                <w:rFonts w:asciiTheme="minorHAnsi" w:eastAsiaTheme="minorHAnsi" w:hAnsiTheme="minorHAnsi"/>
-                <w:sz w:val="18"/>
-                <w:szCs w:val="18"/>
-              </w:rPr>
-            </w:pPr>
-            <w:r>
-              <w:rPr>
-                <w:rFonts w:asciiTheme="minorHAnsi" w:eastAsiaTheme="minorHAnsi" w:hAnsiTheme="minorHAnsi" w:hint="eastAsia"/>
-                <w:sz w:val="18"/>
-                <w:szCs w:val="18"/>
-              </w:rPr>
-              <w:t>위험도</w:t>
-            </w:r>
-          </w:p>
-        </w:tc>
-        <w:tc>
-          <w:tcPr>
-            <w:tcW w:w="645" w:type="dxa"/>
-            <w:shd w:val="pct30" w:color="auto" w:fill="auto"/>
-            <w:vAlign w:val="center"/>
-          </w:tcPr>
-          <w:p>
-            <w:pPr>
-              <w:pStyle w:val="MDLabAppendixTitle"/>
-              <w:ind w:left="0" w:firstLine="0"/>
-              <w:jc w:val="center"/>
-              <w:outlineLvl w:val="9"/>
-              <w:rPr>
-                <w:rFonts w:asciiTheme="minorHAnsi" w:eastAsiaTheme="minorHAnsi" w:hAnsiTheme="minorHAnsi"/>
-                <w:sz w:val="18"/>
-                <w:szCs w:val="18"/>
-              </w:rPr>
-            </w:pPr>
-            <w:r>
-              <w:rPr>
-                <w:rFonts w:asciiTheme="minorHAnsi" w:eastAsiaTheme="minorHAnsi" w:hAnsiTheme="minorHAnsi" w:hint="eastAsia"/>
-                <w:sz w:val="18"/>
-                <w:szCs w:val="18"/>
-              </w:rPr>
-              <w:t>결과</w:t>
-            </w:r>
-          </w:p>
-        </w:tc>
-        <w:tc>
-          <w:tcPr>
-            <w:tcW w:w="1833" w:type="dxa"/>
-            <w:shd w:val="pct30" w:color="auto" w:fill="auto"/>
-            <w:vAlign w:val="center"/>
-          </w:tcPr>
-          <w:p>
-            <w:pPr>
-              <w:pStyle w:val="MDLabAppendixTitle"/>
-              <w:ind w:left="0" w:firstLine="0"/>
-              <w:jc w:val="center"/>
-              <w:outlineLvl w:val="9"/>
-              <w:rPr>
-                <w:rFonts w:asciiTheme="minorHAnsi" w:eastAsiaTheme="minorHAnsi" w:hAnsiTheme="minorHAnsi"/>
-                <w:sz w:val="18"/>
-                <w:szCs w:val="18"/>
-              </w:rPr>
-            </w:pPr>
-            <w:r>
-              <w:rPr>
-                <w:rFonts w:asciiTheme="minorHAnsi" w:eastAsiaTheme="minorHAnsi" w:hAnsiTheme="minorHAnsi" w:hint="eastAsia"/>
-                <w:sz w:val="18"/>
-                <w:szCs w:val="18"/>
-              </w:rPr>
-              <w:t>설계에 의한 안정성</w:t>
-            </w:r>
-          </w:p>
-        </w:tc>
-        <w:tc>
-          <w:tcPr>
-            <w:tcW w:w="709" w:type="dxa"/>
-            <w:shd w:val="pct30" w:color="auto" w:fill="auto"/>
-            <w:vAlign w:val="center"/>
-          </w:tcPr>
-          <w:p>
-            <w:pPr>
-              <w:pStyle w:val="MDLabAppendixTitle"/>
-              <w:ind w:left="0" w:firstLine="0"/>
-              <w:jc w:val="center"/>
-              <w:outlineLvl w:val="9"/>
-              <w:rPr>
-                <w:rFonts w:asciiTheme="minorHAnsi" w:eastAsiaTheme="minorHAnsi" w:hAnsiTheme="minorHAnsi"/>
-                <w:sz w:val="18"/>
-                <w:szCs w:val="18"/>
-              </w:rPr>
-            </w:pPr>
-            <w:r>
-              <w:rPr>
-                <w:rFonts w:asciiTheme="minorHAnsi" w:eastAsiaTheme="minorHAnsi" w:hAnsiTheme="minorHAnsi" w:hint="eastAsia"/>
-                <w:sz w:val="18"/>
-                <w:szCs w:val="18"/>
-              </w:rPr>
-              <w:t xml:space="preserve">예방 조치 </w:t>
-            </w:r>
-            <w:r>
-              <w:rPr>
-                <w:rFonts w:asciiTheme="minorHAnsi" w:eastAsiaTheme="minorHAnsi" w:hAnsiTheme="minorHAnsi"/>
-                <w:sz w:val="18"/>
-                <w:szCs w:val="18"/>
-              </w:rPr>
-              <w:t>(</w:t>
-            </w:r>
-            <w:r>
-              <w:rPr>
-                <w:rFonts w:asciiTheme="minorHAnsi" w:eastAsiaTheme="minorHAnsi" w:hAnsiTheme="minorHAnsi" w:hint="eastAsia"/>
-                <w:sz w:val="18"/>
-                <w:szCs w:val="18"/>
-              </w:rPr>
-              <w:t>보호 수단)</w:t>
-            </w:r>
-          </w:p>
-        </w:tc>
-        <w:tc>
-          <w:tcPr>
-            <w:tcW w:w="711" w:type="dxa"/>
-            <w:shd w:val="pct30" w:color="auto" w:fill="auto"/>
-            <w:vAlign w:val="center"/>
-          </w:tcPr>
-          <w:p>
-            <w:pPr>
-              <w:pStyle w:val="MDLabAppendixTitle"/>
-              <w:ind w:left="0" w:firstLine="0"/>
-              <w:jc w:val="center"/>
-              <w:outlineLvl w:val="9"/>
-              <w:rPr>
-                <w:rFonts w:asciiTheme="minorHAnsi" w:eastAsiaTheme="minorHAnsi" w:hAnsiTheme="minorHAnsi"/>
-                <w:sz w:val="18"/>
-                <w:szCs w:val="18"/>
-              </w:rPr>
-            </w:pPr>
-            <w:r>
-              <w:rPr>
-                <w:rFonts w:asciiTheme="minorHAnsi" w:eastAsiaTheme="minorHAnsi" w:hAnsiTheme="minorHAnsi" w:hint="eastAsia"/>
-                <w:sz w:val="18"/>
-                <w:szCs w:val="18"/>
-              </w:rPr>
-              <w:t>안정성에 대한 정보</w:t>
-            </w:r>
-          </w:p>
-        </w:tc>
-        <w:tc>
-          <w:tcPr>
-            <w:tcW w:w="756" w:type="dxa"/>
-            <w:vMerge/>
-            <w:shd w:val="pct30" w:color="auto" w:fill="auto"/>
-            <w:vAlign w:val="center"/>
-          </w:tcPr>
-          <w:p>
-            <w:pPr>
-              <w:pStyle w:val="MDLabAppendixTitle"/>
-              <w:ind w:left="0" w:firstLine="0"/>
-              <w:jc w:val="center"/>
-              <w:outlineLvl w:val="9"/>
-              <w:rPr>
-                <w:rFonts w:asciiTheme="minorHAnsi" w:eastAsiaTheme="minorHAnsi" w:hAnsiTheme="minorHAnsi"/>
-                <w:sz w:val="18"/>
-                <w:szCs w:val="18"/>
-              </w:rPr>
-            </w:pPr>
-          </w:p>
-        </w:tc>
-        <w:tc>
-          <w:tcPr>
-            <w:tcW w:w="772" w:type="dxa"/>
-            <w:shd w:val="pct30" w:color="auto" w:fill="auto"/>
-            <w:vAlign w:val="center"/>
-          </w:tcPr>
-          <w:p>
-            <w:pPr>
-              <w:pStyle w:val="MDLabAppendixTitle"/>
-              <w:ind w:left="0" w:firstLine="0"/>
-              <w:jc w:val="center"/>
-              <w:outlineLvl w:val="9"/>
-              <w:rPr>
-                <w:rFonts w:asciiTheme="minorHAnsi" w:eastAsiaTheme="minorHAnsi" w:hAnsiTheme="minorHAnsi"/>
-                <w:sz w:val="18"/>
-                <w:szCs w:val="18"/>
-              </w:rPr>
-            </w:pPr>
-            <w:r>
-              <w:rPr>
-                <w:rFonts w:asciiTheme="minorHAnsi" w:eastAsiaTheme="minorHAnsi" w:hAnsiTheme="minorHAnsi" w:hint="eastAsia"/>
-                <w:sz w:val="18"/>
-                <w:szCs w:val="18"/>
-              </w:rPr>
-              <w:t>발생 가능성</w:t>
-            </w:r>
-          </w:p>
-        </w:tc>
-        <w:tc>
-          <w:tcPr>
-            <w:tcW w:w="772" w:type="dxa"/>
-            <w:shd w:val="pct30" w:color="auto" w:fill="auto"/>
-            <w:vAlign w:val="center"/>
-          </w:tcPr>
-          <w:p>
-            <w:pPr>
-              <w:pStyle w:val="MDLabAppendixTitle"/>
-              <w:ind w:left="0" w:firstLine="0"/>
-              <w:jc w:val="center"/>
-              <w:outlineLvl w:val="9"/>
-              <w:rPr>
-                <w:rFonts w:asciiTheme="minorHAnsi" w:eastAsiaTheme="minorHAnsi" w:hAnsiTheme="minorHAnsi"/>
-                <w:sz w:val="18"/>
-                <w:szCs w:val="18"/>
-              </w:rPr>
-            </w:pPr>
-            <w:r>
-              <w:rPr>
-                <w:rFonts w:asciiTheme="minorHAnsi" w:eastAsiaTheme="minorHAnsi" w:hAnsiTheme="minorHAnsi" w:hint="eastAsia"/>
-                <w:sz w:val="18"/>
-                <w:szCs w:val="18"/>
-              </w:rPr>
-              <w:t>심각성</w:t>
-            </w:r>
-          </w:p>
-        </w:tc>
-        <w:tc>
-          <w:tcPr>
-            <w:tcW w:w="772" w:type="dxa"/>
-            <w:shd w:val="pct30" w:color="auto" w:fill="auto"/>
-            <w:vAlign w:val="center"/>
-          </w:tcPr>
-          <w:p>
-            <w:pPr>
-              <w:pStyle w:val="MDLabAppendixTitle"/>
-              <w:ind w:left="0" w:firstLine="0"/>
-              <w:jc w:val="center"/>
-              <w:outlineLvl w:val="9"/>
-              <w:rPr>
-                <w:rFonts w:asciiTheme="minorHAnsi" w:eastAsiaTheme="minorHAnsi" w:hAnsiTheme="minorHAnsi"/>
-                <w:sz w:val="18"/>
-                <w:szCs w:val="18"/>
-              </w:rPr>
-            </w:pPr>
-            <w:r>
-              <w:rPr>
-                <w:rFonts w:asciiTheme="minorHAnsi" w:eastAsiaTheme="minorHAnsi" w:hAnsiTheme="minorHAnsi" w:hint="eastAsia"/>
-                <w:sz w:val="18"/>
-                <w:szCs w:val="18"/>
-              </w:rPr>
-              <w:t>위험도</w:t>
-            </w:r>
-          </w:p>
-        </w:tc>
-        <w:tc>
-          <w:tcPr>
-            <w:tcW w:w="659" w:type="dxa"/>
-            <w:shd w:val="pct30" w:color="auto" w:fill="auto"/>
-            <w:vAlign w:val="center"/>
-          </w:tcPr>
-          <w:p>
-            <w:pPr>
-              <w:pStyle w:val="MDLabAppendixTitle"/>
-              <w:ind w:left="0" w:firstLine="0"/>
-              <w:jc w:val="center"/>
-              <w:outlineLvl w:val="9"/>
-              <w:rPr>
-                <w:rFonts w:asciiTheme="minorHAnsi" w:eastAsiaTheme="minorHAnsi" w:hAnsiTheme="minorHAnsi"/>
-                <w:sz w:val="18"/>
-                <w:szCs w:val="18"/>
-              </w:rPr>
-            </w:pPr>
-            <w:r>
-              <w:rPr>
-                <w:rFonts w:asciiTheme="minorHAnsi" w:eastAsiaTheme="minorHAnsi" w:hAnsiTheme="minorHAnsi" w:hint="eastAsia"/>
-                <w:sz w:val="18"/>
-                <w:szCs w:val="18"/>
-              </w:rPr>
-              <w:t>결과</w:t>
-            </w:r>
-          </w:p>
-        </w:tc>
-      </w:tr>
-      <w:tr>
-        <w:tc>
-          <w:tcPr>
-            <w:tcW w:w="612" w:type="dxa"/>
-          </w:tcPr>
-          <w:p>
-            <w:pPr>
-              <w:pStyle w:val="MDLabAppendixTitle"/>
-              <w:ind w:left="0" w:firstLine="0"/>
-              <w:outlineLvl w:val="9"/>
-              <w:rPr>
-                <w:rFonts w:asciiTheme="minorHAnsi" w:eastAsiaTheme="minorHAnsi" w:hAnsiTheme="minorHAnsi"/>
-                <w:sz w:val="20"/>
-                <w:szCs w:val="20"/>
-              </w:rPr>
-            </w:pPr>
-            <w:r>
-              <w:rPr>
-                <w:rFonts w:asciiTheme="minorHAnsi" w:eastAsiaTheme="minorHAnsi" w:hAnsiTheme="minorHAnsi" w:hint="eastAsia"/>
-                <w:sz w:val="20"/>
-                <w:szCs w:val="20"/>
-              </w:rPr>
-              <w:t>R</w:t>
-            </w:r>
-            <w:r>
-              <w:rPr>
-                <w:rFonts w:asciiTheme="minorHAnsi" w:eastAsiaTheme="minorHAnsi" w:hAnsiTheme="minorHAnsi"/>
-                <w:sz w:val="20"/>
-                <w:szCs w:val="20"/>
-              </w:rPr>
-              <w:t>-001</w:t>
-            </w:r>
-          </w:p>
-        </w:tc>
-        <w:tc>
-          <w:tcPr>
-            <w:tcW w:w="1236" w:type="dxa"/>
-          </w:tcPr>
-          <w:p>
-            <w:pPr>
-              <w:pStyle w:val="MDLabAppendixTitle"/>
-              <w:ind w:left="0" w:firstLine="0"/>
-              <w:outlineLvl w:val="9"/>
-              <w:rPr>
-                <w:rFonts w:asciiTheme="minorHAnsi" w:eastAsiaTheme="minorHAnsi" w:hAnsiTheme="minorHAnsi"/>
-                <w:sz w:val="20"/>
-                <w:szCs w:val="20"/>
-              </w:rPr>
-            </w:pPr>
-            <w:r>
-              <w:rPr>
-                <w:rFonts w:asciiTheme="minorHAnsi" w:eastAsiaTheme="minorHAnsi" w:hAnsiTheme="minorHAnsi"/>
-                <w:sz w:val="20"/>
-                <w:szCs w:val="20"/>
-              </w:rPr>
-              <w:t>DB Processing</w:t>
-            </w:r>
-          </w:p>
-        </w:tc>
-        <w:tc>
-          <w:tcPr>
-            <w:tcW w:w="1027" w:type="dxa"/>
-          </w:tcPr>
-          <w:p>
-            <w:pPr>
-              <w:pStyle w:val="MDLabAppendixTitle"/>
-              <w:ind w:left="0" w:firstLine="0"/>
-              <w:outlineLvl w:val="9"/>
-              <w:rPr>
-                <w:rFonts w:asciiTheme="minorHAnsi" w:eastAsiaTheme="minorHAnsi" w:hAnsiTheme="minorHAnsi"/>
-                <w:sz w:val="20"/>
-                <w:szCs w:val="20"/>
-              </w:rPr>
-            </w:pPr>
-            <w:r>
-              <w:rPr>
-                <w:rFonts w:asciiTheme="minorHAnsi" w:eastAsiaTheme="minorHAnsi" w:hAnsiTheme="minorHAnsi" w:hint="eastAsia"/>
-                <w:sz w:val="20"/>
-                <w:szCs w:val="20"/>
-              </w:rPr>
-              <w:t>S</w:t>
-            </w:r>
-            <w:r>
-              <w:rPr>
-                <w:rFonts w:asciiTheme="minorHAnsi" w:eastAsiaTheme="minorHAnsi" w:hAnsiTheme="minorHAnsi"/>
-                <w:sz w:val="20"/>
-                <w:szCs w:val="20"/>
-              </w:rPr>
-              <w:t xml:space="preserve">QL </w:t>
-            </w:r>
-            <w:r>
-              <w:rPr>
-                <w:rFonts w:asciiTheme="minorHAnsi" w:eastAsiaTheme="minorHAnsi" w:hAnsiTheme="minorHAnsi" w:hint="eastAsia"/>
-                <w:sz w:val="20"/>
-                <w:szCs w:val="20"/>
-              </w:rPr>
-              <w:t>오류</w:t>
-            </w:r>
-          </w:p>
-        </w:tc>
-        <w:tc>
-          <w:tcPr>
-            <w:tcW w:w="1027" w:type="dxa"/>
-          </w:tcPr>
-          <w:p>
-            <w:pPr>
-              <w:pStyle w:val="MDLabAppendixTitle"/>
-              <w:ind w:left="0" w:firstLine="0"/>
-              <w:outlineLvl w:val="9"/>
-              <w:rPr>
-                <w:rFonts w:asciiTheme="minorHAnsi" w:eastAsiaTheme="minorHAnsi" w:hAnsiTheme="minorHAnsi"/>
-                <w:sz w:val="20"/>
-                <w:szCs w:val="20"/>
-              </w:rPr>
-            </w:pPr>
-            <w:r>
-              <w:rPr>
-                <w:rFonts w:asciiTheme="minorHAnsi" w:eastAsiaTheme="minorHAnsi" w:hAnsiTheme="minorHAnsi" w:hint="eastAsia"/>
-                <w:sz w:val="20"/>
-                <w:szCs w:val="20"/>
-              </w:rPr>
-              <w:t>오류로 인한 시스템 종료</w:t>
-            </w:r>
-          </w:p>
-        </w:tc>
-        <w:tc>
-          <w:tcPr>
-            <w:tcW w:w="816" w:type="dxa"/>
-          </w:tcPr>
-          <w:p>
-            <w:pPr>
-              <w:pStyle w:val="MDLabAppendixTitle"/>
-              <w:ind w:left="0" w:firstLine="0"/>
-              <w:outlineLvl w:val="9"/>
-              <w:rPr>
-                <w:rFonts w:asciiTheme="minorHAnsi" w:eastAsiaTheme="minorHAnsi" w:hAnsiTheme="minorHAnsi"/>
-                <w:sz w:val="20"/>
-                <w:szCs w:val="20"/>
-              </w:rPr>
-            </w:pPr>
-            <w:r>
-              <w:rPr>
-                <w:rFonts w:asciiTheme="minorHAnsi" w:eastAsiaTheme="minorHAnsi" w:hAnsiTheme="minorHAnsi" w:hint="eastAsia"/>
-                <w:sz w:val="20"/>
-                <w:szCs w:val="20"/>
-              </w:rPr>
-              <w:t>정보 유실</w:t>
-            </w:r>
-          </w:p>
-        </w:tc>
-        <w:tc>
-          <w:tcPr>
-            <w:tcW w:w="756" w:type="dxa"/>
-          </w:tcPr>
-          <w:p>
-            <w:pPr>
-              <w:pStyle w:val="MDLabAppendixTitle"/>
-              <w:ind w:left="0" w:firstLine="0"/>
-              <w:outlineLvl w:val="9"/>
-              <w:rPr>
-                <w:rFonts w:asciiTheme="minorHAnsi" w:eastAsiaTheme="minorHAnsi" w:hAnsiTheme="minorHAnsi"/>
-                <w:sz w:val="20"/>
-                <w:szCs w:val="20"/>
-              </w:rPr>
-            </w:pPr>
-            <w:r>
-              <w:rPr>
-                <w:rFonts w:asciiTheme="minorHAnsi" w:eastAsiaTheme="minorHAnsi" w:hAnsiTheme="minorHAnsi" w:hint="eastAsia"/>
-                <w:sz w:val="20"/>
-                <w:szCs w:val="20"/>
-              </w:rPr>
-              <w:t>2</w:t>
-            </w:r>
-          </w:p>
-        </w:tc>
-        <w:tc>
-          <w:tcPr>
-            <w:tcW w:w="756" w:type="dxa"/>
-          </w:tcPr>
-          <w:p>
-            <w:pPr>
-              <w:pStyle w:val="MDLabAppendixTitle"/>
-              <w:ind w:left="0" w:firstLine="0"/>
-              <w:outlineLvl w:val="9"/>
-              <w:rPr>
-                <w:rFonts w:asciiTheme="minorHAnsi" w:eastAsiaTheme="minorHAnsi" w:hAnsiTheme="minorHAnsi"/>
-                <w:sz w:val="20"/>
-                <w:szCs w:val="20"/>
-              </w:rPr>
-            </w:pPr>
-            <w:r>
-              <w:rPr>
-                <w:rFonts w:asciiTheme="minorHAnsi" w:eastAsiaTheme="minorHAnsi" w:hAnsiTheme="minorHAnsi" w:hint="eastAsia"/>
-                <w:sz w:val="20"/>
-                <w:szCs w:val="20"/>
-              </w:rPr>
-              <w:t>2</w:t>
-            </w:r>
-          </w:p>
-        </w:tc>
-        <w:tc>
-          <w:tcPr>
-            <w:tcW w:w="756" w:type="dxa"/>
-          </w:tcPr>
-          <w:p>
-            <w:pPr>
-              <w:pStyle w:val="MDLabAppendixTitle"/>
-              <w:ind w:left="0" w:firstLine="0"/>
-              <w:outlineLvl w:val="9"/>
-              <w:rPr>
-                <w:rFonts w:asciiTheme="minorHAnsi" w:eastAsiaTheme="minorHAnsi" w:hAnsiTheme="minorHAnsi"/>
-                <w:sz w:val="20"/>
-                <w:szCs w:val="20"/>
-              </w:rPr>
-            </w:pPr>
-            <w:r>
-              <w:rPr>
-                <w:rFonts w:asciiTheme="minorHAnsi" w:eastAsiaTheme="minorHAnsi" w:hAnsiTheme="minorHAnsi" w:hint="eastAsia"/>
-                <w:sz w:val="20"/>
-                <w:szCs w:val="20"/>
-              </w:rPr>
-              <w:t>2</w:t>
-            </w:r>
-          </w:p>
-        </w:tc>
-        <w:tc>
-          <w:tcPr>
-            <w:tcW w:w="645" w:type="dxa"/>
-          </w:tcPr>
-          <w:p>
-            <w:pPr>
-              <w:pStyle w:val="MDLabAppendixTitle"/>
-              <w:ind w:left="0" w:firstLine="0"/>
-              <w:outlineLvl w:val="9"/>
-              <w:rPr>
-                <w:rFonts w:asciiTheme="minorHAnsi" w:eastAsiaTheme="minorHAnsi" w:hAnsiTheme="minorHAnsi"/>
-                <w:sz w:val="20"/>
-                <w:szCs w:val="20"/>
-              </w:rPr>
-            </w:pPr>
-            <w:r>
-              <w:rPr>
-                <w:rFonts w:asciiTheme="minorHAnsi" w:eastAsiaTheme="minorHAnsi" w:hAnsiTheme="minorHAnsi" w:hint="eastAsia"/>
-                <w:sz w:val="20"/>
-                <w:szCs w:val="20"/>
-              </w:rPr>
-              <w:t xml:space="preserve">용납 </w:t>
-            </w:r>
-            <w:r>
-              <w:rPr>
-                <w:rFonts w:asciiTheme="minorHAnsi" w:eastAsiaTheme="minorHAnsi" w:hAnsiTheme="minorHAnsi" w:hint="eastAsia"/>
-                <w:sz w:val="20"/>
-                <w:szCs w:val="20"/>
-              </w:rPr>
-              <w:t>가능</w:t>
-            </w:r>
-          </w:p>
-        </w:tc>
-        <w:tc>
-          <w:tcPr>
-            <w:tcW w:w="1833" w:type="dxa"/>
-          </w:tcPr>
-          <w:p>
-            <w:pPr>
-              <w:pStyle w:val="MDLabAppendixTitle"/>
-              <w:ind w:left="0" w:firstLine="0"/>
-              <w:outlineLvl w:val="9"/>
-              <w:rPr>
-                <w:rFonts w:asciiTheme="minorHAnsi" w:eastAsiaTheme="minorHAnsi" w:hAnsiTheme="minorHAnsi"/>
-                <w:sz w:val="20"/>
-                <w:szCs w:val="20"/>
-              </w:rPr>
-            </w:pPr>
-            <w:r>
-              <w:rPr>
-                <w:rFonts w:asciiTheme="minorHAnsi" w:eastAsiaTheme="minorHAnsi" w:hAnsiTheme="minorHAnsi" w:hint="eastAsia"/>
-                <w:sz w:val="20"/>
-                <w:szCs w:val="20"/>
-              </w:rPr>
-              <w:t>S</w:t>
-            </w:r>
-            <w:r>
-              <w:rPr>
-                <w:rFonts w:asciiTheme="minorHAnsi" w:eastAsiaTheme="minorHAnsi" w:hAnsiTheme="minorHAnsi"/>
-                <w:sz w:val="20"/>
-                <w:szCs w:val="20"/>
-              </w:rPr>
-              <w:t xml:space="preserve">QL </w:t>
-            </w:r>
-            <w:r>
-              <w:rPr>
-                <w:rFonts w:asciiTheme="minorHAnsi" w:eastAsiaTheme="minorHAnsi" w:hAnsiTheme="minorHAnsi" w:hint="eastAsia"/>
-                <w:sz w:val="20"/>
-                <w:szCs w:val="20"/>
-              </w:rPr>
-              <w:t>오류가 발생하더라도 시스템은 종료되지 않도록 처리</w:t>
-            </w:r>
-          </w:p>
-        </w:tc>
-        <w:tc>
-          <w:tcPr>
-            <w:tcW w:w="709" w:type="dxa"/>
-          </w:tcPr>
-          <w:p>
-            <w:pPr>
-              <w:pStyle w:val="MDLabAppendixTitle"/>
-              <w:ind w:left="0" w:firstLine="0"/>
-              <w:outlineLvl w:val="9"/>
-              <w:rPr>
-                <w:rFonts w:asciiTheme="minorHAnsi" w:eastAsiaTheme="minorHAnsi" w:hAnsiTheme="minorHAnsi"/>
-                <w:sz w:val="20"/>
-                <w:szCs w:val="20"/>
-              </w:rPr>
-            </w:pPr>
-            <w:r>
-              <w:rPr>
-                <w:rFonts w:asciiTheme="minorHAnsi" w:eastAsiaTheme="minorHAnsi" w:hAnsiTheme="minorHAnsi" w:hint="eastAsia"/>
-                <w:sz w:val="20"/>
-                <w:szCs w:val="20"/>
-              </w:rPr>
-              <w:t>N</w:t>
-            </w:r>
-            <w:r>
-              <w:rPr>
-                <w:rFonts w:asciiTheme="minorHAnsi" w:eastAsiaTheme="minorHAnsi" w:hAnsiTheme="minorHAnsi"/>
-                <w:sz w:val="20"/>
-                <w:szCs w:val="20"/>
-              </w:rPr>
-              <w:t>/A</w:t>
-            </w:r>
-          </w:p>
-        </w:tc>
-        <w:tc>
-          <w:tcPr>
-            <w:tcW w:w="711" w:type="dxa"/>
-          </w:tcPr>
-          <w:p>
-            <w:pPr>
-              <w:pStyle w:val="MDLabAppendixTitle"/>
-              <w:ind w:left="0" w:firstLine="0"/>
-              <w:outlineLvl w:val="9"/>
-              <w:rPr>
-                <w:rFonts w:asciiTheme="minorHAnsi" w:eastAsiaTheme="minorHAnsi" w:hAnsiTheme="minorHAnsi"/>
-                <w:sz w:val="20"/>
-                <w:szCs w:val="20"/>
-              </w:rPr>
-            </w:pPr>
-            <w:r>
-              <w:rPr>
-                <w:rFonts w:asciiTheme="minorHAnsi" w:eastAsiaTheme="minorHAnsi" w:hAnsiTheme="minorHAnsi" w:hint="eastAsia"/>
-                <w:sz w:val="20"/>
-                <w:szCs w:val="20"/>
-              </w:rPr>
-              <w:t>N</w:t>
-            </w:r>
-            <w:r>
-              <w:rPr>
-                <w:rFonts w:asciiTheme="minorHAnsi" w:eastAsiaTheme="minorHAnsi" w:hAnsiTheme="minorHAnsi"/>
-                <w:sz w:val="20"/>
-                <w:szCs w:val="20"/>
-              </w:rPr>
-              <w:t>/A</w:t>
-            </w:r>
-          </w:p>
-        </w:tc>
-        <w:tc>
-          <w:tcPr>
-            <w:tcW w:w="756" w:type="dxa"/>
-          </w:tcPr>
-          <w:p>
-            <w:pPr>
-              <w:pStyle w:val="MDLabAppendixTitle"/>
-              <w:ind w:left="0" w:firstLine="0"/>
-              <w:outlineLvl w:val="9"/>
-              <w:rPr>
-                <w:rFonts w:asciiTheme="minorHAnsi" w:eastAsiaTheme="minorHAnsi" w:hAnsiTheme="minorHAnsi"/>
-                <w:sz w:val="20"/>
-                <w:szCs w:val="20"/>
-              </w:rPr>
-            </w:pPr>
-            <w:r>
-              <w:rPr>
-                <w:rFonts w:asciiTheme="minorHAnsi" w:eastAsiaTheme="minorHAnsi" w:hAnsiTheme="minorHAnsi" w:hint="eastAsia"/>
-                <w:sz w:val="20"/>
-                <w:szCs w:val="20"/>
-              </w:rPr>
-              <w:t>N</w:t>
-            </w:r>
-            <w:r>
-              <w:rPr>
-                <w:rFonts w:asciiTheme="minorHAnsi" w:eastAsiaTheme="minorHAnsi" w:hAnsiTheme="minorHAnsi"/>
-                <w:sz w:val="20"/>
-                <w:szCs w:val="20"/>
-              </w:rPr>
-              <w:t>/A</w:t>
-            </w:r>
-          </w:p>
-        </w:tc>
-        <w:tc>
-          <w:tcPr>
-            <w:tcW w:w="772" w:type="dxa"/>
-          </w:tcPr>
-          <w:p>
-            <w:pPr>
-              <w:pStyle w:val="MDLabAppendixTitle"/>
-              <w:ind w:left="0" w:firstLine="0"/>
-              <w:outlineLvl w:val="9"/>
-              <w:rPr>
-                <w:rFonts w:asciiTheme="minorHAnsi" w:eastAsiaTheme="minorHAnsi" w:hAnsiTheme="minorHAnsi"/>
-                <w:sz w:val="20"/>
-                <w:szCs w:val="20"/>
-              </w:rPr>
-            </w:pPr>
-            <w:r>
-              <w:rPr>
-                <w:rFonts w:asciiTheme="minorHAnsi" w:eastAsiaTheme="minorHAnsi" w:hAnsiTheme="minorHAnsi" w:hint="eastAsia"/>
-                <w:sz w:val="20"/>
-                <w:szCs w:val="20"/>
-              </w:rPr>
-              <w:t>1</w:t>
-            </w:r>
-          </w:p>
-        </w:tc>
-        <w:tc>
-          <w:tcPr>
-            <w:tcW w:w="772" w:type="dxa"/>
-          </w:tcPr>
-          <w:p>
-            <w:pPr>
-              <w:pStyle w:val="MDLabAppendixTitle"/>
-              <w:ind w:left="0" w:firstLine="0"/>
-              <w:outlineLvl w:val="9"/>
-              <w:rPr>
-                <w:rFonts w:asciiTheme="minorHAnsi" w:eastAsiaTheme="minorHAnsi" w:hAnsiTheme="minorHAnsi"/>
-                <w:sz w:val="20"/>
-                <w:szCs w:val="20"/>
-              </w:rPr>
-            </w:pPr>
-            <w:r>
-              <w:rPr>
-                <w:rFonts w:asciiTheme="minorHAnsi" w:eastAsiaTheme="minorHAnsi" w:hAnsiTheme="minorHAnsi"/>
-                <w:sz w:val="20"/>
-                <w:szCs w:val="20"/>
-              </w:rPr>
-              <w:t>1</w:t>
-            </w:r>
-          </w:p>
-        </w:tc>
-        <w:tc>
-          <w:tcPr>
-            <w:tcW w:w="772" w:type="dxa"/>
-          </w:tcPr>
-          <w:p>
-            <w:pPr>
-              <w:pStyle w:val="MDLabAppendixTitle"/>
-              <w:ind w:left="0" w:firstLine="0"/>
-              <w:outlineLvl w:val="9"/>
-              <w:rPr>
-                <w:rFonts w:asciiTheme="minorHAnsi" w:eastAsiaTheme="minorHAnsi" w:hAnsiTheme="minorHAnsi"/>
-                <w:sz w:val="20"/>
-                <w:szCs w:val="20"/>
-              </w:rPr>
-            </w:pPr>
-            <w:r>
-              <w:rPr>
-                <w:rFonts w:asciiTheme="minorHAnsi" w:eastAsiaTheme="minorHAnsi" w:hAnsiTheme="minorHAnsi" w:hint="eastAsia"/>
-                <w:sz w:val="20"/>
-                <w:szCs w:val="20"/>
-              </w:rPr>
-              <w:t>1</w:t>
-            </w:r>
-          </w:p>
-        </w:tc>
-        <w:tc>
-          <w:tcPr>
-            <w:tcW w:w="659" w:type="dxa"/>
-          </w:tcPr>
-          <w:p>
-            <w:pPr>
-              <w:pStyle w:val="MDLabAppendixTitle"/>
-              <w:ind w:left="0" w:firstLine="0"/>
-              <w:outlineLvl w:val="9"/>
-              <w:rPr>
-                <w:rFonts w:asciiTheme="minorHAnsi" w:eastAsiaTheme="minorHAnsi" w:hAnsiTheme="minorHAnsi"/>
-                <w:sz w:val="20"/>
-                <w:szCs w:val="20"/>
-              </w:rPr>
-            </w:pPr>
-            <w:r>
-              <w:rPr>
-                <w:rFonts w:asciiTheme="minorHAnsi" w:eastAsiaTheme="minorHAnsi" w:hAnsiTheme="minorHAnsi" w:hint="eastAsia"/>
-                <w:sz w:val="20"/>
-                <w:szCs w:val="20"/>
-              </w:rPr>
-              <w:t>용납 가능</w:t>
-            </w:r>
-          </w:p>
-        </w:tc>
-      </w:tr>
-      <w:tr>
-        <w:tc>
-          <w:tcPr>
-            <w:tcW w:w="612" w:type="dxa"/>
-          </w:tcPr>
-          <w:p>
-            <w:pPr>
-              <w:pStyle w:val="MDLabAppendixTitle"/>
-              <w:ind w:left="0" w:firstLine="0"/>
-              <w:outlineLvl w:val="9"/>
-              <w:rPr>
-                <w:rFonts w:asciiTheme="minorHAnsi" w:eastAsiaTheme="minorHAnsi" w:hAnsiTheme="minorHAnsi"/>
-                <w:sz w:val="20"/>
-                <w:szCs w:val="20"/>
-              </w:rPr>
-            </w:pPr>
-            <w:r>
-              <w:rPr>
-                <w:rFonts w:asciiTheme="minorHAnsi" w:eastAsiaTheme="minorHAnsi" w:hAnsiTheme="minorHAnsi" w:hint="eastAsia"/>
-                <w:sz w:val="20"/>
-                <w:szCs w:val="20"/>
-              </w:rPr>
-              <w:t>R</w:t>
-            </w:r>
-            <w:r>
-              <w:rPr>
-                <w:rFonts w:asciiTheme="minorHAnsi" w:eastAsiaTheme="minorHAnsi" w:hAnsiTheme="minorHAnsi"/>
-                <w:sz w:val="20"/>
-                <w:szCs w:val="20"/>
-              </w:rPr>
-              <w:t>-002</w:t>
-            </w:r>
-          </w:p>
-        </w:tc>
-        <w:tc>
-          <w:tcPr>
-            <w:tcW w:w="1236" w:type="dxa"/>
-          </w:tcPr>
-          <w:p>
-            <w:pPr>
-              <w:pStyle w:val="MDLabAppendixTitle"/>
-              <w:ind w:left="0" w:firstLine="0"/>
-              <w:outlineLvl w:val="9"/>
-              <w:rPr>
-                <w:rFonts w:asciiTheme="minorHAnsi" w:eastAsiaTheme="minorHAnsi" w:hAnsiTheme="minorHAnsi"/>
-                <w:sz w:val="20"/>
-                <w:szCs w:val="20"/>
-              </w:rPr>
-            </w:pPr>
-            <w:r>
-              <w:rPr>
-                <w:rFonts w:asciiTheme="minorHAnsi" w:eastAsiaTheme="minorHAnsi" w:hAnsiTheme="minorHAnsi"/>
-                <w:sz w:val="20"/>
-                <w:szCs w:val="20"/>
-              </w:rPr>
-              <w:t>Rotary Junction Control</w:t>
-            </w:r>
-          </w:p>
-        </w:tc>
-        <w:tc>
-          <w:tcPr>
-            <w:tcW w:w="1027" w:type="dxa"/>
-          </w:tcPr>
-          <w:p>
-            <w:pPr>
-              <w:pStyle w:val="MDLabAppendixTitle"/>
-              <w:ind w:left="0" w:firstLine="0"/>
-              <w:outlineLvl w:val="9"/>
-              <w:rPr>
-                <w:rFonts w:asciiTheme="minorHAnsi" w:eastAsiaTheme="minorHAnsi" w:hAnsiTheme="minorHAnsi"/>
-                <w:sz w:val="20"/>
-                <w:szCs w:val="20"/>
-              </w:rPr>
-            </w:pPr>
-            <w:r>
-              <w:rPr>
-                <w:rFonts w:asciiTheme="minorHAnsi" w:eastAsiaTheme="minorHAnsi" w:hAnsiTheme="minorHAnsi" w:hint="eastAsia"/>
-                <w:sz w:val="20"/>
-                <w:szCs w:val="20"/>
-              </w:rPr>
-              <w:t>C</w:t>
-            </w:r>
-            <w:r>
-              <w:rPr>
-                <w:rFonts w:asciiTheme="minorHAnsi" w:eastAsiaTheme="minorHAnsi" w:hAnsiTheme="minorHAnsi"/>
-                <w:sz w:val="20"/>
-                <w:szCs w:val="20"/>
-              </w:rPr>
-              <w:t xml:space="preserve">atheter </w:t>
-            </w:r>
-            <w:r>
-              <w:rPr>
-                <w:rFonts w:asciiTheme="minorHAnsi" w:eastAsiaTheme="minorHAnsi" w:hAnsiTheme="minorHAnsi" w:hint="eastAsia"/>
-                <w:sz w:val="20"/>
-                <w:szCs w:val="20"/>
-              </w:rPr>
-              <w:t>에러</w:t>
-            </w:r>
-          </w:p>
-        </w:tc>
-        <w:tc>
-          <w:tcPr>
-            <w:tcW w:w="1027" w:type="dxa"/>
-          </w:tcPr>
-          <w:p>
-            <w:pPr>
-              <w:pStyle w:val="MDLabAppendixTitle"/>
-              <w:ind w:left="0" w:firstLine="0"/>
-              <w:outlineLvl w:val="9"/>
-              <w:rPr>
-                <w:rFonts w:asciiTheme="minorHAnsi" w:eastAsiaTheme="minorHAnsi" w:hAnsiTheme="minorHAnsi"/>
-                <w:sz w:val="20"/>
-                <w:szCs w:val="20"/>
-              </w:rPr>
-            </w:pPr>
-            <w:r>
-              <w:rPr>
-                <w:rFonts w:asciiTheme="minorHAnsi" w:eastAsiaTheme="minorHAnsi" w:hAnsiTheme="minorHAnsi"/>
-                <w:sz w:val="20"/>
-                <w:szCs w:val="20"/>
-              </w:rPr>
-              <w:t xml:space="preserve">Catheter </w:t>
-            </w:r>
-            <w:r>
-              <w:rPr>
-                <w:rFonts w:asciiTheme="minorHAnsi" w:eastAsiaTheme="minorHAnsi" w:hAnsiTheme="minorHAnsi" w:hint="eastAsia"/>
-                <w:sz w:val="20"/>
-                <w:szCs w:val="20"/>
-              </w:rPr>
-              <w:t>비정상 동작</w:t>
-            </w:r>
-          </w:p>
-        </w:tc>
-        <w:tc>
-          <w:tcPr>
-            <w:tcW w:w="816" w:type="dxa"/>
-          </w:tcPr>
-          <w:p>
-            <w:pPr>
-              <w:pStyle w:val="MDLabAppendixTitle"/>
-              <w:ind w:left="0" w:firstLine="0"/>
-              <w:outlineLvl w:val="9"/>
-              <w:rPr>
-                <w:rFonts w:asciiTheme="minorHAnsi" w:eastAsiaTheme="minorHAnsi" w:hAnsiTheme="minorHAnsi"/>
-                <w:sz w:val="20"/>
-                <w:szCs w:val="20"/>
-              </w:rPr>
-            </w:pPr>
-            <w:r>
-              <w:rPr>
-                <w:rFonts w:asciiTheme="minorHAnsi" w:eastAsiaTheme="minorHAnsi" w:hAnsiTheme="minorHAnsi" w:hint="eastAsia"/>
-                <w:sz w:val="20"/>
-                <w:szCs w:val="20"/>
-              </w:rPr>
-              <w:t xml:space="preserve">시술 지연 및 </w:t>
-            </w:r>
-            <w:proofErr w:type="spellStart"/>
-            <w:r>
-              <w:rPr>
-                <w:rFonts w:asciiTheme="minorHAnsi" w:eastAsiaTheme="minorHAnsi" w:hAnsiTheme="minorHAnsi" w:hint="eastAsia"/>
-                <w:sz w:val="20"/>
-                <w:szCs w:val="20"/>
-              </w:rPr>
-              <w:t>재시술</w:t>
-            </w:r>
-            <w:proofErr w:type="spellEnd"/>
-          </w:p>
-        </w:tc>
-        <w:tc>
-          <w:tcPr>
-            <w:tcW w:w="756" w:type="dxa"/>
-          </w:tcPr>
-          <w:p>
-            <w:pPr>
-              <w:pStyle w:val="MDLabAppendixTitle"/>
-              <w:ind w:left="0" w:firstLine="0"/>
-              <w:outlineLvl w:val="9"/>
-              <w:rPr>
-                <w:rFonts w:asciiTheme="minorHAnsi" w:eastAsiaTheme="minorHAnsi" w:hAnsiTheme="minorHAnsi"/>
-                <w:sz w:val="20"/>
-                <w:szCs w:val="20"/>
-              </w:rPr>
-            </w:pPr>
-            <w:r>
-              <w:rPr>
-                <w:rFonts w:asciiTheme="minorHAnsi" w:eastAsiaTheme="minorHAnsi" w:hAnsiTheme="minorHAnsi" w:hint="eastAsia"/>
-                <w:sz w:val="20"/>
-                <w:szCs w:val="20"/>
-              </w:rPr>
-              <w:t>3</w:t>
-            </w:r>
-          </w:p>
-        </w:tc>
-        <w:tc>
-          <w:tcPr>
-            <w:tcW w:w="756" w:type="dxa"/>
-          </w:tcPr>
-          <w:p>
-            <w:pPr>
-              <w:pStyle w:val="MDLabAppendixTitle"/>
-              <w:ind w:left="0" w:firstLine="0"/>
-              <w:outlineLvl w:val="9"/>
-              <w:rPr>
-                <w:rFonts w:asciiTheme="minorHAnsi" w:eastAsiaTheme="minorHAnsi" w:hAnsiTheme="minorHAnsi"/>
-                <w:sz w:val="20"/>
-                <w:szCs w:val="20"/>
-              </w:rPr>
-            </w:pPr>
-            <w:r>
-              <w:rPr>
-                <w:rFonts w:asciiTheme="minorHAnsi" w:eastAsiaTheme="minorHAnsi" w:hAnsiTheme="minorHAnsi" w:hint="eastAsia"/>
-                <w:sz w:val="20"/>
-                <w:szCs w:val="20"/>
-              </w:rPr>
-              <w:t>2</w:t>
-            </w:r>
-          </w:p>
-        </w:tc>
-        <w:tc>
-          <w:tcPr>
-            <w:tcW w:w="756" w:type="dxa"/>
-          </w:tcPr>
-          <w:p>
-            <w:pPr>
-              <w:pStyle w:val="MDLabAppendixTitle"/>
-              <w:ind w:left="0" w:firstLine="0"/>
-              <w:outlineLvl w:val="9"/>
-              <w:rPr>
-                <w:rFonts w:asciiTheme="minorHAnsi" w:eastAsiaTheme="minorHAnsi" w:hAnsiTheme="minorHAnsi"/>
-                <w:sz w:val="20"/>
-                <w:szCs w:val="20"/>
-              </w:rPr>
-            </w:pPr>
-            <w:r>
-              <w:rPr>
-                <w:rFonts w:asciiTheme="minorHAnsi" w:eastAsiaTheme="minorHAnsi" w:hAnsiTheme="minorHAnsi" w:hint="eastAsia"/>
-                <w:sz w:val="20"/>
-                <w:szCs w:val="20"/>
-              </w:rPr>
-              <w:t>2</w:t>
-            </w:r>
-          </w:p>
-        </w:tc>
-        <w:tc>
-          <w:tcPr>
-            <w:tcW w:w="645" w:type="dxa"/>
-          </w:tcPr>
-          <w:p>
-            <w:pPr>
-              <w:pStyle w:val="MDLabAppendixTitle"/>
-              <w:ind w:left="0" w:firstLine="0"/>
-              <w:outlineLvl w:val="9"/>
-              <w:rPr>
-                <w:rFonts w:asciiTheme="minorHAnsi" w:eastAsiaTheme="minorHAnsi" w:hAnsiTheme="minorHAnsi"/>
-                <w:sz w:val="20"/>
-                <w:szCs w:val="20"/>
-              </w:rPr>
-            </w:pPr>
-            <w:r>
-              <w:rPr>
-                <w:rFonts w:asciiTheme="minorHAnsi" w:eastAsiaTheme="minorHAnsi" w:hAnsiTheme="minorHAnsi" w:hint="eastAsia"/>
-                <w:sz w:val="20"/>
-                <w:szCs w:val="20"/>
-              </w:rPr>
-              <w:t>용납 불가</w:t>
-            </w:r>
-          </w:p>
-        </w:tc>
-        <w:tc>
-          <w:tcPr>
-            <w:tcW w:w="1833" w:type="dxa"/>
-          </w:tcPr>
-          <w:p>
-            <w:pPr>
-              <w:pStyle w:val="MDLabAppendixTitle"/>
-              <w:ind w:left="0" w:firstLine="0"/>
-              <w:outlineLvl w:val="9"/>
-              <w:rPr>
-                <w:rFonts w:asciiTheme="minorHAnsi" w:eastAsiaTheme="minorHAnsi" w:hAnsiTheme="minorHAnsi"/>
-                <w:sz w:val="20"/>
-                <w:szCs w:val="20"/>
-              </w:rPr>
-            </w:pPr>
-            <w:r>
-              <w:rPr>
-                <w:rFonts w:asciiTheme="minorHAnsi" w:eastAsiaTheme="minorHAnsi" w:hAnsiTheme="minorHAnsi" w:hint="eastAsia"/>
-                <w:sz w:val="20"/>
-                <w:szCs w:val="20"/>
-              </w:rPr>
-              <w:t>C</w:t>
-            </w:r>
-            <w:r>
-              <w:rPr>
-                <w:rFonts w:asciiTheme="minorHAnsi" w:eastAsiaTheme="minorHAnsi" w:hAnsiTheme="minorHAnsi"/>
-                <w:sz w:val="20"/>
-                <w:szCs w:val="20"/>
-              </w:rPr>
-              <w:t xml:space="preserve">atheter </w:t>
-            </w:r>
-            <w:r>
-              <w:rPr>
-                <w:rFonts w:asciiTheme="minorHAnsi" w:eastAsiaTheme="minorHAnsi" w:hAnsiTheme="minorHAnsi" w:hint="eastAsia"/>
-                <w:sz w:val="20"/>
-                <w:szCs w:val="20"/>
-              </w:rPr>
-              <w:t xml:space="preserve">오류 처리 기능 활성화로 </w:t>
-            </w:r>
-            <w:r>
-              <w:rPr>
-                <w:rFonts w:asciiTheme="minorHAnsi" w:eastAsiaTheme="minorHAnsi" w:hAnsiTheme="minorHAnsi"/>
-                <w:sz w:val="20"/>
-                <w:szCs w:val="20"/>
-              </w:rPr>
-              <w:t xml:space="preserve">Catheter </w:t>
-            </w:r>
-            <w:r>
-              <w:rPr>
-                <w:rFonts w:asciiTheme="minorHAnsi" w:eastAsiaTheme="minorHAnsi" w:hAnsiTheme="minorHAnsi" w:hint="eastAsia"/>
-                <w:sz w:val="20"/>
-                <w:szCs w:val="20"/>
-              </w:rPr>
-              <w:t>이상 확인 및 조치</w:t>
-            </w:r>
-          </w:p>
-        </w:tc>
-        <w:tc>
-          <w:tcPr>
-            <w:tcW w:w="709" w:type="dxa"/>
-          </w:tcPr>
-          <w:p>
-            <w:pPr>
-              <w:pStyle w:val="MDLabAppendixTitle"/>
-              <w:ind w:left="0" w:firstLine="0"/>
-              <w:outlineLvl w:val="9"/>
-              <w:rPr>
-                <w:rFonts w:asciiTheme="minorHAnsi" w:eastAsiaTheme="minorHAnsi" w:hAnsiTheme="minorHAnsi"/>
-                <w:sz w:val="20"/>
-                <w:szCs w:val="20"/>
-              </w:rPr>
-            </w:pPr>
-            <w:r>
-              <w:rPr>
-                <w:rFonts w:asciiTheme="minorHAnsi" w:eastAsiaTheme="minorHAnsi" w:hAnsiTheme="minorHAnsi" w:hint="eastAsia"/>
-                <w:sz w:val="20"/>
-                <w:szCs w:val="20"/>
-              </w:rPr>
-              <w:t>N</w:t>
-            </w:r>
-            <w:r>
-              <w:rPr>
-                <w:rFonts w:asciiTheme="minorHAnsi" w:eastAsiaTheme="minorHAnsi" w:hAnsiTheme="minorHAnsi"/>
-                <w:sz w:val="20"/>
-                <w:szCs w:val="20"/>
-              </w:rPr>
-              <w:t>/A</w:t>
-            </w:r>
-          </w:p>
-        </w:tc>
-        <w:tc>
-          <w:tcPr>
-            <w:tcW w:w="711" w:type="dxa"/>
-          </w:tcPr>
-          <w:p>
-            <w:pPr>
-              <w:pStyle w:val="MDLabAppendixTitle"/>
-              <w:ind w:left="0" w:firstLine="0"/>
-              <w:outlineLvl w:val="9"/>
-              <w:rPr>
-                <w:rFonts w:asciiTheme="minorHAnsi" w:eastAsiaTheme="minorHAnsi" w:hAnsiTheme="minorHAnsi"/>
-                <w:sz w:val="20"/>
-                <w:szCs w:val="20"/>
-              </w:rPr>
-            </w:pPr>
-            <w:r>
-              <w:rPr>
-                <w:rFonts w:asciiTheme="minorHAnsi" w:eastAsiaTheme="minorHAnsi" w:hAnsiTheme="minorHAnsi" w:hint="eastAsia"/>
-                <w:sz w:val="20"/>
-                <w:szCs w:val="20"/>
-              </w:rPr>
-              <w:t>N</w:t>
-            </w:r>
-            <w:r>
-              <w:rPr>
-                <w:rFonts w:asciiTheme="minorHAnsi" w:eastAsiaTheme="minorHAnsi" w:hAnsiTheme="minorHAnsi"/>
-                <w:sz w:val="20"/>
-                <w:szCs w:val="20"/>
-              </w:rPr>
-              <w:t>/A</w:t>
-            </w:r>
-          </w:p>
-        </w:tc>
-        <w:tc>
-          <w:tcPr>
-            <w:tcW w:w="756" w:type="dxa"/>
-          </w:tcPr>
-          <w:p>
-            <w:pPr>
-              <w:pStyle w:val="MDLabAppendixTitle"/>
-              <w:ind w:left="0" w:firstLine="0"/>
-              <w:outlineLvl w:val="9"/>
-              <w:rPr>
-                <w:rFonts w:asciiTheme="minorHAnsi" w:eastAsiaTheme="minorHAnsi" w:hAnsiTheme="minorHAnsi"/>
-                <w:sz w:val="20"/>
-                <w:szCs w:val="20"/>
-              </w:rPr>
-            </w:pPr>
-            <w:r>
-              <w:rPr>
-                <w:rFonts w:asciiTheme="minorHAnsi" w:eastAsiaTheme="minorHAnsi" w:hAnsiTheme="minorHAnsi" w:hint="eastAsia"/>
-                <w:sz w:val="20"/>
-                <w:szCs w:val="20"/>
-              </w:rPr>
-              <w:t>N</w:t>
-            </w:r>
-            <w:r>
-              <w:rPr>
-                <w:rFonts w:asciiTheme="minorHAnsi" w:eastAsiaTheme="minorHAnsi" w:hAnsiTheme="minorHAnsi"/>
-                <w:sz w:val="20"/>
-                <w:szCs w:val="20"/>
-              </w:rPr>
-              <w:t>/A</w:t>
-            </w:r>
-          </w:p>
-        </w:tc>
-        <w:tc>
-          <w:tcPr>
-            <w:tcW w:w="772" w:type="dxa"/>
-          </w:tcPr>
-          <w:p>
-            <w:pPr>
-              <w:pStyle w:val="MDLabAppendixTitle"/>
-              <w:ind w:left="0" w:firstLine="0"/>
-              <w:outlineLvl w:val="9"/>
-              <w:rPr>
-                <w:rFonts w:asciiTheme="minorHAnsi" w:eastAsiaTheme="minorHAnsi" w:hAnsiTheme="minorHAnsi"/>
-                <w:sz w:val="20"/>
-                <w:szCs w:val="20"/>
-              </w:rPr>
-            </w:pPr>
-            <w:r>
-              <w:rPr>
-                <w:rFonts w:asciiTheme="minorHAnsi" w:eastAsiaTheme="minorHAnsi" w:hAnsiTheme="minorHAnsi" w:hint="eastAsia"/>
-                <w:sz w:val="20"/>
-                <w:szCs w:val="20"/>
-              </w:rPr>
-              <w:t>2</w:t>
-            </w:r>
-          </w:p>
-        </w:tc>
-        <w:tc>
-          <w:tcPr>
-            <w:tcW w:w="772" w:type="dxa"/>
-          </w:tcPr>
-          <w:p>
-            <w:pPr>
-              <w:pStyle w:val="MDLabAppendixTitle"/>
-              <w:ind w:left="0" w:firstLine="0"/>
-              <w:outlineLvl w:val="9"/>
-              <w:rPr>
-                <w:rFonts w:asciiTheme="minorHAnsi" w:eastAsiaTheme="minorHAnsi" w:hAnsiTheme="minorHAnsi"/>
-                <w:sz w:val="20"/>
-                <w:szCs w:val="20"/>
-              </w:rPr>
-            </w:pPr>
-            <w:r>
-              <w:rPr>
-                <w:rFonts w:asciiTheme="minorHAnsi" w:eastAsiaTheme="minorHAnsi" w:hAnsiTheme="minorHAnsi"/>
-                <w:sz w:val="20"/>
-                <w:szCs w:val="20"/>
-              </w:rPr>
-              <w:t>1</w:t>
-            </w:r>
-          </w:p>
-        </w:tc>
-        <w:tc>
-          <w:tcPr>
-            <w:tcW w:w="772" w:type="dxa"/>
-          </w:tcPr>
-          <w:p>
-            <w:pPr>
-              <w:pStyle w:val="MDLabAppendixTitle"/>
-              <w:ind w:left="0" w:firstLine="0"/>
-              <w:outlineLvl w:val="9"/>
-              <w:rPr>
-                <w:rFonts w:asciiTheme="minorHAnsi" w:eastAsiaTheme="minorHAnsi" w:hAnsiTheme="minorHAnsi"/>
-                <w:sz w:val="20"/>
-                <w:szCs w:val="20"/>
-              </w:rPr>
-            </w:pPr>
-            <w:r>
-              <w:rPr>
-                <w:rFonts w:asciiTheme="minorHAnsi" w:eastAsiaTheme="minorHAnsi" w:hAnsiTheme="minorHAnsi" w:hint="eastAsia"/>
-                <w:sz w:val="20"/>
-                <w:szCs w:val="20"/>
-              </w:rPr>
-              <w:t>1</w:t>
-            </w:r>
-          </w:p>
-        </w:tc>
-        <w:tc>
-          <w:tcPr>
-            <w:tcW w:w="659" w:type="dxa"/>
-          </w:tcPr>
-          <w:p>
-            <w:pPr>
-              <w:pStyle w:val="MDLabAppendixTitle"/>
-              <w:ind w:left="0" w:firstLine="0"/>
-              <w:outlineLvl w:val="9"/>
-              <w:rPr>
-                <w:rFonts w:asciiTheme="minorHAnsi" w:eastAsiaTheme="minorHAnsi" w:hAnsiTheme="minorHAnsi"/>
-                <w:sz w:val="20"/>
-                <w:szCs w:val="20"/>
-              </w:rPr>
-            </w:pPr>
-            <w:r>
-              <w:rPr>
-                <w:rFonts w:asciiTheme="minorHAnsi" w:eastAsiaTheme="minorHAnsi" w:hAnsiTheme="minorHAnsi" w:hint="eastAsia"/>
-                <w:sz w:val="20"/>
-                <w:szCs w:val="20"/>
-              </w:rPr>
-              <w:t>용납 가능</w:t>
-            </w:r>
-          </w:p>
-        </w:tc>
-      </w:tr>
-      <w:tr>
-        <w:tc>
-          <w:tcPr>
-            <w:tcW w:w="612" w:type="dxa"/>
-          </w:tcPr>
-          <w:p>
-            <w:pPr>
-              <w:pStyle w:val="MDLabAppendixTitle"/>
-              <w:ind w:left="0" w:firstLine="0"/>
-              <w:outlineLvl w:val="9"/>
-              <w:rPr>
-                <w:rFonts w:asciiTheme="minorHAnsi" w:eastAsiaTheme="minorHAnsi" w:hAnsiTheme="minorHAnsi"/>
-                <w:sz w:val="20"/>
-                <w:szCs w:val="20"/>
-              </w:rPr>
-            </w:pPr>
-            <w:r>
-              <w:rPr>
-                <w:rFonts w:asciiTheme="minorHAnsi" w:eastAsiaTheme="minorHAnsi" w:hAnsiTheme="minorHAnsi" w:hint="eastAsia"/>
-                <w:sz w:val="20"/>
-                <w:szCs w:val="20"/>
-              </w:rPr>
-              <w:t>R</w:t>
-            </w:r>
-            <w:r>
-              <w:rPr>
-                <w:rFonts w:asciiTheme="minorHAnsi" w:eastAsiaTheme="minorHAnsi" w:hAnsiTheme="minorHAnsi"/>
-                <w:sz w:val="20"/>
-                <w:szCs w:val="20"/>
-              </w:rPr>
-              <w:t>-003</w:t>
-            </w:r>
-          </w:p>
-        </w:tc>
-        <w:tc>
-          <w:tcPr>
-            <w:tcW w:w="1236" w:type="dxa"/>
-          </w:tcPr>
-          <w:p>
-            <w:pPr>
-              <w:pStyle w:val="MDLabAppendixTitle"/>
-              <w:ind w:left="0" w:firstLine="0"/>
-              <w:outlineLvl w:val="9"/>
-              <w:rPr>
-                <w:rFonts w:asciiTheme="minorHAnsi" w:eastAsiaTheme="minorHAnsi" w:hAnsiTheme="minorHAnsi"/>
-                <w:sz w:val="20"/>
-                <w:szCs w:val="20"/>
-              </w:rPr>
-            </w:pPr>
-            <w:r>
-              <w:rPr>
-                <w:rFonts w:asciiTheme="minorHAnsi" w:eastAsiaTheme="minorHAnsi" w:hAnsiTheme="minorHAnsi"/>
-                <w:sz w:val="20"/>
-                <w:szCs w:val="20"/>
-              </w:rPr>
-              <w:t>Angio Server</w:t>
-            </w:r>
-          </w:p>
-        </w:tc>
-        <w:tc>
-          <w:tcPr>
-            <w:tcW w:w="1027" w:type="dxa"/>
-          </w:tcPr>
-          <w:p>
-            <w:pPr>
-              <w:pStyle w:val="MDLabAppendixTitle"/>
-              <w:ind w:left="0" w:firstLine="0"/>
-              <w:outlineLvl w:val="9"/>
-              <w:rPr>
-                <w:rFonts w:asciiTheme="minorHAnsi" w:eastAsiaTheme="minorHAnsi" w:hAnsiTheme="minorHAnsi"/>
-                <w:sz w:val="20"/>
-                <w:szCs w:val="20"/>
-              </w:rPr>
-            </w:pPr>
-            <w:r>
-              <w:rPr>
-                <w:rFonts w:asciiTheme="minorHAnsi" w:eastAsiaTheme="minorHAnsi" w:hAnsiTheme="minorHAnsi" w:hint="eastAsia"/>
-                <w:sz w:val="20"/>
-                <w:szCs w:val="20"/>
-              </w:rPr>
-              <w:t>A</w:t>
-            </w:r>
-            <w:r>
-              <w:rPr>
-                <w:rFonts w:asciiTheme="minorHAnsi" w:eastAsiaTheme="minorHAnsi" w:hAnsiTheme="minorHAnsi"/>
-                <w:sz w:val="20"/>
-                <w:szCs w:val="20"/>
-              </w:rPr>
-              <w:t xml:space="preserve">ngio </w:t>
-            </w:r>
-            <w:r>
-              <w:rPr>
-                <w:rFonts w:asciiTheme="minorHAnsi" w:eastAsiaTheme="minorHAnsi" w:hAnsiTheme="minorHAnsi" w:hint="eastAsia"/>
-                <w:sz w:val="20"/>
-                <w:szCs w:val="20"/>
-              </w:rPr>
-              <w:t xml:space="preserve">장비 및 </w:t>
-            </w:r>
-            <w:r>
-              <w:rPr>
-                <w:rFonts w:asciiTheme="minorHAnsi" w:eastAsiaTheme="minorHAnsi" w:hAnsiTheme="minorHAnsi"/>
-                <w:sz w:val="20"/>
-                <w:szCs w:val="20"/>
-              </w:rPr>
-              <w:t xml:space="preserve">Server </w:t>
-            </w:r>
-            <w:r>
-              <w:rPr>
-                <w:rFonts w:asciiTheme="minorHAnsi" w:eastAsiaTheme="minorHAnsi" w:hAnsiTheme="minorHAnsi" w:hint="eastAsia"/>
-                <w:sz w:val="20"/>
-                <w:szCs w:val="20"/>
-              </w:rPr>
-              <w:t>이상</w:t>
-            </w:r>
-          </w:p>
-        </w:tc>
-        <w:tc>
-          <w:tcPr>
-            <w:tcW w:w="1027" w:type="dxa"/>
-          </w:tcPr>
-          <w:p>
-            <w:pPr>
-              <w:pStyle w:val="MDLabAppendixTitle"/>
-              <w:ind w:left="0" w:firstLine="0"/>
-              <w:outlineLvl w:val="9"/>
-              <w:rPr>
-                <w:rFonts w:asciiTheme="minorHAnsi" w:eastAsiaTheme="minorHAnsi" w:hAnsiTheme="minorHAnsi"/>
-                <w:sz w:val="20"/>
-                <w:szCs w:val="20"/>
-              </w:rPr>
-            </w:pPr>
-            <w:r>
-              <w:rPr>
-                <w:rFonts w:asciiTheme="minorHAnsi" w:eastAsiaTheme="minorHAnsi" w:hAnsiTheme="minorHAnsi" w:hint="eastAsia"/>
-                <w:sz w:val="20"/>
-                <w:szCs w:val="20"/>
-              </w:rPr>
-              <w:t>A</w:t>
-            </w:r>
-            <w:r>
-              <w:rPr>
-                <w:rFonts w:asciiTheme="minorHAnsi" w:eastAsiaTheme="minorHAnsi" w:hAnsiTheme="minorHAnsi"/>
-                <w:sz w:val="20"/>
-                <w:szCs w:val="20"/>
-              </w:rPr>
-              <w:t xml:space="preserve">ngio </w:t>
-            </w:r>
-            <w:r>
-              <w:rPr>
-                <w:rFonts w:asciiTheme="minorHAnsi" w:eastAsiaTheme="minorHAnsi" w:hAnsiTheme="minorHAnsi" w:hint="eastAsia"/>
-                <w:sz w:val="20"/>
-                <w:szCs w:val="20"/>
-              </w:rPr>
-              <w:t xml:space="preserve">기능 </w:t>
-            </w:r>
-            <w:r>
-              <w:rPr>
-                <w:rFonts w:asciiTheme="minorHAnsi" w:eastAsiaTheme="minorHAnsi" w:hAnsiTheme="minorHAnsi" w:hint="eastAsia"/>
-                <w:sz w:val="20"/>
-                <w:szCs w:val="20"/>
-              </w:rPr>
-              <w:t>동작 안함</w:t>
-            </w:r>
-          </w:p>
-        </w:tc>
-        <w:tc>
-          <w:tcPr>
-            <w:tcW w:w="816" w:type="dxa"/>
-          </w:tcPr>
-          <w:p>
-            <w:pPr>
-              <w:pStyle w:val="MDLabAppendixTitle"/>
-              <w:ind w:left="0" w:firstLine="0"/>
-              <w:outlineLvl w:val="9"/>
-              <w:rPr>
-                <w:rFonts w:asciiTheme="minorHAnsi" w:eastAsiaTheme="minorHAnsi" w:hAnsiTheme="minorHAnsi"/>
-                <w:sz w:val="20"/>
-                <w:szCs w:val="20"/>
-              </w:rPr>
-            </w:pPr>
-            <w:r>
-              <w:rPr>
-                <w:rFonts w:asciiTheme="minorHAnsi" w:eastAsiaTheme="minorHAnsi" w:hAnsiTheme="minorHAnsi" w:hint="eastAsia"/>
-                <w:sz w:val="20"/>
-                <w:szCs w:val="20"/>
-              </w:rPr>
-              <w:t>A</w:t>
-            </w:r>
-            <w:r>
-              <w:rPr>
-                <w:rFonts w:asciiTheme="minorHAnsi" w:eastAsiaTheme="minorHAnsi" w:hAnsiTheme="minorHAnsi"/>
-                <w:sz w:val="20"/>
-                <w:szCs w:val="20"/>
-              </w:rPr>
-              <w:t xml:space="preserve">ngio </w:t>
-            </w:r>
-            <w:r>
-              <w:rPr>
-                <w:rFonts w:asciiTheme="minorHAnsi" w:eastAsiaTheme="minorHAnsi" w:hAnsiTheme="minorHAnsi" w:hint="eastAsia"/>
-                <w:sz w:val="20"/>
-                <w:szCs w:val="20"/>
-              </w:rPr>
-              <w:t>대기로 시스템 지연</w:t>
-            </w:r>
-          </w:p>
-        </w:tc>
-        <w:tc>
-          <w:tcPr>
-            <w:tcW w:w="756" w:type="dxa"/>
-          </w:tcPr>
-          <w:p>
-            <w:pPr>
-              <w:pStyle w:val="MDLabAppendixTitle"/>
-              <w:ind w:left="0" w:firstLine="0"/>
-              <w:outlineLvl w:val="9"/>
-              <w:rPr>
-                <w:rFonts w:asciiTheme="minorHAnsi" w:eastAsiaTheme="minorHAnsi" w:hAnsiTheme="minorHAnsi"/>
-                <w:sz w:val="20"/>
-                <w:szCs w:val="20"/>
-              </w:rPr>
-            </w:pPr>
-            <w:r>
-              <w:rPr>
-                <w:rFonts w:asciiTheme="minorHAnsi" w:eastAsiaTheme="minorHAnsi" w:hAnsiTheme="minorHAnsi" w:hint="eastAsia"/>
-                <w:sz w:val="20"/>
-                <w:szCs w:val="20"/>
-              </w:rPr>
-              <w:t>2</w:t>
-            </w:r>
-          </w:p>
-        </w:tc>
-        <w:tc>
-          <w:tcPr>
-            <w:tcW w:w="756" w:type="dxa"/>
-          </w:tcPr>
-          <w:p>
-            <w:pPr>
-              <w:pStyle w:val="MDLabAppendixTitle"/>
-              <w:ind w:left="0" w:firstLine="0"/>
-              <w:outlineLvl w:val="9"/>
-              <w:rPr>
-                <w:rFonts w:asciiTheme="minorHAnsi" w:eastAsiaTheme="minorHAnsi" w:hAnsiTheme="minorHAnsi"/>
-                <w:sz w:val="20"/>
-                <w:szCs w:val="20"/>
-              </w:rPr>
-            </w:pPr>
-            <w:r>
-              <w:rPr>
-                <w:rFonts w:asciiTheme="minorHAnsi" w:eastAsiaTheme="minorHAnsi" w:hAnsiTheme="minorHAnsi" w:hint="eastAsia"/>
-                <w:sz w:val="20"/>
-                <w:szCs w:val="20"/>
-              </w:rPr>
-              <w:t>1</w:t>
-            </w:r>
-          </w:p>
-        </w:tc>
-        <w:tc>
-          <w:tcPr>
-            <w:tcW w:w="756" w:type="dxa"/>
-          </w:tcPr>
-          <w:p>
-            <w:pPr>
-              <w:pStyle w:val="MDLabAppendixTitle"/>
-              <w:ind w:left="0" w:firstLine="0"/>
-              <w:outlineLvl w:val="9"/>
-              <w:rPr>
-                <w:rFonts w:asciiTheme="minorHAnsi" w:eastAsiaTheme="minorHAnsi" w:hAnsiTheme="minorHAnsi"/>
-                <w:sz w:val="20"/>
-                <w:szCs w:val="20"/>
-              </w:rPr>
-            </w:pPr>
-            <w:r>
-              <w:rPr>
-                <w:rFonts w:asciiTheme="minorHAnsi" w:eastAsiaTheme="minorHAnsi" w:hAnsiTheme="minorHAnsi" w:hint="eastAsia"/>
-                <w:sz w:val="20"/>
-                <w:szCs w:val="20"/>
-              </w:rPr>
-              <w:t>1</w:t>
-            </w:r>
-          </w:p>
-        </w:tc>
-        <w:tc>
-          <w:tcPr>
-            <w:tcW w:w="645" w:type="dxa"/>
-          </w:tcPr>
-          <w:p>
-            <w:pPr>
-              <w:pStyle w:val="MDLabAppendixTitle"/>
-              <w:ind w:left="0" w:firstLine="0"/>
-              <w:outlineLvl w:val="9"/>
-              <w:rPr>
-                <w:rFonts w:asciiTheme="minorHAnsi" w:eastAsiaTheme="minorHAnsi" w:hAnsiTheme="minorHAnsi"/>
-                <w:sz w:val="20"/>
-                <w:szCs w:val="20"/>
-              </w:rPr>
-            </w:pPr>
-            <w:r>
-              <w:rPr>
-                <w:rFonts w:asciiTheme="minorHAnsi" w:eastAsiaTheme="minorHAnsi" w:hAnsiTheme="minorHAnsi" w:hint="eastAsia"/>
-                <w:sz w:val="20"/>
-                <w:szCs w:val="20"/>
-              </w:rPr>
-              <w:t xml:space="preserve">용납 </w:t>
-            </w:r>
-            <w:r>
-              <w:rPr>
-                <w:rFonts w:asciiTheme="minorHAnsi" w:eastAsiaTheme="minorHAnsi" w:hAnsiTheme="minorHAnsi" w:hint="eastAsia"/>
-                <w:sz w:val="20"/>
-                <w:szCs w:val="20"/>
-              </w:rPr>
-              <w:t>가능</w:t>
-            </w:r>
-          </w:p>
-        </w:tc>
-        <w:tc>
-          <w:tcPr>
-            <w:tcW w:w="1833" w:type="dxa"/>
-          </w:tcPr>
-          <w:p>
-            <w:pPr>
-              <w:pStyle w:val="MDLabAppendixTitle"/>
-              <w:ind w:left="0" w:firstLine="0"/>
-              <w:outlineLvl w:val="9"/>
-              <w:rPr>
-                <w:rFonts w:asciiTheme="minorHAnsi" w:eastAsiaTheme="minorHAnsi" w:hAnsiTheme="minorHAnsi"/>
-                <w:sz w:val="20"/>
-                <w:szCs w:val="20"/>
-              </w:rPr>
-            </w:pPr>
-            <w:r>
-              <w:rPr>
-                <w:rFonts w:asciiTheme="minorHAnsi" w:eastAsiaTheme="minorHAnsi" w:hAnsiTheme="minorHAnsi" w:hint="eastAsia"/>
-                <w:sz w:val="20"/>
-                <w:szCs w:val="20"/>
-              </w:rPr>
-              <w:t>A</w:t>
-            </w:r>
-            <w:r>
-              <w:rPr>
-                <w:rFonts w:asciiTheme="minorHAnsi" w:eastAsiaTheme="minorHAnsi" w:hAnsiTheme="minorHAnsi"/>
-                <w:sz w:val="20"/>
-                <w:szCs w:val="20"/>
-              </w:rPr>
-              <w:t xml:space="preserve">ngio </w:t>
-            </w:r>
-            <w:r>
-              <w:rPr>
-                <w:rFonts w:asciiTheme="minorHAnsi" w:eastAsiaTheme="minorHAnsi" w:hAnsiTheme="minorHAnsi" w:hint="eastAsia"/>
-                <w:sz w:val="20"/>
-                <w:szCs w:val="20"/>
-              </w:rPr>
-              <w:t>이상 시,</w:t>
-            </w:r>
-            <w:r>
-              <w:rPr>
-                <w:rFonts w:asciiTheme="minorHAnsi" w:eastAsiaTheme="minorHAnsi" w:hAnsiTheme="minorHAnsi"/>
-                <w:sz w:val="20"/>
-                <w:szCs w:val="20"/>
-              </w:rPr>
-              <w:t xml:space="preserve"> </w:t>
-            </w:r>
-            <w:r>
-              <w:rPr>
-                <w:rFonts w:asciiTheme="minorHAnsi" w:eastAsiaTheme="minorHAnsi" w:hAnsiTheme="minorHAnsi" w:hint="eastAsia"/>
-                <w:sz w:val="20"/>
-                <w:szCs w:val="20"/>
-              </w:rPr>
-              <w:t>영상 수신 안 하도록 처리</w:t>
-            </w:r>
-          </w:p>
-        </w:tc>
-        <w:tc>
-          <w:tcPr>
-            <w:tcW w:w="709" w:type="dxa"/>
-          </w:tcPr>
-          <w:p>
-            <w:pPr>
-              <w:pStyle w:val="MDLabAppendixTitle"/>
-              <w:ind w:left="0" w:firstLine="0"/>
-              <w:outlineLvl w:val="9"/>
-              <w:rPr>
-                <w:rFonts w:asciiTheme="minorHAnsi" w:eastAsiaTheme="minorHAnsi" w:hAnsiTheme="minorHAnsi"/>
-                <w:sz w:val="20"/>
-                <w:szCs w:val="20"/>
-              </w:rPr>
-            </w:pPr>
-            <w:r>
-              <w:rPr>
-                <w:rFonts w:asciiTheme="minorHAnsi" w:eastAsiaTheme="minorHAnsi" w:hAnsiTheme="minorHAnsi" w:hint="eastAsia"/>
-                <w:sz w:val="20"/>
-                <w:szCs w:val="20"/>
-              </w:rPr>
-              <w:t>N</w:t>
-            </w:r>
-            <w:r>
-              <w:rPr>
-                <w:rFonts w:asciiTheme="minorHAnsi" w:eastAsiaTheme="minorHAnsi" w:hAnsiTheme="minorHAnsi"/>
-                <w:sz w:val="20"/>
-                <w:szCs w:val="20"/>
-              </w:rPr>
-              <w:t>/A</w:t>
-            </w:r>
-          </w:p>
-        </w:tc>
-        <w:tc>
-          <w:tcPr>
-            <w:tcW w:w="711" w:type="dxa"/>
-          </w:tcPr>
-          <w:p>
-            <w:pPr>
-              <w:pStyle w:val="MDLabAppendixTitle"/>
-              <w:ind w:left="0" w:firstLine="0"/>
-              <w:outlineLvl w:val="9"/>
-              <w:rPr>
-                <w:rFonts w:asciiTheme="minorHAnsi" w:eastAsiaTheme="minorHAnsi" w:hAnsiTheme="minorHAnsi"/>
-                <w:sz w:val="20"/>
-                <w:szCs w:val="20"/>
-              </w:rPr>
-            </w:pPr>
-            <w:r>
-              <w:rPr>
-                <w:rFonts w:asciiTheme="minorHAnsi" w:eastAsiaTheme="minorHAnsi" w:hAnsiTheme="minorHAnsi" w:hint="eastAsia"/>
-                <w:sz w:val="20"/>
-                <w:szCs w:val="20"/>
-              </w:rPr>
-              <w:t>N</w:t>
-            </w:r>
-            <w:r>
-              <w:rPr>
-                <w:rFonts w:asciiTheme="minorHAnsi" w:eastAsiaTheme="minorHAnsi" w:hAnsiTheme="minorHAnsi"/>
-                <w:sz w:val="20"/>
-                <w:szCs w:val="20"/>
-              </w:rPr>
-              <w:t>/A</w:t>
-            </w:r>
-          </w:p>
-        </w:tc>
-        <w:tc>
-          <w:tcPr>
-            <w:tcW w:w="756" w:type="dxa"/>
-          </w:tcPr>
-          <w:p>
-            <w:pPr>
-              <w:pStyle w:val="MDLabAppendixTitle"/>
-              <w:ind w:left="0" w:firstLine="0"/>
-              <w:outlineLvl w:val="9"/>
-              <w:rPr>
-                <w:rFonts w:asciiTheme="minorHAnsi" w:eastAsiaTheme="minorHAnsi" w:hAnsiTheme="minorHAnsi"/>
-                <w:sz w:val="20"/>
-                <w:szCs w:val="20"/>
-              </w:rPr>
-            </w:pPr>
-            <w:r>
-              <w:rPr>
-                <w:rFonts w:asciiTheme="minorHAnsi" w:eastAsiaTheme="minorHAnsi" w:hAnsiTheme="minorHAnsi" w:hint="eastAsia"/>
-                <w:sz w:val="20"/>
-                <w:szCs w:val="20"/>
-              </w:rPr>
-              <w:t>N</w:t>
-            </w:r>
-            <w:r>
-              <w:rPr>
-                <w:rFonts w:asciiTheme="minorHAnsi" w:eastAsiaTheme="minorHAnsi" w:hAnsiTheme="minorHAnsi"/>
-                <w:sz w:val="20"/>
-                <w:szCs w:val="20"/>
-              </w:rPr>
-              <w:t>/A</w:t>
-            </w:r>
-          </w:p>
-        </w:tc>
-        <w:tc>
-          <w:tcPr>
-            <w:tcW w:w="772" w:type="dxa"/>
-          </w:tcPr>
-          <w:p>
-            <w:pPr>
-              <w:pStyle w:val="MDLabAppendixTitle"/>
-              <w:ind w:left="0" w:firstLine="0"/>
-              <w:outlineLvl w:val="9"/>
-              <w:rPr>
-                <w:rFonts w:asciiTheme="minorHAnsi" w:eastAsiaTheme="minorHAnsi" w:hAnsiTheme="minorHAnsi"/>
-                <w:sz w:val="20"/>
-                <w:szCs w:val="20"/>
-              </w:rPr>
-            </w:pPr>
-            <w:r>
-              <w:rPr>
-                <w:rFonts w:asciiTheme="minorHAnsi" w:eastAsiaTheme="minorHAnsi" w:hAnsiTheme="minorHAnsi" w:hint="eastAsia"/>
-                <w:sz w:val="20"/>
-                <w:szCs w:val="20"/>
-              </w:rPr>
-              <w:t>2</w:t>
-            </w:r>
-          </w:p>
-        </w:tc>
-        <w:tc>
-          <w:tcPr>
-            <w:tcW w:w="772" w:type="dxa"/>
-          </w:tcPr>
-          <w:p>
-            <w:pPr>
-              <w:pStyle w:val="MDLabAppendixTitle"/>
-              <w:ind w:left="0" w:firstLine="0"/>
-              <w:outlineLvl w:val="9"/>
-              <w:rPr>
-                <w:rFonts w:asciiTheme="minorHAnsi" w:eastAsiaTheme="minorHAnsi" w:hAnsiTheme="minorHAnsi"/>
-                <w:sz w:val="20"/>
-                <w:szCs w:val="20"/>
-              </w:rPr>
-            </w:pPr>
-            <w:r>
-              <w:rPr>
-                <w:rFonts w:asciiTheme="minorHAnsi" w:eastAsiaTheme="minorHAnsi" w:hAnsiTheme="minorHAnsi"/>
-                <w:sz w:val="20"/>
-                <w:szCs w:val="20"/>
-              </w:rPr>
-              <w:t>1</w:t>
-            </w:r>
-          </w:p>
-        </w:tc>
-        <w:tc>
-          <w:tcPr>
-            <w:tcW w:w="772" w:type="dxa"/>
-          </w:tcPr>
-          <w:p>
-            <w:pPr>
-              <w:pStyle w:val="MDLabAppendixTitle"/>
-              <w:ind w:left="0" w:firstLine="0"/>
-              <w:outlineLvl w:val="9"/>
-              <w:rPr>
-                <w:rFonts w:asciiTheme="minorHAnsi" w:eastAsiaTheme="minorHAnsi" w:hAnsiTheme="minorHAnsi"/>
-                <w:sz w:val="20"/>
-                <w:szCs w:val="20"/>
-              </w:rPr>
-            </w:pPr>
-            <w:r>
-              <w:rPr>
-                <w:rFonts w:asciiTheme="minorHAnsi" w:eastAsiaTheme="minorHAnsi" w:hAnsiTheme="minorHAnsi" w:hint="eastAsia"/>
-                <w:sz w:val="20"/>
-                <w:szCs w:val="20"/>
-              </w:rPr>
-              <w:t>1</w:t>
-            </w:r>
-          </w:p>
-        </w:tc>
-        <w:tc>
-          <w:tcPr>
-            <w:tcW w:w="659" w:type="dxa"/>
-          </w:tcPr>
-          <w:p>
-            <w:pPr>
-              <w:pStyle w:val="MDLabAppendixTitle"/>
-              <w:ind w:left="0" w:firstLine="0"/>
-              <w:outlineLvl w:val="9"/>
-              <w:rPr>
-                <w:rFonts w:asciiTheme="minorHAnsi" w:eastAsiaTheme="minorHAnsi" w:hAnsiTheme="minorHAnsi"/>
-                <w:sz w:val="20"/>
-                <w:szCs w:val="20"/>
-              </w:rPr>
-            </w:pPr>
-            <w:r>
-              <w:rPr>
-                <w:rFonts w:asciiTheme="minorHAnsi" w:eastAsiaTheme="minorHAnsi" w:hAnsiTheme="minorHAnsi" w:hint="eastAsia"/>
-                <w:sz w:val="20"/>
-                <w:szCs w:val="20"/>
-              </w:rPr>
-              <w:t>용납 가능</w:t>
-            </w:r>
-          </w:p>
-        </w:tc>
-      </w:tr>
-      <w:bookmarkEnd w:id="47"/>
-    </w:tbl>
     <w:p>
       <w:pPr>
         <w:pStyle w:val="MDLabAppendixTitle"/>
-        <w:ind w:left="0" w:firstLine="0"/>
         <w:outlineLvl w:val="9"/>
       </w:pPr>
+      <w:r>
+        <w:rPr>
+          <w:noProof/>
+        </w:rPr>
+        <w:drawing>
+          <wp:inline distT="0" distB="0" distL="0" distR="0" wp14:anchorId="05E573D5" wp14:editId="6CF288F3">
+            <wp:extent cx="9143365" cy="3780155"/>
+            <wp:effectExtent l="0" t="0" r="635" b="0"/>
+            <wp:docPr id="6" name="Picture 6"/>
+            <wp:cNvGraphicFramePr>
+              <a:graphicFrameLocks xmlns:a="http://schemas.openxmlformats.org/drawingml/2006/main" noChangeAspect="1"/>
+            </wp:cNvGraphicFramePr>
+            <a:graphic xmlns:a="http://schemas.openxmlformats.org/drawingml/2006/main">
+              <a:graphicData uri="http://schemas.openxmlformats.org/drawingml/2006/picture">
+                <pic:pic xmlns:pic="http://schemas.openxmlformats.org/drawingml/2006/picture">
+                  <pic:nvPicPr>
+                    <pic:cNvPr id="0" name="Picture 5"/>
+                    <pic:cNvPicPr>
+                      <a:picLocks noChangeAspect="1" noChangeArrowheads="1"/>
+                    </pic:cNvPicPr>
+                  </pic:nvPicPr>
+                  <pic:blipFill>
+                    <a:blip r:embed="rId12">
+                      <a:extLst>
+                        <a:ext uri="{28A0092B-C50C-407E-A947-70E740481C1C}">
+                          <a14:useLocalDpi xmlns:a14="http://schemas.microsoft.com/office/drawing/2010/main" val="0"/>
+                        </a:ext>
+                      </a:extLst>
+                    </a:blip>
+                    <a:srcRect/>
+                    <a:stretch>
+                      <a:fillRect/>
+                    </a:stretch>
+                  </pic:blipFill>
+                  <pic:spPr bwMode="auto">
+                    <a:xfrm>
+                      <a:off x="0" y="0"/>
+                      <a:ext cx="9143365" cy="3780155"/>
+                    </a:xfrm>
+                    <a:prstGeom prst="rect">
+                      <a:avLst/>
+                    </a:prstGeom>
+                    <a:noFill/>
+                    <a:ln>
+                      <a:noFill/>
+                    </a:ln>
+                  </pic:spPr>
+                </pic:pic>
+              </a:graphicData>
+            </a:graphic>
+          </wp:inline>
+        </w:drawing>
+      </w:r>
+    </w:p>
+    <w:p>
+      <w:pPr>
+        <w:pStyle w:val="MDLabAppendixTitle"/>
+        <w:outlineLvl w:val="9"/>
+      </w:pPr>
+      <w:r>
+        <w:rPr>
+          <w:noProof/>
+        </w:rPr>
+        <w:lastRenderedPageBreak/>
+        <w:drawing>
+          <wp:inline distT="0" distB="0" distL="0" distR="0" wp14:anchorId="5B2E1DA2" wp14:editId="671535BE">
+            <wp:extent cx="9143365" cy="5153660"/>
+            <wp:effectExtent l="0" t="0" r="635" b="8890"/>
+            <wp:docPr id="7" name="Picture 7"/>
+            <wp:cNvGraphicFramePr>
+              <a:graphicFrameLocks xmlns:a="http://schemas.openxmlformats.org/drawingml/2006/main" noChangeAspect="1"/>
+            </wp:cNvGraphicFramePr>
+            <a:graphic xmlns:a="http://schemas.openxmlformats.org/drawingml/2006/main">
+              <a:graphicData uri="http://schemas.openxmlformats.org/drawingml/2006/picture">
+                <pic:pic xmlns:pic="http://schemas.openxmlformats.org/drawingml/2006/picture">
+                  <pic:nvPicPr>
+                    <pic:cNvPr id="0" name="Picture 6"/>
+                    <pic:cNvPicPr>
+                      <a:picLocks noChangeAspect="1" noChangeArrowheads="1"/>
+                    </pic:cNvPicPr>
+                  </pic:nvPicPr>
+                  <pic:blipFill>
+                    <a:blip r:embed="rId13">
+                      <a:extLst>
+                        <a:ext uri="{28A0092B-C50C-407E-A947-70E740481C1C}">
+                          <a14:useLocalDpi xmlns:a14="http://schemas.microsoft.com/office/drawing/2010/main" val="0"/>
+                        </a:ext>
+                      </a:extLst>
+                    </a:blip>
+                    <a:srcRect/>
+                    <a:stretch>
+                      <a:fillRect/>
+                    </a:stretch>
+                  </pic:blipFill>
+                  <pic:spPr bwMode="auto">
+                    <a:xfrm>
+                      <a:off x="0" y="0"/>
+                      <a:ext cx="9143365" cy="5153660"/>
+                    </a:xfrm>
+                    <a:prstGeom prst="rect">
+                      <a:avLst/>
+                    </a:prstGeom>
+                    <a:noFill/>
+                    <a:ln>
+                      <a:noFill/>
+                    </a:ln>
+                  </pic:spPr>
+                </pic:pic>
+              </a:graphicData>
+            </a:graphic>
+          </wp:inline>
+        </w:drawing>
+      </w:r>
+      <w:bookmarkEnd w:id="47"/>
     </w:p>
     <w:sectPr>
       <w:pgSz w:w="16838" w:h="11906" w:orient="landscape"/>
@@ -28437,13 +26034,14 @@
           </w:pPr>
           <w:r>
             <w:rPr>
+              <w:rFonts w:hint="eastAsia"/>
               <w:noProof/>
             </w:rPr>
             <w:drawing>
-              <wp:inline distT="0" distB="0" distL="0" distR="0" wp14:anchorId="0A868579" wp14:editId="780191CE">
-                <wp:extent cx="1203960" cy="282575"/>
-                <wp:effectExtent l="0" t="0" r="0" b="3175"/>
-                <wp:docPr id="735392862" name="그림 735392862"/>
+              <wp:inline distT="0" distB="0" distL="0" distR="0" wp14:anchorId="74B577DF" wp14:editId="34F593E9">
+                <wp:extent cx="1200150" cy="266700"/>
+                <wp:effectExtent l="0" t="0" r="0" b="0"/>
+                <wp:docPr id="311365350" name="그림 311365350"/>
                 <wp:cNvGraphicFramePr>
                   <a:graphicFrameLocks xmlns:a="http://schemas.openxmlformats.org/drawingml/2006/main" noChangeAspect="1"/>
                 </wp:cNvGraphicFramePr>
@@ -28472,7 +26070,7 @@
                       <pic:spPr bwMode="auto">
                         <a:xfrm>
                           <a:off x="0" y="0"/>
-                          <a:ext cx="1203960" cy="282575"/>
+                          <a:ext cx="1200150" cy="266700"/>
                         </a:xfrm>
                         <a:prstGeom prst="rect">
                           <a:avLst/>
